--- a/Cuaderno-metodologico-Observatorio-de-Medios.docx
+++ b/Cuaderno-metodologico-Observatorio-de-Medios.docx
@@ -428,7 +428,7 @@
           <w:sz w:val="21"/>
           <w:szCs w:val="21"/>
         </w:rPr>
-        <w:t xml:space="preserve">Este documento no describe la infraestructura técnica del observatorio —eso lo hace ARQUITECTURA.md, en el mismo repositorio— sino su condición de instrumento de medida en ciencias de la comunicación. Responde a una pregunta previa a cualquier análisis: ¿qué inferencias soporta este corpus, y cuáles no?</w:t>
+        <w:t xml:space="preserve">Este documento no describe la infraestructura técnica del observatorio —eso lo hace el Anexo I, que reproduce el índice técnico ARQUITECTURA.md del repositorio— sino su condición de instrumento de medida en ciencias de la comunicación. Responde a una pregunta previa a cualquier análisis: ¿qué inferencias soporta este corpus, y cuáles no?</w:t>
       </w:r>
     </w:p>
     <w:p>
@@ -9211,7 +9211,7 @@
           <w:sz w:val="19"/>
           <w:szCs w:val="19"/>
         </w:rPr>
-        <w:t xml:space="preserve">ODESOCAN (2026). medios-odesocan: ARQUITECTURA.md. Índice técnico de la infraestructura del observatorio.</w:t>
+        <w:t xml:space="preserve">ODESOCAN (2026). Anexo I · Arquitectura técnica del observatorio. Reproducción del índice técnico ARQUITECTURA.md del repositorio medios-odesocan.</w:t>
       </w:r>
     </w:p>
     <w:p>

--- a/Cuaderno-metodologico-Observatorio-de-Medios.docx
+++ b/Cuaderno-metodologico-Observatorio-de-Medios.docx
@@ -17,7 +17,7 @@
           <w:sz w:val="18"/>
           <w:szCs w:val="18"/>
         </w:rPr>
-        <w:t xml:space="preserve">CUADERNO METODOLÓGICO</w:t>
+        <w:t xml:space="preserve">CUADERNO METODOLÓGICO · SEGUNDA EDICIÓN</w:t>
       </w:r>
     </w:p>
     <w:p>
@@ -103,7 +103,7 @@
           <w:sz w:val="20"/>
           <w:szCs w:val="20"/>
         </w:rPr>
-        <w:t xml:space="preserve">   medios-odesocan · 14 cabeceras · 15 temas · PostgreSQL / Supabase</w:t>
+        <w:t xml:space="preserve">   medios-odesocan · 17 cabeceras · 15 temas · PostgreSQL / Supabase</w:t>
       </w:r>
     </w:p>
     <w:p>
@@ -130,7 +130,7 @@
           <w:sz w:val="20"/>
           <w:szCs w:val="20"/>
         </w:rPr>
-        <w:t xml:space="preserve">   Corpus acumulado desde el inicio del proyecto</w:t>
+        <w:t xml:space="preserve">   Corpus desde el 16 de marzo de 2026</w:t>
       </w:r>
     </w:p>
     <w:p>
@@ -158,6 +158,33 @@
           <w:szCs w:val="20"/>
         </w:rPr>
         <w:t xml:space="preserve">   Cuaderno metodológico · documento de trabajo interno</w:t>
+      </w:r>
+    </w:p>
+    <w:p>
+      <w:pPr>
+        <w:spacing w:after="120"/>
+      </w:pPr>
+      <w:r>
+        <w:rPr>
+          <w:rFonts w:ascii="Space Grotesk" w:cs="Space Grotesk" w:eastAsia="Space Grotesk" w:hAnsi="Space Grotesk"/>
+          <w:b/>
+          <w:bCs/>
+          <w:caps/>
+          <w:color w:val="6B8CA5"/>
+          <w:spacing w:val="40"/>
+          <w:sz w:val="16"/>
+          <w:szCs w:val="16"/>
+        </w:rPr>
+        <w:t xml:space="preserve">Revisión:</w:t>
+      </w:r>
+      <w:r>
+        <w:rPr>
+          <w:rFonts w:ascii="Inter" w:cs="Inter" w:eastAsia="Inter" w:hAnsi="Inter"/>
+          <w:color w:val="1A2F45"/>
+          <w:sz w:val="20"/>
+          <w:szCs w:val="20"/>
+        </w:rPr>
+        <w:t xml:space="preserve">   Segunda edición, tras aplicar los cinco cambios de instrumentación</w:t>
       </w:r>
     </w:p>
     <w:p>
@@ -248,7 +275,7 @@
                 <w:sz w:val="21"/>
                 <w:szCs w:val="21"/>
               </w:rPr>
-              <w:t xml:space="preserve">El observatorio recoge a diario la portada y los feeds de 14 cabeceras canarias, clasifica cada pieza en 15 temas de derechos sociales y acumula el corpus en PostgreSQL. Este cuaderno traduce tres constructos clásicos de la investigación en comunicación —establecimiento de agenda, encuadre y priming— a indicadores calculables sobre esa base de datos concreta, y dictamina cuáles son medibles hoy y cuáles no.</w:t>
+              <w:t xml:space="preserve">El observatorio recoge la portada y los feeds de 17 cabeceras canarias —quince diarios digitales, dos agencias y la radiotelevisión pública—, clasifica cada pieza en 15 temas de derechos sociales y acumula el corpus en PostgreSQL. Este cuaderno traduce tres constructos clásicos de la investigación en comunicación —establecimiento de agenda, encuadre y priming— a indicadores calculables sobre esa base de datos concreta, y dictamina cuáles son medibles y cuáles no.</w:t>
             </w:r>
           </w:p>
           <w:p>
@@ -262,7 +289,7 @@
                 <w:sz w:val="21"/>
                 <w:szCs w:val="21"/>
               </w:rPr>
-              <w:t xml:space="preserve">El diagnóstico es desigual. La </w:t>
+              <w:t xml:space="preserve">Esta es la segunda edición. La primera identificó cinco cambios necesarios en la instrumentación; los cinco se han aplicado, y el diagnóstico cambia en consecuencia. La </w:t>
             </w:r>
             <w:r>
               <w:rPr>
@@ -282,7 +309,7 @@
                 <w:sz w:val="21"/>
                 <w:szCs w:val="21"/>
               </w:rPr>
-              <w:t xml:space="preserve"> agregada y por cabecera es medible de inmediato, con una corrección previa. La </w:t>
+              <w:t xml:space="preserve"> agregada y por cabecera es medible sin reservas, y con ella la prominencia y la duración de la atención, que antes se perdían en la ingesta. La </w:t>
             </w:r>
             <w:r>
               <w:rPr>
@@ -302,7 +329,7 @@
                 <w:sz w:val="21"/>
                 <w:szCs w:val="21"/>
               </w:rPr>
-              <w:t xml:space="preserve"> lo es con reservas. El </w:t>
+              <w:t xml:space="preserve"> admite ya series temporales. El </w:t>
             </w:r>
             <w:r>
               <w:rPr>
@@ -322,7 +349,7 @@
                 <w:sz w:val="21"/>
                 <w:szCs w:val="21"/>
               </w:rPr>
-              <w:t xml:space="preserve"> exige un libro de códigos y una prueba de fiabilidad intercodificadora que todavía no existen. El </w:t>
+              <w:t xml:space="preserve"> sigue exigiendo un libro de códigos y una prueba de fiabilidad intercodificadora que no existen. El </w:t>
             </w:r>
             <w:r>
               <w:rPr>
@@ -344,7 +371,7 @@
                 <w:sz w:val="21"/>
                 <w:szCs w:val="21"/>
               </w:rPr>
-              <w:t xml:space="preserve"> no es medible sin una serie externa de opinión pública. Y la pregunta de </w:t>
+              <w:t xml:space="preserve"> sigue sin ser medible sin una serie externa de opinión pública. Y de los cuatro bloqueos que impedían responder </w:t>
             </w:r>
             <w:r>
               <w:rPr>
@@ -364,7 +391,7 @@
                 <w:sz w:val="21"/>
                 <w:szCs w:val="21"/>
               </w:rPr>
-              <w:t xml:space="preserve"> está bloqueada por cuatro razones técnicas, todas subsanables.</w:t>
+              <w:t xml:space="preserve">, tres están levantados: queda identificar cuándo dos piezas hablan del mismo acontecimiento.</w:t>
             </w:r>
           </w:p>
           <w:p>
@@ -374,11 +401,13 @@
             <w:r>
               <w:rPr>
                 <w:rFonts w:ascii="Inter" w:cs="Inter" w:eastAsia="Inter" w:hAnsi="Inter"/>
+                <w:b/>
+                <w:bCs/>
                 <w:color w:val="1A2F45"/>
                 <w:sz w:val="21"/>
                 <w:szCs w:val="21"/>
               </w:rPr>
-              <w:t xml:space="preserve">Se documentan además tres amenazas a la validez que afectan a cualquier análisis que se publique con estos datos: la ausencia de denominador, la deriva del instrumento de clasificación y la falsa marca temporal. Las tres tienen arreglo barato, y el capítulo 10 lo detalla.</w:t>
+              <w:t xml:space="preserve">El corpus queda partido en dos regímenes de medida, y esa discontinuidad —descrita en el apartado 2.4— condiciona cualquier serie que cruce la fecha de cambio. Es la advertencia más importante de esta edición.</w:t>
             </w:r>
           </w:p>
         </w:tc>
@@ -854,8 +883,8 @@
       </w:tblPr>
       <w:tblGrid>
         <w:gridCol w:w="2100"/>
-        <w:gridCol w:w="2500"/>
-        <w:gridCol w:w="4420"/>
+        <w:gridCol w:w="2400"/>
+        <w:gridCol w:w="4520"/>
       </w:tblGrid>
       <w:tr>
         <w:trPr>
@@ -891,7 +920,7 @@
         </w:tc>
         <w:tc>
           <w:tcPr>
-            <w:tcW w:type="dxa" w:w="2500"/>
+            <w:tcW w:type="dxa" w:w="2400"/>
             <w:shd w:fill="0D1B2A" w:color="auto" w:val="clear"/>
             <w:tcMar>
               <w:top w:type="dxa" w:w="110"/>
@@ -919,7 +948,7 @@
         </w:tc>
         <w:tc>
           <w:tcPr>
-            <w:tcW w:type="dxa" w:w="4420"/>
+            <w:tcW w:type="dxa" w:w="4520"/>
             <w:shd w:fill="0D1B2A" w:color="auto" w:val="clear"/>
             <w:tcMar>
               <w:top w:type="dxa" w:w="110"/>
@@ -975,7 +1004,7 @@
         </w:tc>
         <w:tc>
           <w:tcPr>
-            <w:tcW w:type="dxa" w:w="2500"/>
+            <w:tcW w:type="dxa" w:w="2400"/>
             <w:shd w:fill="FFFFFF" w:color="auto" w:val="clear"/>
             <w:tcMar>
               <w:top w:type="dxa" w:w="110"/>
@@ -997,13 +1026,13 @@
                 <w:sz w:val="18"/>
                 <w:szCs w:val="18"/>
               </w:rPr>
-              <w:t xml:space="preserve">14</w:t>
-            </w:r>
-          </w:p>
-        </w:tc>
-        <w:tc>
-          <w:tcPr>
-            <w:tcW w:type="dxa" w:w="4420"/>
+              <w:t xml:space="preserve">17</w:t>
+            </w:r>
+          </w:p>
+        </w:tc>
+        <w:tc>
+          <w:tcPr>
+            <w:tcW w:type="dxa" w:w="4520"/>
             <w:shd w:fill="FFFFFF" w:color="auto" w:val="clear"/>
             <w:tcMar>
               <w:top w:type="dxa" w:w="110"/>
@@ -1023,7 +1052,7 @@
                 <w:sz w:val="18"/>
                 <w:szCs w:val="18"/>
               </w:rPr>
-              <w:t xml:space="preserve">Universo declarado</w:t>
+              <w:t xml:space="preserve">Quince diarios digitales, dos agencias (Europa Press y EFE) y la radiotelevisión pública (RTVC).</w:t>
             </w:r>
           </w:p>
         </w:tc>
@@ -1057,7 +1086,7 @@
         </w:tc>
         <w:tc>
           <w:tcPr>
-            <w:tcW w:type="dxa" w:w="2500"/>
+            <w:tcW w:type="dxa" w:w="2400"/>
             <w:shd w:fill="F5F8FA" w:color="auto" w:val="clear"/>
             <w:tcMar>
               <w:top w:type="dxa" w:w="110"/>
@@ -1079,13 +1108,13 @@
                 <w:sz w:val="18"/>
                 <w:szCs w:val="18"/>
               </w:rPr>
-              <w:t xml:space="preserve">12</w:t>
-            </w:r>
-          </w:p>
-        </w:tc>
-        <w:tc>
-          <w:tcPr>
-            <w:tcW w:type="dxa" w:w="4420"/>
+              <w:t xml:space="preserve">15</w:t>
+            </w:r>
+          </w:p>
+        </w:tc>
+        <w:tc>
+          <w:tcPr>
+            <w:tcW w:type="dxa" w:w="4520"/>
             <w:shd w:fill="F5F8FA" w:color="auto" w:val="clear"/>
             <w:tcMar>
               <w:top w:type="dxa" w:w="110"/>
@@ -1105,7 +1134,7 @@
                 <w:sz w:val="18"/>
                 <w:szCs w:val="18"/>
               </w:rPr>
-              <w:t xml:space="preserve">El Pueblo Canario y Canarias Noticias devuelven ECONNREFUSED de forma persistente: 0 piezas históricas. El universo efectivo es 12.</w:t>
+              <w:t xml:space="preserve">El Pueblo Canario y Canarias Noticias devuelven ECONNREFUSED de forma persistente: 0 piezas históricas. El universo efectivo es 15.</w:t>
             </w:r>
           </w:p>
         </w:tc>
@@ -1139,7 +1168,7 @@
         </w:tc>
         <w:tc>
           <w:tcPr>
-            <w:tcW w:type="dxa" w:w="2500"/>
+            <w:tcW w:type="dxa" w:w="2400"/>
             <w:shd w:fill="FFFFFF" w:color="auto" w:val="clear"/>
             <w:tcMar>
               <w:top w:type="dxa" w:w="110"/>
@@ -1155,17 +1184,19 @@
             <w:r>
               <w:rPr>
                 <w:rFonts w:ascii="Inter" w:cs="Inter" w:eastAsia="Inter" w:hAnsi="Inter"/>
-                <w:color w:val="1A2F45"/>
-                <w:sz w:val="18"/>
-                <w:szCs w:val="18"/>
-              </w:rPr>
-              <w:t xml:space="preserve">1 ejecución diaria, cron a las 10:00 UTC</w:t>
-            </w:r>
-          </w:p>
-        </w:tc>
-        <w:tc>
-          <w:tcPr>
-            <w:tcW w:type="dxa" w:w="4420"/>
+                <w:b/>
+                <w:bCs/>
+                <w:color w:val="009E8E"/>
+                <w:sz w:val="18"/>
+                <w:szCs w:val="18"/>
+              </w:rPr>
+              <w:t xml:space="preserve">4 ejecuciones diarias, cada 6 h</w:t>
+            </w:r>
+          </w:p>
+        </w:tc>
+        <w:tc>
+          <w:tcPr>
+            <w:tcW w:type="dxa" w:w="4520"/>
             <w:shd w:fill="FFFFFF" w:color="auto" w:val="clear"/>
             <w:tcMar>
               <w:top w:type="dxa" w:w="110"/>
@@ -1185,7 +1216,7 @@
                 <w:sz w:val="18"/>
                 <w:szCs w:val="18"/>
               </w:rPr>
-              <w:t xml:space="preserve">GitHub encola los cron con retraso variable: la hora real oscila. No hay resolución intradiaria.</w:t>
+              <w:t xml:space="preserve">Cron a las 02, 08, 14 y 20 UTC. GitHub lo encola con retraso variable, así que son orientativas.</w:t>
             </w:r>
           </w:p>
         </w:tc>
@@ -1213,13 +1244,13 @@
                 <w:sz w:val="18"/>
                 <w:szCs w:val="18"/>
               </w:rPr>
-              <w:t xml:space="preserve">Cuota por cabecera</w:t>
-            </w:r>
-          </w:p>
-        </w:tc>
-        <w:tc>
-          <w:tcPr>
-            <w:tcW w:type="dxa" w:w="2500"/>
+              <w:t xml:space="preserve">Cuota del listado</w:t>
+            </w:r>
+          </w:p>
+        </w:tc>
+        <w:tc>
+          <w:tcPr>
+            <w:tcW w:type="dxa" w:w="2400"/>
             <w:shd w:fill="F5F8FA" w:color="auto" w:val="clear"/>
             <w:tcMar>
               <w:top w:type="dxa" w:w="110"/>
@@ -1237,17 +1268,17 @@
                 <w:rFonts w:ascii="Inter" w:cs="Inter" w:eastAsia="Inter" w:hAnsi="Inter"/>
                 <w:b/>
                 <w:bCs/>
-                <w:color w:val="D4940A"/>
-                <w:sz w:val="18"/>
-                <w:szCs w:val="18"/>
-              </w:rPr>
-              <w:t xml:space="preserve">20–30 piezas</w:t>
-            </w:r>
-          </w:p>
-        </w:tc>
-        <w:tc>
-          <w:tcPr>
-            <w:tcW w:type="dxa" w:w="4420"/>
+                <w:color w:val="009E8E"/>
+                <w:sz w:val="18"/>
+                <w:szCs w:val="18"/>
+              </w:rPr>
+              <w:t xml:space="preserve">Sin tope</w:t>
+            </w:r>
+          </w:p>
+        </w:tc>
+        <w:tc>
+          <w:tcPr>
+            <w:tcW w:type="dxa" w:w="4520"/>
             <w:shd w:fill="F5F8FA" w:color="auto" w:val="clear"/>
             <w:tcMar>
               <w:top w:type="dxa" w:w="110"/>
@@ -1267,7 +1298,7 @@
                 <w:sz w:val="18"/>
                 <w:szCs w:val="18"/>
               </w:rPr>
-              <w:t xml:space="preserve">Desigual entre cabeceras. Los volúmenes brutos NO son comparables entre medios; solo lo son las cuotas internas.</w:t>
+              <w:t xml:space="preserve">La portada se recorre entera. Los volúmenes vuelven a ser comparables entre cabeceras.</w:t>
             </w:r>
           </w:p>
         </w:tc>
@@ -1295,13 +1326,13 @@
                 <w:sz w:val="18"/>
                 <w:szCs w:val="18"/>
               </w:rPr>
-              <w:t xml:space="preserve">Fuente</w:t>
-            </w:r>
-          </w:p>
-        </w:tc>
-        <w:tc>
-          <w:tcPr>
-            <w:tcW w:type="dxa" w:w="2500"/>
+              <w:t xml:space="preserve">Cuota de texto completo</w:t>
+            </w:r>
+          </w:p>
+        </w:tc>
+        <w:tc>
+          <w:tcPr>
+            <w:tcW w:type="dxa" w:w="2400"/>
             <w:shd w:fill="FFFFFF" w:color="auto" w:val="clear"/>
             <w:tcMar>
               <w:top w:type="dxa" w:w="110"/>
@@ -1321,13 +1352,13 @@
                 <w:sz w:val="18"/>
                 <w:szCs w:val="18"/>
               </w:rPr>
-              <w:t xml:space="preserve">Cabecera del feed RSS (6 cabeceras) + parte superior de la portada HTML (las 14)</w:t>
-            </w:r>
-          </w:p>
-        </w:tc>
-        <w:tc>
-          <w:tcPr>
-            <w:tcW w:type="dxa" w:w="4420"/>
+              <w:t xml:space="preserve">15 artículos por cabecera y tirada</w:t>
+            </w:r>
+          </w:p>
+        </w:tc>
+        <w:tc>
+          <w:tcPr>
+            <w:tcW w:type="dxa" w:w="4520"/>
             <w:shd w:fill="FFFFFF" w:color="auto" w:val="clear"/>
             <w:tcMar>
               <w:top w:type="dxa" w:w="110"/>
@@ -1347,7 +1378,7 @@
                 <w:sz w:val="18"/>
                 <w:szCs w:val="18"/>
               </w:rPr>
-              <w:t xml:space="preserve">Muestra de prominencia, no censo de producción.</w:t>
+              <w:t xml:space="preserve">Solo lo gastan las piezas nuevas y con tema. Es el único recorte que queda, y afecta al encuadre, no a la saliencia.</w:t>
             </w:r>
           </w:p>
         </w:tc>
@@ -1375,14 +1406,94 @@
                 <w:sz w:val="18"/>
                 <w:szCs w:val="18"/>
               </w:rPr>
+              <w:t xml:space="preserve">Fuente</w:t>
+            </w:r>
+          </w:p>
+        </w:tc>
+        <w:tc>
+          <w:tcPr>
+            <w:tcW w:type="dxa" w:w="2400"/>
+            <w:shd w:fill="F5F8FA" w:color="auto" w:val="clear"/>
+            <w:tcMar>
+              <w:top w:type="dxa" w:w="110"/>
+              <w:left w:type="dxa" w:w="130"/>
+              <w:bottom w:type="dxa" w:w="110"/>
+              <w:right w:type="dxa" w:w="130"/>
+            </w:tcMar>
+          </w:tcPr>
+          <w:p>
+            <w:pPr>
+              <w:spacing w:after="0" w:before="0" w:line="250"/>
+            </w:pPr>
+            <w:r>
+              <w:rPr>
+                <w:rFonts w:ascii="Inter" w:cs="Inter" w:eastAsia="Inter" w:hAnsi="Inter"/>
+                <w:color w:val="1A2F45"/>
+                <w:sz w:val="18"/>
+                <w:szCs w:val="18"/>
+              </w:rPr>
+              <w:t xml:space="preserve">Feed RSS (7 cabeceras), portada HTML (las que no tienen feed) y API REST (RTVC)</w:t>
+            </w:r>
+          </w:p>
+        </w:tc>
+        <w:tc>
+          <w:tcPr>
+            <w:tcW w:type="dxa" w:w="4520"/>
+            <w:shd w:fill="F5F8FA" w:color="auto" w:val="clear"/>
+            <w:tcMar>
+              <w:top w:type="dxa" w:w="110"/>
+              <w:left w:type="dxa" w:w="130"/>
+              <w:bottom w:type="dxa" w:w="110"/>
+              <w:right w:type="dxa" w:w="130"/>
+            </w:tcMar>
+          </w:tcPr>
+          <w:p>
+            <w:pPr>
+              <w:spacing w:after="0" w:before="0" w:line="250"/>
+            </w:pPr>
+            <w:r>
+              <w:rPr>
+                <w:rFonts w:ascii="Inter" w:cs="Inter" w:eastAsia="Inter" w:hAnsi="Inter"/>
+                <w:color w:val="1A2F45"/>
+                <w:sz w:val="18"/>
+                <w:szCs w:val="18"/>
+              </w:rPr>
+              <w:t xml:space="preserve">Muestra de prominencia, no censo de producción.</w:t>
+            </w:r>
+          </w:p>
+        </w:tc>
+      </w:tr>
+      <w:tr>
+        <w:tc>
+          <w:tcPr>
+            <w:tcW w:type="dxa" w:w="2100"/>
+            <w:shd w:fill="FFFFFF" w:color="auto" w:val="clear"/>
+            <w:tcMar>
+              <w:top w:type="dxa" w:w="110"/>
+              <w:left w:type="dxa" w:w="130"/>
+              <w:bottom w:type="dxa" w:w="110"/>
+              <w:right w:type="dxa" w:w="130"/>
+            </w:tcMar>
+          </w:tcPr>
+          <w:p>
+            <w:pPr>
+              <w:spacing w:after="0" w:before="0" w:line="250"/>
+            </w:pPr>
+            <w:r>
+              <w:rPr>
+                <w:rFonts w:ascii="Inter" w:cs="Inter" w:eastAsia="Inter" w:hAnsi="Inter"/>
+                <w:color w:val="1A2F45"/>
+                <w:sz w:val="18"/>
+                <w:szCs w:val="18"/>
+              </w:rPr>
               <w:t xml:space="preserve">Filtro de entrada</w:t>
             </w:r>
           </w:p>
         </w:tc>
         <w:tc>
           <w:tcPr>
-            <w:tcW w:type="dxa" w:w="2500"/>
-            <w:shd w:fill="F5F8FA" w:color="auto" w:val="clear"/>
+            <w:tcW w:type="dxa" w:w="2400"/>
+            <w:shd w:fill="FFFFFF" w:color="auto" w:val="clear"/>
             <w:tcMar>
               <w:top w:type="dxa" w:w="110"/>
               <w:left w:type="dxa" w:w="130"/>
@@ -1399,37 +1510,37 @@
                 <w:rFonts w:ascii="Inter" w:cs="Inter" w:eastAsia="Inter" w:hAnsi="Inter"/>
                 <w:b/>
                 <w:bCs/>
-                <w:color w:val="FF4757"/>
-                <w:sz w:val="18"/>
-                <w:szCs w:val="18"/>
-              </w:rPr>
-              <w:t xml:space="preserve">Temático</w:t>
-            </w:r>
-          </w:p>
-        </w:tc>
-        <w:tc>
-          <w:tcPr>
-            <w:tcW w:type="dxa" w:w="4420"/>
-            <w:shd w:fill="F5F8FA" w:color="auto" w:val="clear"/>
-            <w:tcMar>
-              <w:top w:type="dxa" w:w="110"/>
-              <w:left w:type="dxa" w:w="130"/>
-              <w:bottom w:type="dxa" w:w="110"/>
-              <w:right w:type="dxa" w:w="130"/>
-            </w:tcMar>
-          </w:tcPr>
-          <w:p>
-            <w:pPr>
-              <w:spacing w:after="0" w:before="0" w:line="250"/>
-            </w:pPr>
-            <w:r>
-              <w:rPr>
-                <w:rFonts w:ascii="Inter" w:cs="Inter" w:eastAsia="Inter" w:hAnsi="Inter"/>
-                <w:color w:val="1A2F45"/>
-                <w:sz w:val="18"/>
-                <w:szCs w:val="18"/>
-              </w:rPr>
-              <w:t xml:space="preserve">Las piezas sin tema asignado se descartan y no se almacenan. Ver 2.3.</w:t>
+                <w:color w:val="009E8E"/>
+                <w:sz w:val="18"/>
+                <w:szCs w:val="18"/>
+              </w:rPr>
+              <w:t xml:space="preserve">Ninguno</w:t>
+            </w:r>
+          </w:p>
+        </w:tc>
+        <w:tc>
+          <w:tcPr>
+            <w:tcW w:type="dxa" w:w="4520"/>
+            <w:shd w:fill="FFFFFF" w:color="auto" w:val="clear"/>
+            <w:tcMar>
+              <w:top w:type="dxa" w:w="110"/>
+              <w:left w:type="dxa" w:w="130"/>
+              <w:bottom w:type="dxa" w:w="110"/>
+              <w:right w:type="dxa" w:w="130"/>
+            </w:tcMar>
+          </w:tcPr>
+          <w:p>
+            <w:pPr>
+              <w:spacing w:after="0" w:before="0" w:line="250"/>
+            </w:pPr>
+            <w:r>
+              <w:rPr>
+                <w:rFonts w:ascii="Inter" w:cs="Inter" w:eastAsia="Inter" w:hAnsi="Inter"/>
+                <w:color w:val="1A2F45"/>
+                <w:sz w:val="18"/>
+                <w:szCs w:val="18"/>
+              </w:rPr>
+              <w:t xml:space="preserve">Las piezas sin tema se almacenan con `temas` vacío: son el denominador. Filtra la consulta, no la ingesta.</w:t>
             </w:r>
           </w:p>
         </w:tc>
@@ -1538,7 +1649,7 @@
           <w:sz w:val="25"/>
           <w:szCs w:val="25"/>
         </w:rPr>
-        <w:t xml:space="preserve">Lo que el corpus no contiene: el problema del denominador</w:t>
+        <w:t xml:space="preserve">El denominador: qué cambió y desde cuándo</w:t>
       </w:r>
     </w:p>
     <w:p>
@@ -1552,7 +1663,27 @@
           <w:sz w:val="21"/>
           <w:szCs w:val="21"/>
         </w:rPr>
-        <w:t xml:space="preserve">Esta es la limitación central del instrumento en su estado actual, y la que más análisis invalida si no se corrige.</w:t>
+        <w:t xml:space="preserve">En la primera edición este apartado documentaba la limitación central del instrumento: el clasificador puntuaba cada pieza contra los 15 temas y </w:t>
+      </w:r>
+      <w:r>
+        <w:rPr>
+          <w:rFonts w:ascii="Inter" w:cs="Inter" w:eastAsia="Inter" w:hAnsi="Inter"/>
+          <w:b/>
+          <w:bCs/>
+          <w:color w:val="1A2F45"/>
+          <w:sz w:val="21"/>
+          <w:szCs w:val="21"/>
+        </w:rPr>
+        <w:t xml:space="preserve">eliminaba</w:t>
+      </w:r>
+      <w:r>
+        <w:rPr>
+          <w:rFonts w:ascii="Inter" w:cs="Inter" w:eastAsia="Inter" w:hAnsi="Inter"/>
+          <w:color w:val="1A2F45"/>
+          <w:sz w:val="21"/>
+          <w:szCs w:val="21"/>
+        </w:rPr>
+        <w:t xml:space="preserve"> la que no alcanzaba el umbral. El descarte no era una etiqueta, era un borrado.</w:t>
       </w:r>
     </w:p>
     <w:p>
@@ -1566,43 +1697,7 @@
           <w:sz w:val="21"/>
           <w:szCs w:val="21"/>
         </w:rPr>
-        <w:t xml:space="preserve">El clasificador puntúa cada pieza contra los 15 temas y descarta la que no alcance el umbral. El descarte no es una etiqueta: es una eliminación. La pieza no se guarda (</w:t>
-      </w:r>
-      <w:r>
-        <w:rPr>
-          <w:rFonts w:ascii="JetBrains Mono" w:cs="JetBrains Mono" w:eastAsia="JetBrains Mono" w:hAnsi="JetBrains Mono"/>
-          <w:color w:val="0F3460"/>
-          <w:sz w:val="19"/>
-          <w:szCs w:val="19"/>
-        </w:rPr>
-        <w:t xml:space="preserve">guardar_noticia</w:t>
-      </w:r>
-      <w:r>
-        <w:rPr>
-          <w:rFonts w:ascii="Inter" w:cs="Inter" w:eastAsia="Inter" w:hAnsi="Inter"/>
-          <w:color w:val="1A2F45"/>
-          <w:sz w:val="21"/>
-          <w:szCs w:val="21"/>
-        </w:rPr>
-        <w:t xml:space="preserve"> devuelve </w:t>
-      </w:r>
-      <w:r>
-        <w:rPr>
-          <w:rFonts w:ascii="JetBrains Mono" w:cs="JetBrains Mono" w:eastAsia="JetBrains Mono" w:hAnsi="JetBrains Mono"/>
-          <w:color w:val="0F3460"/>
-          <w:sz w:val="19"/>
-          <w:szCs w:val="19"/>
-        </w:rPr>
-        <w:t xml:space="preserve">False</w:t>
-      </w:r>
-      <w:r>
-        <w:rPr>
-          <w:rFonts w:ascii="Inter" w:cs="Inter" w:eastAsia="Inter" w:hAnsi="Inter"/>
-          <w:color w:val="1A2F45"/>
-          <w:sz w:val="21"/>
-          <w:szCs w:val="21"/>
-        </w:rPr>
-        <w:t xml:space="preserve">) y, si por alguna vía llegara sin tema a la base remota, se purga.</w:t>
+        <w:t xml:space="preserve">La consecuencia era que la saliencia —una magnitud relativa por definición al total de la producción— no podía calcularse. No era posible afirmar «el 18 % de la agenda de Canarias7 fue vivienda», solo «el 18 % de su agenda relevante para ODESOCAN fue vivienda», que es otra cosa. Y una cabecera con mucha cobertura deportiva resultaba indistinguible de otra sin ella, porque a ambas se les amputaba el mismo tipo de contenido antes de contar.</w:t>
       </w:r>
     </w:p>
     <w:tbl>
@@ -1610,7 +1705,7 @@
         <w:tblW w:type="dxa" w:w="9020"/>
         <w:tblBorders>
           <w:top w:val="none" w:color="FFFFFF" w:sz="0"/>
-          <w:left w:val="single" w:color="FF4757" w:sz="24"/>
+          <w:left w:val="single" w:color="00C8B4" w:sz="24"/>
           <w:bottom w:val="none" w:color="FFFFFF" w:sz="0"/>
           <w:right w:val="none" w:color="FFFFFF" w:sz="0"/>
           <w:insideH w:val="none" w:color="FFFFFF" w:sz="0"/>
@@ -1642,18 +1737,41 @@
                 <w:b/>
                 <w:bCs/>
                 <w:caps/>
-                <w:color w:val="FF4757"/>
+                <w:color w:val="00C8B4"/>
                 <w:spacing w:val="24"/>
                 <w:sz w:val="17"/>
                 <w:szCs w:val="17"/>
               </w:rPr>
-              <w:t xml:space="preserve">Consecuencia</w:t>
+              <w:t xml:space="preserve">Corregido, pero solo hacia delante</w:t>
             </w:r>
           </w:p>
           <w:p>
             <w:pPr>
               <w:spacing w:after="140" w:before="0" w:line="288"/>
             </w:pPr>
+            <w:r>
+              <w:rPr>
+                <w:rFonts w:ascii="Inter" w:cs="Inter" w:eastAsia="Inter" w:hAnsi="Inter"/>
+                <w:color w:val="1A2F45"/>
+                <w:sz w:val="21"/>
+                <w:szCs w:val="21"/>
+              </w:rPr>
+              <w:t xml:space="preserve">Las piezas sin tema ya no se descartan: se almacenan con el array `temas` vacío y sin gastar una petición en su cuerpo. Filtra la consulta, y la vista pública del dashboard, no la ingesta.</w:t>
+            </w:r>
+          </w:p>
+          <w:p>
+            <w:pPr>
+              <w:spacing w:after="0" w:before="0" w:line="288"/>
+            </w:pPr>
+            <w:r>
+              <w:rPr>
+                <w:rFonts w:ascii="Inter" w:cs="Inter" w:eastAsia="Inter" w:hAnsi="Inter"/>
+                <w:color w:val="1A2F45"/>
+                <w:sz w:val="21"/>
+                <w:szCs w:val="21"/>
+              </w:rPr>
+              <w:t xml:space="preserve">Pero el corpus acumulado hasta el cambio </w:t>
+            </w:r>
             <w:r>
               <w:rPr>
                 <w:rFonts w:ascii="Inter" w:cs="Inter" w:eastAsia="Inter" w:hAnsi="Inter"/>
@@ -1663,13 +1781,8 @@
                 <w:sz w:val="21"/>
                 <w:szCs w:val="21"/>
               </w:rPr>
-              <w:t xml:space="preserve">La saliencia es, por definición, una magnitud relativa al total de la producción. Sin denominador no puede calcularse.</w:t>
-            </w:r>
-          </w:p>
-          <w:p>
-            <w:pPr>
-              <w:spacing w:after="140" w:before="0" w:line="288"/>
-            </w:pPr>
+              <w:t xml:space="preserve">no tiene denominador y no puede tenerlo</w:t>
+            </w:r>
             <w:r>
               <w:rPr>
                 <w:rFonts w:ascii="Inter" w:cs="Inter" w:eastAsia="Inter" w:hAnsi="Inter"/>
@@ -1677,21 +1790,7 @@
                 <w:sz w:val="21"/>
                 <w:szCs w:val="21"/>
               </w:rPr>
-              <w:t xml:space="preserve">Con el corpus actual no es posible afirmar «el 18 % de la agenda de Canarias7 fue vivienda». Solo es posible afirmar «el 18 % de la agenda de Canarias7 relevante para ODESOCAN fue vivienda», que es una magnitud distinta y mucho menos informativa. Peor aún: una cabecera con mucha cobertura deportiva y cultural resulta indistinguible de otra sin ella, porque a ambas se les ha amputado el mismo tipo de contenido antes de contar.</w:t>
-            </w:r>
-          </w:p>
-          <w:p>
-            <w:pPr>
-              <w:spacing w:after="0" w:before="0" w:line="288"/>
-            </w:pPr>
-            <w:r>
-              <w:rPr>
-                <w:rFonts w:ascii="Inter" w:cs="Inter" w:eastAsia="Inter" w:hAnsi="Inter"/>
-                <w:color w:val="1A2F45"/>
-                <w:sz w:val="21"/>
-                <w:szCs w:val="21"/>
-              </w:rPr>
-              <w:t xml:space="preserve">Los 15 temas son la agenda normativa de ODESOCAN, no una taxonomía exhaustiva del contenido periodístico. El filtro es adecuado para alimentar un panel de seguimiento de derechos sociales; es inadecuado como base muestral para medir la agenda de un medio.</w:t>
+              <w:t xml:space="preserve">: lo que se descartó no se guardó en ninguna parte. De las 13.428 piezas históricas, solo 193 carecen de tema, y no porque el filtro dejara pasar poco, sino porque el resto nunca llegó a escribirse. Cualquier cuota calculada sobre el tramo antiguo sigue siendo relativa a la agenda de ODESOCAN, no a la producción del medio.</w:t>
             </w:r>
           </w:p>
         </w:tc>
@@ -1708,31 +1807,13 @@
           <w:sz w:val="21"/>
           <w:szCs w:val="21"/>
         </w:rPr>
-        <w:t xml:space="preserve">El arreglo es barato y está detallado en el capítulo 10 (cambio R1): almacenar todas las piezas, con </w:t>
-      </w:r>
-      <w:r>
-        <w:rPr>
-          <w:rFonts w:ascii="JetBrains Mono" w:cs="JetBrains Mono" w:eastAsia="JetBrains Mono" w:hAnsi="JetBrains Mono"/>
-          <w:color w:val="0F3460"/>
-          <w:sz w:val="19"/>
-          <w:szCs w:val="19"/>
-        </w:rPr>
-        <w:t xml:space="preserve">temas</w:t>
-      </w:r>
-      <w:r>
-        <w:rPr>
-          <w:rFonts w:ascii="Inter" w:cs="Inter" w:eastAsia="Inter" w:hAnsi="Inter"/>
-          <w:color w:val="1A2F45"/>
-          <w:sz w:val="21"/>
-          <w:szCs w:val="21"/>
-        </w:rPr>
-        <w:t xml:space="preserve"> como array vacío cuando ninguna supere el umbral, y filtrar en la consulta y no en la ingesta. A partir de ese momento el denominador existe y todos los indicadores del capítulo 4 pasan de «requiere ajuste» a «disponible». Mientras no se haga, todo análisis de saliencia debe declarar explícitamente que el denominador es la agenda temática de ODESOCAN y no la producción de la cabecera.</w:t>
-      </w:r>
-    </w:p>
-    <w:p>
-      <w:pPr>
-        <w:pStyle w:val="Heading1"/>
-        <w:spacing w:after="170" w:before="460"/>
+        <w:t xml:space="preserve">En la primera tirada real se puede ver la magnitud de lo que se perdía. Sobre El Hierro Hoy, 47 piezas en portada de las que 14 tenían tema: el 70 % del denominador era invisible. Sobre El Día, 68 de 107. Ese es el orden de lo que faltaba.</w:t>
+      </w:r>
+    </w:p>
+    <w:p>
+      <w:pPr>
+        <w:pStyle w:val="Heading2"/>
+        <w:spacing w:after="130" w:before="320"/>
       </w:pPr>
       <w:r>
         <w:rPr>
@@ -1740,10 +1821,10 @@
           <w:b/>
           <w:bCs/>
           <w:color w:val="00C8B4"/>
-          <w:sz w:val="32"/>
-          <w:szCs w:val="32"/>
-        </w:rPr>
-        <w:t xml:space="preserve">3   </w:t>
+          <w:sz w:val="25"/>
+          <w:szCs w:val="25"/>
+        </w:rPr>
+        <w:t xml:space="preserve">2.4   </w:t>
       </w:r>
       <w:r>
         <w:rPr>
@@ -1751,10 +1832,10 @@
           <w:b/>
           <w:bCs/>
           <w:color w:val="1A2F45"/>
-          <w:sz w:val="32"/>
-          <w:szCs w:val="32"/>
-        </w:rPr>
-        <w:t xml:space="preserve">De la teoría al dato: mapa de operacionalización</w:t>
+          <w:sz w:val="25"/>
+          <w:szCs w:val="25"/>
+        </w:rPr>
+        <w:t xml:space="preserve">La discontinuidad del instrumento</w:t>
       </w:r>
     </w:p>
     <w:p>
@@ -1768,7 +1849,21 @@
           <w:sz w:val="21"/>
           <w:szCs w:val="21"/>
         </w:rPr>
-        <w:t xml:space="preserve">La tabla siguiente es el núcleo del cuaderno. Cada fila recorre el camino completo desde el constructo teórico hasta la columna concreta que lo sostiene, y emite un dictamen sobre su viabilidad actual.</w:t>
+        <w:t xml:space="preserve">Es la advertencia más importante de esta edición, y afecta a cualquier serie temporal que se publique con estos datos.</w:t>
+      </w:r>
+    </w:p>
+    <w:p>
+      <w:pPr>
+        <w:spacing w:after="140" w:before="0" w:line="288"/>
+      </w:pPr>
+      <w:r>
+        <w:rPr>
+          <w:rFonts w:ascii="Inter" w:cs="Inter" w:eastAsia="Inter" w:hAnsi="Inter"/>
+          <w:color w:val="1A2F45"/>
+          <w:sz w:val="21"/>
+          <w:szCs w:val="21"/>
+        </w:rPr>
+        <w:t xml:space="preserve">Los cinco cambios de instrumentación no se aplicaron retroactivamente, porque en su mayoría no podían aplicarse: la información que ahora se registra sencillamente no se recogió antes. El corpus queda por tanto partido en dos regímenes de medida, y las variables nuevas están vacías en todo el tramo anterior.</w:t>
       </w:r>
     </w:p>
     <w:p>
@@ -1787,6 +1882,1108 @@
           <w:szCs w:val="17"/>
         </w:rPr>
         <w:t xml:space="preserve">Tabla 2.  </w:t>
+      </w:r>
+      <w:r>
+        <w:rPr>
+          <w:rFonts w:ascii="Space Grotesk" w:cs="Space Grotesk" w:eastAsia="Space Grotesk" w:hAnsi="Space Grotesk"/>
+          <w:b/>
+          <w:bCs/>
+          <w:color w:val="1A2F45"/>
+          <w:sz w:val="19"/>
+          <w:szCs w:val="19"/>
+        </w:rPr>
+        <w:t xml:space="preserve">Qué hay en cada régimen del corpus</w:t>
+      </w:r>
+    </w:p>
+    <w:tbl>
+      <w:tblPr>
+        <w:tblW w:type="dxa" w:w="9020"/>
+        <w:tblBorders>
+          <w:top w:val="single" w:color="E4EDF5" w:sz="2"/>
+          <w:left w:val="none" w:color="FFFFFF" w:sz="0"/>
+          <w:bottom w:val="single" w:color="E4EDF5" w:sz="2"/>
+          <w:right w:val="none" w:color="FFFFFF" w:sz="0"/>
+          <w:insideH w:val="single" w:color="E4EDF5" w:sz="2"/>
+          <w:insideV w:val="none" w:color="FFFFFF" w:sz="0"/>
+        </w:tblBorders>
+      </w:tblPr>
+      <w:tblGrid>
+        <w:gridCol w:w="2900"/>
+        <w:gridCol w:w="3200"/>
+        <w:gridCol w:w="2920"/>
+      </w:tblGrid>
+      <w:tr>
+        <w:trPr>
+          <w:tblHeader/>
+        </w:trPr>
+        <w:tc>
+          <w:tcPr>
+            <w:tcW w:type="dxa" w:w="2900"/>
+            <w:shd w:fill="0D1B2A" w:color="auto" w:val="clear"/>
+            <w:tcMar>
+              <w:top w:type="dxa" w:w="110"/>
+              <w:left w:type="dxa" w:w="130"/>
+              <w:bottom w:type="dxa" w:w="110"/>
+              <w:right w:type="dxa" w:w="130"/>
+            </w:tcMar>
+          </w:tcPr>
+          <w:p>
+            <w:pPr>
+              <w:spacing w:after="0" w:before="0" w:line="250"/>
+            </w:pPr>
+            <w:r>
+              <w:rPr>
+                <w:rFonts w:ascii="Inter" w:cs="Inter" w:eastAsia="Inter" w:hAnsi="Inter"/>
+                <w:b/>
+                <w:bCs/>
+                <w:color w:val="FFFFFF"/>
+                <w:sz w:val="18"/>
+                <w:szCs w:val="18"/>
+              </w:rPr>
+              <w:t xml:space="preserve">Variable</w:t>
+            </w:r>
+          </w:p>
+        </w:tc>
+        <w:tc>
+          <w:tcPr>
+            <w:tcW w:type="dxa" w:w="3200"/>
+            <w:shd w:fill="0D1B2A" w:color="auto" w:val="clear"/>
+            <w:tcMar>
+              <w:top w:type="dxa" w:w="110"/>
+              <w:left w:type="dxa" w:w="130"/>
+              <w:bottom w:type="dxa" w:w="110"/>
+              <w:right w:type="dxa" w:w="130"/>
+            </w:tcMar>
+          </w:tcPr>
+          <w:p>
+            <w:pPr>
+              <w:spacing w:after="0" w:before="0" w:line="250"/>
+            </w:pPr>
+            <w:r>
+              <w:rPr>
+                <w:rFonts w:ascii="Inter" w:cs="Inter" w:eastAsia="Inter" w:hAnsi="Inter"/>
+                <w:b/>
+                <w:bCs/>
+                <w:color w:val="FFFFFF"/>
+                <w:sz w:val="18"/>
+                <w:szCs w:val="18"/>
+              </w:rPr>
+              <w:t xml:space="preserve">Tramo antiguo</w:t>
+            </w:r>
+          </w:p>
+          <w:p>
+            <w:pPr>
+              <w:spacing w:after="0" w:before="60" w:line="250"/>
+            </w:pPr>
+            <w:r>
+              <w:rPr>
+                <w:rFonts w:ascii="Inter" w:cs="Inter" w:eastAsia="Inter" w:hAnsi="Inter"/>
+                <w:b/>
+                <w:bCs/>
+                <w:color w:val="FFFFFF"/>
+                <w:sz w:val="18"/>
+                <w:szCs w:val="18"/>
+              </w:rPr>
+              <w:t xml:space="preserve">(16 mar – 6 sep 2026)</w:t>
+            </w:r>
+          </w:p>
+        </w:tc>
+        <w:tc>
+          <w:tcPr>
+            <w:tcW w:type="dxa" w:w="2920"/>
+            <w:shd w:fill="0D1B2A" w:color="auto" w:val="clear"/>
+            <w:tcMar>
+              <w:top w:type="dxa" w:w="110"/>
+              <w:left w:type="dxa" w:w="130"/>
+              <w:bottom w:type="dxa" w:w="110"/>
+              <w:right w:type="dxa" w:w="130"/>
+            </w:tcMar>
+          </w:tcPr>
+          <w:p>
+            <w:pPr>
+              <w:spacing w:after="0" w:before="0" w:line="250"/>
+            </w:pPr>
+            <w:r>
+              <w:rPr>
+                <w:rFonts w:ascii="Inter" w:cs="Inter" w:eastAsia="Inter" w:hAnsi="Inter"/>
+                <w:b/>
+                <w:bCs/>
+                <w:color w:val="FFFFFF"/>
+                <w:sz w:val="18"/>
+                <w:szCs w:val="18"/>
+              </w:rPr>
+              <w:t xml:space="preserve">Tramo nuevo</w:t>
+            </w:r>
+          </w:p>
+        </w:tc>
+      </w:tr>
+      <w:tr>
+        <w:tc>
+          <w:tcPr>
+            <w:tcW w:type="dxa" w:w="2900"/>
+            <w:shd w:fill="FFFFFF" w:color="auto" w:val="clear"/>
+            <w:tcMar>
+              <w:top w:type="dxa" w:w="110"/>
+              <w:left w:type="dxa" w:w="130"/>
+              <w:bottom w:type="dxa" w:w="110"/>
+              <w:right w:type="dxa" w:w="130"/>
+            </w:tcMar>
+          </w:tcPr>
+          <w:p>
+            <w:pPr>
+              <w:spacing w:after="0" w:before="0" w:line="250"/>
+            </w:pPr>
+            <w:r>
+              <w:rPr>
+                <w:rFonts w:ascii="Inter" w:cs="Inter" w:eastAsia="Inter" w:hAnsi="Inter"/>
+                <w:color w:val="1A2F45"/>
+                <w:sz w:val="18"/>
+                <w:szCs w:val="18"/>
+              </w:rPr>
+              <w:t xml:space="preserve">Piezas sin tema (denominador)</w:t>
+            </w:r>
+          </w:p>
+        </w:tc>
+        <w:tc>
+          <w:tcPr>
+            <w:tcW w:type="dxa" w:w="3200"/>
+            <w:shd w:fill="FFFFFF" w:color="auto" w:val="clear"/>
+            <w:tcMar>
+              <w:top w:type="dxa" w:w="110"/>
+              <w:left w:type="dxa" w:w="130"/>
+              <w:bottom w:type="dxa" w:w="110"/>
+              <w:right w:type="dxa" w:w="130"/>
+            </w:tcMar>
+          </w:tcPr>
+          <w:p>
+            <w:pPr>
+              <w:spacing w:after="0" w:before="0" w:line="250"/>
+            </w:pPr>
+            <w:r>
+              <w:rPr>
+                <w:rFonts w:ascii="Inter" w:cs="Inter" w:eastAsia="Inter" w:hAnsi="Inter"/>
+                <w:b/>
+                <w:bCs/>
+                <w:color w:val="FF4757"/>
+                <w:sz w:val="18"/>
+                <w:szCs w:val="18"/>
+              </w:rPr>
+              <w:t xml:space="preserve">No se guardaron</w:t>
+            </w:r>
+          </w:p>
+        </w:tc>
+        <w:tc>
+          <w:tcPr>
+            <w:tcW w:type="dxa" w:w="2920"/>
+            <w:shd w:fill="FFFFFF" w:color="auto" w:val="clear"/>
+            <w:tcMar>
+              <w:top w:type="dxa" w:w="110"/>
+              <w:left w:type="dxa" w:w="130"/>
+              <w:bottom w:type="dxa" w:w="110"/>
+              <w:right w:type="dxa" w:w="130"/>
+            </w:tcMar>
+          </w:tcPr>
+          <w:p>
+            <w:pPr>
+              <w:spacing w:after="0" w:before="0" w:line="250"/>
+            </w:pPr>
+            <w:r>
+              <w:rPr>
+                <w:rFonts w:ascii="Inter" w:cs="Inter" w:eastAsia="Inter" w:hAnsi="Inter"/>
+                <w:b/>
+                <w:bCs/>
+                <w:color w:val="009E8E"/>
+                <w:sz w:val="18"/>
+                <w:szCs w:val="18"/>
+              </w:rPr>
+              <w:t xml:space="preserve">Se guardan</w:t>
+            </w:r>
+          </w:p>
+        </w:tc>
+      </w:tr>
+      <w:tr>
+        <w:tc>
+          <w:tcPr>
+            <w:tcW w:type="dxa" w:w="2900"/>
+            <w:shd w:fill="F5F8FA" w:color="auto" w:val="clear"/>
+            <w:tcMar>
+              <w:top w:type="dxa" w:w="110"/>
+              <w:left w:type="dxa" w:w="130"/>
+              <w:bottom w:type="dxa" w:w="110"/>
+              <w:right w:type="dxa" w:w="130"/>
+            </w:tcMar>
+          </w:tcPr>
+          <w:p>
+            <w:pPr>
+              <w:spacing w:after="0" w:before="0" w:line="250"/>
+            </w:pPr>
+            <w:r>
+              <w:rPr>
+                <w:rFonts w:ascii="Inter" w:cs="Inter" w:eastAsia="Inter" w:hAnsi="Inter"/>
+                <w:color w:val="1A2F45"/>
+                <w:sz w:val="18"/>
+                <w:szCs w:val="18"/>
+              </w:rPr>
+              <w:t xml:space="preserve">Permanencia en portada</w:t>
+            </w:r>
+          </w:p>
+        </w:tc>
+        <w:tc>
+          <w:tcPr>
+            <w:tcW w:type="dxa" w:w="3200"/>
+            <w:shd w:fill="F5F8FA" w:color="auto" w:val="clear"/>
+            <w:tcMar>
+              <w:top w:type="dxa" w:w="110"/>
+              <w:left w:type="dxa" w:w="130"/>
+              <w:bottom w:type="dxa" w:w="110"/>
+              <w:right w:type="dxa" w:w="130"/>
+            </w:tcMar>
+          </w:tcPr>
+          <w:p>
+            <w:pPr>
+              <w:spacing w:after="0" w:before="0" w:line="250"/>
+            </w:pPr>
+            <w:r>
+              <w:rPr>
+                <w:rFonts w:ascii="Inter" w:cs="Inter" w:eastAsia="Inter" w:hAnsi="Inter"/>
+                <w:b/>
+                <w:bCs/>
+                <w:color w:val="FF4757"/>
+                <w:sz w:val="18"/>
+                <w:szCs w:val="18"/>
+              </w:rPr>
+              <w:t xml:space="preserve">Sin registrar</w:t>
+            </w:r>
+          </w:p>
+        </w:tc>
+        <w:tc>
+          <w:tcPr>
+            <w:tcW w:type="dxa" w:w="2920"/>
+            <w:shd w:fill="F5F8FA" w:color="auto" w:val="clear"/>
+            <w:tcMar>
+              <w:top w:type="dxa" w:w="110"/>
+              <w:left w:type="dxa" w:w="130"/>
+              <w:bottom w:type="dxa" w:w="110"/>
+              <w:right w:type="dxa" w:w="130"/>
+            </w:tcMar>
+          </w:tcPr>
+          <w:p>
+            <w:pPr>
+              <w:spacing w:after="0" w:before="0" w:line="250"/>
+            </w:pPr>
+            <w:r>
+              <w:rPr>
+                <w:rFonts w:ascii="Inter" w:cs="Inter" w:eastAsia="Inter" w:hAnsi="Inter"/>
+                <w:b/>
+                <w:bCs/>
+                <w:color w:val="009E8E"/>
+                <w:sz w:val="18"/>
+                <w:szCs w:val="18"/>
+              </w:rPr>
+              <w:t xml:space="preserve">Una observación por tirada</w:t>
+            </w:r>
+          </w:p>
+        </w:tc>
+      </w:tr>
+      <w:tr>
+        <w:tc>
+          <w:tcPr>
+            <w:tcW w:type="dxa" w:w="2900"/>
+            <w:shd w:fill="FFFFFF" w:color="auto" w:val="clear"/>
+            <w:tcMar>
+              <w:top w:type="dxa" w:w="110"/>
+              <w:left w:type="dxa" w:w="130"/>
+              <w:bottom w:type="dxa" w:w="110"/>
+              <w:right w:type="dxa" w:w="130"/>
+            </w:tcMar>
+          </w:tcPr>
+          <w:p>
+            <w:pPr>
+              <w:spacing w:after="0" w:before="0" w:line="250"/>
+            </w:pPr>
+            <w:r>
+              <w:rPr>
+                <w:rFonts w:ascii="Inter" w:cs="Inter" w:eastAsia="Inter" w:hAnsi="Inter"/>
+                <w:color w:val="1A2F45"/>
+                <w:sz w:val="18"/>
+                <w:szCs w:val="18"/>
+              </w:rPr>
+              <w:t xml:space="preserve">Posición en el listado</w:t>
+            </w:r>
+          </w:p>
+        </w:tc>
+        <w:tc>
+          <w:tcPr>
+            <w:tcW w:type="dxa" w:w="3200"/>
+            <w:shd w:fill="FFFFFF" w:color="auto" w:val="clear"/>
+            <w:tcMar>
+              <w:top w:type="dxa" w:w="110"/>
+              <w:left w:type="dxa" w:w="130"/>
+              <w:bottom w:type="dxa" w:w="110"/>
+              <w:right w:type="dxa" w:w="130"/>
+            </w:tcMar>
+          </w:tcPr>
+          <w:p>
+            <w:pPr>
+              <w:spacing w:after="0" w:before="0" w:line="250"/>
+            </w:pPr>
+            <w:r>
+              <w:rPr>
+                <w:rFonts w:ascii="Inter" w:cs="Inter" w:eastAsia="Inter" w:hAnsi="Inter"/>
+                <w:b/>
+                <w:bCs/>
+                <w:color w:val="FF4757"/>
+                <w:sz w:val="18"/>
+                <w:szCs w:val="18"/>
+              </w:rPr>
+              <w:t xml:space="preserve">Sin registrar</w:t>
+            </w:r>
+          </w:p>
+        </w:tc>
+        <w:tc>
+          <w:tcPr>
+            <w:tcW w:type="dxa" w:w="2920"/>
+            <w:shd w:fill="FFFFFF" w:color="auto" w:val="clear"/>
+            <w:tcMar>
+              <w:top w:type="dxa" w:w="110"/>
+              <w:left w:type="dxa" w:w="130"/>
+              <w:bottom w:type="dxa" w:w="110"/>
+              <w:right w:type="dxa" w:w="130"/>
+            </w:tcMar>
+          </w:tcPr>
+          <w:p>
+            <w:pPr>
+              <w:spacing w:after="0" w:before="0" w:line="250"/>
+            </w:pPr>
+            <w:r>
+              <w:rPr>
+                <w:rFonts w:ascii="Inter" w:cs="Inter" w:eastAsia="Inter" w:hAnsi="Inter"/>
+                <w:b/>
+                <w:bCs/>
+                <w:color w:val="009E8E"/>
+                <w:sz w:val="18"/>
+                <w:szCs w:val="18"/>
+              </w:rPr>
+              <w:t xml:space="preserve">Registrada</w:t>
+            </w:r>
+          </w:p>
+        </w:tc>
+      </w:tr>
+      <w:tr>
+        <w:tc>
+          <w:tcPr>
+            <w:tcW w:type="dxa" w:w="2900"/>
+            <w:shd w:fill="F5F8FA" w:color="auto" w:val="clear"/>
+            <w:tcMar>
+              <w:top w:type="dxa" w:w="110"/>
+              <w:left w:type="dxa" w:w="130"/>
+              <w:bottom w:type="dxa" w:w="110"/>
+              <w:right w:type="dxa" w:w="130"/>
+            </w:tcMar>
+          </w:tcPr>
+          <w:p>
+            <w:pPr>
+              <w:spacing w:after="0" w:before="0" w:line="250"/>
+            </w:pPr>
+            <w:r>
+              <w:rPr>
+                <w:rFonts w:ascii="Inter" w:cs="Inter" w:eastAsia="Inter" w:hAnsi="Inter"/>
+                <w:color w:val="1A2F45"/>
+                <w:sz w:val="18"/>
+                <w:szCs w:val="18"/>
+              </w:rPr>
+              <w:t xml:space="preserve">Sección propia del medio</w:t>
+            </w:r>
+          </w:p>
+        </w:tc>
+        <w:tc>
+          <w:tcPr>
+            <w:tcW w:type="dxa" w:w="3200"/>
+            <w:shd w:fill="F5F8FA" w:color="auto" w:val="clear"/>
+            <w:tcMar>
+              <w:top w:type="dxa" w:w="110"/>
+              <w:left w:type="dxa" w:w="130"/>
+              <w:bottom w:type="dxa" w:w="110"/>
+              <w:right w:type="dxa" w:w="130"/>
+            </w:tcMar>
+          </w:tcPr>
+          <w:p>
+            <w:pPr>
+              <w:spacing w:after="0" w:before="0" w:line="250"/>
+            </w:pPr>
+            <w:r>
+              <w:rPr>
+                <w:rFonts w:ascii="Inter" w:cs="Inter" w:eastAsia="Inter" w:hAnsi="Inter"/>
+                <w:b/>
+                <w:bCs/>
+                <w:color w:val="FF4757"/>
+                <w:sz w:val="18"/>
+                <w:szCs w:val="18"/>
+              </w:rPr>
+              <w:t xml:space="preserve">0 de 13.428 piezas</w:t>
+            </w:r>
+          </w:p>
+        </w:tc>
+        <w:tc>
+          <w:tcPr>
+            <w:tcW w:type="dxa" w:w="2920"/>
+            <w:shd w:fill="F5F8FA" w:color="auto" w:val="clear"/>
+            <w:tcMar>
+              <w:top w:type="dxa" w:w="110"/>
+              <w:left w:type="dxa" w:w="130"/>
+              <w:bottom w:type="dxa" w:w="110"/>
+              <w:right w:type="dxa" w:w="130"/>
+            </w:tcMar>
+          </w:tcPr>
+          <w:p>
+            <w:pPr>
+              <w:spacing w:after="0" w:before="0" w:line="250"/>
+            </w:pPr>
+            <w:r>
+              <w:rPr>
+                <w:rFonts w:ascii="Inter" w:cs="Inter" w:eastAsia="Inter" w:hAnsi="Inter"/>
+                <w:b/>
+                <w:bCs/>
+                <w:color w:val="009E8E"/>
+                <w:sz w:val="18"/>
+                <w:szCs w:val="18"/>
+              </w:rPr>
+              <w:t xml:space="preserve">Registrada</w:t>
+            </w:r>
+          </w:p>
+        </w:tc>
+      </w:tr>
+      <w:tr>
+        <w:tc>
+          <w:tcPr>
+            <w:tcW w:type="dxa" w:w="2900"/>
+            <w:shd w:fill="FFFFFF" w:color="auto" w:val="clear"/>
+            <w:tcMar>
+              <w:top w:type="dxa" w:w="110"/>
+              <w:left w:type="dxa" w:w="130"/>
+              <w:bottom w:type="dxa" w:w="110"/>
+              <w:right w:type="dxa" w:w="130"/>
+            </w:tcMar>
+          </w:tcPr>
+          <w:p>
+            <w:pPr>
+              <w:spacing w:after="0" w:before="0" w:line="250"/>
+            </w:pPr>
+            <w:r>
+              <w:rPr>
+                <w:rFonts w:ascii="Inter" w:cs="Inter" w:eastAsia="Inter" w:hAnsi="Inter"/>
+                <w:color w:val="1A2F45"/>
+                <w:sz w:val="18"/>
+                <w:szCs w:val="18"/>
+              </w:rPr>
+              <w:t xml:space="preserve">Versión del clasificador</w:t>
+            </w:r>
+          </w:p>
+        </w:tc>
+        <w:tc>
+          <w:tcPr>
+            <w:tcW w:type="dxa" w:w="3200"/>
+            <w:shd w:fill="FFFFFF" w:color="auto" w:val="clear"/>
+            <w:tcMar>
+              <w:top w:type="dxa" w:w="110"/>
+              <w:left w:type="dxa" w:w="130"/>
+              <w:bottom w:type="dxa" w:w="110"/>
+              <w:right w:type="dxa" w:w="130"/>
+            </w:tcMar>
+          </w:tcPr>
+          <w:p>
+            <w:pPr>
+              <w:spacing w:after="0" w:before="0" w:line="250"/>
+            </w:pPr>
+            <w:r>
+              <w:rPr>
+                <w:rFonts w:ascii="Inter" w:cs="Inter" w:eastAsia="Inter" w:hAnsi="Inter"/>
+                <w:b/>
+                <w:bCs/>
+                <w:color w:val="FF4757"/>
+                <w:sz w:val="18"/>
+                <w:szCs w:val="18"/>
+              </w:rPr>
+              <w:t xml:space="preserve">0 de 13.428 piezas</w:t>
+            </w:r>
+          </w:p>
+        </w:tc>
+        <w:tc>
+          <w:tcPr>
+            <w:tcW w:type="dxa" w:w="2920"/>
+            <w:shd w:fill="FFFFFF" w:color="auto" w:val="clear"/>
+            <w:tcMar>
+              <w:top w:type="dxa" w:w="110"/>
+              <w:left w:type="dxa" w:w="130"/>
+              <w:bottom w:type="dxa" w:w="110"/>
+              <w:right w:type="dxa" w:w="130"/>
+            </w:tcMar>
+          </w:tcPr>
+          <w:p>
+            <w:pPr>
+              <w:spacing w:after="0" w:before="0" w:line="250"/>
+            </w:pPr>
+            <w:r>
+              <w:rPr>
+                <w:rFonts w:ascii="Inter" w:cs="Inter" w:eastAsia="Inter" w:hAnsi="Inter"/>
+                <w:b/>
+                <w:bCs/>
+                <w:color w:val="009E8E"/>
+                <w:sz w:val="18"/>
+                <w:szCs w:val="18"/>
+              </w:rPr>
+              <w:t xml:space="preserve">Sellada</w:t>
+            </w:r>
+          </w:p>
+        </w:tc>
+      </w:tr>
+      <w:tr>
+        <w:tc>
+          <w:tcPr>
+            <w:tcW w:type="dxa" w:w="2900"/>
+            <w:shd w:fill="F5F8FA" w:color="auto" w:val="clear"/>
+            <w:tcMar>
+              <w:top w:type="dxa" w:w="110"/>
+              <w:left w:type="dxa" w:w="130"/>
+              <w:bottom w:type="dxa" w:w="110"/>
+              <w:right w:type="dxa" w:w="130"/>
+            </w:tcMar>
+          </w:tcPr>
+          <w:p>
+            <w:pPr>
+              <w:spacing w:after="0" w:before="0" w:line="250"/>
+            </w:pPr>
+            <w:r>
+              <w:rPr>
+                <w:rFonts w:ascii="Inter" w:cs="Inter" w:eastAsia="Inter" w:hAnsi="Inter"/>
+                <w:color w:val="1A2F45"/>
+                <w:sz w:val="18"/>
+                <w:szCs w:val="18"/>
+              </w:rPr>
+              <w:t xml:space="preserve">Procedencia de la fecha</w:t>
+            </w:r>
+          </w:p>
+        </w:tc>
+        <w:tc>
+          <w:tcPr>
+            <w:tcW w:type="dxa" w:w="3200"/>
+            <w:shd w:fill="F5F8FA" w:color="auto" w:val="clear"/>
+            <w:tcMar>
+              <w:top w:type="dxa" w:w="110"/>
+              <w:left w:type="dxa" w:w="130"/>
+              <w:bottom w:type="dxa" w:w="110"/>
+              <w:right w:type="dxa" w:w="130"/>
+            </w:tcMar>
+          </w:tcPr>
+          <w:p>
+            <w:pPr>
+              <w:spacing w:after="0" w:before="0" w:line="250"/>
+            </w:pPr>
+            <w:r>
+              <w:rPr>
+                <w:rFonts w:ascii="Inter" w:cs="Inter" w:eastAsia="Inter" w:hAnsi="Inter"/>
+                <w:b/>
+                <w:bCs/>
+                <w:color w:val="FF4757"/>
+                <w:sz w:val="18"/>
+                <w:szCs w:val="18"/>
+              </w:rPr>
+              <w:t xml:space="preserve">0 de 13.428 piezas</w:t>
+            </w:r>
+          </w:p>
+        </w:tc>
+        <w:tc>
+          <w:tcPr>
+            <w:tcW w:type="dxa" w:w="2920"/>
+            <w:shd w:fill="F5F8FA" w:color="auto" w:val="clear"/>
+            <w:tcMar>
+              <w:top w:type="dxa" w:w="110"/>
+              <w:left w:type="dxa" w:w="130"/>
+              <w:bottom w:type="dxa" w:w="110"/>
+              <w:right w:type="dxa" w:w="130"/>
+            </w:tcMar>
+          </w:tcPr>
+          <w:p>
+            <w:pPr>
+              <w:spacing w:after="0" w:before="0" w:line="250"/>
+            </w:pPr>
+            <w:r>
+              <w:rPr>
+                <w:rFonts w:ascii="Inter" w:cs="Inter" w:eastAsia="Inter" w:hAnsi="Inter"/>
+                <w:b/>
+                <w:bCs/>
+                <w:color w:val="009E8E"/>
+                <w:sz w:val="18"/>
+                <w:szCs w:val="18"/>
+              </w:rPr>
+              <w:t xml:space="preserve">Registrada</w:t>
+            </w:r>
+          </w:p>
+        </w:tc>
+      </w:tr>
+      <w:tr>
+        <w:tc>
+          <w:tcPr>
+            <w:tcW w:type="dxa" w:w="2900"/>
+            <w:shd w:fill="FFFFFF" w:color="auto" w:val="clear"/>
+            <w:tcMar>
+              <w:top w:type="dxa" w:w="110"/>
+              <w:left w:type="dxa" w:w="130"/>
+              <w:bottom w:type="dxa" w:w="110"/>
+              <w:right w:type="dxa" w:w="130"/>
+            </w:tcMar>
+          </w:tcPr>
+          <w:p>
+            <w:pPr>
+              <w:spacing w:after="0" w:before="0" w:line="250"/>
+            </w:pPr>
+            <w:r>
+              <w:rPr>
+                <w:rFonts w:ascii="Inter" w:cs="Inter" w:eastAsia="Inter" w:hAnsi="Inter"/>
+                <w:color w:val="1A2F45"/>
+                <w:sz w:val="18"/>
+                <w:szCs w:val="18"/>
+              </w:rPr>
+              <w:t xml:space="preserve">Cuota de raspado</w:t>
+            </w:r>
+          </w:p>
+        </w:tc>
+        <w:tc>
+          <w:tcPr>
+            <w:tcW w:type="dxa" w:w="3200"/>
+            <w:shd w:fill="FFFFFF" w:color="auto" w:val="clear"/>
+            <w:tcMar>
+              <w:top w:type="dxa" w:w="110"/>
+              <w:left w:type="dxa" w:w="130"/>
+              <w:bottom w:type="dxa" w:w="110"/>
+              <w:right w:type="dxa" w:w="130"/>
+            </w:tcMar>
+          </w:tcPr>
+          <w:p>
+            <w:pPr>
+              <w:spacing w:after="0" w:before="0" w:line="250"/>
+            </w:pPr>
+            <w:r>
+              <w:rPr>
+                <w:rFonts w:ascii="Inter" w:cs="Inter" w:eastAsia="Inter" w:hAnsi="Inter"/>
+                <w:b/>
+                <w:bCs/>
+                <w:color w:val="D4940A"/>
+                <w:sz w:val="18"/>
+                <w:szCs w:val="18"/>
+              </w:rPr>
+              <w:t xml:space="preserve">20–30, desigual</w:t>
+            </w:r>
+          </w:p>
+        </w:tc>
+        <w:tc>
+          <w:tcPr>
+            <w:tcW w:type="dxa" w:w="2920"/>
+            <w:shd w:fill="FFFFFF" w:color="auto" w:val="clear"/>
+            <w:tcMar>
+              <w:top w:type="dxa" w:w="110"/>
+              <w:left w:type="dxa" w:w="130"/>
+              <w:bottom w:type="dxa" w:w="110"/>
+              <w:right w:type="dxa" w:w="130"/>
+            </w:tcMar>
+          </w:tcPr>
+          <w:p>
+            <w:pPr>
+              <w:spacing w:after="0" w:before="0" w:line="250"/>
+            </w:pPr>
+            <w:r>
+              <w:rPr>
+                <w:rFonts w:ascii="Inter" w:cs="Inter" w:eastAsia="Inter" w:hAnsi="Inter"/>
+                <w:b/>
+                <w:bCs/>
+                <w:color w:val="009E8E"/>
+                <w:sz w:val="18"/>
+                <w:szCs w:val="18"/>
+              </w:rPr>
+              <w:t xml:space="preserve">Sin tope</w:t>
+            </w:r>
+          </w:p>
+        </w:tc>
+      </w:tr>
+      <w:tr>
+        <w:tc>
+          <w:tcPr>
+            <w:tcW w:type="dxa" w:w="2900"/>
+            <w:shd w:fill="F5F8FA" w:color="auto" w:val="clear"/>
+            <w:tcMar>
+              <w:top w:type="dxa" w:w="110"/>
+              <w:left w:type="dxa" w:w="130"/>
+              <w:bottom w:type="dxa" w:w="110"/>
+              <w:right w:type="dxa" w:w="130"/>
+            </w:tcMar>
+          </w:tcPr>
+          <w:p>
+            <w:pPr>
+              <w:spacing w:after="0" w:before="0" w:line="250"/>
+            </w:pPr>
+            <w:r>
+              <w:rPr>
+                <w:rFonts w:ascii="Inter" w:cs="Inter" w:eastAsia="Inter" w:hAnsi="Inter"/>
+                <w:color w:val="1A2F45"/>
+                <w:sz w:val="18"/>
+                <w:szCs w:val="18"/>
+              </w:rPr>
+              <w:t xml:space="preserve">Observaciones por día</w:t>
+            </w:r>
+          </w:p>
+        </w:tc>
+        <w:tc>
+          <w:tcPr>
+            <w:tcW w:type="dxa" w:w="3200"/>
+            <w:shd w:fill="F5F8FA" w:color="auto" w:val="clear"/>
+            <w:tcMar>
+              <w:top w:type="dxa" w:w="110"/>
+              <w:left w:type="dxa" w:w="130"/>
+              <w:bottom w:type="dxa" w:w="110"/>
+              <w:right w:type="dxa" w:w="130"/>
+            </w:tcMar>
+          </w:tcPr>
+          <w:p>
+            <w:pPr>
+              <w:spacing w:after="0" w:before="0" w:line="250"/>
+            </w:pPr>
+            <w:r>
+              <w:rPr>
+                <w:rFonts w:ascii="Inter" w:cs="Inter" w:eastAsia="Inter" w:hAnsi="Inter"/>
+                <w:b/>
+                <w:bCs/>
+                <w:color w:val="D4940A"/>
+                <w:sz w:val="18"/>
+                <w:szCs w:val="18"/>
+              </w:rPr>
+              <w:t xml:space="preserve">1</w:t>
+            </w:r>
+          </w:p>
+        </w:tc>
+        <w:tc>
+          <w:tcPr>
+            <w:tcW w:type="dxa" w:w="2920"/>
+            <w:shd w:fill="F5F8FA" w:color="auto" w:val="clear"/>
+            <w:tcMar>
+              <w:top w:type="dxa" w:w="110"/>
+              <w:left w:type="dxa" w:w="130"/>
+              <w:bottom w:type="dxa" w:w="110"/>
+              <w:right w:type="dxa" w:w="130"/>
+            </w:tcMar>
+          </w:tcPr>
+          <w:p>
+            <w:pPr>
+              <w:spacing w:after="0" w:before="0" w:line="250"/>
+            </w:pPr>
+            <w:r>
+              <w:rPr>
+                <w:rFonts w:ascii="Inter" w:cs="Inter" w:eastAsia="Inter" w:hAnsi="Inter"/>
+                <w:b/>
+                <w:bCs/>
+                <w:color w:val="009E8E"/>
+                <w:sz w:val="18"/>
+                <w:szCs w:val="18"/>
+              </w:rPr>
+              <w:t xml:space="preserve">4</w:t>
+            </w:r>
+          </w:p>
+        </w:tc>
+      </w:tr>
+      <w:tr>
+        <w:tc>
+          <w:tcPr>
+            <w:tcW w:type="dxa" w:w="2900"/>
+            <w:shd w:fill="FFFFFF" w:color="auto" w:val="clear"/>
+            <w:tcMar>
+              <w:top w:type="dxa" w:w="110"/>
+              <w:left w:type="dxa" w:w="130"/>
+              <w:bottom w:type="dxa" w:w="110"/>
+              <w:right w:type="dxa" w:w="130"/>
+            </w:tcMar>
+          </w:tcPr>
+          <w:p>
+            <w:pPr>
+              <w:spacing w:after="0" w:before="0" w:line="250"/>
+            </w:pPr>
+            <w:r>
+              <w:rPr>
+                <w:rFonts w:ascii="Inter" w:cs="Inter" w:eastAsia="Inter" w:hAnsi="Inter"/>
+                <w:color w:val="1A2F45"/>
+                <w:sz w:val="18"/>
+                <w:szCs w:val="18"/>
+              </w:rPr>
+              <w:t xml:space="preserve">Cabeceras</w:t>
+            </w:r>
+          </w:p>
+        </w:tc>
+        <w:tc>
+          <w:tcPr>
+            <w:tcW w:type="dxa" w:w="3200"/>
+            <w:shd w:fill="FFFFFF" w:color="auto" w:val="clear"/>
+            <w:tcMar>
+              <w:top w:type="dxa" w:w="110"/>
+              <w:left w:type="dxa" w:w="130"/>
+              <w:bottom w:type="dxa" w:w="110"/>
+              <w:right w:type="dxa" w:w="130"/>
+            </w:tcMar>
+          </w:tcPr>
+          <w:p>
+            <w:pPr>
+              <w:spacing w:after="0" w:before="0" w:line="250"/>
+            </w:pPr>
+            <w:r>
+              <w:rPr>
+                <w:rFonts w:ascii="Inter" w:cs="Inter" w:eastAsia="Inter" w:hAnsi="Inter"/>
+                <w:b/>
+                <w:bCs/>
+                <w:color w:val="D4940A"/>
+                <w:sz w:val="18"/>
+                <w:szCs w:val="18"/>
+              </w:rPr>
+              <w:t xml:space="preserve">12 con datos</w:t>
+            </w:r>
+          </w:p>
+        </w:tc>
+        <w:tc>
+          <w:tcPr>
+            <w:tcW w:type="dxa" w:w="2920"/>
+            <w:shd w:fill="FFFFFF" w:color="auto" w:val="clear"/>
+            <w:tcMar>
+              <w:top w:type="dxa" w:w="110"/>
+              <w:left w:type="dxa" w:w="130"/>
+              <w:bottom w:type="dxa" w:w="110"/>
+              <w:right w:type="dxa" w:w="130"/>
+            </w:tcMar>
+          </w:tcPr>
+          <w:p>
+            <w:pPr>
+              <w:spacing w:after="0" w:before="0" w:line="250"/>
+            </w:pPr>
+            <w:r>
+              <w:rPr>
+                <w:rFonts w:ascii="Inter" w:cs="Inter" w:eastAsia="Inter" w:hAnsi="Inter"/>
+                <w:b/>
+                <w:bCs/>
+                <w:color w:val="009E8E"/>
+                <w:sz w:val="18"/>
+                <w:szCs w:val="18"/>
+              </w:rPr>
+              <w:t xml:space="preserve">15 activas</w:t>
+            </w:r>
+          </w:p>
+        </w:tc>
+      </w:tr>
+    </w:tbl>
+    <w:p>
+      <w:pPr>
+        <w:spacing w:after="200" w:before="90"/>
+      </w:pPr>
+      <w:r>
+        <w:rPr>
+          <w:rFonts w:ascii="Inter" w:cs="Inter" w:eastAsia="Inter" w:hAnsi="Inter"/>
+          <w:i/>
+          <w:iCs/>
+          <w:color w:val="6B8CA5"/>
+          <w:sz w:val="16"/>
+          <w:szCs w:val="16"/>
+        </w:rPr>
+        <w:t xml:space="preserve">Cifras verificadas contra el proyecto bd_odesocan. El tramo nuevo empieza con la primera ejecución del pipeline reinstrumentado.</w:t>
+      </w:r>
+    </w:p>
+    <w:p>
+      <w:pPr>
+        <w:spacing w:after="140" w:before="0" w:line="288"/>
+      </w:pPr>
+      <w:r>
+        <w:rPr>
+          <w:rFonts w:ascii="Inter" w:cs="Inter" w:eastAsia="Inter" w:hAnsi="Inter"/>
+          <w:color w:val="1A2F45"/>
+          <w:sz w:val="21"/>
+          <w:szCs w:val="21"/>
+        </w:rPr>
+        <w:t xml:space="preserve">De aquí se siguen tres reglas prácticas que conviene fijar antes de escribir una sola línea de análisis:</w:t>
+      </w:r>
+    </w:p>
+    <w:p>
+      <w:pPr>
+        <w:pStyle w:val="ListParagraph"/>
+        <w:numPr>
+          <w:ilvl w:val="0"/>
+          <w:numId w:val="2"/>
+        </w:numPr>
+        <w:spacing w:after="90" w:line="280"/>
+      </w:pPr>
+      <w:r>
+        <w:rPr>
+          <w:rFonts w:ascii="Inter" w:cs="Inter" w:eastAsia="Inter" w:hAnsi="Inter"/>
+          <w:b/>
+          <w:bCs/>
+          <w:color w:val="1A2F45"/>
+          <w:sz w:val="21"/>
+          <w:szCs w:val="21"/>
+        </w:rPr>
+        <w:t xml:space="preserve">Una serie que cruce la fecha de cambio mide, en parte, el cambio del instrumento. </w:t>
+      </w:r>
+      <w:r>
+        <w:rPr>
+          <w:rFonts w:ascii="Inter" w:cs="Inter" w:eastAsia="Inter" w:hAnsi="Inter"/>
+          <w:color w:val="1A2F45"/>
+          <w:sz w:val="21"/>
+          <w:szCs w:val="21"/>
+        </w:rPr>
+        <w:t xml:space="preserve">El salto de volumen por cabecera —de unas 30 piezas diarias a más de 100— no es un cambio en la prensa canaria, es el fin del recorte del listado.</w:t>
+      </w:r>
+    </w:p>
+    <w:p>
+      <w:pPr>
+        <w:pStyle w:val="ListParagraph"/>
+        <w:numPr>
+          <w:ilvl w:val="0"/>
+          <w:numId w:val="2"/>
+        </w:numPr>
+        <w:spacing w:after="90" w:line="280"/>
+      </w:pPr>
+      <w:r>
+        <w:rPr>
+          <w:rFonts w:ascii="Inter" w:cs="Inter" w:eastAsia="Inter" w:hAnsi="Inter"/>
+          <w:b/>
+          <w:bCs/>
+          <w:color w:val="1A2F45"/>
+          <w:sz w:val="21"/>
+          <w:szCs w:val="21"/>
+        </w:rPr>
+        <w:t xml:space="preserve">El tramo antiguo sigue siendo utilizable</w:t>
+      </w:r>
+      <w:r>
+        <w:rPr>
+          <w:rFonts w:ascii="Inter" w:cs="Inter" w:eastAsia="Inter" w:hAnsi="Inter"/>
+          <w:color w:val="1A2F45"/>
+          <w:sz w:val="21"/>
+          <w:szCs w:val="21"/>
+        </w:rPr>
+        <w:t xml:space="preserve">, pero solo para lo que ya soportaba: cuotas temáticas dentro de la agenda de ODESOCAN, convergencia entre cabeceras y vocabulario por ámbito. No para saliencia relativa a la producción, ni para prominencia, ni para duración de la atención.</w:t>
+      </w:r>
+    </w:p>
+    <w:p>
+      <w:pPr>
+        <w:pStyle w:val="ListParagraph"/>
+        <w:numPr>
+          <w:ilvl w:val="0"/>
+          <w:numId w:val="2"/>
+        </w:numPr>
+        <w:spacing w:after="90" w:line="280"/>
+      </w:pPr>
+      <w:r>
+        <w:rPr>
+          <w:rFonts w:ascii="Inter" w:cs="Inter" w:eastAsia="Inter" w:hAnsi="Inter"/>
+          <w:b/>
+          <w:bCs/>
+          <w:color w:val="1A2F45"/>
+          <w:sz w:val="21"/>
+          <w:szCs w:val="21"/>
+        </w:rPr>
+        <w:t xml:space="preserve">Tres de las variables nuevas sí son recuperables hacia atrás</w:t>
+      </w:r>
+      <w:r>
+        <w:rPr>
+          <w:rFonts w:ascii="Inter" w:cs="Inter" w:eastAsia="Inter" w:hAnsi="Inter"/>
+          <w:color w:val="1A2F45"/>
+          <w:sz w:val="21"/>
+          <w:szCs w:val="21"/>
+        </w:rPr>
+        <w:t xml:space="preserve"> y conviene hacerlo: la sección y la procedencia de la fecha se deducen de la URL sin ninguna petición, y la versión del clasificador se sella reclasificando el corpus. Las otras —denominador, permanencia y posición— no lo son.</w:t>
+      </w:r>
+    </w:p>
+    <w:p>
+      <w:pPr>
+        <w:spacing w:after="140" w:before="0" w:line="288"/>
+      </w:pPr>
+      <w:r>
+        <w:rPr>
+          <w:rFonts w:ascii="Inter" w:cs="Inter" w:eastAsia="Inter" w:hAnsi="Inter"/>
+          <w:color w:val="1A2F45"/>
+          <w:sz w:val="21"/>
+          <w:szCs w:val="21"/>
+        </w:rPr>
+        <w:t xml:space="preserve">Mientras el histórico no se selle, la comprobación de qué régimen tiene cada pieza es inmediata: </w:t>
+      </w:r>
+      <w:r>
+        <w:rPr>
+          <w:rFonts w:ascii="JetBrains Mono" w:cs="JetBrains Mono" w:eastAsia="JetBrains Mono" w:hAnsi="JetBrains Mono"/>
+          <w:color w:val="0F3460"/>
+          <w:sz w:val="19"/>
+          <w:szCs w:val="19"/>
+        </w:rPr>
+        <w:t xml:space="preserve">clasificador_version IS NULL</w:t>
+      </w:r>
+      <w:r>
+        <w:rPr>
+          <w:rFonts w:ascii="Inter" w:cs="Inter" w:eastAsia="Inter" w:hAnsi="Inter"/>
+          <w:color w:val="1A2F45"/>
+          <w:sz w:val="21"/>
+          <w:szCs w:val="21"/>
+        </w:rPr>
+        <w:t xml:space="preserve"> identifica el tramo antiguo.</w:t>
+      </w:r>
+    </w:p>
+    <w:p>
+      <w:pPr>
+        <w:pStyle w:val="Heading1"/>
+        <w:spacing w:after="170" w:before="460"/>
+      </w:pPr>
+      <w:r>
+        <w:rPr>
+          <w:rFonts w:ascii="Space Grotesk" w:cs="Space Grotesk" w:eastAsia="Space Grotesk" w:hAnsi="Space Grotesk"/>
+          <w:b/>
+          <w:bCs/>
+          <w:color w:val="00C8B4"/>
+          <w:sz w:val="32"/>
+          <w:szCs w:val="32"/>
+        </w:rPr>
+        <w:t xml:space="preserve">3   </w:t>
+      </w:r>
+      <w:r>
+        <w:rPr>
+          <w:rFonts w:ascii="Space Grotesk" w:cs="Space Grotesk" w:eastAsia="Space Grotesk" w:hAnsi="Space Grotesk"/>
+          <w:b/>
+          <w:bCs/>
+          <w:color w:val="1A2F45"/>
+          <w:sz w:val="32"/>
+          <w:szCs w:val="32"/>
+        </w:rPr>
+        <w:t xml:space="preserve">De la teoría al dato: mapa de operacionalización</w:t>
+      </w:r>
+    </w:p>
+    <w:p>
+      <w:pPr>
+        <w:spacing w:after="140" w:before="0" w:line="288"/>
+      </w:pPr>
+      <w:r>
+        <w:rPr>
+          <w:rFonts w:ascii="Inter" w:cs="Inter" w:eastAsia="Inter" w:hAnsi="Inter"/>
+          <w:color w:val="1A2F45"/>
+          <w:sz w:val="21"/>
+          <w:szCs w:val="21"/>
+        </w:rPr>
+        <w:t xml:space="preserve">La tabla siguiente es el núcleo del cuaderno. Cada fila recorre el camino completo desde el constructo teórico hasta la columna concreta que lo sostiene, y emite un dictamen sobre su viabilidad. Los dictámenes se refieren al tramo nuevo del corpus; para el antiguo hay que leerlos junto al apartado 2.4.</w:t>
+      </w:r>
+    </w:p>
+    <w:p>
+      <w:pPr>
+        <w:spacing w:after="60" w:before="330"/>
+      </w:pPr>
+      <w:r>
+        <w:rPr>
+          <w:rFonts w:ascii="Space Grotesk" w:cs="Space Grotesk" w:eastAsia="Space Grotesk" w:hAnsi="Space Grotesk"/>
+          <w:b/>
+          <w:bCs/>
+          <w:caps/>
+          <w:color w:val="00C8B4"/>
+          <w:spacing w:val="20"/>
+          <w:sz w:val="17"/>
+          <w:szCs w:val="17"/>
+        </w:rPr>
+        <w:t xml:space="preserve">Tabla 3.  </w:t>
       </w:r>
       <w:r>
         <w:rPr>
@@ -1998,7 +3195,7 @@
                 <w:sz w:val="18"/>
                 <w:szCs w:val="18"/>
               </w:rPr>
-              <w:t xml:space="preserve">Cuota temática por cabecera y periodo</w:t>
+              <w:t xml:space="preserve">Cuota temática por cabecera y periodo, relativa a la producción</w:t>
             </w:r>
           </w:p>
         </w:tc>
@@ -2024,7 +3221,21 @@
                 <w:sz w:val="16"/>
                 <w:szCs w:val="16"/>
               </w:rPr>
-              <w:t xml:space="preserve">noticias.temas, medio, fecha</w:t>
+              <w:t xml:space="preserve">noticias.temas, medio,</w:t>
+            </w:r>
+          </w:p>
+          <w:p>
+            <w:pPr>
+              <w:spacing w:after="0" w:before="60" w:line="250"/>
+            </w:pPr>
+            <w:r>
+              <w:rPr>
+                <w:rFonts w:ascii="JetBrains Mono" w:cs="JetBrains Mono" w:eastAsia="JetBrains Mono" w:hAnsi="JetBrains Mono"/>
+                <w:color w:val="1A2F45"/>
+                <w:sz w:val="16"/>
+                <w:szCs w:val="16"/>
+              </w:rPr>
+              <w:t xml:space="preserve">fecha_scrap</w:t>
             </w:r>
           </w:p>
         </w:tc>
@@ -2032,6 +3243,860 @@
           <w:tcPr>
             <w:tcW w:type="dxa" w:w="1600"/>
             <w:shd w:fill="FFFFFF" w:color="auto" w:val="clear"/>
+            <w:tcMar>
+              <w:top w:type="dxa" w:w="110"/>
+              <w:left w:type="dxa" w:w="130"/>
+              <w:bottom w:type="dxa" w:w="110"/>
+              <w:right w:type="dxa" w:w="130"/>
+            </w:tcMar>
+          </w:tcPr>
+          <w:p>
+            <w:pPr>
+              <w:spacing w:after="0" w:before="0" w:line="250"/>
+            </w:pPr>
+            <w:r>
+              <w:rPr>
+                <w:rFonts w:ascii="Inter" w:cs="Inter" w:eastAsia="Inter" w:hAnsi="Inter"/>
+                <w:b/>
+                <w:bCs/>
+                <w:color w:val="009E8E"/>
+                <w:sz w:val="18"/>
+                <w:szCs w:val="18"/>
+              </w:rPr>
+              <w:t xml:space="preserve">Disponible</w:t>
+            </w:r>
+          </w:p>
+        </w:tc>
+      </w:tr>
+      <w:tr>
+        <w:tc>
+          <w:tcPr>
+            <w:tcW w:type="dxa" w:w="1850"/>
+            <w:shd w:fill="F5F8FA" w:color="auto" w:val="clear"/>
+            <w:tcMar>
+              <w:top w:type="dxa" w:w="110"/>
+              <w:left w:type="dxa" w:w="130"/>
+              <w:bottom w:type="dxa" w:w="110"/>
+              <w:right w:type="dxa" w:w="130"/>
+            </w:tcMar>
+          </w:tcPr>
+          <w:p>
+            <w:pPr>
+              <w:spacing w:after="0" w:before="0" w:line="250"/>
+            </w:pPr>
+            <w:r>
+              <w:rPr>
+                <w:rFonts w:ascii="Inter" w:cs="Inter" w:eastAsia="Inter" w:hAnsi="Inter"/>
+                <w:color w:val="1A2F45"/>
+                <w:sz w:val="18"/>
+                <w:szCs w:val="18"/>
+              </w:rPr>
+              <w:t xml:space="preserve">Agenda, 1.er nivel</w:t>
+            </w:r>
+          </w:p>
+          <w:p>
+            <w:pPr>
+              <w:spacing w:after="0" w:before="60" w:line="250"/>
+            </w:pPr>
+            <w:r>
+              <w:rPr>
+                <w:rFonts w:ascii="Inter" w:cs="Inter" w:eastAsia="Inter" w:hAnsi="Inter"/>
+                <w:color w:val="1A2F45"/>
+                <w:sz w:val="18"/>
+                <w:szCs w:val="18"/>
+              </w:rPr>
+              <w:t xml:space="preserve">Diversidad</w:t>
+            </w:r>
+          </w:p>
+        </w:tc>
+        <w:tc>
+          <w:tcPr>
+            <w:tcW w:type="dxa" w:w="2550"/>
+            <w:shd w:fill="F5F8FA" w:color="auto" w:val="clear"/>
+            <w:tcMar>
+              <w:top w:type="dxa" w:w="110"/>
+              <w:left w:type="dxa" w:w="130"/>
+              <w:bottom w:type="dxa" w:w="110"/>
+              <w:right w:type="dxa" w:w="130"/>
+            </w:tcMar>
+          </w:tcPr>
+          <w:p>
+            <w:pPr>
+              <w:spacing w:after="0" w:before="0" w:line="250"/>
+            </w:pPr>
+            <w:r>
+              <w:rPr>
+                <w:rFonts w:ascii="Inter" w:cs="Inter" w:eastAsia="Inter" w:hAnsi="Inter"/>
+                <w:color w:val="1A2F45"/>
+                <w:sz w:val="18"/>
+                <w:szCs w:val="18"/>
+              </w:rPr>
+              <w:t xml:space="preserve">Entropía normalizada de la distribución temática</w:t>
+            </w:r>
+          </w:p>
+        </w:tc>
+        <w:tc>
+          <w:tcPr>
+            <w:tcW w:type="dxa" w:w="3020"/>
+            <w:shd w:fill="F5F8FA" w:color="auto" w:val="clear"/>
+            <w:tcMar>
+              <w:top w:type="dxa" w:w="110"/>
+              <w:left w:type="dxa" w:w="130"/>
+              <w:bottom w:type="dxa" w:w="110"/>
+              <w:right w:type="dxa" w:w="130"/>
+            </w:tcMar>
+          </w:tcPr>
+          <w:p>
+            <w:pPr>
+              <w:spacing w:after="0" w:before="0" w:line="250"/>
+            </w:pPr>
+            <w:r>
+              <w:rPr>
+                <w:rFonts w:ascii="Inter" w:cs="Inter" w:eastAsia="Inter" w:hAnsi="Inter"/>
+                <w:color w:val="1A2F45"/>
+                <w:sz w:val="18"/>
+                <w:szCs w:val="18"/>
+              </w:rPr>
+              <w:t xml:space="preserve">id.</w:t>
+            </w:r>
+          </w:p>
+        </w:tc>
+        <w:tc>
+          <w:tcPr>
+            <w:tcW w:type="dxa" w:w="1600"/>
+            <w:shd w:fill="F5F8FA" w:color="auto" w:val="clear"/>
+            <w:tcMar>
+              <w:top w:type="dxa" w:w="110"/>
+              <w:left w:type="dxa" w:w="130"/>
+              <w:bottom w:type="dxa" w:w="110"/>
+              <w:right w:type="dxa" w:w="130"/>
+            </w:tcMar>
+          </w:tcPr>
+          <w:p>
+            <w:pPr>
+              <w:spacing w:after="0" w:before="0" w:line="250"/>
+            </w:pPr>
+            <w:r>
+              <w:rPr>
+                <w:rFonts w:ascii="Inter" w:cs="Inter" w:eastAsia="Inter" w:hAnsi="Inter"/>
+                <w:b/>
+                <w:bCs/>
+                <w:color w:val="009E8E"/>
+                <w:sz w:val="18"/>
+                <w:szCs w:val="18"/>
+              </w:rPr>
+              <w:t xml:space="preserve">Disponible</w:t>
+            </w:r>
+          </w:p>
+        </w:tc>
+      </w:tr>
+      <w:tr>
+        <w:tc>
+          <w:tcPr>
+            <w:tcW w:type="dxa" w:w="1850"/>
+            <w:shd w:fill="FFFFFF" w:color="auto" w:val="clear"/>
+            <w:tcMar>
+              <w:top w:type="dxa" w:w="110"/>
+              <w:left w:type="dxa" w:w="130"/>
+              <w:bottom w:type="dxa" w:w="110"/>
+              <w:right w:type="dxa" w:w="130"/>
+            </w:tcMar>
+          </w:tcPr>
+          <w:p>
+            <w:pPr>
+              <w:spacing w:after="0" w:before="0" w:line="250"/>
+            </w:pPr>
+            <w:r>
+              <w:rPr>
+                <w:rFonts w:ascii="Inter" w:cs="Inter" w:eastAsia="Inter" w:hAnsi="Inter"/>
+                <w:color w:val="1A2F45"/>
+                <w:sz w:val="18"/>
+                <w:szCs w:val="18"/>
+              </w:rPr>
+              <w:t xml:space="preserve">Agenda, 1.er nivel</w:t>
+            </w:r>
+          </w:p>
+          <w:p>
+            <w:pPr>
+              <w:spacing w:after="0" w:before="60" w:line="250"/>
+            </w:pPr>
+            <w:r>
+              <w:rPr>
+                <w:rFonts w:ascii="Inter" w:cs="Inter" w:eastAsia="Inter" w:hAnsi="Inter"/>
+                <w:color w:val="1A2F45"/>
+                <w:sz w:val="18"/>
+                <w:szCs w:val="18"/>
+              </w:rPr>
+              <w:t xml:space="preserve">Convergencia</w:t>
+            </w:r>
+          </w:p>
+        </w:tc>
+        <w:tc>
+          <w:tcPr>
+            <w:tcW w:type="dxa" w:w="2550"/>
+            <w:shd w:fill="FFFFFF" w:color="auto" w:val="clear"/>
+            <w:tcMar>
+              <w:top w:type="dxa" w:w="110"/>
+              <w:left w:type="dxa" w:w="130"/>
+              <w:bottom w:type="dxa" w:w="110"/>
+              <w:right w:type="dxa" w:w="130"/>
+            </w:tcMar>
+          </w:tcPr>
+          <w:p>
+            <w:pPr>
+              <w:spacing w:after="0" w:before="0" w:line="250"/>
+            </w:pPr>
+            <w:r>
+              <w:rPr>
+                <w:rFonts w:ascii="Inter" w:cs="Inter" w:eastAsia="Inter" w:hAnsi="Inter"/>
+                <w:color w:val="1A2F45"/>
+                <w:sz w:val="18"/>
+                <w:szCs w:val="18"/>
+              </w:rPr>
+              <w:t xml:space="preserve">ρ de Spearman entre rankings temáticos de pares de cabeceras</w:t>
+            </w:r>
+          </w:p>
+        </w:tc>
+        <w:tc>
+          <w:tcPr>
+            <w:tcW w:type="dxa" w:w="3020"/>
+            <w:shd w:fill="FFFFFF" w:color="auto" w:val="clear"/>
+            <w:tcMar>
+              <w:top w:type="dxa" w:w="110"/>
+              <w:left w:type="dxa" w:w="130"/>
+              <w:bottom w:type="dxa" w:w="110"/>
+              <w:right w:type="dxa" w:w="130"/>
+            </w:tcMar>
+          </w:tcPr>
+          <w:p>
+            <w:pPr>
+              <w:spacing w:after="0" w:before="0" w:line="250"/>
+            </w:pPr>
+            <w:r>
+              <w:rPr>
+                <w:rFonts w:ascii="Inter" w:cs="Inter" w:eastAsia="Inter" w:hAnsi="Inter"/>
+                <w:color w:val="1A2F45"/>
+                <w:sz w:val="18"/>
+                <w:szCs w:val="18"/>
+              </w:rPr>
+              <w:t xml:space="preserve">id.</w:t>
+            </w:r>
+          </w:p>
+        </w:tc>
+        <w:tc>
+          <w:tcPr>
+            <w:tcW w:type="dxa" w:w="1600"/>
+            <w:shd w:fill="FFFFFF" w:color="auto" w:val="clear"/>
+            <w:tcMar>
+              <w:top w:type="dxa" w:w="110"/>
+              <w:left w:type="dxa" w:w="130"/>
+              <w:bottom w:type="dxa" w:w="110"/>
+              <w:right w:type="dxa" w:w="130"/>
+            </w:tcMar>
+          </w:tcPr>
+          <w:p>
+            <w:pPr>
+              <w:spacing w:after="0" w:before="0" w:line="250"/>
+            </w:pPr>
+            <w:r>
+              <w:rPr>
+                <w:rFonts w:ascii="Inter" w:cs="Inter" w:eastAsia="Inter" w:hAnsi="Inter"/>
+                <w:b/>
+                <w:bCs/>
+                <w:color w:val="009E8E"/>
+                <w:sz w:val="18"/>
+                <w:szCs w:val="18"/>
+              </w:rPr>
+              <w:t xml:space="preserve">Disponible</w:t>
+            </w:r>
+          </w:p>
+        </w:tc>
+      </w:tr>
+      <w:tr>
+        <w:tc>
+          <w:tcPr>
+            <w:tcW w:type="dxa" w:w="1850"/>
+            <w:shd w:fill="F5F8FA" w:color="auto" w:val="clear"/>
+            <w:tcMar>
+              <w:top w:type="dxa" w:w="110"/>
+              <w:left w:type="dxa" w:w="130"/>
+              <w:bottom w:type="dxa" w:w="110"/>
+              <w:right w:type="dxa" w:w="130"/>
+            </w:tcMar>
+          </w:tcPr>
+          <w:p>
+            <w:pPr>
+              <w:spacing w:after="0" w:before="0" w:line="250"/>
+            </w:pPr>
+            <w:r>
+              <w:rPr>
+                <w:rFonts w:ascii="Inter" w:cs="Inter" w:eastAsia="Inter" w:hAnsi="Inter"/>
+                <w:color w:val="1A2F45"/>
+                <w:sz w:val="18"/>
+                <w:szCs w:val="18"/>
+              </w:rPr>
+              <w:t xml:space="preserve">Agenda, 1.er nivel</w:t>
+            </w:r>
+          </w:p>
+          <w:p>
+            <w:pPr>
+              <w:spacing w:after="0" w:before="60" w:line="250"/>
+            </w:pPr>
+            <w:r>
+              <w:rPr>
+                <w:rFonts w:ascii="Inter" w:cs="Inter" w:eastAsia="Inter" w:hAnsi="Inter"/>
+                <w:color w:val="1A2F45"/>
+                <w:sz w:val="18"/>
+                <w:szCs w:val="18"/>
+              </w:rPr>
+              <w:t xml:space="preserve">Prominencia</w:t>
+            </w:r>
+          </w:p>
+        </w:tc>
+        <w:tc>
+          <w:tcPr>
+            <w:tcW w:type="dxa" w:w="2550"/>
+            <w:shd w:fill="F5F8FA" w:color="auto" w:val="clear"/>
+            <w:tcMar>
+              <w:top w:type="dxa" w:w="110"/>
+              <w:left w:type="dxa" w:w="130"/>
+              <w:bottom w:type="dxa" w:w="110"/>
+              <w:right w:type="dxa" w:w="130"/>
+            </w:tcMar>
+          </w:tcPr>
+          <w:p>
+            <w:pPr>
+              <w:spacing w:after="0" w:before="0" w:line="250"/>
+            </w:pPr>
+            <w:r>
+              <w:rPr>
+                <w:rFonts w:ascii="Inter" w:cs="Inter" w:eastAsia="Inter" w:hAnsi="Inter"/>
+                <w:color w:val="1A2F45"/>
+                <w:sz w:val="18"/>
+                <w:szCs w:val="18"/>
+              </w:rPr>
+              <w:t xml:space="preserve">Posición de la pieza en el listado de portada</w:t>
+            </w:r>
+          </w:p>
+        </w:tc>
+        <w:tc>
+          <w:tcPr>
+            <w:tcW w:type="dxa" w:w="3020"/>
+            <w:shd w:fill="F5F8FA" w:color="auto" w:val="clear"/>
+            <w:tcMar>
+              <w:top w:type="dxa" w:w="110"/>
+              <w:left w:type="dxa" w:w="130"/>
+              <w:bottom w:type="dxa" w:w="110"/>
+              <w:right w:type="dxa" w:w="130"/>
+            </w:tcMar>
+          </w:tcPr>
+          <w:p>
+            <w:pPr>
+              <w:spacing w:after="0" w:before="0" w:line="250"/>
+            </w:pPr>
+            <w:r>
+              <w:rPr>
+                <w:rFonts w:ascii="JetBrains Mono" w:cs="JetBrains Mono" w:eastAsia="JetBrains Mono" w:hAnsi="JetBrains Mono"/>
+                <w:color w:val="1A2F45"/>
+                <w:sz w:val="16"/>
+                <w:szCs w:val="16"/>
+              </w:rPr>
+              <w:t xml:space="preserve">observaciones.posicion</w:t>
+            </w:r>
+          </w:p>
+        </w:tc>
+        <w:tc>
+          <w:tcPr>
+            <w:tcW w:type="dxa" w:w="1600"/>
+            <w:shd w:fill="F5F8FA" w:color="auto" w:val="clear"/>
+            <w:tcMar>
+              <w:top w:type="dxa" w:w="110"/>
+              <w:left w:type="dxa" w:w="130"/>
+              <w:bottom w:type="dxa" w:w="110"/>
+              <w:right w:type="dxa" w:w="130"/>
+            </w:tcMar>
+          </w:tcPr>
+          <w:p>
+            <w:pPr>
+              <w:spacing w:after="0" w:before="0" w:line="250"/>
+            </w:pPr>
+            <w:r>
+              <w:rPr>
+                <w:rFonts w:ascii="Inter" w:cs="Inter" w:eastAsia="Inter" w:hAnsi="Inter"/>
+                <w:b/>
+                <w:bCs/>
+                <w:color w:val="009E8E"/>
+                <w:sz w:val="18"/>
+                <w:szCs w:val="18"/>
+              </w:rPr>
+              <w:t xml:space="preserve">Disponible</w:t>
+            </w:r>
+          </w:p>
+        </w:tc>
+      </w:tr>
+      <w:tr>
+        <w:tc>
+          <w:tcPr>
+            <w:tcW w:type="dxa" w:w="1850"/>
+            <w:shd w:fill="FFFFFF" w:color="auto" w:val="clear"/>
+            <w:tcMar>
+              <w:top w:type="dxa" w:w="110"/>
+              <w:left w:type="dxa" w:w="130"/>
+              <w:bottom w:type="dxa" w:w="110"/>
+              <w:right w:type="dxa" w:w="130"/>
+            </w:tcMar>
+          </w:tcPr>
+          <w:p>
+            <w:pPr>
+              <w:spacing w:after="0" w:before="0" w:line="250"/>
+            </w:pPr>
+            <w:r>
+              <w:rPr>
+                <w:rFonts w:ascii="Inter" w:cs="Inter" w:eastAsia="Inter" w:hAnsi="Inter"/>
+                <w:color w:val="1A2F45"/>
+                <w:sz w:val="18"/>
+                <w:szCs w:val="18"/>
+              </w:rPr>
+              <w:t xml:space="preserve">Agenda, 1.er nivel</w:t>
+            </w:r>
+          </w:p>
+          <w:p>
+            <w:pPr>
+              <w:spacing w:after="0" w:before="60" w:line="250"/>
+            </w:pPr>
+            <w:r>
+              <w:rPr>
+                <w:rFonts w:ascii="Inter" w:cs="Inter" w:eastAsia="Inter" w:hAnsi="Inter"/>
+                <w:color w:val="1A2F45"/>
+                <w:sz w:val="18"/>
+                <w:szCs w:val="18"/>
+              </w:rPr>
+              <w:t xml:space="preserve">Duración de la atención</w:t>
+            </w:r>
+          </w:p>
+        </w:tc>
+        <w:tc>
+          <w:tcPr>
+            <w:tcW w:type="dxa" w:w="2550"/>
+            <w:shd w:fill="FFFFFF" w:color="auto" w:val="clear"/>
+            <w:tcMar>
+              <w:top w:type="dxa" w:w="110"/>
+              <w:left w:type="dxa" w:w="130"/>
+              <w:bottom w:type="dxa" w:w="110"/>
+              <w:right w:type="dxa" w:w="130"/>
+            </w:tcMar>
+          </w:tcPr>
+          <w:p>
+            <w:pPr>
+              <w:spacing w:after="0" w:before="0" w:line="250"/>
+            </w:pPr>
+            <w:r>
+              <w:rPr>
+                <w:rFonts w:ascii="Inter" w:cs="Inter" w:eastAsia="Inter" w:hAnsi="Inter"/>
+                <w:color w:val="1A2F45"/>
+                <w:sz w:val="18"/>
+                <w:szCs w:val="18"/>
+              </w:rPr>
+              <w:t xml:space="preserve">Cuántas tiradas aguanta una pieza en portada</w:t>
+            </w:r>
+          </w:p>
+        </w:tc>
+        <w:tc>
+          <w:tcPr>
+            <w:tcW w:type="dxa" w:w="3020"/>
+            <w:shd w:fill="FFFFFF" w:color="auto" w:val="clear"/>
+            <w:tcMar>
+              <w:top w:type="dxa" w:w="110"/>
+              <w:left w:type="dxa" w:w="130"/>
+              <w:bottom w:type="dxa" w:w="110"/>
+              <w:right w:type="dxa" w:w="130"/>
+            </w:tcMar>
+          </w:tcPr>
+          <w:p>
+            <w:pPr>
+              <w:spacing w:after="0" w:before="0" w:line="250"/>
+            </w:pPr>
+            <w:r>
+              <w:rPr>
+                <w:rFonts w:ascii="JetBrains Mono" w:cs="JetBrains Mono" w:eastAsia="JetBrains Mono" w:hAnsi="JetBrains Mono"/>
+                <w:color w:val="1A2F45"/>
+                <w:sz w:val="16"/>
+                <w:szCs w:val="16"/>
+              </w:rPr>
+              <w:t xml:space="preserve">observaciones</w:t>
+            </w:r>
+          </w:p>
+          <w:p>
+            <w:pPr>
+              <w:spacing w:after="0" w:before="60" w:line="250"/>
+            </w:pPr>
+            <w:r>
+              <w:rPr>
+                <w:rFonts w:ascii="JetBrains Mono" w:cs="JetBrains Mono" w:eastAsia="JetBrains Mono" w:hAnsi="JetBrains Mono"/>
+                <w:color w:val="1A2F45"/>
+                <w:sz w:val="16"/>
+                <w:szCs w:val="16"/>
+              </w:rPr>
+              <w:t xml:space="preserve">(una fila por tirada)</w:t>
+            </w:r>
+          </w:p>
+        </w:tc>
+        <w:tc>
+          <w:tcPr>
+            <w:tcW w:type="dxa" w:w="1600"/>
+            <w:shd w:fill="FFFFFF" w:color="auto" w:val="clear"/>
+            <w:tcMar>
+              <w:top w:type="dxa" w:w="110"/>
+              <w:left w:type="dxa" w:w="130"/>
+              <w:bottom w:type="dxa" w:w="110"/>
+              <w:right w:type="dxa" w:w="130"/>
+            </w:tcMar>
+          </w:tcPr>
+          <w:p>
+            <w:pPr>
+              <w:spacing w:after="0" w:before="0" w:line="250"/>
+            </w:pPr>
+            <w:r>
+              <w:rPr>
+                <w:rFonts w:ascii="Inter" w:cs="Inter" w:eastAsia="Inter" w:hAnsi="Inter"/>
+                <w:b/>
+                <w:bCs/>
+                <w:color w:val="009E8E"/>
+                <w:sz w:val="18"/>
+                <w:szCs w:val="18"/>
+              </w:rPr>
+              <w:t xml:space="preserve">Disponible</w:t>
+            </w:r>
+          </w:p>
+        </w:tc>
+      </w:tr>
+      <w:tr>
+        <w:tc>
+          <w:tcPr>
+            <w:tcW w:type="dxa" w:w="1850"/>
+            <w:shd w:fill="F5F8FA" w:color="auto" w:val="clear"/>
+            <w:tcMar>
+              <w:top w:type="dxa" w:w="110"/>
+              <w:left w:type="dxa" w:w="130"/>
+              <w:bottom w:type="dxa" w:w="110"/>
+              <w:right w:type="dxa" w:w="130"/>
+            </w:tcMar>
+          </w:tcPr>
+          <w:p>
+            <w:pPr>
+              <w:spacing w:after="0" w:before="0" w:line="250"/>
+            </w:pPr>
+            <w:r>
+              <w:rPr>
+                <w:rFonts w:ascii="Inter" w:cs="Inter" w:eastAsia="Inter" w:hAnsi="Inter"/>
+                <w:color w:val="1A2F45"/>
+                <w:sz w:val="18"/>
+                <w:szCs w:val="18"/>
+              </w:rPr>
+              <w:t xml:space="preserve">Agenda, 2.º nivel</w:t>
+            </w:r>
+          </w:p>
+          <w:p>
+            <w:pPr>
+              <w:spacing w:after="0" w:before="60" w:line="250"/>
+            </w:pPr>
+            <w:r>
+              <w:rPr>
+                <w:rFonts w:ascii="Inter" w:cs="Inter" w:eastAsia="Inter" w:hAnsi="Inter"/>
+                <w:color w:val="1A2F45"/>
+                <w:sz w:val="18"/>
+                <w:szCs w:val="18"/>
+              </w:rPr>
+              <w:t xml:space="preserve">Atributos</w:t>
+            </w:r>
+          </w:p>
+        </w:tc>
+        <w:tc>
+          <w:tcPr>
+            <w:tcW w:type="dxa" w:w="2550"/>
+            <w:shd w:fill="F5F8FA" w:color="auto" w:val="clear"/>
+            <w:tcMar>
+              <w:top w:type="dxa" w:w="110"/>
+              <w:left w:type="dxa" w:w="130"/>
+              <w:bottom w:type="dxa" w:w="110"/>
+              <w:right w:type="dxa" w:w="130"/>
+            </w:tcMar>
+          </w:tcPr>
+          <w:p>
+            <w:pPr>
+              <w:spacing w:after="0" w:before="0" w:line="250"/>
+            </w:pPr>
+            <w:r>
+              <w:rPr>
+                <w:rFonts w:ascii="Inter" w:cs="Inter" w:eastAsia="Inter" w:hAnsi="Inter"/>
+                <w:color w:val="1A2F45"/>
+                <w:sz w:val="18"/>
+                <w:szCs w:val="18"/>
+              </w:rPr>
+              <w:t xml:space="preserve">Vocabulario distintivo de cada cabecera dentro de un mismo tema</w:t>
+            </w:r>
+          </w:p>
+        </w:tc>
+        <w:tc>
+          <w:tcPr>
+            <w:tcW w:type="dxa" w:w="3020"/>
+            <w:shd w:fill="F5F8FA" w:color="auto" w:val="clear"/>
+            <w:tcMar>
+              <w:top w:type="dxa" w:w="110"/>
+              <w:left w:type="dxa" w:w="130"/>
+              <w:bottom w:type="dxa" w:w="110"/>
+              <w:right w:type="dxa" w:w="130"/>
+            </w:tcMar>
+          </w:tcPr>
+          <w:p>
+            <w:pPr>
+              <w:spacing w:after="0" w:before="0" w:line="250"/>
+            </w:pPr>
+            <w:r>
+              <w:rPr>
+                <w:rFonts w:ascii="JetBrains Mono" w:cs="JetBrains Mono" w:eastAsia="JetBrains Mono" w:hAnsi="JetBrains Mono"/>
+                <w:color w:val="1A2F45"/>
+                <w:sz w:val="16"/>
+                <w:szCs w:val="16"/>
+              </w:rPr>
+              <w:t xml:space="preserve">wordcloud_terms</w:t>
+            </w:r>
+          </w:p>
+          <w:p>
+            <w:pPr>
+              <w:spacing w:after="0" w:before="60" w:line="250"/>
+            </w:pPr>
+            <w:r>
+              <w:rPr>
+                <w:rFonts w:ascii="JetBrains Mono" w:cs="JetBrains Mono" w:eastAsia="JetBrains Mono" w:hAnsi="JetBrains Mono"/>
+                <w:color w:val="1A2F45"/>
+                <w:sz w:val="16"/>
+                <w:szCs w:val="16"/>
+              </w:rPr>
+              <w:t xml:space="preserve">(medio × tema × periodo)</w:t>
+            </w:r>
+          </w:p>
+        </w:tc>
+        <w:tc>
+          <w:tcPr>
+            <w:tcW w:type="dxa" w:w="1600"/>
+            <w:shd w:fill="F5F8FA" w:color="auto" w:val="clear"/>
+            <w:tcMar>
+              <w:top w:type="dxa" w:w="110"/>
+              <w:left w:type="dxa" w:w="130"/>
+              <w:bottom w:type="dxa" w:w="110"/>
+              <w:right w:type="dxa" w:w="130"/>
+            </w:tcMar>
+          </w:tcPr>
+          <w:p>
+            <w:pPr>
+              <w:spacing w:after="0" w:before="0" w:line="250"/>
+            </w:pPr>
+            <w:r>
+              <w:rPr>
+                <w:rFonts w:ascii="Inter" w:cs="Inter" w:eastAsia="Inter" w:hAnsi="Inter"/>
+                <w:b/>
+                <w:bCs/>
+                <w:color w:val="009E8E"/>
+                <w:sz w:val="18"/>
+                <w:szCs w:val="18"/>
+              </w:rPr>
+              <w:t xml:space="preserve">Disponible</w:t>
+            </w:r>
+          </w:p>
+        </w:tc>
+      </w:tr>
+      <w:tr>
+        <w:tc>
+          <w:tcPr>
+            <w:tcW w:type="dxa" w:w="1850"/>
+            <w:shd w:fill="FFFFFF" w:color="auto" w:val="clear"/>
+            <w:tcMar>
+              <w:top w:type="dxa" w:w="110"/>
+              <w:left w:type="dxa" w:w="130"/>
+              <w:bottom w:type="dxa" w:w="110"/>
+              <w:right w:type="dxa" w:w="130"/>
+            </w:tcMar>
+          </w:tcPr>
+          <w:p>
+            <w:pPr>
+              <w:spacing w:after="0" w:before="0" w:line="250"/>
+            </w:pPr>
+            <w:r>
+              <w:rPr>
+                <w:rFonts w:ascii="Inter" w:cs="Inter" w:eastAsia="Inter" w:hAnsi="Inter"/>
+                <w:color w:val="1A2F45"/>
+                <w:sz w:val="18"/>
+                <w:szCs w:val="18"/>
+              </w:rPr>
+              <w:t xml:space="preserve">Validez del clasificador</w:t>
+            </w:r>
+          </w:p>
+        </w:tc>
+        <w:tc>
+          <w:tcPr>
+            <w:tcW w:type="dxa" w:w="2550"/>
+            <w:shd w:fill="FFFFFF" w:color="auto" w:val="clear"/>
+            <w:tcMar>
+              <w:top w:type="dxa" w:w="110"/>
+              <w:left w:type="dxa" w:w="130"/>
+              <w:bottom w:type="dxa" w:w="110"/>
+              <w:right w:type="dxa" w:w="130"/>
+            </w:tcMar>
+          </w:tcPr>
+          <w:p>
+            <w:pPr>
+              <w:spacing w:after="0" w:before="0" w:line="250"/>
+            </w:pPr>
+            <w:r>
+              <w:rPr>
+                <w:rFonts w:ascii="Inter" w:cs="Inter" w:eastAsia="Inter" w:hAnsi="Inter"/>
+                <w:color w:val="1A2F45"/>
+                <w:sz w:val="18"/>
+                <w:szCs w:val="18"/>
+              </w:rPr>
+              <w:t xml:space="preserve">Contraste de los 15 temas contra la taxonomía nativa del medio</w:t>
+            </w:r>
+          </w:p>
+        </w:tc>
+        <w:tc>
+          <w:tcPr>
+            <w:tcW w:type="dxa" w:w="3020"/>
+            <w:shd w:fill="FFFFFF" w:color="auto" w:val="clear"/>
+            <w:tcMar>
+              <w:top w:type="dxa" w:w="110"/>
+              <w:left w:type="dxa" w:w="130"/>
+              <w:bottom w:type="dxa" w:w="110"/>
+              <w:right w:type="dxa" w:w="130"/>
+            </w:tcMar>
+          </w:tcPr>
+          <w:p>
+            <w:pPr>
+              <w:spacing w:after="0" w:before="0" w:line="250"/>
+            </w:pPr>
+            <w:r>
+              <w:rPr>
+                <w:rFonts w:ascii="JetBrains Mono" w:cs="JetBrains Mono" w:eastAsia="JetBrains Mono" w:hAnsi="JetBrains Mono"/>
+                <w:color w:val="1A2F45"/>
+                <w:sz w:val="16"/>
+                <w:szCs w:val="16"/>
+              </w:rPr>
+              <w:t xml:space="preserve">noticias.seccion</w:t>
+            </w:r>
+          </w:p>
+        </w:tc>
+        <w:tc>
+          <w:tcPr>
+            <w:tcW w:type="dxa" w:w="1600"/>
+            <w:shd w:fill="FFFFFF" w:color="auto" w:val="clear"/>
+            <w:tcMar>
+              <w:top w:type="dxa" w:w="110"/>
+              <w:left w:type="dxa" w:w="130"/>
+              <w:bottom w:type="dxa" w:w="110"/>
+              <w:right w:type="dxa" w:w="130"/>
+            </w:tcMar>
+          </w:tcPr>
+          <w:p>
+            <w:pPr>
+              <w:spacing w:after="0" w:before="0" w:line="250"/>
+            </w:pPr>
+            <w:r>
+              <w:rPr>
+                <w:rFonts w:ascii="Inter" w:cs="Inter" w:eastAsia="Inter" w:hAnsi="Inter"/>
+                <w:b/>
+                <w:bCs/>
+                <w:color w:val="009E8E"/>
+                <w:sz w:val="18"/>
+                <w:szCs w:val="18"/>
+              </w:rPr>
+              <w:t xml:space="preserve">Disponible</w:t>
+            </w:r>
+          </w:p>
+        </w:tc>
+      </w:tr>
+      <w:tr>
+        <w:tc>
+          <w:tcPr>
+            <w:tcW w:type="dxa" w:w="1850"/>
+            <w:shd w:fill="F5F8FA" w:color="auto" w:val="clear"/>
+            <w:tcMar>
+              <w:top w:type="dxa" w:w="110"/>
+              <w:left w:type="dxa" w:w="130"/>
+              <w:bottom w:type="dxa" w:w="110"/>
+              <w:right w:type="dxa" w:w="130"/>
+            </w:tcMar>
+          </w:tcPr>
+          <w:p>
+            <w:pPr>
+              <w:spacing w:after="0" w:before="0" w:line="250"/>
+            </w:pPr>
+            <w:r>
+              <w:rPr>
+                <w:rFonts w:ascii="Inter" w:cs="Inter" w:eastAsia="Inter" w:hAnsi="Inter"/>
+                <w:color w:val="1A2F45"/>
+                <w:sz w:val="18"/>
+                <w:szCs w:val="18"/>
+              </w:rPr>
+              <w:t xml:space="preserve">Encuadre</w:t>
+            </w:r>
+          </w:p>
+        </w:tc>
+        <w:tc>
+          <w:tcPr>
+            <w:tcW w:type="dxa" w:w="2550"/>
+            <w:shd w:fill="F5F8FA" w:color="auto" w:val="clear"/>
+            <w:tcMar>
+              <w:top w:type="dxa" w:w="110"/>
+              <w:left w:type="dxa" w:w="130"/>
+              <w:bottom w:type="dxa" w:w="110"/>
+              <w:right w:type="dxa" w:w="130"/>
+            </w:tcMar>
+          </w:tcPr>
+          <w:p>
+            <w:pPr>
+              <w:spacing w:after="0" w:before="0" w:line="250"/>
+            </w:pPr>
+            <w:r>
+              <w:rPr>
+                <w:rFonts w:ascii="Inter" w:cs="Inter" w:eastAsia="Inter" w:hAnsi="Inter"/>
+                <w:color w:val="1A2F45"/>
+                <w:sz w:val="18"/>
+                <w:szCs w:val="18"/>
+              </w:rPr>
+              <w:t xml:space="preserve">Marcos genéricos y específicos del asunto</w:t>
+            </w:r>
+          </w:p>
+        </w:tc>
+        <w:tc>
+          <w:tcPr>
+            <w:tcW w:type="dxa" w:w="3020"/>
+            <w:shd w:fill="F5F8FA" w:color="auto" w:val="clear"/>
+            <w:tcMar>
+              <w:top w:type="dxa" w:w="110"/>
+              <w:left w:type="dxa" w:w="130"/>
+              <w:bottom w:type="dxa" w:w="110"/>
+              <w:right w:type="dxa" w:w="130"/>
+            </w:tcMar>
+          </w:tcPr>
+          <w:p>
+            <w:pPr>
+              <w:spacing w:after="0" w:before="0" w:line="250"/>
+            </w:pPr>
+            <w:r>
+              <w:rPr>
+                <w:rFonts w:ascii="JetBrains Mono" w:cs="JetBrains Mono" w:eastAsia="JetBrains Mono" w:hAnsi="JetBrains Mono"/>
+                <w:color w:val="1A2F45"/>
+                <w:sz w:val="16"/>
+                <w:szCs w:val="16"/>
+              </w:rPr>
+              <w:t xml:space="preserve">texto_full (5.000 car.)</w:t>
+            </w:r>
+          </w:p>
+        </w:tc>
+        <w:tc>
+          <w:tcPr>
+            <w:tcW w:type="dxa" w:w="1600"/>
+            <w:shd w:fill="F5F8FA" w:color="auto" w:val="clear"/>
             <w:tcMar>
               <w:top w:type="dxa" w:w="110"/>
               <w:left w:type="dxa" w:w="130"/>
@@ -2052,7 +4117,7 @@
                 <w:sz w:val="18"/>
                 <w:szCs w:val="18"/>
               </w:rPr>
-              <w:t xml:space="preserve">Requiere ajuste</w:t>
+              <w:t xml:space="preserve">Requiere protocolo</w:t>
             </w:r>
           </w:p>
         </w:tc>
@@ -2061,6 +4126,114 @@
         <w:tc>
           <w:tcPr>
             <w:tcW w:type="dxa" w:w="1850"/>
+            <w:shd w:fill="FFFFFF" w:color="auto" w:val="clear"/>
+            <w:tcMar>
+              <w:top w:type="dxa" w:w="110"/>
+              <w:left w:type="dxa" w:w="130"/>
+              <w:bottom w:type="dxa" w:w="110"/>
+              <w:right w:type="dxa" w:w="130"/>
+            </w:tcMar>
+          </w:tcPr>
+          <w:p>
+            <w:pPr>
+              <w:spacing w:after="0" w:before="0" w:line="250"/>
+            </w:pPr>
+            <w:r>
+              <w:rPr>
+                <w:rFonts w:ascii="Inter" w:cs="Inter" w:eastAsia="Inter" w:hAnsi="Inter"/>
+                <w:color w:val="1A2F45"/>
+                <w:sz w:val="18"/>
+                <w:szCs w:val="18"/>
+              </w:rPr>
+              <w:t xml:space="preserve">Priming</w:t>
+            </w:r>
+          </w:p>
+        </w:tc>
+        <w:tc>
+          <w:tcPr>
+            <w:tcW w:type="dxa" w:w="2550"/>
+            <w:shd w:fill="FFFFFF" w:color="auto" w:val="clear"/>
+            <w:tcMar>
+              <w:top w:type="dxa" w:w="110"/>
+              <w:left w:type="dxa" w:w="130"/>
+              <w:bottom w:type="dxa" w:w="110"/>
+              <w:right w:type="dxa" w:w="130"/>
+            </w:tcMar>
+          </w:tcPr>
+          <w:p>
+            <w:pPr>
+              <w:spacing w:after="0" w:before="0" w:line="250"/>
+            </w:pPr>
+            <w:r>
+              <w:rPr>
+                <w:rFonts w:ascii="Inter" w:cs="Inter" w:eastAsia="Inter" w:hAnsi="Inter"/>
+                <w:color w:val="1A2F45"/>
+                <w:sz w:val="18"/>
+                <w:szCs w:val="18"/>
+              </w:rPr>
+              <w:t xml:space="preserve">Traslado de la saliencia mediática a los criterios de evaluación pública</w:t>
+            </w:r>
+          </w:p>
+        </w:tc>
+        <w:tc>
+          <w:tcPr>
+            <w:tcW w:type="dxa" w:w="3020"/>
+            <w:shd w:fill="FFFFFF" w:color="auto" w:val="clear"/>
+            <w:tcMar>
+              <w:top w:type="dxa" w:w="110"/>
+              <w:left w:type="dxa" w:w="130"/>
+              <w:bottom w:type="dxa" w:w="110"/>
+              <w:right w:type="dxa" w:w="130"/>
+            </w:tcMar>
+          </w:tcPr>
+          <w:p>
+            <w:pPr>
+              <w:spacing w:after="0" w:before="0" w:line="250"/>
+            </w:pPr>
+            <w:r>
+              <w:rPr>
+                <w:rFonts w:ascii="Inter" w:cs="Inter" w:eastAsia="Inter" w:hAnsi="Inter"/>
+                <w:color w:val="1A2F45"/>
+                <w:sz w:val="18"/>
+                <w:szCs w:val="18"/>
+              </w:rPr>
+              <w:t xml:space="preserve">Ninguno: exige serie de opinión pública externa</w:t>
+            </w:r>
+          </w:p>
+        </w:tc>
+        <w:tc>
+          <w:tcPr>
+            <w:tcW w:type="dxa" w:w="1600"/>
+            <w:shd w:fill="FFFFFF" w:color="auto" w:val="clear"/>
+            <w:tcMar>
+              <w:top w:type="dxa" w:w="110"/>
+              <w:left w:type="dxa" w:w="130"/>
+              <w:bottom w:type="dxa" w:w="110"/>
+              <w:right w:type="dxa" w:w="130"/>
+            </w:tcMar>
+          </w:tcPr>
+          <w:p>
+            <w:pPr>
+              <w:spacing w:after="0" w:before="0" w:line="250"/>
+            </w:pPr>
+            <w:r>
+              <w:rPr>
+                <w:rFonts w:ascii="Inter" w:cs="Inter" w:eastAsia="Inter" w:hAnsi="Inter"/>
+                <w:b/>
+                <w:bCs/>
+                <w:color w:val="FF4757"/>
+                <w:sz w:val="18"/>
+                <w:szCs w:val="18"/>
+              </w:rPr>
+              <w:t xml:space="preserve">Bloqueado</w:t>
+            </w:r>
+          </w:p>
+        </w:tc>
+      </w:tr>
+      <w:tr>
+        <w:tc>
+          <w:tcPr>
+            <w:tcW w:type="dxa" w:w="1850"/>
             <w:shd w:fill="F5F8FA" w:color="auto" w:val="clear"/>
             <w:tcMar>
               <w:top w:type="dxa" w:w="110"/>
@@ -2080,7 +4253,7 @@
                 <w:sz w:val="18"/>
                 <w:szCs w:val="18"/>
               </w:rPr>
-              <w:t xml:space="preserve">Agenda, 1.er nivel</w:t>
+              <w:t xml:space="preserve">Agenda inter-medios</w:t>
             </w:r>
           </w:p>
           <w:p>
@@ -2094,7 +4267,7 @@
                 <w:sz w:val="18"/>
                 <w:szCs w:val="18"/>
               </w:rPr>
-              <w:t xml:space="preserve">Diversidad</w:t>
+              <w:t xml:space="preserve">Prioridad</w:t>
             </w:r>
           </w:p>
         </w:tc>
@@ -2120,7 +4293,7 @@
                 <w:sz w:val="18"/>
                 <w:szCs w:val="18"/>
               </w:rPr>
-              <w:t xml:space="preserve">Entropía normalizada de la distribución temática</w:t>
+              <w:t xml:space="preserve">Quién publica primero una misma historia</w:t>
             </w:r>
           </w:p>
         </w:tc>
@@ -2146,7 +4319,7 @@
                 <w:sz w:val="18"/>
                 <w:szCs w:val="18"/>
               </w:rPr>
-              <w:t xml:space="preserve">id.</w:t>
+              <w:t xml:space="preserve">Fecha y cadencia resueltas; falta agrupar piezas por acontecimiento</w:t>
             </w:r>
           </w:p>
         </w:tc>
@@ -2174,725 +4347,7 @@
                 <w:sz w:val="18"/>
                 <w:szCs w:val="18"/>
               </w:rPr>
-              <w:t xml:space="preserve">Requiere ajuste</w:t>
-            </w:r>
-          </w:p>
-        </w:tc>
-      </w:tr>
-      <w:tr>
-        <w:tc>
-          <w:tcPr>
-            <w:tcW w:type="dxa" w:w="1850"/>
-            <w:shd w:fill="FFFFFF" w:color="auto" w:val="clear"/>
-            <w:tcMar>
-              <w:top w:type="dxa" w:w="110"/>
-              <w:left w:type="dxa" w:w="130"/>
-              <w:bottom w:type="dxa" w:w="110"/>
-              <w:right w:type="dxa" w:w="130"/>
-            </w:tcMar>
-          </w:tcPr>
-          <w:p>
-            <w:pPr>
-              <w:spacing w:after="0" w:before="0" w:line="250"/>
-            </w:pPr>
-            <w:r>
-              <w:rPr>
-                <w:rFonts w:ascii="Inter" w:cs="Inter" w:eastAsia="Inter" w:hAnsi="Inter"/>
-                <w:color w:val="1A2F45"/>
-                <w:sz w:val="18"/>
-                <w:szCs w:val="18"/>
-              </w:rPr>
-              <w:t xml:space="preserve">Agenda, 1.er nivel</w:t>
-            </w:r>
-          </w:p>
-          <w:p>
-            <w:pPr>
-              <w:spacing w:after="0" w:before="60" w:line="250"/>
-            </w:pPr>
-            <w:r>
-              <w:rPr>
-                <w:rFonts w:ascii="Inter" w:cs="Inter" w:eastAsia="Inter" w:hAnsi="Inter"/>
-                <w:color w:val="1A2F45"/>
-                <w:sz w:val="18"/>
-                <w:szCs w:val="18"/>
-              </w:rPr>
-              <w:t xml:space="preserve">Convergencia</w:t>
-            </w:r>
-          </w:p>
-        </w:tc>
-        <w:tc>
-          <w:tcPr>
-            <w:tcW w:type="dxa" w:w="2550"/>
-            <w:shd w:fill="FFFFFF" w:color="auto" w:val="clear"/>
-            <w:tcMar>
-              <w:top w:type="dxa" w:w="110"/>
-              <w:left w:type="dxa" w:w="130"/>
-              <w:bottom w:type="dxa" w:w="110"/>
-              <w:right w:type="dxa" w:w="130"/>
-            </w:tcMar>
-          </w:tcPr>
-          <w:p>
-            <w:pPr>
-              <w:spacing w:after="0" w:before="0" w:line="250"/>
-            </w:pPr>
-            <w:r>
-              <w:rPr>
-                <w:rFonts w:ascii="Inter" w:cs="Inter" w:eastAsia="Inter" w:hAnsi="Inter"/>
-                <w:color w:val="1A2F45"/>
-                <w:sz w:val="18"/>
-                <w:szCs w:val="18"/>
-              </w:rPr>
-              <w:t xml:space="preserve">ρ de Spearman entre rankings temáticos de pares de cabeceras</w:t>
-            </w:r>
-          </w:p>
-        </w:tc>
-        <w:tc>
-          <w:tcPr>
-            <w:tcW w:type="dxa" w:w="3020"/>
-            <w:shd w:fill="FFFFFF" w:color="auto" w:val="clear"/>
-            <w:tcMar>
-              <w:top w:type="dxa" w:w="110"/>
-              <w:left w:type="dxa" w:w="130"/>
-              <w:bottom w:type="dxa" w:w="110"/>
-              <w:right w:type="dxa" w:w="130"/>
-            </w:tcMar>
-          </w:tcPr>
-          <w:p>
-            <w:pPr>
-              <w:spacing w:after="0" w:before="0" w:line="250"/>
-            </w:pPr>
-            <w:r>
-              <w:rPr>
-                <w:rFonts w:ascii="Inter" w:cs="Inter" w:eastAsia="Inter" w:hAnsi="Inter"/>
-                <w:color w:val="1A2F45"/>
-                <w:sz w:val="18"/>
-                <w:szCs w:val="18"/>
-              </w:rPr>
-              <w:t xml:space="preserve">id.</w:t>
-            </w:r>
-          </w:p>
-        </w:tc>
-        <w:tc>
-          <w:tcPr>
-            <w:tcW w:type="dxa" w:w="1600"/>
-            <w:shd w:fill="FFFFFF" w:color="auto" w:val="clear"/>
-            <w:tcMar>
-              <w:top w:type="dxa" w:w="110"/>
-              <w:left w:type="dxa" w:w="130"/>
-              <w:bottom w:type="dxa" w:w="110"/>
-              <w:right w:type="dxa" w:w="130"/>
-            </w:tcMar>
-          </w:tcPr>
-          <w:p>
-            <w:pPr>
-              <w:spacing w:after="0" w:before="0" w:line="250"/>
-            </w:pPr>
-            <w:r>
-              <w:rPr>
-                <w:rFonts w:ascii="Inter" w:cs="Inter" w:eastAsia="Inter" w:hAnsi="Inter"/>
-                <w:b/>
-                <w:bCs/>
-                <w:color w:val="D4940A"/>
-                <w:sz w:val="18"/>
-                <w:szCs w:val="18"/>
-              </w:rPr>
-              <w:t xml:space="preserve">Requiere ajuste</w:t>
-            </w:r>
-          </w:p>
-        </w:tc>
-      </w:tr>
-      <w:tr>
-        <w:tc>
-          <w:tcPr>
-            <w:tcW w:type="dxa" w:w="1850"/>
-            <w:shd w:fill="F5F8FA" w:color="auto" w:val="clear"/>
-            <w:tcMar>
-              <w:top w:type="dxa" w:w="110"/>
-              <w:left w:type="dxa" w:w="130"/>
-              <w:bottom w:type="dxa" w:w="110"/>
-              <w:right w:type="dxa" w:w="130"/>
-            </w:tcMar>
-          </w:tcPr>
-          <w:p>
-            <w:pPr>
-              <w:spacing w:after="0" w:before="0" w:line="250"/>
-            </w:pPr>
-            <w:r>
-              <w:rPr>
-                <w:rFonts w:ascii="Inter" w:cs="Inter" w:eastAsia="Inter" w:hAnsi="Inter"/>
-                <w:color w:val="1A2F45"/>
-                <w:sz w:val="18"/>
-                <w:szCs w:val="18"/>
-              </w:rPr>
-              <w:t xml:space="preserve">Agenda, 1.er nivel</w:t>
-            </w:r>
-          </w:p>
-          <w:p>
-            <w:pPr>
-              <w:spacing w:after="0" w:before="60" w:line="250"/>
-            </w:pPr>
-            <w:r>
-              <w:rPr>
-                <w:rFonts w:ascii="Inter" w:cs="Inter" w:eastAsia="Inter" w:hAnsi="Inter"/>
-                <w:color w:val="1A2F45"/>
-                <w:sz w:val="18"/>
-                <w:szCs w:val="18"/>
-              </w:rPr>
-              <w:t xml:space="preserve">Prominencia</w:t>
-            </w:r>
-          </w:p>
-        </w:tc>
-        <w:tc>
-          <w:tcPr>
-            <w:tcW w:type="dxa" w:w="2550"/>
-            <w:shd w:fill="F5F8FA" w:color="auto" w:val="clear"/>
-            <w:tcMar>
-              <w:top w:type="dxa" w:w="110"/>
-              <w:left w:type="dxa" w:w="130"/>
-              <w:bottom w:type="dxa" w:w="110"/>
-              <w:right w:type="dxa" w:w="130"/>
-            </w:tcMar>
-          </w:tcPr>
-          <w:p>
-            <w:pPr>
-              <w:spacing w:after="0" w:before="0" w:line="250"/>
-            </w:pPr>
-            <w:r>
-              <w:rPr>
-                <w:rFonts w:ascii="Inter" w:cs="Inter" w:eastAsia="Inter" w:hAnsi="Inter"/>
-                <w:color w:val="1A2F45"/>
-                <w:sz w:val="18"/>
-                <w:szCs w:val="18"/>
-              </w:rPr>
-              <w:t xml:space="preserve">Posición de la pieza en portada</w:t>
-            </w:r>
-          </w:p>
-        </w:tc>
-        <w:tc>
-          <w:tcPr>
-            <w:tcW w:type="dxa" w:w="3020"/>
-            <w:shd w:fill="F5F8FA" w:color="auto" w:val="clear"/>
-            <w:tcMar>
-              <w:top w:type="dxa" w:w="110"/>
-              <w:left w:type="dxa" w:w="130"/>
-              <w:bottom w:type="dxa" w:w="110"/>
-              <w:right w:type="dxa" w:w="130"/>
-            </w:tcMar>
-          </w:tcPr>
-          <w:p>
-            <w:pPr>
-              <w:spacing w:after="0" w:before="0" w:line="250"/>
-            </w:pPr>
-            <w:r>
-              <w:rPr>
-                <w:rFonts w:ascii="Inter" w:cs="Inter" w:eastAsia="Inter" w:hAnsi="Inter"/>
-                <w:color w:val="1A2F45"/>
-                <w:sz w:val="18"/>
-                <w:szCs w:val="18"/>
-              </w:rPr>
-              <w:t xml:space="preserve">No se almacena. Recuperable de forma aproximada por el orden de id</w:t>
-            </w:r>
-          </w:p>
-        </w:tc>
-        <w:tc>
-          <w:tcPr>
-            <w:tcW w:type="dxa" w:w="1600"/>
-            <w:shd w:fill="F5F8FA" w:color="auto" w:val="clear"/>
-            <w:tcMar>
-              <w:top w:type="dxa" w:w="110"/>
-              <w:left w:type="dxa" w:w="130"/>
-              <w:bottom w:type="dxa" w:w="110"/>
-              <w:right w:type="dxa" w:w="130"/>
-            </w:tcMar>
-          </w:tcPr>
-          <w:p>
-            <w:pPr>
-              <w:spacing w:after="0" w:before="0" w:line="250"/>
-            </w:pPr>
-            <w:r>
-              <w:rPr>
-                <w:rFonts w:ascii="Inter" w:cs="Inter" w:eastAsia="Inter" w:hAnsi="Inter"/>
-                <w:b/>
-                <w:bCs/>
-                <w:color w:val="D4940A"/>
-                <w:sz w:val="18"/>
-                <w:szCs w:val="18"/>
-              </w:rPr>
-              <w:t xml:space="preserve">Requiere ajuste</w:t>
-            </w:r>
-          </w:p>
-        </w:tc>
-      </w:tr>
-      <w:tr>
-        <w:tc>
-          <w:tcPr>
-            <w:tcW w:type="dxa" w:w="1850"/>
-            <w:shd w:fill="FFFFFF" w:color="auto" w:val="clear"/>
-            <w:tcMar>
-              <w:top w:type="dxa" w:w="110"/>
-              <w:left w:type="dxa" w:w="130"/>
-              <w:bottom w:type="dxa" w:w="110"/>
-              <w:right w:type="dxa" w:w="130"/>
-            </w:tcMar>
-          </w:tcPr>
-          <w:p>
-            <w:pPr>
-              <w:spacing w:after="0" w:before="0" w:line="250"/>
-            </w:pPr>
-            <w:r>
-              <w:rPr>
-                <w:rFonts w:ascii="Inter" w:cs="Inter" w:eastAsia="Inter" w:hAnsi="Inter"/>
-                <w:color w:val="1A2F45"/>
-                <w:sz w:val="18"/>
-                <w:szCs w:val="18"/>
-              </w:rPr>
-              <w:t xml:space="preserve">Agenda, 2.º nivel</w:t>
-            </w:r>
-          </w:p>
-          <w:p>
-            <w:pPr>
-              <w:spacing w:after="0" w:before="60" w:line="250"/>
-            </w:pPr>
-            <w:r>
-              <w:rPr>
-                <w:rFonts w:ascii="Inter" w:cs="Inter" w:eastAsia="Inter" w:hAnsi="Inter"/>
-                <w:color w:val="1A2F45"/>
-                <w:sz w:val="18"/>
-                <w:szCs w:val="18"/>
-              </w:rPr>
-              <w:t xml:space="preserve">Atributos</w:t>
-            </w:r>
-          </w:p>
-        </w:tc>
-        <w:tc>
-          <w:tcPr>
-            <w:tcW w:type="dxa" w:w="2550"/>
-            <w:shd w:fill="FFFFFF" w:color="auto" w:val="clear"/>
-            <w:tcMar>
-              <w:top w:type="dxa" w:w="110"/>
-              <w:left w:type="dxa" w:w="130"/>
-              <w:bottom w:type="dxa" w:w="110"/>
-              <w:right w:type="dxa" w:w="130"/>
-            </w:tcMar>
-          </w:tcPr>
-          <w:p>
-            <w:pPr>
-              <w:spacing w:after="0" w:before="0" w:line="250"/>
-            </w:pPr>
-            <w:r>
-              <w:rPr>
-                <w:rFonts w:ascii="Inter" w:cs="Inter" w:eastAsia="Inter" w:hAnsi="Inter"/>
-                <w:color w:val="1A2F45"/>
-                <w:sz w:val="18"/>
-                <w:szCs w:val="18"/>
-              </w:rPr>
-              <w:t xml:space="preserve">Vocabulario distintivo de cada cabecera dentro de un mismo tema</w:t>
-            </w:r>
-          </w:p>
-        </w:tc>
-        <w:tc>
-          <w:tcPr>
-            <w:tcW w:type="dxa" w:w="3020"/>
-            <w:shd w:fill="FFFFFF" w:color="auto" w:val="clear"/>
-            <w:tcMar>
-              <w:top w:type="dxa" w:w="110"/>
-              <w:left w:type="dxa" w:w="130"/>
-              <w:bottom w:type="dxa" w:w="110"/>
-              <w:right w:type="dxa" w:w="130"/>
-            </w:tcMar>
-          </w:tcPr>
-          <w:p>
-            <w:pPr>
-              <w:spacing w:after="0" w:before="0" w:line="250"/>
-            </w:pPr>
-            <w:r>
-              <w:rPr>
-                <w:rFonts w:ascii="JetBrains Mono" w:cs="JetBrains Mono" w:eastAsia="JetBrains Mono" w:hAnsi="JetBrains Mono"/>
-                <w:color w:val="1A2F45"/>
-                <w:sz w:val="16"/>
-                <w:szCs w:val="16"/>
-              </w:rPr>
-              <w:t xml:space="preserve">wordcloud_terms</w:t>
-            </w:r>
-          </w:p>
-          <w:p>
-            <w:pPr>
-              <w:spacing w:after="0" w:before="60" w:line="250"/>
-            </w:pPr>
-            <w:r>
-              <w:rPr>
-                <w:rFonts w:ascii="JetBrains Mono" w:cs="JetBrains Mono" w:eastAsia="JetBrains Mono" w:hAnsi="JetBrains Mono"/>
-                <w:color w:val="1A2F45"/>
-                <w:sz w:val="16"/>
-                <w:szCs w:val="16"/>
-              </w:rPr>
-              <w:t xml:space="preserve">(ámbito medio × tema)</w:t>
-            </w:r>
-          </w:p>
-        </w:tc>
-        <w:tc>
-          <w:tcPr>
-            <w:tcW w:type="dxa" w:w="1600"/>
-            <w:shd w:fill="FFFFFF" w:color="auto" w:val="clear"/>
-            <w:tcMar>
-              <w:top w:type="dxa" w:w="110"/>
-              <w:left w:type="dxa" w:w="130"/>
-              <w:bottom w:type="dxa" w:w="110"/>
-              <w:right w:type="dxa" w:w="130"/>
-            </w:tcMar>
-          </w:tcPr>
-          <w:p>
-            <w:pPr>
-              <w:spacing w:after="0" w:before="0" w:line="250"/>
-            </w:pPr>
-            <w:r>
-              <w:rPr>
-                <w:rFonts w:ascii="Inter" w:cs="Inter" w:eastAsia="Inter" w:hAnsi="Inter"/>
-                <w:b/>
-                <w:bCs/>
-                <w:color w:val="009E8E"/>
-                <w:sz w:val="18"/>
-                <w:szCs w:val="18"/>
-              </w:rPr>
-              <w:t xml:space="preserve">Disponible</w:t>
-            </w:r>
-          </w:p>
-        </w:tc>
-      </w:tr>
-      <w:tr>
-        <w:tc>
-          <w:tcPr>
-            <w:tcW w:type="dxa" w:w="1850"/>
-            <w:shd w:fill="F5F8FA" w:color="auto" w:val="clear"/>
-            <w:tcMar>
-              <w:top w:type="dxa" w:w="110"/>
-              <w:left w:type="dxa" w:w="130"/>
-              <w:bottom w:type="dxa" w:w="110"/>
-              <w:right w:type="dxa" w:w="130"/>
-            </w:tcMar>
-          </w:tcPr>
-          <w:p>
-            <w:pPr>
-              <w:spacing w:after="0" w:before="0" w:line="250"/>
-            </w:pPr>
-            <w:r>
-              <w:rPr>
-                <w:rFonts w:ascii="Inter" w:cs="Inter" w:eastAsia="Inter" w:hAnsi="Inter"/>
-                <w:color w:val="1A2F45"/>
-                <w:sz w:val="18"/>
-                <w:szCs w:val="18"/>
-              </w:rPr>
-              <w:t xml:space="preserve">Encuadre</w:t>
-            </w:r>
-          </w:p>
-        </w:tc>
-        <w:tc>
-          <w:tcPr>
-            <w:tcW w:type="dxa" w:w="2550"/>
-            <w:shd w:fill="F5F8FA" w:color="auto" w:val="clear"/>
-            <w:tcMar>
-              <w:top w:type="dxa" w:w="110"/>
-              <w:left w:type="dxa" w:w="130"/>
-              <w:bottom w:type="dxa" w:w="110"/>
-              <w:right w:type="dxa" w:w="130"/>
-            </w:tcMar>
-          </w:tcPr>
-          <w:p>
-            <w:pPr>
-              <w:spacing w:after="0" w:before="0" w:line="250"/>
-            </w:pPr>
-            <w:r>
-              <w:rPr>
-                <w:rFonts w:ascii="Inter" w:cs="Inter" w:eastAsia="Inter" w:hAnsi="Inter"/>
-                <w:color w:val="1A2F45"/>
-                <w:sz w:val="18"/>
-                <w:szCs w:val="18"/>
-              </w:rPr>
-              <w:t xml:space="preserve">Marcos genéricos y específicos del asunto</w:t>
-            </w:r>
-          </w:p>
-        </w:tc>
-        <w:tc>
-          <w:tcPr>
-            <w:tcW w:type="dxa" w:w="3020"/>
-            <w:shd w:fill="F5F8FA" w:color="auto" w:val="clear"/>
-            <w:tcMar>
-              <w:top w:type="dxa" w:w="110"/>
-              <w:left w:type="dxa" w:w="130"/>
-              <w:bottom w:type="dxa" w:w="110"/>
-              <w:right w:type="dxa" w:w="130"/>
-            </w:tcMar>
-          </w:tcPr>
-          <w:p>
-            <w:pPr>
-              <w:spacing w:after="0" w:before="0" w:line="250"/>
-            </w:pPr>
-            <w:r>
-              <w:rPr>
-                <w:rFonts w:ascii="JetBrains Mono" w:cs="JetBrains Mono" w:eastAsia="JetBrains Mono" w:hAnsi="JetBrains Mono"/>
-                <w:color w:val="1A2F45"/>
-                <w:sz w:val="16"/>
-                <w:szCs w:val="16"/>
-              </w:rPr>
-              <w:t xml:space="preserve">texto_full (5.000 car.)</w:t>
-            </w:r>
-          </w:p>
-        </w:tc>
-        <w:tc>
-          <w:tcPr>
-            <w:tcW w:type="dxa" w:w="1600"/>
-            <w:shd w:fill="F5F8FA" w:color="auto" w:val="clear"/>
-            <w:tcMar>
-              <w:top w:type="dxa" w:w="110"/>
-              <w:left w:type="dxa" w:w="130"/>
-              <w:bottom w:type="dxa" w:w="110"/>
-              <w:right w:type="dxa" w:w="130"/>
-            </w:tcMar>
-          </w:tcPr>
-          <w:p>
-            <w:pPr>
-              <w:spacing w:after="0" w:before="0" w:line="250"/>
-            </w:pPr>
-            <w:r>
-              <w:rPr>
-                <w:rFonts w:ascii="Inter" w:cs="Inter" w:eastAsia="Inter" w:hAnsi="Inter"/>
-                <w:b/>
-                <w:bCs/>
-                <w:color w:val="D4940A"/>
-                <w:sz w:val="18"/>
-                <w:szCs w:val="18"/>
-              </w:rPr>
               <w:t xml:space="preserve">Requiere protocolo</w:t>
-            </w:r>
-          </w:p>
-        </w:tc>
-      </w:tr>
-      <w:tr>
-        <w:tc>
-          <w:tcPr>
-            <w:tcW w:type="dxa" w:w="1850"/>
-            <w:shd w:fill="FFFFFF" w:color="auto" w:val="clear"/>
-            <w:tcMar>
-              <w:top w:type="dxa" w:w="110"/>
-              <w:left w:type="dxa" w:w="130"/>
-              <w:bottom w:type="dxa" w:w="110"/>
-              <w:right w:type="dxa" w:w="130"/>
-            </w:tcMar>
-          </w:tcPr>
-          <w:p>
-            <w:pPr>
-              <w:spacing w:after="0" w:before="0" w:line="250"/>
-            </w:pPr>
-            <w:r>
-              <w:rPr>
-                <w:rFonts w:ascii="Inter" w:cs="Inter" w:eastAsia="Inter" w:hAnsi="Inter"/>
-                <w:color w:val="1A2F45"/>
-                <w:sz w:val="18"/>
-                <w:szCs w:val="18"/>
-              </w:rPr>
-              <w:t xml:space="preserve">Priming</w:t>
-            </w:r>
-          </w:p>
-        </w:tc>
-        <w:tc>
-          <w:tcPr>
-            <w:tcW w:type="dxa" w:w="2550"/>
-            <w:shd w:fill="FFFFFF" w:color="auto" w:val="clear"/>
-            <w:tcMar>
-              <w:top w:type="dxa" w:w="110"/>
-              <w:left w:type="dxa" w:w="130"/>
-              <w:bottom w:type="dxa" w:w="110"/>
-              <w:right w:type="dxa" w:w="130"/>
-            </w:tcMar>
-          </w:tcPr>
-          <w:p>
-            <w:pPr>
-              <w:spacing w:after="0" w:before="0" w:line="250"/>
-            </w:pPr>
-            <w:r>
-              <w:rPr>
-                <w:rFonts w:ascii="Inter" w:cs="Inter" w:eastAsia="Inter" w:hAnsi="Inter"/>
-                <w:color w:val="1A2F45"/>
-                <w:sz w:val="18"/>
-                <w:szCs w:val="18"/>
-              </w:rPr>
-              <w:t xml:space="preserve">Traslado de la saliencia mediática a los criterios de evaluación pública</w:t>
-            </w:r>
-          </w:p>
-        </w:tc>
-        <w:tc>
-          <w:tcPr>
-            <w:tcW w:type="dxa" w:w="3020"/>
-            <w:shd w:fill="FFFFFF" w:color="auto" w:val="clear"/>
-            <w:tcMar>
-              <w:top w:type="dxa" w:w="110"/>
-              <w:left w:type="dxa" w:w="130"/>
-              <w:bottom w:type="dxa" w:w="110"/>
-              <w:right w:type="dxa" w:w="130"/>
-            </w:tcMar>
-          </w:tcPr>
-          <w:p>
-            <w:pPr>
-              <w:spacing w:after="0" w:before="0" w:line="250"/>
-            </w:pPr>
-            <w:r>
-              <w:rPr>
-                <w:rFonts w:ascii="Inter" w:cs="Inter" w:eastAsia="Inter" w:hAnsi="Inter"/>
-                <w:color w:val="1A2F45"/>
-                <w:sz w:val="18"/>
-                <w:szCs w:val="18"/>
-              </w:rPr>
-              <w:t xml:space="preserve">Ninguno: exige serie de opinión pública externa</w:t>
-            </w:r>
-          </w:p>
-        </w:tc>
-        <w:tc>
-          <w:tcPr>
-            <w:tcW w:type="dxa" w:w="1600"/>
-            <w:shd w:fill="FFFFFF" w:color="auto" w:val="clear"/>
-            <w:tcMar>
-              <w:top w:type="dxa" w:w="110"/>
-              <w:left w:type="dxa" w:w="130"/>
-              <w:bottom w:type="dxa" w:w="110"/>
-              <w:right w:type="dxa" w:w="130"/>
-            </w:tcMar>
-          </w:tcPr>
-          <w:p>
-            <w:pPr>
-              <w:spacing w:after="0" w:before="0" w:line="250"/>
-            </w:pPr>
-            <w:r>
-              <w:rPr>
-                <w:rFonts w:ascii="Inter" w:cs="Inter" w:eastAsia="Inter" w:hAnsi="Inter"/>
-                <w:b/>
-                <w:bCs/>
-                <w:color w:val="FF4757"/>
-                <w:sz w:val="18"/>
-                <w:szCs w:val="18"/>
-              </w:rPr>
-              <w:t xml:space="preserve">Bloqueado</w:t>
-            </w:r>
-          </w:p>
-        </w:tc>
-      </w:tr>
-      <w:tr>
-        <w:tc>
-          <w:tcPr>
-            <w:tcW w:type="dxa" w:w="1850"/>
-            <w:shd w:fill="F5F8FA" w:color="auto" w:val="clear"/>
-            <w:tcMar>
-              <w:top w:type="dxa" w:w="110"/>
-              <w:left w:type="dxa" w:w="130"/>
-              <w:bottom w:type="dxa" w:w="110"/>
-              <w:right w:type="dxa" w:w="130"/>
-            </w:tcMar>
-          </w:tcPr>
-          <w:p>
-            <w:pPr>
-              <w:spacing w:after="0" w:before="0" w:line="250"/>
-            </w:pPr>
-            <w:r>
-              <w:rPr>
-                <w:rFonts w:ascii="Inter" w:cs="Inter" w:eastAsia="Inter" w:hAnsi="Inter"/>
-                <w:color w:val="1A2F45"/>
-                <w:sz w:val="18"/>
-                <w:szCs w:val="18"/>
-              </w:rPr>
-              <w:t xml:space="preserve">Agenda inter-medios</w:t>
-            </w:r>
-          </w:p>
-          <w:p>
-            <w:pPr>
-              <w:spacing w:after="0" w:before="60" w:line="250"/>
-            </w:pPr>
-            <w:r>
-              <w:rPr>
-                <w:rFonts w:ascii="Inter" w:cs="Inter" w:eastAsia="Inter" w:hAnsi="Inter"/>
-                <w:color w:val="1A2F45"/>
-                <w:sz w:val="18"/>
-                <w:szCs w:val="18"/>
-              </w:rPr>
-              <w:t xml:space="preserve">Prioridad</w:t>
-            </w:r>
-          </w:p>
-        </w:tc>
-        <w:tc>
-          <w:tcPr>
-            <w:tcW w:type="dxa" w:w="2550"/>
-            <w:shd w:fill="F5F8FA" w:color="auto" w:val="clear"/>
-            <w:tcMar>
-              <w:top w:type="dxa" w:w="110"/>
-              <w:left w:type="dxa" w:w="130"/>
-              <w:bottom w:type="dxa" w:w="110"/>
-              <w:right w:type="dxa" w:w="130"/>
-            </w:tcMar>
-          </w:tcPr>
-          <w:p>
-            <w:pPr>
-              <w:spacing w:after="0" w:before="0" w:line="250"/>
-            </w:pPr>
-            <w:r>
-              <w:rPr>
-                <w:rFonts w:ascii="Inter" w:cs="Inter" w:eastAsia="Inter" w:hAnsi="Inter"/>
-                <w:color w:val="1A2F45"/>
-                <w:sz w:val="18"/>
-                <w:szCs w:val="18"/>
-              </w:rPr>
-              <w:t xml:space="preserve">Quién publica primero una misma historia</w:t>
-            </w:r>
-          </w:p>
-        </w:tc>
-        <w:tc>
-          <w:tcPr>
-            <w:tcW w:type="dxa" w:w="3020"/>
-            <w:shd w:fill="F5F8FA" w:color="auto" w:val="clear"/>
-            <w:tcMar>
-              <w:top w:type="dxa" w:w="110"/>
-              <w:left w:type="dxa" w:w="130"/>
-              <w:bottom w:type="dxa" w:w="110"/>
-              <w:right w:type="dxa" w:w="130"/>
-            </w:tcMar>
-          </w:tcPr>
-          <w:p>
-            <w:pPr>
-              <w:spacing w:after="0" w:before="0" w:line="250"/>
-            </w:pPr>
-            <w:r>
-              <w:rPr>
-                <w:rFonts w:ascii="Inter" w:cs="Inter" w:eastAsia="Inter" w:hAnsi="Inter"/>
-                <w:color w:val="1A2F45"/>
-                <w:sz w:val="18"/>
-                <w:szCs w:val="18"/>
-              </w:rPr>
-              <w:t xml:space="preserve">Marca temporal no fiable; sin resolución intradiaria; sin identificación de historia</w:t>
-            </w:r>
-          </w:p>
-        </w:tc>
-        <w:tc>
-          <w:tcPr>
-            <w:tcW w:type="dxa" w:w="1600"/>
-            <w:shd w:fill="F5F8FA" w:color="auto" w:val="clear"/>
-            <w:tcMar>
-              <w:top w:type="dxa" w:w="110"/>
-              <w:left w:type="dxa" w:w="130"/>
-              <w:bottom w:type="dxa" w:w="110"/>
-              <w:right w:type="dxa" w:w="130"/>
-            </w:tcMar>
-          </w:tcPr>
-          <w:p>
-            <w:pPr>
-              <w:spacing w:after="0" w:before="0" w:line="250"/>
-            </w:pPr>
-            <w:r>
-              <w:rPr>
-                <w:rFonts w:ascii="Inter" w:cs="Inter" w:eastAsia="Inter" w:hAnsi="Inter"/>
-                <w:b/>
-                <w:bCs/>
-                <w:color w:val="FF4757"/>
-                <w:sz w:val="18"/>
-                <w:szCs w:val="18"/>
-              </w:rPr>
-              <w:t xml:space="preserve">Bloqueado</w:t>
             </w:r>
           </w:p>
         </w:tc>
@@ -3087,7 +4542,27 @@
           <w:sz w:val="21"/>
           <w:szCs w:val="21"/>
         </w:rPr>
-        <w:t xml:space="preserve">La recomendación es peso fraccionado para toda cuota de saliencia, y declararlo. La razón no es estética: las cabeceras difieren en su propensión al multietiquetado —depende de la longitud de titulares y entradillas—, de modo que el recuento pleno premia sistemáticamente a las que escriben titulares largos.</w:t>
+        <w:t xml:space="preserve">La recomendación es peso fraccionado para toda cuota de saliencia, y declararlo. La razón no es estética: las cabeceras difieren en su propensión al multietiquetado —depende de la longitud de titulares y entradillas—, de modo que el recuento pleno premia sistemáticamente a las que escriben titulares largos. En el corpus actual la media es de </w:t>
+      </w:r>
+      <w:r>
+        <w:rPr>
+          <w:rFonts w:ascii="Inter" w:cs="Inter" w:eastAsia="Inter" w:hAnsi="Inter"/>
+          <w:b/>
+          <w:bCs/>
+          <w:color w:val="1A2F45"/>
+          <w:sz w:val="21"/>
+          <w:szCs w:val="21"/>
+        </w:rPr>
+        <w:t xml:space="preserve">1,25 temas por pieza clasificada</w:t>
+      </w:r>
+      <w:r>
+        <w:rPr>
+          <w:rFonts w:ascii="Inter" w:cs="Inter" w:eastAsia="Inter" w:hAnsi="Inter"/>
+          <w:color w:val="1A2F45"/>
+          <w:sz w:val="21"/>
+          <w:szCs w:val="21"/>
+        </w:rPr>
+        <w:t xml:space="preserve">, así que la diferencia entre ambos criterios es del orden del 25 % en los totales por tema: suficiente para alterar un ranking.</w:t>
       </w:r>
     </w:p>
     <w:p>
@@ -3165,7 +4640,7 @@
           <w:sz w:val="17"/>
           <w:szCs w:val="17"/>
         </w:rPr>
-        <w:t xml:space="preserve">Tabla 3.  </w:t>
+        <w:t xml:space="preserve">Tabla 4.  </w:t>
       </w:r>
       <w:r>
         <w:rPr>
@@ -3775,6 +5250,202 @@
           </w:p>
         </w:tc>
       </w:tr>
+      <w:tr>
+        <w:tc>
+          <w:tcPr>
+            <w:tcW w:type="dxa" w:w="1900"/>
+            <w:shd w:fill="F5F8FA" w:color="auto" w:val="clear"/>
+            <w:tcMar>
+              <w:top w:type="dxa" w:w="110"/>
+              <w:left w:type="dxa" w:w="130"/>
+              <w:bottom w:type="dxa" w:w="110"/>
+              <w:right w:type="dxa" w:w="130"/>
+            </w:tcMar>
+          </w:tcPr>
+          <w:p>
+            <w:pPr>
+              <w:spacing w:after="0" w:before="0" w:line="250"/>
+            </w:pPr>
+            <w:r>
+              <w:rPr>
+                <w:rFonts w:ascii="Inter" w:cs="Inter" w:eastAsia="Inter" w:hAnsi="Inter"/>
+                <w:b/>
+                <w:bCs/>
+                <w:color w:val="1A2F45"/>
+                <w:sz w:val="18"/>
+                <w:szCs w:val="18"/>
+              </w:rPr>
+              <w:t xml:space="preserve">Duración de la atención</w:t>
+            </w:r>
+          </w:p>
+          <w:p>
+            <w:pPr>
+              <w:spacing w:after="0" w:before="60" w:line="250"/>
+            </w:pPr>
+            <w:r>
+              <w:rPr>
+                <w:rFonts w:ascii="Inter" w:cs="Inter" w:eastAsia="Inter" w:hAnsi="Inter"/>
+                <w:b/>
+                <w:bCs/>
+                <w:color w:val="1A2F45"/>
+                <w:sz w:val="18"/>
+                <w:szCs w:val="18"/>
+              </w:rPr>
+              <w:t xml:space="preserve">D(pieza)</w:t>
+            </w:r>
+          </w:p>
+        </w:tc>
+        <w:tc>
+          <w:tcPr>
+            <w:tcW w:type="dxa" w:w="3520"/>
+            <w:shd w:fill="F5F8FA" w:color="auto" w:val="clear"/>
+            <w:tcMar>
+              <w:top w:type="dxa" w:w="110"/>
+              <w:left w:type="dxa" w:w="130"/>
+              <w:bottom w:type="dxa" w:w="110"/>
+              <w:right w:type="dxa" w:w="130"/>
+            </w:tcMar>
+          </w:tcPr>
+          <w:p>
+            <w:pPr>
+              <w:spacing w:after="0" w:before="0" w:line="250"/>
+            </w:pPr>
+            <w:r>
+              <w:rPr>
+                <w:rFonts w:ascii="Inter" w:cs="Inter" w:eastAsia="Inter" w:hAnsi="Inter"/>
+                <w:color w:val="1A2F45"/>
+                <w:sz w:val="18"/>
+                <w:szCs w:val="18"/>
+              </w:rPr>
+              <w:t xml:space="preserve">Número de tiradas consecutivas en que la pieza sigue en portada, sobre `observaciones`</w:t>
+            </w:r>
+          </w:p>
+        </w:tc>
+        <w:tc>
+          <w:tcPr>
+            <w:tcW w:type="dxa" w:w="3600"/>
+            <w:shd w:fill="F5F8FA" w:color="auto" w:val="clear"/>
+            <w:tcMar>
+              <w:top w:type="dxa" w:w="110"/>
+              <w:left w:type="dxa" w:w="130"/>
+              <w:bottom w:type="dxa" w:w="110"/>
+              <w:right w:type="dxa" w:w="130"/>
+            </w:tcMar>
+          </w:tcPr>
+          <w:p>
+            <w:pPr>
+              <w:spacing w:after="0" w:before="0" w:line="250"/>
+            </w:pPr>
+            <w:r>
+              <w:rPr>
+                <w:rFonts w:ascii="Inter" w:cs="Inter" w:eastAsia="Inter" w:hAnsi="Inter"/>
+                <w:color w:val="1A2F45"/>
+                <w:sz w:val="18"/>
+                <w:szCs w:val="18"/>
+              </w:rPr>
+              <w:t xml:space="preserve">La otra mitad de la saliencia. Con cuatro tiradas al día, el grano es de seis horas.</w:t>
+            </w:r>
+          </w:p>
+        </w:tc>
+      </w:tr>
+      <w:tr>
+        <w:tc>
+          <w:tcPr>
+            <w:tcW w:type="dxa" w:w="1900"/>
+            <w:shd w:fill="FFFFFF" w:color="auto" w:val="clear"/>
+            <w:tcMar>
+              <w:top w:type="dxa" w:w="110"/>
+              <w:left w:type="dxa" w:w="130"/>
+              <w:bottom w:type="dxa" w:w="110"/>
+              <w:right w:type="dxa" w:w="130"/>
+            </w:tcMar>
+          </w:tcPr>
+          <w:p>
+            <w:pPr>
+              <w:spacing w:after="0" w:before="0" w:line="250"/>
+            </w:pPr>
+            <w:r>
+              <w:rPr>
+                <w:rFonts w:ascii="Inter" w:cs="Inter" w:eastAsia="Inter" w:hAnsi="Inter"/>
+                <w:b/>
+                <w:bCs/>
+                <w:color w:val="1A2F45"/>
+                <w:sz w:val="18"/>
+                <w:szCs w:val="18"/>
+              </w:rPr>
+              <w:t xml:space="preserve">Prominencia</w:t>
+            </w:r>
+          </w:p>
+          <w:p>
+            <w:pPr>
+              <w:spacing w:after="0" w:before="60" w:line="250"/>
+            </w:pPr>
+            <w:r>
+              <w:rPr>
+                <w:rFonts w:ascii="Inter" w:cs="Inter" w:eastAsia="Inter" w:hAnsi="Inter"/>
+                <w:b/>
+                <w:bCs/>
+                <w:color w:val="1A2F45"/>
+                <w:sz w:val="18"/>
+                <w:szCs w:val="18"/>
+              </w:rPr>
+              <w:t xml:space="preserve">P(pieza)</w:t>
+            </w:r>
+          </w:p>
+        </w:tc>
+        <w:tc>
+          <w:tcPr>
+            <w:tcW w:type="dxa" w:w="3520"/>
+            <w:shd w:fill="FFFFFF" w:color="auto" w:val="clear"/>
+            <w:tcMar>
+              <w:top w:type="dxa" w:w="110"/>
+              <w:left w:type="dxa" w:w="130"/>
+              <w:bottom w:type="dxa" w:w="110"/>
+              <w:right w:type="dxa" w:w="130"/>
+            </w:tcMar>
+          </w:tcPr>
+          <w:p>
+            <w:pPr>
+              <w:spacing w:after="0" w:before="0" w:line="250"/>
+            </w:pPr>
+            <w:r>
+              <w:rPr>
+                <w:rFonts w:ascii="Inter" w:cs="Inter" w:eastAsia="Inter" w:hAnsi="Inter"/>
+                <w:color w:val="1A2F45"/>
+                <w:sz w:val="18"/>
+                <w:szCs w:val="18"/>
+              </w:rPr>
+              <w:t xml:space="preserve">Mejor posición alcanzada en el listado, o media de posiciones ponderada por duración</w:t>
+            </w:r>
+          </w:p>
+        </w:tc>
+        <w:tc>
+          <w:tcPr>
+            <w:tcW w:type="dxa" w:w="3600"/>
+            <w:shd w:fill="FFFFFF" w:color="auto" w:val="clear"/>
+            <w:tcMar>
+              <w:top w:type="dxa" w:w="110"/>
+              <w:left w:type="dxa" w:w="130"/>
+              <w:bottom w:type="dxa" w:w="110"/>
+              <w:right w:type="dxa" w:w="130"/>
+            </w:tcMar>
+          </w:tcPr>
+          <w:p>
+            <w:pPr>
+              <w:spacing w:after="0" w:before="0" w:line="250"/>
+            </w:pPr>
+            <w:r>
+              <w:rPr>
+                <w:rFonts w:ascii="Inter" w:cs="Inter" w:eastAsia="Inter" w:hAnsi="Inter"/>
+                <w:color w:val="1A2F45"/>
+                <w:sz w:val="18"/>
+                <w:szCs w:val="18"/>
+              </w:rPr>
+              <w:t xml:space="preserve">Comparar solo dentro del mismo valor de `fuente`: la posición 3 de un feed no equivale a la 3 de una portada.</w:t>
+            </w:r>
+          </w:p>
+        </w:tc>
+      </w:tr>
     </w:tbl>
     <w:p>
       <w:pPr>
@@ -3882,11 +5553,11 @@
             <w:r>
               <w:rPr>
                 <w:rFonts w:ascii="JetBrains Mono" w:cs="JetBrains Mono" w:eastAsia="JetBrains Mono" w:hAnsi="JetBrains Mono"/>
-                <w:color w:val="E0FAF7"/>
+                <w:color w:val="6B8CA5"/>
                 <w:sz w:val="16"/>
                 <w:szCs w:val="16"/>
               </w:rPr>
-              <w:t xml:space="preserve">select</w:t>
+              <w:t xml:space="preserve">-- Distingue los dos regímenes: clasificador_version IS NULL = tramo antiguo.</w:t>
             </w:r>
           </w:p>
           <w:p>
@@ -3900,7 +5571,7 @@
                 <w:sz w:val="16"/>
                 <w:szCs w:val="16"/>
               </w:rPr>
-              <w:t xml:space="preserve">  medio,</w:t>
+              <w:t xml:space="preserve">select</w:t>
             </w:r>
           </w:p>
           <w:p>
@@ -3914,7 +5585,7 @@
                 <w:sz w:val="16"/>
                 <w:szCs w:val="16"/>
               </w:rPr>
-              <w:t xml:space="preserve">  count(*)                                             as piezas,</w:t>
+              <w:t xml:space="preserve">  medio,</w:t>
             </w:r>
           </w:p>
           <w:p>
@@ -3928,7 +5599,7 @@
                 <w:sz w:val="16"/>
                 <w:szCs w:val="16"/>
               </w:rPr>
-              <w:t xml:space="preserve">  min(fecha_scrap)::date                               as desde,</w:t>
+              <w:t xml:space="preserve">  count(*)                                              as piezas,</w:t>
             </w:r>
           </w:p>
           <w:p>
@@ -3942,7 +5613,7 @@
                 <w:sz w:val="16"/>
                 <w:szCs w:val="16"/>
               </w:rPr>
-              <w:t xml:space="preserve">  max(fecha_scrap)::date                               as hasta,</w:t>
+              <w:t xml:space="preserve">  min(fecha_scrap)::date                                as desde,</w:t>
             </w:r>
           </w:p>
           <w:p>
@@ -3956,7 +5627,7 @@
                 <w:sz w:val="16"/>
                 <w:szCs w:val="16"/>
               </w:rPr>
-              <w:t xml:space="preserve">  count(*) filter (where fuente = 'rss')                as fecha_de_feed,</w:t>
+              <w:t xml:space="preserve">  max(fecha_scrap)::date                                as hasta,</w:t>
             </w:r>
           </w:p>
           <w:p>
@@ -3970,7 +5641,7 @@
                 <w:sz w:val="16"/>
                 <w:szCs w:val="16"/>
               </w:rPr>
-              <w:t xml:space="preserve">  round(100.0 * count(*) filter (where fuente = 'rss')</w:t>
+              <w:t xml:space="preserve">  count(*) filter (where clasificador_version is null)   as tramo_antiguo,</w:t>
             </w:r>
           </w:p>
           <w:p>
@@ -3984,7 +5655,7 @@
                 <w:sz w:val="16"/>
                 <w:szCs w:val="16"/>
               </w:rPr>
-              <w:t xml:space="preserve">        / nullif(count(*), 0), 1)                      as pct_fecha_fiable,</w:t>
+              <w:t xml:space="preserve">  count(*) filter (where cardinality(temas) = 0)         as sin_tema,</w:t>
             </w:r>
           </w:p>
           <w:p>
@@ -3998,7 +5669,7 @@
                 <w:sz w:val="16"/>
                 <w:szCs w:val="16"/>
               </w:rPr>
-              <w:t xml:space="preserve">  count(texto_full)                                    as con_texto,</w:t>
+              <w:t xml:space="preserve">  count(*) filter (where fecha_pub_origen is not null</w:t>
             </w:r>
           </w:p>
           <w:p>
@@ -4012,7 +5683,7 @@
                 <w:sz w:val="16"/>
                 <w:szCs w:val="16"/>
               </w:rPr>
-              <w:t xml:space="preserve">  round(100.0 * count(texto_full)</w:t>
+              <w:t xml:space="preserve">                     and fecha_pub_origen &lt;&gt; 'sintetica') as fecha_fiable,</w:t>
             </w:r>
           </w:p>
           <w:p>
@@ -4026,7 +5697,7 @@
                 <w:sz w:val="16"/>
                 <w:szCs w:val="16"/>
               </w:rPr>
-              <w:t xml:space="preserve">        / nullif(count(*), 0), 1)                      as pct_texto,</w:t>
+              <w:t xml:space="preserve">  count(*) filter (where fecha_pub_origen = 'url')       as solo_precision_dia,</w:t>
             </w:r>
           </w:p>
           <w:p>
@@ -4040,7 +5711,63 @@
                 <w:sz w:val="16"/>
                 <w:szCs w:val="16"/>
               </w:rPr>
-              <w:t xml:space="preserve">  round(avg(cardinality(temas)), 2)                    as temas_por_pieza</w:t>
+              <w:t xml:space="preserve">  count(texto_full)                                     as con_texto,</w:t>
+            </w:r>
+          </w:p>
+          <w:p>
+            <w:pPr>
+              <w:spacing w:after="0" w:line="250"/>
+            </w:pPr>
+            <w:r>
+              <w:rPr>
+                <w:rFonts w:ascii="JetBrains Mono" w:cs="JetBrains Mono" w:eastAsia="JetBrains Mono" w:hAnsi="JetBrains Mono"/>
+                <w:color w:val="E0FAF7"/>
+                <w:sz w:val="16"/>
+                <w:szCs w:val="16"/>
+              </w:rPr>
+              <w:t xml:space="preserve">  round(100.0 * count(texto_full)</w:t>
+            </w:r>
+          </w:p>
+          <w:p>
+            <w:pPr>
+              <w:spacing w:after="0" w:line="250"/>
+            </w:pPr>
+            <w:r>
+              <w:rPr>
+                <w:rFonts w:ascii="JetBrains Mono" w:cs="JetBrains Mono" w:eastAsia="JetBrains Mono" w:hAnsi="JetBrains Mono"/>
+                <w:color w:val="E0FAF7"/>
+                <w:sz w:val="16"/>
+                <w:szCs w:val="16"/>
+              </w:rPr>
+              <w:t xml:space="preserve">        / nullif(count(*), 0), 1)                       as pct_texto,</w:t>
+            </w:r>
+          </w:p>
+          <w:p>
+            <w:pPr>
+              <w:spacing w:after="0" w:line="250"/>
+            </w:pPr>
+            <w:r>
+              <w:rPr>
+                <w:rFonts w:ascii="JetBrains Mono" w:cs="JetBrains Mono" w:eastAsia="JetBrains Mono" w:hAnsi="JetBrains Mono"/>
+                <w:color w:val="E0FAF7"/>
+                <w:sz w:val="16"/>
+                <w:szCs w:val="16"/>
+              </w:rPr>
+              <w:t xml:space="preserve">  count(distinct seccion)                               as secciones_propias,</w:t>
+            </w:r>
+          </w:p>
+          <w:p>
+            <w:pPr>
+              <w:spacing w:after="0" w:line="250"/>
+            </w:pPr>
+            <w:r>
+              <w:rPr>
+                <w:rFonts w:ascii="JetBrains Mono" w:cs="JetBrains Mono" w:eastAsia="JetBrains Mono" w:hAnsi="JetBrains Mono"/>
+                <w:color w:val="E0FAF7"/>
+                <w:sz w:val="16"/>
+                <w:szCs w:val="16"/>
+              </w:rPr>
+              <w:t xml:space="preserve">  round(avg(cardinality(temas)), 2)                     as temas_por_pieza</w:t>
             </w:r>
           </w:p>
           <w:p>
@@ -4115,7 +5842,7 @@
           <w:sz w:val="21"/>
           <w:szCs w:val="21"/>
         </w:rPr>
-        <w:t xml:space="preserve">Con esas cifras sobre la mesa, el cálculo de los indicadores en R:</w:t>
+        <w:t xml:space="preserve">Una segunda consulta mide la duración de la atención, que es lo que aporta la tabla de observaciones:</w:t>
       </w:r>
     </w:p>
     <w:tbl>
@@ -4152,11 +5879,11 @@
             <w:r>
               <w:rPr>
                 <w:rFonts w:ascii="JetBrains Mono" w:cs="JetBrains Mono" w:eastAsia="JetBrains Mono" w:hAnsi="JetBrains Mono"/>
-                <w:color w:val="E0FAF7"/>
+                <w:color w:val="6B8CA5"/>
                 <w:sz w:val="16"/>
                 <w:szCs w:val="16"/>
               </w:rPr>
-              <w:t xml:space="preserve">library(DBI); library(dplyr); library(tidyr); library(tibble); library(lubridate)</w:t>
+              <w:t xml:space="preserve">-- Cuánto aguanta cada pieza en portada, y en qué posición.</w:t>
             </w:r>
           </w:p>
           <w:p>
@@ -4170,7 +5897,7 @@
                 <w:sz w:val="16"/>
                 <w:szCs w:val="16"/>
               </w:rPr>
-              <w:t xml:space="preserve"> </w:t>
+              <w:t xml:space="preserve">select</w:t>
             </w:r>
           </w:p>
           <w:p>
@@ -4184,7 +5911,7 @@
                 <w:sz w:val="16"/>
                 <w:szCs w:val="16"/>
               </w:rPr>
-              <w:t xml:space="preserve">con &lt;- dbConnect(RPostgres::Postgres(),</w:t>
+              <w:t xml:space="preserve">  n.medio,</w:t>
             </w:r>
           </w:p>
           <w:p>
@@ -4198,7 +5925,7 @@
                 <w:sz w:val="16"/>
                 <w:szCs w:val="16"/>
               </w:rPr>
-              <w:t xml:space="preserve">                 host = Sys.getenv("SUPABASE_HOST"), port = 5432,</w:t>
+              <w:t xml:space="preserve">  n.titulo,</w:t>
             </w:r>
           </w:p>
           <w:p>
@@ -4212,7 +5939,7 @@
                 <w:sz w:val="16"/>
                 <w:szCs w:val="16"/>
               </w:rPr>
-              <w:t xml:space="preserve">                 dbname = "postgres", user = Sys.getenv("SUPABASE_USER"),</w:t>
+              <w:t xml:space="preserve">  count(o.id)                        as tiradas_en_portada,</w:t>
             </w:r>
           </w:p>
           <w:p>
@@ -4226,7 +5953,7 @@
                 <w:sz w:val="16"/>
                 <w:szCs w:val="16"/>
               </w:rPr>
-              <w:t xml:space="preserve">                 password = Sys.getenv("SUPABASE_PASSWORD"), sslmode = "require")</w:t>
+              <w:t xml:space="preserve">  count(o.id) / 4.0                  as dias_aproximados,</w:t>
             </w:r>
           </w:p>
           <w:p>
@@ -4240,7 +5967,7 @@
                 <w:sz w:val="16"/>
                 <w:szCs w:val="16"/>
               </w:rPr>
-              <w:t xml:space="preserve"> </w:t>
+              <w:t xml:space="preserve">  min(o.posicion)                    as mejor_posicion,</w:t>
             </w:r>
           </w:p>
           <w:p>
@@ -4254,7 +5981,7 @@
                 <w:sz w:val="16"/>
                 <w:szCs w:val="16"/>
               </w:rPr>
-              <w:t xml:space="preserve">piezas &lt;- dbGetQuery(con, "select id, medio, titulo, temas, fuente,</w:t>
+              <w:t xml:space="preserve">  min(o.observado_en)                as primera_vez,</w:t>
             </w:r>
           </w:p>
           <w:p>
@@ -4268,7 +5995,7 @@
                 <w:sz w:val="16"/>
                 <w:szCs w:val="16"/>
               </w:rPr>
-              <w:t xml:space="preserve">                            fecha_pub, fecha_scrap from medios.noticias")</w:t>
+              <w:t xml:space="preserve">  max(o.observado_en)                as ultima_vez</w:t>
             </w:r>
           </w:p>
           <w:p>
@@ -4282,21 +6009,7 @@
                 <w:sz w:val="16"/>
                 <w:szCs w:val="16"/>
               </w:rPr>
-              <w:t xml:space="preserve"> </w:t>
-            </w:r>
-          </w:p>
-          <w:p>
-            <w:pPr>
-              <w:spacing w:after="0" w:line="250"/>
-            </w:pPr>
-            <w:r>
-              <w:rPr>
-                <w:rFonts w:ascii="JetBrains Mono" w:cs="JetBrains Mono" w:eastAsia="JetBrains Mono" w:hAnsi="JetBrains Mono"/>
-                <w:color w:val="6B8CA5"/>
-                <w:sz w:val="16"/>
-                <w:szCs w:val="16"/>
-              </w:rPr>
-              <w:t xml:space="preserve"># 1. Formato largo con peso fraccionado (1/k por pieza)</w:t>
+              <w:t xml:space="preserve">from medios.noticias n</w:t>
             </w:r>
           </w:p>
           <w:p>
@@ -4310,7 +6023,7 @@
                 <w:sz w:val="16"/>
                 <w:szCs w:val="16"/>
               </w:rPr>
-              <w:t xml:space="preserve">largo &lt;- piezas |&gt;</w:t>
+              <w:t xml:space="preserve">join medios.observaciones o on o.url_hash = n.url_hash</w:t>
             </w:r>
           </w:p>
           <w:p>
@@ -4324,7 +6037,7 @@
                 <w:sz w:val="16"/>
                 <w:szCs w:val="16"/>
               </w:rPr>
-              <w:t xml:space="preserve">  mutate(k = lengths(temas)) |&gt;</w:t>
+              <w:t xml:space="preserve">where cardinality(n.temas) &gt; 0</w:t>
             </w:r>
           </w:p>
           <w:p>
@@ -4338,7 +6051,7 @@
                 <w:sz w:val="16"/>
                 <w:szCs w:val="16"/>
               </w:rPr>
-              <w:t xml:space="preserve">  filter(k &gt; 0) |&gt;</w:t>
+              <w:t xml:space="preserve">group by n.url_hash, n.medio, n.titulo</w:t>
             </w:r>
           </w:p>
           <w:p>
@@ -4352,7 +6065,7 @@
                 <w:sz w:val="16"/>
                 <w:szCs w:val="16"/>
               </w:rPr>
-              <w:t xml:space="preserve">  unnest_longer(temas) |&gt;</w:t>
+              <w:t xml:space="preserve">order by tiradas_en_portada desc</w:t>
             </w:r>
           </w:p>
           <w:p>
@@ -4366,427 +6079,7 @@
                 <w:sz w:val="16"/>
                 <w:szCs w:val="16"/>
               </w:rPr>
-              <w:t xml:space="preserve">  mutate(peso = 1 / k,</w:t>
-            </w:r>
-          </w:p>
-          <w:p>
-            <w:pPr>
-              <w:spacing w:after="0" w:line="250"/>
-            </w:pPr>
-            <w:r>
-              <w:rPr>
-                <w:rFonts w:ascii="JetBrains Mono" w:cs="JetBrains Mono" w:eastAsia="JetBrains Mono" w:hAnsi="JetBrains Mono"/>
-                <w:color w:val="E0FAF7"/>
-                <w:sz w:val="16"/>
-                <w:szCs w:val="16"/>
-              </w:rPr>
-              <w:t xml:space="preserve">         mes  = floor_date(as.Date(fecha_scrap), "month"))</w:t>
-            </w:r>
-          </w:p>
-          <w:p>
-            <w:pPr>
-              <w:spacing w:after="0" w:line="250"/>
-            </w:pPr>
-            <w:r>
-              <w:rPr>
-                <w:rFonts w:ascii="JetBrains Mono" w:cs="JetBrains Mono" w:eastAsia="JetBrains Mono" w:hAnsi="JetBrains Mono"/>
-                <w:color w:val="E0FAF7"/>
-                <w:sz w:val="16"/>
-                <w:szCs w:val="16"/>
-              </w:rPr>
-              <w:t xml:space="preserve"> </w:t>
-            </w:r>
-          </w:p>
-          <w:p>
-            <w:pPr>
-              <w:spacing w:after="0" w:line="250"/>
-            </w:pPr>
-            <w:r>
-              <w:rPr>
-                <w:rFonts w:ascii="JetBrains Mono" w:cs="JetBrains Mono" w:eastAsia="JetBrains Mono" w:hAnsi="JetBrains Mono"/>
-                <w:color w:val="6B8CA5"/>
-                <w:sz w:val="16"/>
-                <w:szCs w:val="16"/>
-              </w:rPr>
-              <w:t xml:space="preserve"># 2. Cuota temática por cabecera y mes</w:t>
-            </w:r>
-          </w:p>
-          <w:p>
-            <w:pPr>
-              <w:spacing w:after="0" w:line="250"/>
-            </w:pPr>
-            <w:r>
-              <w:rPr>
-                <w:rFonts w:ascii="JetBrains Mono" w:cs="JetBrains Mono" w:eastAsia="JetBrains Mono" w:hAnsi="JetBrains Mono"/>
-                <w:color w:val="E0FAF7"/>
-                <w:sz w:val="16"/>
-                <w:szCs w:val="16"/>
-              </w:rPr>
-              <w:t xml:space="preserve">cuotas &lt;- largo |&gt;</w:t>
-            </w:r>
-          </w:p>
-          <w:p>
-            <w:pPr>
-              <w:spacing w:after="0" w:line="250"/>
-            </w:pPr>
-            <w:r>
-              <w:rPr>
-                <w:rFonts w:ascii="JetBrains Mono" w:cs="JetBrains Mono" w:eastAsia="JetBrains Mono" w:hAnsi="JetBrains Mono"/>
-                <w:color w:val="E0FAF7"/>
-                <w:sz w:val="16"/>
-                <w:szCs w:val="16"/>
-              </w:rPr>
-              <w:t xml:space="preserve">  group_by(medio, mes, temas) |&gt;</w:t>
-            </w:r>
-          </w:p>
-          <w:p>
-            <w:pPr>
-              <w:spacing w:after="0" w:line="250"/>
-            </w:pPr>
-            <w:r>
-              <w:rPr>
-                <w:rFonts w:ascii="JetBrains Mono" w:cs="JetBrains Mono" w:eastAsia="JetBrains Mono" w:hAnsi="JetBrains Mono"/>
-                <w:color w:val="E0FAF7"/>
-                <w:sz w:val="16"/>
-                <w:szCs w:val="16"/>
-              </w:rPr>
-              <w:t xml:space="preserve">  summarise(peso = sum(peso), .groups = "drop_last") |&gt;</w:t>
-            </w:r>
-          </w:p>
-          <w:p>
-            <w:pPr>
-              <w:spacing w:after="0" w:line="250"/>
-            </w:pPr>
-            <w:r>
-              <w:rPr>
-                <w:rFonts w:ascii="JetBrains Mono" w:cs="JetBrains Mono" w:eastAsia="JetBrains Mono" w:hAnsi="JetBrains Mono"/>
-                <w:color w:val="E0FAF7"/>
-                <w:sz w:val="16"/>
-                <w:szCs w:val="16"/>
-              </w:rPr>
-              <w:t xml:space="preserve">  mutate(cuota = peso / sum(peso)) |&gt;</w:t>
-            </w:r>
-          </w:p>
-          <w:p>
-            <w:pPr>
-              <w:spacing w:after="0" w:line="250"/>
-            </w:pPr>
-            <w:r>
-              <w:rPr>
-                <w:rFonts w:ascii="JetBrains Mono" w:cs="JetBrains Mono" w:eastAsia="JetBrains Mono" w:hAnsi="JetBrains Mono"/>
-                <w:color w:val="E0FAF7"/>
-                <w:sz w:val="16"/>
-                <w:szCs w:val="16"/>
-              </w:rPr>
-              <w:t xml:space="preserve">  ungroup()</w:t>
-            </w:r>
-          </w:p>
-          <w:p>
-            <w:pPr>
-              <w:spacing w:after="0" w:line="250"/>
-            </w:pPr>
-            <w:r>
-              <w:rPr>
-                <w:rFonts w:ascii="JetBrains Mono" w:cs="JetBrains Mono" w:eastAsia="JetBrains Mono" w:hAnsi="JetBrains Mono"/>
-                <w:color w:val="E0FAF7"/>
-                <w:sz w:val="16"/>
-                <w:szCs w:val="16"/>
-              </w:rPr>
-              <w:t xml:space="preserve"> </w:t>
-            </w:r>
-          </w:p>
-          <w:p>
-            <w:pPr>
-              <w:spacing w:after="0" w:line="250"/>
-            </w:pPr>
-            <w:r>
-              <w:rPr>
-                <w:rFonts w:ascii="JetBrains Mono" w:cs="JetBrains Mono" w:eastAsia="JetBrains Mono" w:hAnsi="JetBrains Mono"/>
-                <w:color w:val="6B8CA5"/>
-                <w:sz w:val="16"/>
-                <w:szCs w:val="16"/>
-              </w:rPr>
-              <w:t xml:space="preserve"># 3. Diversidad de la agenda (entropía normalizada)</w:t>
-            </w:r>
-          </w:p>
-          <w:p>
-            <w:pPr>
-              <w:spacing w:after="0" w:line="250"/>
-            </w:pPr>
-            <w:r>
-              <w:rPr>
-                <w:rFonts w:ascii="JetBrains Mono" w:cs="JetBrains Mono" w:eastAsia="JetBrains Mono" w:hAnsi="JetBrains Mono"/>
-                <w:color w:val="E0FAF7"/>
-                <w:sz w:val="16"/>
-                <w:szCs w:val="16"/>
-              </w:rPr>
-              <w:t xml:space="preserve">diversidad &lt;- cuotas |&gt;</w:t>
-            </w:r>
-          </w:p>
-          <w:p>
-            <w:pPr>
-              <w:spacing w:after="0" w:line="250"/>
-            </w:pPr>
-            <w:r>
-              <w:rPr>
-                <w:rFonts w:ascii="JetBrains Mono" w:cs="JetBrains Mono" w:eastAsia="JetBrains Mono" w:hAnsi="JetBrains Mono"/>
-                <w:color w:val="E0FAF7"/>
-                <w:sz w:val="16"/>
-                <w:szCs w:val="16"/>
-              </w:rPr>
-              <w:t xml:space="preserve">  group_by(medio, mes) |&gt;</w:t>
-            </w:r>
-          </w:p>
-          <w:p>
-            <w:pPr>
-              <w:spacing w:after="0" w:line="250"/>
-            </w:pPr>
-            <w:r>
-              <w:rPr>
-                <w:rFonts w:ascii="JetBrains Mono" w:cs="JetBrains Mono" w:eastAsia="JetBrains Mono" w:hAnsi="JetBrains Mono"/>
-                <w:color w:val="E0FAF7"/>
-                <w:sz w:val="16"/>
-                <w:szCs w:val="16"/>
-              </w:rPr>
-              <w:t xml:space="preserve">  summarise(H = -sum(cuota * log(cuota), na.rm = TRUE) / log(15), .groups = "drop")</w:t>
-            </w:r>
-          </w:p>
-          <w:p>
-            <w:pPr>
-              <w:spacing w:after="0" w:line="250"/>
-            </w:pPr>
-            <w:r>
-              <w:rPr>
-                <w:rFonts w:ascii="JetBrains Mono" w:cs="JetBrains Mono" w:eastAsia="JetBrains Mono" w:hAnsi="JetBrains Mono"/>
-                <w:color w:val="E0FAF7"/>
-                <w:sz w:val="16"/>
-                <w:szCs w:val="16"/>
-              </w:rPr>
-              <w:t xml:space="preserve"> </w:t>
-            </w:r>
-          </w:p>
-          <w:p>
-            <w:pPr>
-              <w:spacing w:after="0" w:line="250"/>
-            </w:pPr>
-            <w:r>
-              <w:rPr>
-                <w:rFonts w:ascii="JetBrains Mono" w:cs="JetBrains Mono" w:eastAsia="JetBrains Mono" w:hAnsi="JetBrains Mono"/>
-                <w:color w:val="6B8CA5"/>
-                <w:sz w:val="16"/>
-                <w:szCs w:val="16"/>
-              </w:rPr>
-              <w:t xml:space="preserve"># 4. Convergencia inter-cabeceras (matriz de Spearman)</w:t>
-            </w:r>
-          </w:p>
-          <w:p>
-            <w:pPr>
-              <w:spacing w:after="0" w:line="250"/>
-            </w:pPr>
-            <w:r>
-              <w:rPr>
-                <w:rFonts w:ascii="JetBrains Mono" w:cs="JetBrains Mono" w:eastAsia="JetBrains Mono" w:hAnsi="JetBrains Mono"/>
-                <w:color w:val="E0FAF7"/>
-                <w:sz w:val="16"/>
-                <w:szCs w:val="16"/>
-              </w:rPr>
-              <w:t xml:space="preserve">M &lt;- cuotas |&gt;</w:t>
-            </w:r>
-          </w:p>
-          <w:p>
-            <w:pPr>
-              <w:spacing w:after="0" w:line="250"/>
-            </w:pPr>
-            <w:r>
-              <w:rPr>
-                <w:rFonts w:ascii="JetBrains Mono" w:cs="JetBrains Mono" w:eastAsia="JetBrains Mono" w:hAnsi="JetBrains Mono"/>
-                <w:color w:val="E0FAF7"/>
-                <w:sz w:val="16"/>
-                <w:szCs w:val="16"/>
-              </w:rPr>
-              <w:t xml:space="preserve">  filter(mes == max(mes)) |&gt;</w:t>
-            </w:r>
-          </w:p>
-          <w:p>
-            <w:pPr>
-              <w:spacing w:after="0" w:line="250"/>
-            </w:pPr>
-            <w:r>
-              <w:rPr>
-                <w:rFonts w:ascii="JetBrains Mono" w:cs="JetBrains Mono" w:eastAsia="JetBrains Mono" w:hAnsi="JetBrains Mono"/>
-                <w:color w:val="E0FAF7"/>
-                <w:sz w:val="16"/>
-                <w:szCs w:val="16"/>
-              </w:rPr>
-              <w:t xml:space="preserve">  select(medio, temas, cuota) |&gt;</w:t>
-            </w:r>
-          </w:p>
-          <w:p>
-            <w:pPr>
-              <w:spacing w:after="0" w:line="250"/>
-            </w:pPr>
-            <w:r>
-              <w:rPr>
-                <w:rFonts w:ascii="JetBrains Mono" w:cs="JetBrains Mono" w:eastAsia="JetBrains Mono" w:hAnsi="JetBrains Mono"/>
-                <w:color w:val="E0FAF7"/>
-                <w:sz w:val="16"/>
-                <w:szCs w:val="16"/>
-              </w:rPr>
-              <w:t xml:space="preserve">  pivot_wider(names_from = medio, values_from = cuota, values_fill = 0) |&gt;</w:t>
-            </w:r>
-          </w:p>
-          <w:p>
-            <w:pPr>
-              <w:spacing w:after="0" w:line="250"/>
-            </w:pPr>
-            <w:r>
-              <w:rPr>
-                <w:rFonts w:ascii="JetBrains Mono" w:cs="JetBrains Mono" w:eastAsia="JetBrains Mono" w:hAnsi="JetBrains Mono"/>
-                <w:color w:val="E0FAF7"/>
-                <w:sz w:val="16"/>
-                <w:szCs w:val="16"/>
-              </w:rPr>
-              <w:t xml:space="preserve">  column_to_rownames("temas") |&gt; as.matrix()</w:t>
-            </w:r>
-          </w:p>
-          <w:p>
-            <w:pPr>
-              <w:spacing w:after="0" w:line="250"/>
-            </w:pPr>
-            <w:r>
-              <w:rPr>
-                <w:rFonts w:ascii="JetBrains Mono" w:cs="JetBrains Mono" w:eastAsia="JetBrains Mono" w:hAnsi="JetBrains Mono"/>
-                <w:color w:val="E0FAF7"/>
-                <w:sz w:val="16"/>
-                <w:szCs w:val="16"/>
-              </w:rPr>
-              <w:t xml:space="preserve">rho &lt;- cor(M, method = "spearman")</w:t>
-            </w:r>
-          </w:p>
-          <w:p>
-            <w:pPr>
-              <w:spacing w:after="0" w:line="250"/>
-            </w:pPr>
-            <w:r>
-              <w:rPr>
-                <w:rFonts w:ascii="JetBrains Mono" w:cs="JetBrains Mono" w:eastAsia="JetBrains Mono" w:hAnsi="JetBrains Mono"/>
-                <w:color w:val="E0FAF7"/>
-                <w:sz w:val="16"/>
-                <w:szCs w:val="16"/>
-              </w:rPr>
-              <w:t xml:space="preserve">familias &lt;- hclust(as.dist(1 - rho), method = "average")</w:t>
-            </w:r>
-          </w:p>
-          <w:p>
-            <w:pPr>
-              <w:spacing w:after="0" w:line="250"/>
-            </w:pPr>
-            <w:r>
-              <w:rPr>
-                <w:rFonts w:ascii="JetBrains Mono" w:cs="JetBrains Mono" w:eastAsia="JetBrains Mono" w:hAnsi="JetBrains Mono"/>
-                <w:color w:val="E0FAF7"/>
-                <w:sz w:val="16"/>
-                <w:szCs w:val="16"/>
-              </w:rPr>
-              <w:t xml:space="preserve"> </w:t>
-            </w:r>
-          </w:p>
-          <w:p>
-            <w:pPr>
-              <w:spacing w:after="0" w:line="250"/>
-            </w:pPr>
-            <w:r>
-              <w:rPr>
-                <w:rFonts w:ascii="JetBrains Mono" w:cs="JetBrains Mono" w:eastAsia="JetBrains Mono" w:hAnsi="JetBrains Mono"/>
-                <w:color w:val="6B8CA5"/>
-                <w:sz w:val="16"/>
-                <w:szCs w:val="16"/>
-              </w:rPr>
-              <w:t xml:space="preserve"># 5. Distancia de cada cabecera a la agenda del sistema</w:t>
-            </w:r>
-          </w:p>
-          <w:p>
-            <w:pPr>
-              <w:spacing w:after="0" w:line="250"/>
-            </w:pPr>
-            <w:r>
-              <w:rPr>
-                <w:rFonts w:ascii="JetBrains Mono" w:cs="JetBrains Mono" w:eastAsia="JetBrains Mono" w:hAnsi="JetBrains Mono"/>
-                <w:color w:val="E0FAF7"/>
-                <w:sz w:val="16"/>
-                <w:szCs w:val="16"/>
-              </w:rPr>
-              <w:t xml:space="preserve">js &lt;- function(p, q) {</w:t>
-            </w:r>
-          </w:p>
-          <w:p>
-            <w:pPr>
-              <w:spacing w:after="0" w:line="250"/>
-            </w:pPr>
-            <w:r>
-              <w:rPr>
-                <w:rFonts w:ascii="JetBrains Mono" w:cs="JetBrains Mono" w:eastAsia="JetBrains Mono" w:hAnsi="JetBrains Mono"/>
-                <w:color w:val="E0FAF7"/>
-                <w:sz w:val="16"/>
-                <w:szCs w:val="16"/>
-              </w:rPr>
-              <w:t xml:space="preserve">  m &lt;- (p + q) / 2</w:t>
-            </w:r>
-          </w:p>
-          <w:p>
-            <w:pPr>
-              <w:spacing w:after="0" w:line="250"/>
-            </w:pPr>
-            <w:r>
-              <w:rPr>
-                <w:rFonts w:ascii="JetBrains Mono" w:cs="JetBrains Mono" w:eastAsia="JetBrains Mono" w:hAnsi="JetBrains Mono"/>
-                <w:color w:val="E0FAF7"/>
-                <w:sz w:val="16"/>
-                <w:szCs w:val="16"/>
-              </w:rPr>
-              <w:t xml:space="preserve">  0.5 * sum(p * log(p / m), na.rm = TRUE) + 0.5 * sum(q * log(q / m), na.rm = TRUE)</w:t>
-            </w:r>
-          </w:p>
-          <w:p>
-            <w:pPr>
-              <w:spacing w:after="0" w:line="250"/>
-            </w:pPr>
-            <w:r>
-              <w:rPr>
-                <w:rFonts w:ascii="JetBrains Mono" w:cs="JetBrains Mono" w:eastAsia="JetBrains Mono" w:hAnsi="JetBrains Mono"/>
-                <w:color w:val="E0FAF7"/>
-                <w:sz w:val="16"/>
-                <w:szCs w:val="16"/>
-              </w:rPr>
-              <w:t xml:space="preserve">}</w:t>
-            </w:r>
-          </w:p>
-          <w:p>
-            <w:pPr>
-              <w:spacing w:after="0" w:line="250"/>
-            </w:pPr>
-            <w:r>
-              <w:rPr>
-                <w:rFonts w:ascii="JetBrains Mono" w:cs="JetBrains Mono" w:eastAsia="JetBrains Mono" w:hAnsi="JetBrains Mono"/>
-                <w:color w:val="E0FAF7"/>
-                <w:sz w:val="16"/>
-                <w:szCs w:val="16"/>
-              </w:rPr>
-              <w:t xml:space="preserve">sistema  &lt;- rowMeans(M)</w:t>
-            </w:r>
-          </w:p>
-          <w:p>
-            <w:pPr>
-              <w:spacing w:after="0" w:line="250"/>
-            </w:pPr>
-            <w:r>
-              <w:rPr>
-                <w:rFonts w:ascii="JetBrains Mono" w:cs="JetBrains Mono" w:eastAsia="JetBrains Mono" w:hAnsi="JetBrains Mono"/>
-                <w:color w:val="E0FAF7"/>
-                <w:sz w:val="16"/>
-                <w:szCs w:val="16"/>
-              </w:rPr>
-              <w:t xml:space="preserve">distancia &lt;- apply(M, 2, js, q = sistema)</w:t>
+              <w:t xml:space="preserve">limit 50;</w:t>
             </w:r>
           </w:p>
         </w:tc>
@@ -4805,7 +6098,763 @@
           <w:sz w:val="16"/>
           <w:szCs w:val="16"/>
         </w:rPr>
-        <w:t xml:space="preserve">La agenda del sistema se calcula como media no ponderada de las cuotas por cabecera, no agregando piezas: agregar daría más peso a las cabeceras con cuota de raspado mayor.</w:t>
+        <w:t xml:space="preserve">Con cuatro tiradas diarias, cada observación equivale a una ventana de seis horas. La división por 4 es una aproximación: una tirada puede fallar.</w:t>
+      </w:r>
+    </w:p>
+    <w:p>
+      <w:pPr>
+        <w:spacing w:after="140" w:before="0" w:line="288"/>
+      </w:pPr>
+      <w:r>
+        <w:rPr>
+          <w:rFonts w:ascii="Inter" w:cs="Inter" w:eastAsia="Inter" w:hAnsi="Inter"/>
+          <w:color w:val="1A2F45"/>
+          <w:sz w:val="21"/>
+          <w:szCs w:val="21"/>
+        </w:rPr>
+        <w:t xml:space="preserve">Con esas cifras sobre la mesa, el cálculo de los indicadores en R:</w:t>
+      </w:r>
+    </w:p>
+    <w:tbl>
+      <w:tblPr>
+        <w:tblW w:type="dxa" w:w="9020"/>
+        <w:tblBorders>
+          <w:top w:val="none" w:color="FFFFFF" w:sz="0"/>
+          <w:left w:val="none" w:color="FFFFFF" w:sz="0"/>
+          <w:bottom w:val="none" w:color="FFFFFF" w:sz="0"/>
+          <w:right w:val="none" w:color="FFFFFF" w:sz="0"/>
+          <w:insideH w:val="none" w:color="FFFFFF" w:sz="0"/>
+          <w:insideV w:val="none" w:color="FFFFFF" w:sz="0"/>
+        </w:tblBorders>
+      </w:tblPr>
+      <w:tblGrid>
+        <w:gridCol w:w="9020"/>
+      </w:tblGrid>
+      <w:tr>
+        <w:tc>
+          <w:tcPr>
+            <w:tcW w:type="dxa" w:w="9020"/>
+            <w:shd w:fill="0D1B2A" w:color="auto" w:val="clear"/>
+            <w:tcMar>
+              <w:top w:type="dxa" w:w="180"/>
+              <w:left w:type="dxa" w:w="220"/>
+              <w:bottom w:type="dxa" w:w="180"/>
+              <w:right w:type="dxa" w:w="200"/>
+            </w:tcMar>
+          </w:tcPr>
+          <w:p>
+            <w:pPr>
+              <w:spacing w:after="0" w:line="250"/>
+            </w:pPr>
+            <w:r>
+              <w:rPr>
+                <w:rFonts w:ascii="JetBrains Mono" w:cs="JetBrains Mono" w:eastAsia="JetBrains Mono" w:hAnsi="JetBrains Mono"/>
+                <w:color w:val="E0FAF7"/>
+                <w:sz w:val="16"/>
+                <w:szCs w:val="16"/>
+              </w:rPr>
+              <w:t xml:space="preserve">library(DBI); library(dplyr); library(tidyr); library(tibble); library(lubridate)</w:t>
+            </w:r>
+          </w:p>
+          <w:p>
+            <w:pPr>
+              <w:spacing w:after="0" w:line="250"/>
+            </w:pPr>
+            <w:r>
+              <w:rPr>
+                <w:rFonts w:ascii="JetBrains Mono" w:cs="JetBrains Mono" w:eastAsia="JetBrains Mono" w:hAnsi="JetBrains Mono"/>
+                <w:color w:val="E0FAF7"/>
+                <w:sz w:val="16"/>
+                <w:szCs w:val="16"/>
+              </w:rPr>
+              <w:t xml:space="preserve"> </w:t>
+            </w:r>
+          </w:p>
+          <w:p>
+            <w:pPr>
+              <w:spacing w:after="0" w:line="250"/>
+            </w:pPr>
+            <w:r>
+              <w:rPr>
+                <w:rFonts w:ascii="JetBrains Mono" w:cs="JetBrains Mono" w:eastAsia="JetBrains Mono" w:hAnsi="JetBrains Mono"/>
+                <w:color w:val="E0FAF7"/>
+                <w:sz w:val="16"/>
+                <w:szCs w:val="16"/>
+              </w:rPr>
+              <w:t xml:space="preserve">con &lt;- dbConnect(RPostgres::Postgres(),</w:t>
+            </w:r>
+          </w:p>
+          <w:p>
+            <w:pPr>
+              <w:spacing w:after="0" w:line="250"/>
+            </w:pPr>
+            <w:r>
+              <w:rPr>
+                <w:rFonts w:ascii="JetBrains Mono" w:cs="JetBrains Mono" w:eastAsia="JetBrains Mono" w:hAnsi="JetBrains Mono"/>
+                <w:color w:val="E0FAF7"/>
+                <w:sz w:val="16"/>
+                <w:szCs w:val="16"/>
+              </w:rPr>
+              <w:t xml:space="preserve">                 host = Sys.getenv("SUPABASE_HOST"), port = 5432,</w:t>
+            </w:r>
+          </w:p>
+          <w:p>
+            <w:pPr>
+              <w:spacing w:after="0" w:line="250"/>
+            </w:pPr>
+            <w:r>
+              <w:rPr>
+                <w:rFonts w:ascii="JetBrains Mono" w:cs="JetBrains Mono" w:eastAsia="JetBrains Mono" w:hAnsi="JetBrains Mono"/>
+                <w:color w:val="E0FAF7"/>
+                <w:sz w:val="16"/>
+                <w:szCs w:val="16"/>
+              </w:rPr>
+              <w:t xml:space="preserve">                 dbname = "postgres", user = Sys.getenv("SUPABASE_USER"),</w:t>
+            </w:r>
+          </w:p>
+          <w:p>
+            <w:pPr>
+              <w:spacing w:after="0" w:line="250"/>
+            </w:pPr>
+            <w:r>
+              <w:rPr>
+                <w:rFonts w:ascii="JetBrains Mono" w:cs="JetBrains Mono" w:eastAsia="JetBrains Mono" w:hAnsi="JetBrains Mono"/>
+                <w:color w:val="E0FAF7"/>
+                <w:sz w:val="16"/>
+                <w:szCs w:val="16"/>
+              </w:rPr>
+              <w:t xml:space="preserve">                 password = Sys.getenv("SUPABASE_PASSWORD"), sslmode = "require")</w:t>
+            </w:r>
+          </w:p>
+          <w:p>
+            <w:pPr>
+              <w:spacing w:after="0" w:line="250"/>
+            </w:pPr>
+            <w:r>
+              <w:rPr>
+                <w:rFonts w:ascii="JetBrains Mono" w:cs="JetBrains Mono" w:eastAsia="JetBrains Mono" w:hAnsi="JetBrains Mono"/>
+                <w:color w:val="E0FAF7"/>
+                <w:sz w:val="16"/>
+                <w:szCs w:val="16"/>
+              </w:rPr>
+              <w:t xml:space="preserve"> </w:t>
+            </w:r>
+          </w:p>
+          <w:p>
+            <w:pPr>
+              <w:spacing w:after="0" w:line="250"/>
+            </w:pPr>
+            <w:r>
+              <w:rPr>
+                <w:rFonts w:ascii="JetBrains Mono" w:cs="JetBrains Mono" w:eastAsia="JetBrains Mono" w:hAnsi="JetBrains Mono"/>
+                <w:color w:val="E0FAF7"/>
+                <w:sz w:val="16"/>
+                <w:szCs w:val="16"/>
+              </w:rPr>
+              <w:t xml:space="preserve">piezas &lt;- dbGetQuery(con, "select id, medio, titulo, temas, fuente,</w:t>
+            </w:r>
+          </w:p>
+          <w:p>
+            <w:pPr>
+              <w:spacing w:after="0" w:line="250"/>
+            </w:pPr>
+            <w:r>
+              <w:rPr>
+                <w:rFonts w:ascii="JetBrains Mono" w:cs="JetBrains Mono" w:eastAsia="JetBrains Mono" w:hAnsi="JetBrains Mono"/>
+                <w:color w:val="E0FAF7"/>
+                <w:sz w:val="16"/>
+                <w:szCs w:val="16"/>
+              </w:rPr>
+              <w:t xml:space="preserve">                            fecha_pub, fecha_scrap from medios.noticias")</w:t>
+            </w:r>
+          </w:p>
+          <w:p>
+            <w:pPr>
+              <w:spacing w:after="0" w:line="250"/>
+            </w:pPr>
+            <w:r>
+              <w:rPr>
+                <w:rFonts w:ascii="JetBrains Mono" w:cs="JetBrains Mono" w:eastAsia="JetBrains Mono" w:hAnsi="JetBrains Mono"/>
+                <w:color w:val="E0FAF7"/>
+                <w:sz w:val="16"/>
+                <w:szCs w:val="16"/>
+              </w:rPr>
+              <w:t xml:space="preserve"> </w:t>
+            </w:r>
+          </w:p>
+          <w:p>
+            <w:pPr>
+              <w:spacing w:after="0" w:line="250"/>
+            </w:pPr>
+            <w:r>
+              <w:rPr>
+                <w:rFonts w:ascii="JetBrains Mono" w:cs="JetBrains Mono" w:eastAsia="JetBrains Mono" w:hAnsi="JetBrains Mono"/>
+                <w:color w:val="6B8CA5"/>
+                <w:sz w:val="16"/>
+                <w:szCs w:val="16"/>
+              </w:rPr>
+              <w:t xml:space="preserve"># 1. Formato largo con peso fraccionado (1/k por pieza)</w:t>
+            </w:r>
+          </w:p>
+          <w:p>
+            <w:pPr>
+              <w:spacing w:after="0" w:line="250"/>
+            </w:pPr>
+            <w:r>
+              <w:rPr>
+                <w:rFonts w:ascii="JetBrains Mono" w:cs="JetBrains Mono" w:eastAsia="JetBrains Mono" w:hAnsi="JetBrains Mono"/>
+                <w:color w:val="E0FAF7"/>
+                <w:sz w:val="16"/>
+                <w:szCs w:val="16"/>
+              </w:rPr>
+              <w:t xml:space="preserve">largo &lt;- piezas |&gt;</w:t>
+            </w:r>
+          </w:p>
+          <w:p>
+            <w:pPr>
+              <w:spacing w:after="0" w:line="250"/>
+            </w:pPr>
+            <w:r>
+              <w:rPr>
+                <w:rFonts w:ascii="JetBrains Mono" w:cs="JetBrains Mono" w:eastAsia="JetBrains Mono" w:hAnsi="JetBrains Mono"/>
+                <w:color w:val="E0FAF7"/>
+                <w:sz w:val="16"/>
+                <w:szCs w:val="16"/>
+              </w:rPr>
+              <w:t xml:space="preserve">  mutate(k = lengths(temas)) |&gt;</w:t>
+            </w:r>
+          </w:p>
+          <w:p>
+            <w:pPr>
+              <w:spacing w:after="0" w:line="250"/>
+            </w:pPr>
+            <w:r>
+              <w:rPr>
+                <w:rFonts w:ascii="JetBrains Mono" w:cs="JetBrains Mono" w:eastAsia="JetBrains Mono" w:hAnsi="JetBrains Mono"/>
+                <w:color w:val="E0FAF7"/>
+                <w:sz w:val="16"/>
+                <w:szCs w:val="16"/>
+              </w:rPr>
+              <w:t xml:space="preserve">  filter(k &gt; 0) |&gt;</w:t>
+            </w:r>
+          </w:p>
+          <w:p>
+            <w:pPr>
+              <w:spacing w:after="0" w:line="250"/>
+            </w:pPr>
+            <w:r>
+              <w:rPr>
+                <w:rFonts w:ascii="JetBrains Mono" w:cs="JetBrains Mono" w:eastAsia="JetBrains Mono" w:hAnsi="JetBrains Mono"/>
+                <w:color w:val="E0FAF7"/>
+                <w:sz w:val="16"/>
+                <w:szCs w:val="16"/>
+              </w:rPr>
+              <w:t xml:space="preserve">  unnest_longer(temas) |&gt;</w:t>
+            </w:r>
+          </w:p>
+          <w:p>
+            <w:pPr>
+              <w:spacing w:after="0" w:line="250"/>
+            </w:pPr>
+            <w:r>
+              <w:rPr>
+                <w:rFonts w:ascii="JetBrains Mono" w:cs="JetBrains Mono" w:eastAsia="JetBrains Mono" w:hAnsi="JetBrains Mono"/>
+                <w:color w:val="E0FAF7"/>
+                <w:sz w:val="16"/>
+                <w:szCs w:val="16"/>
+              </w:rPr>
+              <w:t xml:space="preserve">  mutate(peso = 1 / k,</w:t>
+            </w:r>
+          </w:p>
+          <w:p>
+            <w:pPr>
+              <w:spacing w:after="0" w:line="250"/>
+            </w:pPr>
+            <w:r>
+              <w:rPr>
+                <w:rFonts w:ascii="JetBrains Mono" w:cs="JetBrains Mono" w:eastAsia="JetBrains Mono" w:hAnsi="JetBrains Mono"/>
+                <w:color w:val="E0FAF7"/>
+                <w:sz w:val="16"/>
+                <w:szCs w:val="16"/>
+              </w:rPr>
+              <w:t xml:space="preserve">         mes  = floor_date(as.Date(fecha_scrap), "month"))</w:t>
+            </w:r>
+          </w:p>
+          <w:p>
+            <w:pPr>
+              <w:spacing w:after="0" w:line="250"/>
+            </w:pPr>
+            <w:r>
+              <w:rPr>
+                <w:rFonts w:ascii="JetBrains Mono" w:cs="JetBrains Mono" w:eastAsia="JetBrains Mono" w:hAnsi="JetBrains Mono"/>
+                <w:color w:val="E0FAF7"/>
+                <w:sz w:val="16"/>
+                <w:szCs w:val="16"/>
+              </w:rPr>
+              <w:t xml:space="preserve"> </w:t>
+            </w:r>
+          </w:p>
+          <w:p>
+            <w:pPr>
+              <w:spacing w:after="0" w:line="250"/>
+            </w:pPr>
+            <w:r>
+              <w:rPr>
+                <w:rFonts w:ascii="JetBrains Mono" w:cs="JetBrains Mono" w:eastAsia="JetBrains Mono" w:hAnsi="JetBrains Mono"/>
+                <w:color w:val="6B8CA5"/>
+                <w:sz w:val="16"/>
+                <w:szCs w:val="16"/>
+              </w:rPr>
+              <w:t xml:space="preserve"># 2. Cuota temática por cabecera y mes</w:t>
+            </w:r>
+          </w:p>
+          <w:p>
+            <w:pPr>
+              <w:spacing w:after="0" w:line="250"/>
+            </w:pPr>
+            <w:r>
+              <w:rPr>
+                <w:rFonts w:ascii="JetBrains Mono" w:cs="JetBrains Mono" w:eastAsia="JetBrains Mono" w:hAnsi="JetBrains Mono"/>
+                <w:color w:val="E0FAF7"/>
+                <w:sz w:val="16"/>
+                <w:szCs w:val="16"/>
+              </w:rPr>
+              <w:t xml:space="preserve">cuotas &lt;- largo |&gt;</w:t>
+            </w:r>
+          </w:p>
+          <w:p>
+            <w:pPr>
+              <w:spacing w:after="0" w:line="250"/>
+            </w:pPr>
+            <w:r>
+              <w:rPr>
+                <w:rFonts w:ascii="JetBrains Mono" w:cs="JetBrains Mono" w:eastAsia="JetBrains Mono" w:hAnsi="JetBrains Mono"/>
+                <w:color w:val="E0FAF7"/>
+                <w:sz w:val="16"/>
+                <w:szCs w:val="16"/>
+              </w:rPr>
+              <w:t xml:space="preserve">  group_by(medio, mes, temas) |&gt;</w:t>
+            </w:r>
+          </w:p>
+          <w:p>
+            <w:pPr>
+              <w:spacing w:after="0" w:line="250"/>
+            </w:pPr>
+            <w:r>
+              <w:rPr>
+                <w:rFonts w:ascii="JetBrains Mono" w:cs="JetBrains Mono" w:eastAsia="JetBrains Mono" w:hAnsi="JetBrains Mono"/>
+                <w:color w:val="E0FAF7"/>
+                <w:sz w:val="16"/>
+                <w:szCs w:val="16"/>
+              </w:rPr>
+              <w:t xml:space="preserve">  summarise(peso = sum(peso), .groups = "drop_last") |&gt;</w:t>
+            </w:r>
+          </w:p>
+          <w:p>
+            <w:pPr>
+              <w:spacing w:after="0" w:line="250"/>
+            </w:pPr>
+            <w:r>
+              <w:rPr>
+                <w:rFonts w:ascii="JetBrains Mono" w:cs="JetBrains Mono" w:eastAsia="JetBrains Mono" w:hAnsi="JetBrains Mono"/>
+                <w:color w:val="E0FAF7"/>
+                <w:sz w:val="16"/>
+                <w:szCs w:val="16"/>
+              </w:rPr>
+              <w:t xml:space="preserve">  mutate(cuota = peso / sum(peso)) |&gt;</w:t>
+            </w:r>
+          </w:p>
+          <w:p>
+            <w:pPr>
+              <w:spacing w:after="0" w:line="250"/>
+            </w:pPr>
+            <w:r>
+              <w:rPr>
+                <w:rFonts w:ascii="JetBrains Mono" w:cs="JetBrains Mono" w:eastAsia="JetBrains Mono" w:hAnsi="JetBrains Mono"/>
+                <w:color w:val="E0FAF7"/>
+                <w:sz w:val="16"/>
+                <w:szCs w:val="16"/>
+              </w:rPr>
+              <w:t xml:space="preserve">  ungroup()</w:t>
+            </w:r>
+          </w:p>
+          <w:p>
+            <w:pPr>
+              <w:spacing w:after="0" w:line="250"/>
+            </w:pPr>
+            <w:r>
+              <w:rPr>
+                <w:rFonts w:ascii="JetBrains Mono" w:cs="JetBrains Mono" w:eastAsia="JetBrains Mono" w:hAnsi="JetBrains Mono"/>
+                <w:color w:val="E0FAF7"/>
+                <w:sz w:val="16"/>
+                <w:szCs w:val="16"/>
+              </w:rPr>
+              <w:t xml:space="preserve"> </w:t>
+            </w:r>
+          </w:p>
+          <w:p>
+            <w:pPr>
+              <w:spacing w:after="0" w:line="250"/>
+            </w:pPr>
+            <w:r>
+              <w:rPr>
+                <w:rFonts w:ascii="JetBrains Mono" w:cs="JetBrains Mono" w:eastAsia="JetBrains Mono" w:hAnsi="JetBrains Mono"/>
+                <w:color w:val="6B8CA5"/>
+                <w:sz w:val="16"/>
+                <w:szCs w:val="16"/>
+              </w:rPr>
+              <w:t xml:space="preserve"># 3. Diversidad de la agenda (entropía normalizada)</w:t>
+            </w:r>
+          </w:p>
+          <w:p>
+            <w:pPr>
+              <w:spacing w:after="0" w:line="250"/>
+            </w:pPr>
+            <w:r>
+              <w:rPr>
+                <w:rFonts w:ascii="JetBrains Mono" w:cs="JetBrains Mono" w:eastAsia="JetBrains Mono" w:hAnsi="JetBrains Mono"/>
+                <w:color w:val="E0FAF7"/>
+                <w:sz w:val="16"/>
+                <w:szCs w:val="16"/>
+              </w:rPr>
+              <w:t xml:space="preserve">diversidad &lt;- cuotas |&gt;</w:t>
+            </w:r>
+          </w:p>
+          <w:p>
+            <w:pPr>
+              <w:spacing w:after="0" w:line="250"/>
+            </w:pPr>
+            <w:r>
+              <w:rPr>
+                <w:rFonts w:ascii="JetBrains Mono" w:cs="JetBrains Mono" w:eastAsia="JetBrains Mono" w:hAnsi="JetBrains Mono"/>
+                <w:color w:val="E0FAF7"/>
+                <w:sz w:val="16"/>
+                <w:szCs w:val="16"/>
+              </w:rPr>
+              <w:t xml:space="preserve">  group_by(medio, mes) |&gt;</w:t>
+            </w:r>
+          </w:p>
+          <w:p>
+            <w:pPr>
+              <w:spacing w:after="0" w:line="250"/>
+            </w:pPr>
+            <w:r>
+              <w:rPr>
+                <w:rFonts w:ascii="JetBrains Mono" w:cs="JetBrains Mono" w:eastAsia="JetBrains Mono" w:hAnsi="JetBrains Mono"/>
+                <w:color w:val="E0FAF7"/>
+                <w:sz w:val="16"/>
+                <w:szCs w:val="16"/>
+              </w:rPr>
+              <w:t xml:space="preserve">  summarise(H = -sum(cuota * log(cuota), na.rm = TRUE) / log(15), .groups = "drop")</w:t>
+            </w:r>
+          </w:p>
+          <w:p>
+            <w:pPr>
+              <w:spacing w:after="0" w:line="250"/>
+            </w:pPr>
+            <w:r>
+              <w:rPr>
+                <w:rFonts w:ascii="JetBrains Mono" w:cs="JetBrains Mono" w:eastAsia="JetBrains Mono" w:hAnsi="JetBrains Mono"/>
+                <w:color w:val="E0FAF7"/>
+                <w:sz w:val="16"/>
+                <w:szCs w:val="16"/>
+              </w:rPr>
+              <w:t xml:space="preserve"> </w:t>
+            </w:r>
+          </w:p>
+          <w:p>
+            <w:pPr>
+              <w:spacing w:after="0" w:line="250"/>
+            </w:pPr>
+            <w:r>
+              <w:rPr>
+                <w:rFonts w:ascii="JetBrains Mono" w:cs="JetBrains Mono" w:eastAsia="JetBrains Mono" w:hAnsi="JetBrains Mono"/>
+                <w:color w:val="6B8CA5"/>
+                <w:sz w:val="16"/>
+                <w:szCs w:val="16"/>
+              </w:rPr>
+              <w:t xml:space="preserve"># 4. Convergencia inter-cabeceras (matriz de Spearman)</w:t>
+            </w:r>
+          </w:p>
+          <w:p>
+            <w:pPr>
+              <w:spacing w:after="0" w:line="250"/>
+            </w:pPr>
+            <w:r>
+              <w:rPr>
+                <w:rFonts w:ascii="JetBrains Mono" w:cs="JetBrains Mono" w:eastAsia="JetBrains Mono" w:hAnsi="JetBrains Mono"/>
+                <w:color w:val="E0FAF7"/>
+                <w:sz w:val="16"/>
+                <w:szCs w:val="16"/>
+              </w:rPr>
+              <w:t xml:space="preserve">M &lt;- cuotas |&gt;</w:t>
+            </w:r>
+          </w:p>
+          <w:p>
+            <w:pPr>
+              <w:spacing w:after="0" w:line="250"/>
+            </w:pPr>
+            <w:r>
+              <w:rPr>
+                <w:rFonts w:ascii="JetBrains Mono" w:cs="JetBrains Mono" w:eastAsia="JetBrains Mono" w:hAnsi="JetBrains Mono"/>
+                <w:color w:val="E0FAF7"/>
+                <w:sz w:val="16"/>
+                <w:szCs w:val="16"/>
+              </w:rPr>
+              <w:t xml:space="preserve">  filter(mes == max(mes)) |&gt;</w:t>
+            </w:r>
+          </w:p>
+          <w:p>
+            <w:pPr>
+              <w:spacing w:after="0" w:line="250"/>
+            </w:pPr>
+            <w:r>
+              <w:rPr>
+                <w:rFonts w:ascii="JetBrains Mono" w:cs="JetBrains Mono" w:eastAsia="JetBrains Mono" w:hAnsi="JetBrains Mono"/>
+                <w:color w:val="E0FAF7"/>
+                <w:sz w:val="16"/>
+                <w:szCs w:val="16"/>
+              </w:rPr>
+              <w:t xml:space="preserve">  select(medio, temas, cuota) |&gt;</w:t>
+            </w:r>
+          </w:p>
+          <w:p>
+            <w:pPr>
+              <w:spacing w:after="0" w:line="250"/>
+            </w:pPr>
+            <w:r>
+              <w:rPr>
+                <w:rFonts w:ascii="JetBrains Mono" w:cs="JetBrains Mono" w:eastAsia="JetBrains Mono" w:hAnsi="JetBrains Mono"/>
+                <w:color w:val="E0FAF7"/>
+                <w:sz w:val="16"/>
+                <w:szCs w:val="16"/>
+              </w:rPr>
+              <w:t xml:space="preserve">  pivot_wider(names_from = medio, values_from = cuota, values_fill = 0) |&gt;</w:t>
+            </w:r>
+          </w:p>
+          <w:p>
+            <w:pPr>
+              <w:spacing w:after="0" w:line="250"/>
+            </w:pPr>
+            <w:r>
+              <w:rPr>
+                <w:rFonts w:ascii="JetBrains Mono" w:cs="JetBrains Mono" w:eastAsia="JetBrains Mono" w:hAnsi="JetBrains Mono"/>
+                <w:color w:val="E0FAF7"/>
+                <w:sz w:val="16"/>
+                <w:szCs w:val="16"/>
+              </w:rPr>
+              <w:t xml:space="preserve">  column_to_rownames("temas") |&gt; as.matrix()</w:t>
+            </w:r>
+          </w:p>
+          <w:p>
+            <w:pPr>
+              <w:spacing w:after="0" w:line="250"/>
+            </w:pPr>
+            <w:r>
+              <w:rPr>
+                <w:rFonts w:ascii="JetBrains Mono" w:cs="JetBrains Mono" w:eastAsia="JetBrains Mono" w:hAnsi="JetBrains Mono"/>
+                <w:color w:val="E0FAF7"/>
+                <w:sz w:val="16"/>
+                <w:szCs w:val="16"/>
+              </w:rPr>
+              <w:t xml:space="preserve">rho &lt;- cor(M, method = "spearman")</w:t>
+            </w:r>
+          </w:p>
+          <w:p>
+            <w:pPr>
+              <w:spacing w:after="0" w:line="250"/>
+            </w:pPr>
+            <w:r>
+              <w:rPr>
+                <w:rFonts w:ascii="JetBrains Mono" w:cs="JetBrains Mono" w:eastAsia="JetBrains Mono" w:hAnsi="JetBrains Mono"/>
+                <w:color w:val="E0FAF7"/>
+                <w:sz w:val="16"/>
+                <w:szCs w:val="16"/>
+              </w:rPr>
+              <w:t xml:space="preserve">familias &lt;- hclust(as.dist(1 - rho), method = "average")</w:t>
+            </w:r>
+          </w:p>
+          <w:p>
+            <w:pPr>
+              <w:spacing w:after="0" w:line="250"/>
+            </w:pPr>
+            <w:r>
+              <w:rPr>
+                <w:rFonts w:ascii="JetBrains Mono" w:cs="JetBrains Mono" w:eastAsia="JetBrains Mono" w:hAnsi="JetBrains Mono"/>
+                <w:color w:val="E0FAF7"/>
+                <w:sz w:val="16"/>
+                <w:szCs w:val="16"/>
+              </w:rPr>
+              <w:t xml:space="preserve"> </w:t>
+            </w:r>
+          </w:p>
+          <w:p>
+            <w:pPr>
+              <w:spacing w:after="0" w:line="250"/>
+            </w:pPr>
+            <w:r>
+              <w:rPr>
+                <w:rFonts w:ascii="JetBrains Mono" w:cs="JetBrains Mono" w:eastAsia="JetBrains Mono" w:hAnsi="JetBrains Mono"/>
+                <w:color w:val="6B8CA5"/>
+                <w:sz w:val="16"/>
+                <w:szCs w:val="16"/>
+              </w:rPr>
+              <w:t xml:space="preserve"># 5. Distancia de cada cabecera a la agenda del sistema</w:t>
+            </w:r>
+          </w:p>
+          <w:p>
+            <w:pPr>
+              <w:spacing w:after="0" w:line="250"/>
+            </w:pPr>
+            <w:r>
+              <w:rPr>
+                <w:rFonts w:ascii="JetBrains Mono" w:cs="JetBrains Mono" w:eastAsia="JetBrains Mono" w:hAnsi="JetBrains Mono"/>
+                <w:color w:val="E0FAF7"/>
+                <w:sz w:val="16"/>
+                <w:szCs w:val="16"/>
+              </w:rPr>
+              <w:t xml:space="preserve">js &lt;- function(p, q) {</w:t>
+            </w:r>
+          </w:p>
+          <w:p>
+            <w:pPr>
+              <w:spacing w:after="0" w:line="250"/>
+            </w:pPr>
+            <w:r>
+              <w:rPr>
+                <w:rFonts w:ascii="JetBrains Mono" w:cs="JetBrains Mono" w:eastAsia="JetBrains Mono" w:hAnsi="JetBrains Mono"/>
+                <w:color w:val="E0FAF7"/>
+                <w:sz w:val="16"/>
+                <w:szCs w:val="16"/>
+              </w:rPr>
+              <w:t xml:space="preserve">  m &lt;- (p + q) / 2</w:t>
+            </w:r>
+          </w:p>
+          <w:p>
+            <w:pPr>
+              <w:spacing w:after="0" w:line="250"/>
+            </w:pPr>
+            <w:r>
+              <w:rPr>
+                <w:rFonts w:ascii="JetBrains Mono" w:cs="JetBrains Mono" w:eastAsia="JetBrains Mono" w:hAnsi="JetBrains Mono"/>
+                <w:color w:val="E0FAF7"/>
+                <w:sz w:val="16"/>
+                <w:szCs w:val="16"/>
+              </w:rPr>
+              <w:t xml:space="preserve">  0.5 * sum(p * log(p / m), na.rm = TRUE) + 0.5 * sum(q * log(q / m), na.rm = TRUE)</w:t>
+            </w:r>
+          </w:p>
+          <w:p>
+            <w:pPr>
+              <w:spacing w:after="0" w:line="250"/>
+            </w:pPr>
+            <w:r>
+              <w:rPr>
+                <w:rFonts w:ascii="JetBrains Mono" w:cs="JetBrains Mono" w:eastAsia="JetBrains Mono" w:hAnsi="JetBrains Mono"/>
+                <w:color w:val="E0FAF7"/>
+                <w:sz w:val="16"/>
+                <w:szCs w:val="16"/>
+              </w:rPr>
+              <w:t xml:space="preserve">}</w:t>
+            </w:r>
+          </w:p>
+          <w:p>
+            <w:pPr>
+              <w:spacing w:after="0" w:line="250"/>
+            </w:pPr>
+            <w:r>
+              <w:rPr>
+                <w:rFonts w:ascii="JetBrains Mono" w:cs="JetBrains Mono" w:eastAsia="JetBrains Mono" w:hAnsi="JetBrains Mono"/>
+                <w:color w:val="E0FAF7"/>
+                <w:sz w:val="16"/>
+                <w:szCs w:val="16"/>
+              </w:rPr>
+              <w:t xml:space="preserve">sistema  &lt;- rowMeans(M)</w:t>
+            </w:r>
+          </w:p>
+          <w:p>
+            <w:pPr>
+              <w:spacing w:after="0" w:line="250"/>
+            </w:pPr>
+            <w:r>
+              <w:rPr>
+                <w:rFonts w:ascii="JetBrains Mono" w:cs="JetBrains Mono" w:eastAsia="JetBrains Mono" w:hAnsi="JetBrains Mono"/>
+                <w:color w:val="E0FAF7"/>
+                <w:sz w:val="16"/>
+                <w:szCs w:val="16"/>
+              </w:rPr>
+              <w:t xml:space="preserve">distancia &lt;- apply(M, 2, js, q = sistema)</w:t>
+            </w:r>
+          </w:p>
+        </w:tc>
+      </w:tr>
+    </w:tbl>
+    <w:p>
+      <w:pPr>
+        <w:spacing w:after="200" w:before="90"/>
+      </w:pPr>
+      <w:r>
+        <w:rPr>
+          <w:rFonts w:ascii="Inter" w:cs="Inter" w:eastAsia="Inter" w:hAnsi="Inter"/>
+          <w:i/>
+          <w:iCs/>
+          <w:color w:val="6B8CA5"/>
+          <w:sz w:val="16"/>
+          <w:szCs w:val="16"/>
+        </w:rPr>
+        <w:t xml:space="preserve">La agenda del sistema se calcula como media no ponderada de las cuotas por cabecera, no agregando piezas: agregar daría más peso a las cabeceras que más publican, que es una decisión distinta y hay que tomarla a conciencia.</w:t>
+      </w:r>
+    </w:p>
+    <w:p>
+      <w:pPr>
+        <w:spacing w:after="140" w:before="0" w:line="288"/>
+      </w:pPr>
+      <w:r>
+        <w:rPr>
+          <w:rFonts w:ascii="Inter" w:cs="Inter" w:eastAsia="Inter" w:hAnsi="Inter"/>
+          <w:color w:val="1A2F45"/>
+          <w:sz w:val="21"/>
+          <w:szCs w:val="21"/>
+        </w:rPr>
+        <w:t xml:space="preserve">Nótese el filtro </w:t>
+      </w:r>
+      <w:r>
+        <w:rPr>
+          <w:rFonts w:ascii="JetBrains Mono" w:cs="JetBrains Mono" w:eastAsia="JetBrains Mono" w:hAnsi="JetBrains Mono"/>
+          <w:color w:val="0F3460"/>
+          <w:sz w:val="19"/>
+          <w:szCs w:val="19"/>
+        </w:rPr>
+        <w:t xml:space="preserve">cardinality(temas) &gt; 0</w:t>
+      </w:r>
+      <w:r>
+        <w:rPr>
+          <w:rFonts w:ascii="Inter" w:cs="Inter" w:eastAsia="Inter" w:hAnsi="Inter"/>
+          <w:color w:val="1A2F45"/>
+          <w:sz w:val="21"/>
+          <w:szCs w:val="21"/>
+        </w:rPr>
+        <w:t xml:space="preserve"> del paso 1: ahora hay que ponerlo explícitamente, porque las piezas sin tema están en la tabla. Y nótese que el denominador del paso 2 debe ser el </w:t>
+      </w:r>
+      <w:r>
+        <w:rPr>
+          <w:rFonts w:ascii="Inter" w:cs="Inter" w:eastAsia="Inter" w:hAnsi="Inter"/>
+          <w:b/>
+          <w:bCs/>
+          <w:color w:val="1A2F45"/>
+          <w:sz w:val="21"/>
+          <w:szCs w:val="21"/>
+        </w:rPr>
+        <w:t xml:space="preserve">total de piezas de la cabecera</w:t>
+      </w:r>
+      <w:r>
+        <w:rPr>
+          <w:rFonts w:ascii="Inter" w:cs="Inter" w:eastAsia="Inter" w:hAnsi="Inter"/>
+          <w:color w:val="1A2F45"/>
+          <w:sz w:val="21"/>
+          <w:szCs w:val="21"/>
+        </w:rPr>
+        <w:t xml:space="preserve">, no el total de piezas con tema, si lo que se quiere es saliencia relativa a la producción. Son dos cuotas distintas y conviene calcular ambas: su cociente es la proporción de la agenda del medio que cae dentro del ámbito de ODESOCAN, que es en sí mismo un indicador interesante.</w:t>
       </w:r>
     </w:p>
     <w:p>
@@ -5075,7 +7124,7 @@
           <w:sz w:val="21"/>
           <w:szCs w:val="21"/>
         </w:rPr>
-        <w:t xml:space="preserve">Cuatro reservas</w:t>
+        <w:t xml:space="preserve">Tres reservas, y una resuelta</w:t>
       </w:r>
     </w:p>
     <w:p>
@@ -5091,16 +7140,16 @@
           <w:sz w:val="21"/>
           <w:szCs w:val="21"/>
         </w:rPr>
-        <w:t xml:space="preserve">R1. El agregado no tiene dimensión temporal.</w:t>
-      </w:r>
-      <w:r>
-        <w:rPr>
-          <w:rFonts w:ascii="Inter" w:cs="Inter" w:eastAsia="Inter" w:hAnsi="Inter"/>
-          <w:color w:val="1A2F45"/>
-          <w:sz w:val="21"/>
-          <w:szCs w:val="21"/>
-        </w:rPr>
-        <w:t xml:space="preserve"> El pipeline trunca la tabla y la reconstruye sobre el corpus completo en cada ejecución. La columna </w:t>
+        <w:t xml:space="preserve">Resuelta: el agregado ya tiene dimensión temporal.</w:t>
+      </w:r>
+      <w:r>
+        <w:rPr>
+          <w:rFonts w:ascii="Inter" w:cs="Inter" w:eastAsia="Inter" w:hAnsi="Inter"/>
+          <w:color w:val="1A2F45"/>
+          <w:sz w:val="21"/>
+          <w:szCs w:val="21"/>
+        </w:rPr>
+        <w:t xml:space="preserve"> Antes se truncaba y se reconstruía sobre el corpus completo en cada ejecución, de modo que solo respondía a «qué palabras dominan el archivo entero»; la columna </w:t>
       </w:r>
       <w:r>
         <w:rPr>
@@ -5118,32 +7167,7 @@
           <w:sz w:val="21"/>
           <w:szCs w:val="21"/>
         </w:rPr>
-        <w:t xml:space="preserve"> es la marca de construcción, no un periodo. No sirve, por tanto, para series temporales de atributos: mide siempre «todo el periodo acumulado». El cambio R5 del capítulo 10 lo resuelve.</w:t>
-      </w:r>
-    </w:p>
-    <w:p>
-      <w:pPr>
-        <w:spacing w:after="140" w:before="0" w:line="288"/>
-      </w:pPr>
-      <w:r>
-        <w:rPr>
-          <w:rFonts w:ascii="Inter" w:cs="Inter" w:eastAsia="Inter" w:hAnsi="Inter"/>
-          <w:b/>
-          <w:bCs/>
-          <w:color w:val="1A2F45"/>
-          <w:sz w:val="21"/>
-          <w:szCs w:val="21"/>
-        </w:rPr>
-        <w:t xml:space="preserve">R2. Las frecuencias están ponderadas.</w:t>
-      </w:r>
-      <w:r>
-        <w:rPr>
-          <w:rFonts w:ascii="Inter" w:cs="Inter" w:eastAsia="Inter" w:hAnsi="Inter"/>
-          <w:color w:val="1A2F45"/>
-          <w:sz w:val="21"/>
-          <w:szCs w:val="21"/>
-        </w:rPr>
-        <w:t xml:space="preserve"> La columna </w:t>
+        <w:t xml:space="preserve"> es la marca de construcción y se prestaba a leerla como un periodo. Ahora la tabla guarda el acumulado (</w:t>
       </w:r>
       <w:r>
         <w:rPr>
@@ -5152,16 +7176,16 @@
           <w:sz w:val="19"/>
           <w:szCs w:val="19"/>
         </w:rPr>
-        <w:t xml:space="preserve">term_freq</w:t>
-      </w:r>
-      <w:r>
-        <w:rPr>
-          <w:rFonts w:ascii="Inter" w:cs="Inter" w:eastAsia="Inter" w:hAnsi="Inter"/>
-          <w:color w:val="1A2F45"/>
-          <w:sz w:val="21"/>
-          <w:szCs w:val="21"/>
-        </w:rPr>
-        <w:t xml:space="preserve"> incorpora ya el peso por campo, así que no es una frecuencia bruta. Para estadística léxica rigurosa —el log-odds con prior informativo de Monroe, Colaresi y Quinn (2008) es el estándar para identificar vocabulario distintivo— hay que recalcular desde </w:t>
+        <w:t xml:space="preserve">periodo = '__all__'</w:t>
+      </w:r>
+      <w:r>
+        <w:rPr>
+          <w:rFonts w:ascii="Inter" w:cs="Inter" w:eastAsia="Inter" w:hAnsi="Inter"/>
+          <w:color w:val="1A2F45"/>
+          <w:sz w:val="21"/>
+          <w:szCs w:val="21"/>
+        </w:rPr>
+        <w:t xml:space="preserve">) y un corte mensual, hasta doce meses. El mes se deriva de </w:t>
       </w:r>
       <w:r>
         <w:rPr>
@@ -5170,41 +7194,16 @@
           <w:sz w:val="19"/>
           <w:szCs w:val="19"/>
         </w:rPr>
-        <w:t xml:space="preserve">texto_full</w:t>
-      </w:r>
-      <w:r>
-        <w:rPr>
-          <w:rFonts w:ascii="Inter" w:cs="Inter" w:eastAsia="Inter" w:hAnsi="Inter"/>
-          <w:color w:val="1A2F45"/>
-          <w:sz w:val="21"/>
-          <w:szCs w:val="21"/>
-        </w:rPr>
-        <w:t xml:space="preserve">, no partir del agregado.</w:t>
-      </w:r>
-    </w:p>
-    <w:p>
-      <w:pPr>
-        <w:spacing w:after="140" w:before="0" w:line="288"/>
-      </w:pPr>
-      <w:r>
-        <w:rPr>
-          <w:rFonts w:ascii="Inter" w:cs="Inter" w:eastAsia="Inter" w:hAnsi="Inter"/>
-          <w:b/>
-          <w:bCs/>
-          <w:color w:val="1A2F45"/>
-          <w:sz w:val="21"/>
-          <w:szCs w:val="21"/>
-        </w:rPr>
-        <w:t xml:space="preserve">R3. Los ámbitos pequeños son ruido.</w:t>
-      </w:r>
-      <w:r>
-        <w:rPr>
-          <w:rFonts w:ascii="Inter" w:cs="Inter" w:eastAsia="Inter" w:hAnsi="Inter"/>
-          <w:color w:val="1A2F45"/>
-          <w:sz w:val="21"/>
-          <w:szCs w:val="21"/>
-        </w:rPr>
-        <w:t xml:space="preserve"> El pipeline conserva 80 términos por ámbito exigiendo que aparezcan en al menos 2 documentos. Para una combinación cabecera × tema con pocas piezas, ese umbral es demasiado laxo. Usar la columna </w:t>
+        <w:t xml:space="preserve">fecha_scrap</w:t>
+      </w:r>
+      <w:r>
+        <w:rPr>
+          <w:rFonts w:ascii="Inter" w:cs="Inter" w:eastAsia="Inter" w:hAnsi="Inter"/>
+          <w:color w:val="1A2F45"/>
+          <w:sz w:val="21"/>
+          <w:szCs w:val="21"/>
+        </w:rPr>
+        <w:t xml:space="preserve">, que está siempre presente y es uniforme entre cabeceras, y no de </w:t>
       </w:r>
       <w:r>
         <w:rPr>
@@ -5213,16 +7212,16 @@
           <w:sz w:val="19"/>
           <w:szCs w:val="19"/>
         </w:rPr>
-        <w:t xml:space="preserve">n_noticias</w:t>
-      </w:r>
-      <w:r>
-        <w:rPr>
-          <w:rFonts w:ascii="Inter" w:cs="Inter" w:eastAsia="Inter" w:hAnsi="Inter"/>
-          <w:color w:val="1A2F45"/>
-          <w:sz w:val="21"/>
-          <w:szCs w:val="21"/>
-        </w:rPr>
-        <w:t xml:space="preserve"> como filtro y descartar los ámbitos por debajo de unas 30 piezas.</w:t>
+        <w:t xml:space="preserve">fecha_pub</w:t>
+      </w:r>
+      <w:r>
+        <w:rPr>
+          <w:rFonts w:ascii="Inter" w:cs="Inter" w:eastAsia="Inter" w:hAnsi="Inter"/>
+          <w:color w:val="1A2F45"/>
+          <w:sz w:val="21"/>
+          <w:szCs w:val="21"/>
+        </w:rPr>
+        <w:t xml:space="preserve">, que tiene seis procedencias distintas; al agregar por mes la diferencia es despreciable. Con esto, la comparación de vocabulario entre cabeceras admite ya una dimensión longitudinal.</w:t>
       </w:r>
     </w:p>
     <w:p>
@@ -5238,7 +7237,111 @@
           <w:sz w:val="21"/>
           <w:szCs w:val="21"/>
         </w:rPr>
-        <w:t xml:space="preserve">R4. La similitud léxica no es identidad de encuadre.</w:t>
+        <w:t xml:space="preserve">Primera. Las frecuencias están ponderadas.</w:t>
+      </w:r>
+      <w:r>
+        <w:rPr>
+          <w:rFonts w:ascii="Inter" w:cs="Inter" w:eastAsia="Inter" w:hAnsi="Inter"/>
+          <w:color w:val="1A2F45"/>
+          <w:sz w:val="21"/>
+          <w:szCs w:val="21"/>
+        </w:rPr>
+        <w:t xml:space="preserve"> La columna </w:t>
+      </w:r>
+      <w:r>
+        <w:rPr>
+          <w:rFonts w:ascii="JetBrains Mono" w:cs="JetBrains Mono" w:eastAsia="JetBrains Mono" w:hAnsi="JetBrains Mono"/>
+          <w:color w:val="0F3460"/>
+          <w:sz w:val="19"/>
+          <w:szCs w:val="19"/>
+        </w:rPr>
+        <w:t xml:space="preserve">term_freq</w:t>
+      </w:r>
+      <w:r>
+        <w:rPr>
+          <w:rFonts w:ascii="Inter" w:cs="Inter" w:eastAsia="Inter" w:hAnsi="Inter"/>
+          <w:color w:val="1A2F45"/>
+          <w:sz w:val="21"/>
+          <w:szCs w:val="21"/>
+        </w:rPr>
+        <w:t xml:space="preserve"> incorpora ya el peso por campo, así que no es una frecuencia bruta. Para estadística léxica rigurosa —el log-odds con prior informativo de Monroe, Colaresi y Quinn (2008) es el estándar para identificar vocabulario distintivo— hay que recalcular desde </w:t>
+      </w:r>
+      <w:r>
+        <w:rPr>
+          <w:rFonts w:ascii="JetBrains Mono" w:cs="JetBrains Mono" w:eastAsia="JetBrains Mono" w:hAnsi="JetBrains Mono"/>
+          <w:color w:val="0F3460"/>
+          <w:sz w:val="19"/>
+          <w:szCs w:val="19"/>
+        </w:rPr>
+        <w:t xml:space="preserve">texto_full</w:t>
+      </w:r>
+      <w:r>
+        <w:rPr>
+          <w:rFonts w:ascii="Inter" w:cs="Inter" w:eastAsia="Inter" w:hAnsi="Inter"/>
+          <w:color w:val="1A2F45"/>
+          <w:sz w:val="21"/>
+          <w:szCs w:val="21"/>
+        </w:rPr>
+        <w:t xml:space="preserve">, no partir del agregado.</w:t>
+      </w:r>
+    </w:p>
+    <w:p>
+      <w:pPr>
+        <w:spacing w:after="140" w:before="0" w:line="288"/>
+      </w:pPr>
+      <w:r>
+        <w:rPr>
+          <w:rFonts w:ascii="Inter" w:cs="Inter" w:eastAsia="Inter" w:hAnsi="Inter"/>
+          <w:b/>
+          <w:bCs/>
+          <w:color w:val="1A2F45"/>
+          <w:sz w:val="21"/>
+          <w:szCs w:val="21"/>
+        </w:rPr>
+        <w:t xml:space="preserve">Segunda. Los ámbitos pequeños son ruido.</w:t>
+      </w:r>
+      <w:r>
+        <w:rPr>
+          <w:rFonts w:ascii="Inter" w:cs="Inter" w:eastAsia="Inter" w:hAnsi="Inter"/>
+          <w:color w:val="1A2F45"/>
+          <w:sz w:val="21"/>
+          <w:szCs w:val="21"/>
+        </w:rPr>
+        <w:t xml:space="preserve"> El pipeline conserva 80 términos por ámbito exigiendo que aparezcan en al menos 2 documentos. Para una combinación cabecera × tema con pocas piezas, ese umbral es demasiado laxo. Usar la columna </w:t>
+      </w:r>
+      <w:r>
+        <w:rPr>
+          <w:rFonts w:ascii="JetBrains Mono" w:cs="JetBrains Mono" w:eastAsia="JetBrains Mono" w:hAnsi="JetBrains Mono"/>
+          <w:color w:val="0F3460"/>
+          <w:sz w:val="19"/>
+          <w:szCs w:val="19"/>
+        </w:rPr>
+        <w:t xml:space="preserve">n_noticias</w:t>
+      </w:r>
+      <w:r>
+        <w:rPr>
+          <w:rFonts w:ascii="Inter" w:cs="Inter" w:eastAsia="Inter" w:hAnsi="Inter"/>
+          <w:color w:val="1A2F45"/>
+          <w:sz w:val="21"/>
+          <w:szCs w:val="21"/>
+        </w:rPr>
+        <w:t xml:space="preserve"> como filtro y descartar los ámbitos por debajo de unas 30 piezas.</w:t>
+      </w:r>
+    </w:p>
+    <w:p>
+      <w:pPr>
+        <w:spacing w:after="140" w:before="0" w:line="288"/>
+      </w:pPr>
+      <w:r>
+        <w:rPr>
+          <w:rFonts w:ascii="Inter" w:cs="Inter" w:eastAsia="Inter" w:hAnsi="Inter"/>
+          <w:b/>
+          <w:bCs/>
+          <w:color w:val="1A2F45"/>
+          <w:sz w:val="21"/>
+          <w:szCs w:val="21"/>
+        </w:rPr>
+        <w:t xml:space="preserve">Tercera. La similitud léxica no es identidad de encuadre.</w:t>
       </w:r>
       <w:r>
         <w:rPr>
@@ -5742,7 +7845,7 @@
           <w:sz w:val="17"/>
           <w:szCs w:val="17"/>
         </w:rPr>
-        <w:t xml:space="preserve">Tabla 4.  </w:t>
+        <w:t xml:space="preserve">Tabla 5.  </w:t>
       </w:r>
       <w:r>
         <w:rPr>
@@ -6222,7 +8325,7 @@
           <w:sz w:val="32"/>
           <w:szCs w:val="32"/>
         </w:rPr>
-        <w:t xml:space="preserve">Quién habla primero: los cuatro bloqueos</w:t>
+        <w:t xml:space="preserve">Quién habla primero: queda un bloqueo de cuatro</w:t>
       </w:r>
     </w:p>
     <w:p>
@@ -6236,7 +8339,7 @@
           <w:sz w:val="21"/>
           <w:szCs w:val="21"/>
         </w:rPr>
-        <w:t xml:space="preserve">Es la pregunta que más interés despierta y la única que hoy no tiene respuesta posible con estos datos. Los motivos son cuatro, independientes entre sí, y hay que levantarlos todos.</w:t>
+        <w:t xml:space="preserve">Es la pregunta que más interés despierta. La primera edición la declaraba imposible por cuatro motivos independientes. Tres se han levantado; el cuarto, que era el único que no figuraba en la hoja de ruta, sigue en pie.</w:t>
       </w:r>
     </w:p>
     <w:p>
@@ -6253,7 +8356,7 @@
           <w:sz w:val="21"/>
           <w:szCs w:val="21"/>
         </w:rPr>
-        <w:t xml:space="preserve">Bloqueo 1 · La marca temporal es sintética en la mayoría de las piezas</w:t>
+        <w:t xml:space="preserve">Levantado · La marca temporal ya no es sintética en la mayoría de las piezas</w:t>
       </w:r>
     </w:p>
     <w:p>
@@ -6267,7 +8370,770 @@
           <w:sz w:val="21"/>
           <w:szCs w:val="21"/>
         </w:rPr>
-        <w:t xml:space="preserve">Solo las piezas que entran por feed llevan una fecha de publicación real. Las que entran por portada reciben </w:t>
+        <w:t xml:space="preserve">La fecha se busca ahora por cuatro vías. La más productiva resultó ser la más barata: varios medios la llevan </w:t>
+      </w:r>
+      <w:r>
+        <w:rPr>
+          <w:rFonts w:ascii="Inter" w:cs="Inter" w:eastAsia="Inter" w:hAnsi="Inter"/>
+          <w:b/>
+          <w:bCs/>
+          <w:color w:val="1A2F45"/>
+          <w:sz w:val="21"/>
+          <w:szCs w:val="21"/>
+        </w:rPr>
+        <w:t xml:space="preserve">embebida en la ruta de la URL</w:t>
+      </w:r>
+      <w:r>
+        <w:rPr>
+          <w:rFonts w:ascii="Inter" w:cs="Inter" w:eastAsia="Inter" w:hAnsi="Inter"/>
+          <w:color w:val="1A2F45"/>
+          <w:sz w:val="21"/>
+          <w:szCs w:val="21"/>
+        </w:rPr>
+        <w:t xml:space="preserve"> (/2026/09/07/, /2026-09-04/, o un sello de catorce dígitos), y leerla de ahí no cuesta ninguna petición, así que funciona incluso para las piezas del denominador. Su precisión es de día. Las otras tres —JSON-LD del artículo, etiquetas &lt;meta&gt; y &lt;time&gt;— dan hora exacta pero exigen la descarga.</w:t>
+      </w:r>
+    </w:p>
+    <w:p>
+      <w:pPr>
+        <w:spacing w:after="60" w:before="330"/>
+      </w:pPr>
+      <w:r>
+        <w:rPr>
+          <w:rFonts w:ascii="Space Grotesk" w:cs="Space Grotesk" w:eastAsia="Space Grotesk" w:hAnsi="Space Grotesk"/>
+          <w:b/>
+          <w:bCs/>
+          <w:caps/>
+          <w:color w:val="00C8B4"/>
+          <w:spacing w:val="20"/>
+          <w:sz w:val="17"/>
+          <w:szCs w:val="17"/>
+        </w:rPr>
+        <w:t xml:space="preserve">Tabla 6.  </w:t>
+      </w:r>
+      <w:r>
+        <w:rPr>
+          <w:rFonts w:ascii="Space Grotesk" w:cs="Space Grotesk" w:eastAsia="Space Grotesk" w:hAnsi="Space Grotesk"/>
+          <w:b/>
+          <w:bCs/>
+          <w:color w:val="1A2F45"/>
+          <w:sz w:val="19"/>
+          <w:szCs w:val="19"/>
+        </w:rPr>
+        <w:t xml:space="preserve">Cobertura de fecha real, medida contra la web</w:t>
+      </w:r>
+    </w:p>
+    <w:tbl>
+      <w:tblPr>
+        <w:tblW w:type="dxa" w:w="9020"/>
+        <w:tblBorders>
+          <w:top w:val="single" w:color="E4EDF5" w:sz="2"/>
+          <w:left w:val="none" w:color="FFFFFF" w:sz="0"/>
+          <w:bottom w:val="single" w:color="E4EDF5" w:sz="2"/>
+          <w:right w:val="none" w:color="FFFFFF" w:sz="0"/>
+          <w:insideH w:val="single" w:color="E4EDF5" w:sz="2"/>
+          <w:insideV w:val="none" w:color="FFFFFF" w:sz="0"/>
+        </w:tblBorders>
+      </w:tblPr>
+      <w:tblGrid>
+        <w:gridCol w:w="2400"/>
+        <w:gridCol w:w="1800"/>
+        <w:gridCol w:w="2300"/>
+        <w:gridCol w:w="2520"/>
+      </w:tblGrid>
+      <w:tr>
+        <w:trPr>
+          <w:tblHeader/>
+        </w:trPr>
+        <w:tc>
+          <w:tcPr>
+            <w:tcW w:type="dxa" w:w="2400"/>
+            <w:shd w:fill="0D1B2A" w:color="auto" w:val="clear"/>
+            <w:tcMar>
+              <w:top w:type="dxa" w:w="110"/>
+              <w:left w:type="dxa" w:w="130"/>
+              <w:bottom w:type="dxa" w:w="110"/>
+              <w:right w:type="dxa" w:w="130"/>
+            </w:tcMar>
+          </w:tcPr>
+          <w:p>
+            <w:pPr>
+              <w:spacing w:after="0" w:before="0" w:line="250"/>
+            </w:pPr>
+            <w:r>
+              <w:rPr>
+                <w:rFonts w:ascii="Inter" w:cs="Inter" w:eastAsia="Inter" w:hAnsi="Inter"/>
+                <w:b/>
+                <w:bCs/>
+                <w:color w:val="FFFFFF"/>
+                <w:sz w:val="18"/>
+                <w:szCs w:val="18"/>
+              </w:rPr>
+              <w:t xml:space="preserve">Cabecera</w:t>
+            </w:r>
+          </w:p>
+        </w:tc>
+        <w:tc>
+          <w:tcPr>
+            <w:tcW w:type="dxa" w:w="1800"/>
+            <w:shd w:fill="0D1B2A" w:color="auto" w:val="clear"/>
+            <w:tcMar>
+              <w:top w:type="dxa" w:w="110"/>
+              <w:left w:type="dxa" w:w="130"/>
+              <w:bottom w:type="dxa" w:w="110"/>
+              <w:right w:type="dxa" w:w="130"/>
+            </w:tcMar>
+          </w:tcPr>
+          <w:p>
+            <w:pPr>
+              <w:spacing w:after="0" w:before="0" w:line="250"/>
+            </w:pPr>
+            <w:r>
+              <w:rPr>
+                <w:rFonts w:ascii="Inter" w:cs="Inter" w:eastAsia="Inter" w:hAnsi="Inter"/>
+                <w:b/>
+                <w:bCs/>
+                <w:color w:val="FFFFFF"/>
+                <w:sz w:val="18"/>
+                <w:szCs w:val="18"/>
+              </w:rPr>
+              <w:t xml:space="preserve">Antes</w:t>
+            </w:r>
+          </w:p>
+        </w:tc>
+        <w:tc>
+          <w:tcPr>
+            <w:tcW w:type="dxa" w:w="2300"/>
+            <w:shd w:fill="0D1B2A" w:color="auto" w:val="clear"/>
+            <w:tcMar>
+              <w:top w:type="dxa" w:w="110"/>
+              <w:left w:type="dxa" w:w="130"/>
+              <w:bottom w:type="dxa" w:w="110"/>
+              <w:right w:type="dxa" w:w="130"/>
+            </w:tcMar>
+          </w:tcPr>
+          <w:p>
+            <w:pPr>
+              <w:spacing w:after="0" w:before="0" w:line="250"/>
+            </w:pPr>
+            <w:r>
+              <w:rPr>
+                <w:rFonts w:ascii="Inter" w:cs="Inter" w:eastAsia="Inter" w:hAnsi="Inter"/>
+                <w:b/>
+                <w:bCs/>
+                <w:color w:val="FFFFFF"/>
+                <w:sz w:val="18"/>
+                <w:szCs w:val="18"/>
+              </w:rPr>
+              <w:t xml:space="preserve">Después</w:t>
+            </w:r>
+          </w:p>
+        </w:tc>
+        <w:tc>
+          <w:tcPr>
+            <w:tcW w:type="dxa" w:w="2520"/>
+            <w:shd w:fill="0D1B2A" w:color="auto" w:val="clear"/>
+            <w:tcMar>
+              <w:top w:type="dxa" w:w="110"/>
+              <w:left w:type="dxa" w:w="130"/>
+              <w:bottom w:type="dxa" w:w="110"/>
+              <w:right w:type="dxa" w:w="130"/>
+            </w:tcMar>
+          </w:tcPr>
+          <w:p>
+            <w:pPr>
+              <w:spacing w:after="0" w:before="0" w:line="250"/>
+            </w:pPr>
+            <w:r>
+              <w:rPr>
+                <w:rFonts w:ascii="Inter" w:cs="Inter" w:eastAsia="Inter" w:hAnsi="Inter"/>
+                <w:b/>
+                <w:bCs/>
+                <w:color w:val="FFFFFF"/>
+                <w:sz w:val="18"/>
+                <w:szCs w:val="18"/>
+              </w:rPr>
+              <w:t xml:space="preserve">Procedencia</w:t>
+            </w:r>
+          </w:p>
+        </w:tc>
+      </w:tr>
+      <w:tr>
+        <w:tc>
+          <w:tcPr>
+            <w:tcW w:type="dxa" w:w="2400"/>
+            <w:shd w:fill="FFFFFF" w:color="auto" w:val="clear"/>
+            <w:tcMar>
+              <w:top w:type="dxa" w:w="110"/>
+              <w:left w:type="dxa" w:w="130"/>
+              <w:bottom w:type="dxa" w:w="110"/>
+              <w:right w:type="dxa" w:w="130"/>
+            </w:tcMar>
+          </w:tcPr>
+          <w:p>
+            <w:pPr>
+              <w:spacing w:after="0" w:before="0" w:line="250"/>
+            </w:pPr>
+            <w:r>
+              <w:rPr>
+                <w:rFonts w:ascii="Inter" w:cs="Inter" w:eastAsia="Inter" w:hAnsi="Inter"/>
+                <w:color w:val="1A2F45"/>
+                <w:sz w:val="18"/>
+                <w:szCs w:val="18"/>
+              </w:rPr>
+              <w:t xml:space="preserve">La Provincia</w:t>
+            </w:r>
+          </w:p>
+        </w:tc>
+        <w:tc>
+          <w:tcPr>
+            <w:tcW w:type="dxa" w:w="1800"/>
+            <w:shd w:fill="FFFFFF" w:color="auto" w:val="clear"/>
+            <w:tcMar>
+              <w:top w:type="dxa" w:w="110"/>
+              <w:left w:type="dxa" w:w="130"/>
+              <w:bottom w:type="dxa" w:w="110"/>
+              <w:right w:type="dxa" w:w="130"/>
+            </w:tcMar>
+          </w:tcPr>
+          <w:p>
+            <w:pPr>
+              <w:spacing w:after="0" w:before="0" w:line="250"/>
+            </w:pPr>
+            <w:r>
+              <w:rPr>
+                <w:rFonts w:ascii="Inter" w:cs="Inter" w:eastAsia="Inter" w:hAnsi="Inter"/>
+                <w:b/>
+                <w:bCs/>
+                <w:color w:val="FF4757"/>
+                <w:sz w:val="18"/>
+                <w:szCs w:val="18"/>
+              </w:rPr>
+              <w:t xml:space="preserve">0 %</w:t>
+            </w:r>
+          </w:p>
+        </w:tc>
+        <w:tc>
+          <w:tcPr>
+            <w:tcW w:type="dxa" w:w="2300"/>
+            <w:shd w:fill="FFFFFF" w:color="auto" w:val="clear"/>
+            <w:tcMar>
+              <w:top w:type="dxa" w:w="110"/>
+              <w:left w:type="dxa" w:w="130"/>
+              <w:bottom w:type="dxa" w:w="110"/>
+              <w:right w:type="dxa" w:w="130"/>
+            </w:tcMar>
+          </w:tcPr>
+          <w:p>
+            <w:pPr>
+              <w:spacing w:after="0" w:before="0" w:line="250"/>
+            </w:pPr>
+            <w:r>
+              <w:rPr>
+                <w:rFonts w:ascii="Inter" w:cs="Inter" w:eastAsia="Inter" w:hAnsi="Inter"/>
+                <w:b/>
+                <w:bCs/>
+                <w:color w:val="009E8E"/>
+                <w:sz w:val="18"/>
+                <w:szCs w:val="18"/>
+              </w:rPr>
+              <w:t xml:space="preserve">100 %</w:t>
+            </w:r>
+          </w:p>
+        </w:tc>
+        <w:tc>
+          <w:tcPr>
+            <w:tcW w:type="dxa" w:w="2520"/>
+            <w:shd w:fill="FFFFFF" w:color="auto" w:val="clear"/>
+            <w:tcMar>
+              <w:top w:type="dxa" w:w="110"/>
+              <w:left w:type="dxa" w:w="130"/>
+              <w:bottom w:type="dxa" w:w="110"/>
+              <w:right w:type="dxa" w:w="130"/>
+            </w:tcMar>
+          </w:tcPr>
+          <w:p>
+            <w:pPr>
+              <w:spacing w:after="0" w:before="0" w:line="250"/>
+            </w:pPr>
+            <w:r>
+              <w:rPr>
+                <w:rFonts w:ascii="Inter" w:cs="Inter" w:eastAsia="Inter" w:hAnsi="Inter"/>
+                <w:color w:val="1A2F45"/>
+                <w:sz w:val="18"/>
+                <w:szCs w:val="18"/>
+              </w:rPr>
+              <w:t xml:space="preserve">URL (día)</w:t>
+            </w:r>
+          </w:p>
+        </w:tc>
+      </w:tr>
+      <w:tr>
+        <w:tc>
+          <w:tcPr>
+            <w:tcW w:type="dxa" w:w="2400"/>
+            <w:shd w:fill="F5F8FA" w:color="auto" w:val="clear"/>
+            <w:tcMar>
+              <w:top w:type="dxa" w:w="110"/>
+              <w:left w:type="dxa" w:w="130"/>
+              <w:bottom w:type="dxa" w:w="110"/>
+              <w:right w:type="dxa" w:w="130"/>
+            </w:tcMar>
+          </w:tcPr>
+          <w:p>
+            <w:pPr>
+              <w:spacing w:after="0" w:before="0" w:line="250"/>
+            </w:pPr>
+            <w:r>
+              <w:rPr>
+                <w:rFonts w:ascii="Inter" w:cs="Inter" w:eastAsia="Inter" w:hAnsi="Inter"/>
+                <w:color w:val="1A2F45"/>
+                <w:sz w:val="18"/>
+                <w:szCs w:val="18"/>
+              </w:rPr>
+              <w:t xml:space="preserve">El Día</w:t>
+            </w:r>
+          </w:p>
+        </w:tc>
+        <w:tc>
+          <w:tcPr>
+            <w:tcW w:type="dxa" w:w="1800"/>
+            <w:shd w:fill="F5F8FA" w:color="auto" w:val="clear"/>
+            <w:tcMar>
+              <w:top w:type="dxa" w:w="110"/>
+              <w:left w:type="dxa" w:w="130"/>
+              <w:bottom w:type="dxa" w:w="110"/>
+              <w:right w:type="dxa" w:w="130"/>
+            </w:tcMar>
+          </w:tcPr>
+          <w:p>
+            <w:pPr>
+              <w:spacing w:after="0" w:before="0" w:line="250"/>
+            </w:pPr>
+            <w:r>
+              <w:rPr>
+                <w:rFonts w:ascii="Inter" w:cs="Inter" w:eastAsia="Inter" w:hAnsi="Inter"/>
+                <w:b/>
+                <w:bCs/>
+                <w:color w:val="FF4757"/>
+                <w:sz w:val="18"/>
+                <w:szCs w:val="18"/>
+              </w:rPr>
+              <w:t xml:space="preserve">0 %</w:t>
+            </w:r>
+          </w:p>
+        </w:tc>
+        <w:tc>
+          <w:tcPr>
+            <w:tcW w:type="dxa" w:w="2300"/>
+            <w:shd w:fill="F5F8FA" w:color="auto" w:val="clear"/>
+            <w:tcMar>
+              <w:top w:type="dxa" w:w="110"/>
+              <w:left w:type="dxa" w:w="130"/>
+              <w:bottom w:type="dxa" w:w="110"/>
+              <w:right w:type="dxa" w:w="130"/>
+            </w:tcMar>
+          </w:tcPr>
+          <w:p>
+            <w:pPr>
+              <w:spacing w:after="0" w:before="0" w:line="250"/>
+            </w:pPr>
+            <w:r>
+              <w:rPr>
+                <w:rFonts w:ascii="Inter" w:cs="Inter" w:eastAsia="Inter" w:hAnsi="Inter"/>
+                <w:b/>
+                <w:bCs/>
+                <w:color w:val="009E8E"/>
+                <w:sz w:val="18"/>
+                <w:szCs w:val="18"/>
+              </w:rPr>
+              <w:t xml:space="preserve">100 %</w:t>
+            </w:r>
+          </w:p>
+        </w:tc>
+        <w:tc>
+          <w:tcPr>
+            <w:tcW w:type="dxa" w:w="2520"/>
+            <w:shd w:fill="F5F8FA" w:color="auto" w:val="clear"/>
+            <w:tcMar>
+              <w:top w:type="dxa" w:w="110"/>
+              <w:left w:type="dxa" w:w="130"/>
+              <w:bottom w:type="dxa" w:w="110"/>
+              <w:right w:type="dxa" w:w="130"/>
+            </w:tcMar>
+          </w:tcPr>
+          <w:p>
+            <w:pPr>
+              <w:spacing w:after="0" w:before="0" w:line="250"/>
+            </w:pPr>
+            <w:r>
+              <w:rPr>
+                <w:rFonts w:ascii="Inter" w:cs="Inter" w:eastAsia="Inter" w:hAnsi="Inter"/>
+                <w:color w:val="1A2F45"/>
+                <w:sz w:val="18"/>
+                <w:szCs w:val="18"/>
+              </w:rPr>
+              <w:t xml:space="preserve">URL (día)</w:t>
+            </w:r>
+          </w:p>
+        </w:tc>
+      </w:tr>
+      <w:tr>
+        <w:tc>
+          <w:tcPr>
+            <w:tcW w:type="dxa" w:w="2400"/>
+            <w:shd w:fill="FFFFFF" w:color="auto" w:val="clear"/>
+            <w:tcMar>
+              <w:top w:type="dxa" w:w="110"/>
+              <w:left w:type="dxa" w:w="130"/>
+              <w:bottom w:type="dxa" w:w="110"/>
+              <w:right w:type="dxa" w:w="130"/>
+            </w:tcMar>
+          </w:tcPr>
+          <w:p>
+            <w:pPr>
+              <w:spacing w:after="0" w:before="0" w:line="250"/>
+            </w:pPr>
+            <w:r>
+              <w:rPr>
+                <w:rFonts w:ascii="Inter" w:cs="Inter" w:eastAsia="Inter" w:hAnsi="Inter"/>
+                <w:color w:val="1A2F45"/>
+                <w:sz w:val="18"/>
+                <w:szCs w:val="18"/>
+              </w:rPr>
+              <w:t xml:space="preserve">EFE Canarias</w:t>
+            </w:r>
+          </w:p>
+        </w:tc>
+        <w:tc>
+          <w:tcPr>
+            <w:tcW w:type="dxa" w:w="1800"/>
+            <w:shd w:fill="FFFFFF" w:color="auto" w:val="clear"/>
+            <w:tcMar>
+              <w:top w:type="dxa" w:w="110"/>
+              <w:left w:type="dxa" w:w="130"/>
+              <w:bottom w:type="dxa" w:w="110"/>
+              <w:right w:type="dxa" w:w="130"/>
+            </w:tcMar>
+          </w:tcPr>
+          <w:p>
+            <w:pPr>
+              <w:spacing w:after="0" w:before="0" w:line="250"/>
+            </w:pPr>
+            <w:r>
+              <w:rPr>
+                <w:rFonts w:ascii="Inter" w:cs="Inter" w:eastAsia="Inter" w:hAnsi="Inter"/>
+                <w:b/>
+                <w:bCs/>
+                <w:color w:val="FF4757"/>
+                <w:sz w:val="18"/>
+                <w:szCs w:val="18"/>
+              </w:rPr>
+              <w:t xml:space="preserve">0 %</w:t>
+            </w:r>
+          </w:p>
+        </w:tc>
+        <w:tc>
+          <w:tcPr>
+            <w:tcW w:type="dxa" w:w="2300"/>
+            <w:shd w:fill="FFFFFF" w:color="auto" w:val="clear"/>
+            <w:tcMar>
+              <w:top w:type="dxa" w:w="110"/>
+              <w:left w:type="dxa" w:w="130"/>
+              <w:bottom w:type="dxa" w:w="110"/>
+              <w:right w:type="dxa" w:w="130"/>
+            </w:tcMar>
+          </w:tcPr>
+          <w:p>
+            <w:pPr>
+              <w:spacing w:after="0" w:before="0" w:line="250"/>
+            </w:pPr>
+            <w:r>
+              <w:rPr>
+                <w:rFonts w:ascii="Inter" w:cs="Inter" w:eastAsia="Inter" w:hAnsi="Inter"/>
+                <w:b/>
+                <w:bCs/>
+                <w:color w:val="009E8E"/>
+                <w:sz w:val="18"/>
+                <w:szCs w:val="18"/>
+              </w:rPr>
+              <w:t xml:space="preserve">100 %</w:t>
+            </w:r>
+          </w:p>
+        </w:tc>
+        <w:tc>
+          <w:tcPr>
+            <w:tcW w:type="dxa" w:w="2520"/>
+            <w:shd w:fill="FFFFFF" w:color="auto" w:val="clear"/>
+            <w:tcMar>
+              <w:top w:type="dxa" w:w="110"/>
+              <w:left w:type="dxa" w:w="130"/>
+              <w:bottom w:type="dxa" w:w="110"/>
+              <w:right w:type="dxa" w:w="130"/>
+            </w:tcMar>
+          </w:tcPr>
+          <w:p>
+            <w:pPr>
+              <w:spacing w:after="0" w:before="0" w:line="250"/>
+            </w:pPr>
+            <w:r>
+              <w:rPr>
+                <w:rFonts w:ascii="Inter" w:cs="Inter" w:eastAsia="Inter" w:hAnsi="Inter"/>
+                <w:color w:val="1A2F45"/>
+                <w:sz w:val="18"/>
+                <w:szCs w:val="18"/>
+              </w:rPr>
+              <w:t xml:space="preserve">URL (día)</w:t>
+            </w:r>
+          </w:p>
+        </w:tc>
+      </w:tr>
+      <w:tr>
+        <w:tc>
+          <w:tcPr>
+            <w:tcW w:type="dxa" w:w="2400"/>
+            <w:shd w:fill="F5F8FA" w:color="auto" w:val="clear"/>
+            <w:tcMar>
+              <w:top w:type="dxa" w:w="110"/>
+              <w:left w:type="dxa" w:w="130"/>
+              <w:bottom w:type="dxa" w:w="110"/>
+              <w:right w:type="dxa" w:w="130"/>
+            </w:tcMar>
+          </w:tcPr>
+          <w:p>
+            <w:pPr>
+              <w:spacing w:after="0" w:before="0" w:line="250"/>
+            </w:pPr>
+            <w:r>
+              <w:rPr>
+                <w:rFonts w:ascii="Inter" w:cs="Inter" w:eastAsia="Inter" w:hAnsi="Inter"/>
+                <w:color w:val="1A2F45"/>
+                <w:sz w:val="18"/>
+                <w:szCs w:val="18"/>
+              </w:rPr>
+              <w:t xml:space="preserve">RTVC</w:t>
+            </w:r>
+          </w:p>
+        </w:tc>
+        <w:tc>
+          <w:tcPr>
+            <w:tcW w:type="dxa" w:w="1800"/>
+            <w:shd w:fill="F5F8FA" w:color="auto" w:val="clear"/>
+            <w:tcMar>
+              <w:top w:type="dxa" w:w="110"/>
+              <w:left w:type="dxa" w:w="130"/>
+              <w:bottom w:type="dxa" w:w="110"/>
+              <w:right w:type="dxa" w:w="130"/>
+            </w:tcMar>
+          </w:tcPr>
+          <w:p>
+            <w:pPr>
+              <w:spacing w:after="0" w:before="0" w:line="250"/>
+            </w:pPr>
+            <w:r>
+              <w:rPr>
+                <w:rFonts w:ascii="Inter" w:cs="Inter" w:eastAsia="Inter" w:hAnsi="Inter"/>
+                <w:color w:val="1A2F45"/>
+                <w:sz w:val="18"/>
+                <w:szCs w:val="18"/>
+              </w:rPr>
+              <w:t xml:space="preserve">—</w:t>
+            </w:r>
+          </w:p>
+        </w:tc>
+        <w:tc>
+          <w:tcPr>
+            <w:tcW w:type="dxa" w:w="2300"/>
+            <w:shd w:fill="F5F8FA" w:color="auto" w:val="clear"/>
+            <w:tcMar>
+              <w:top w:type="dxa" w:w="110"/>
+              <w:left w:type="dxa" w:w="130"/>
+              <w:bottom w:type="dxa" w:w="110"/>
+              <w:right w:type="dxa" w:w="130"/>
+            </w:tcMar>
+          </w:tcPr>
+          <w:p>
+            <w:pPr>
+              <w:spacing w:after="0" w:before="0" w:line="250"/>
+            </w:pPr>
+            <w:r>
+              <w:rPr>
+                <w:rFonts w:ascii="Inter" w:cs="Inter" w:eastAsia="Inter" w:hAnsi="Inter"/>
+                <w:b/>
+                <w:bCs/>
+                <w:color w:val="009E8E"/>
+                <w:sz w:val="18"/>
+                <w:szCs w:val="18"/>
+              </w:rPr>
+              <w:t xml:space="preserve">100 %</w:t>
+            </w:r>
+          </w:p>
+        </w:tc>
+        <w:tc>
+          <w:tcPr>
+            <w:tcW w:type="dxa" w:w="2520"/>
+            <w:shd w:fill="F5F8FA" w:color="auto" w:val="clear"/>
+            <w:tcMar>
+              <w:top w:type="dxa" w:w="110"/>
+              <w:left w:type="dxa" w:w="130"/>
+              <w:bottom w:type="dxa" w:w="110"/>
+              <w:right w:type="dxa" w:w="130"/>
+            </w:tcMar>
+          </w:tcPr>
+          <w:p>
+            <w:pPr>
+              <w:spacing w:after="0" w:before="0" w:line="250"/>
+            </w:pPr>
+            <w:r>
+              <w:rPr>
+                <w:rFonts w:ascii="Inter" w:cs="Inter" w:eastAsia="Inter" w:hAnsi="Inter"/>
+                <w:color w:val="1A2F45"/>
+                <w:sz w:val="18"/>
+                <w:szCs w:val="18"/>
+              </w:rPr>
+              <w:t xml:space="preserve">API (hora exacta)</w:t>
+            </w:r>
+          </w:p>
+        </w:tc>
+      </w:tr>
+      <w:tr>
+        <w:tc>
+          <w:tcPr>
+            <w:tcW w:type="dxa" w:w="2400"/>
+            <w:shd w:fill="FFFFFF" w:color="auto" w:val="clear"/>
+            <w:tcMar>
+              <w:top w:type="dxa" w:w="110"/>
+              <w:left w:type="dxa" w:w="130"/>
+              <w:bottom w:type="dxa" w:w="110"/>
+              <w:right w:type="dxa" w:w="130"/>
+            </w:tcMar>
+          </w:tcPr>
+          <w:p>
+            <w:pPr>
+              <w:spacing w:after="0" w:before="0" w:line="250"/>
+            </w:pPr>
+            <w:r>
+              <w:rPr>
+                <w:rFonts w:ascii="Inter" w:cs="Inter" w:eastAsia="Inter" w:hAnsi="Inter"/>
+                <w:color w:val="1A2F45"/>
+                <w:sz w:val="18"/>
+                <w:szCs w:val="18"/>
+              </w:rPr>
+              <w:t xml:space="preserve">Canarias7</w:t>
+            </w:r>
+          </w:p>
+        </w:tc>
+        <w:tc>
+          <w:tcPr>
+            <w:tcW w:type="dxa" w:w="1800"/>
+            <w:shd w:fill="FFFFFF" w:color="auto" w:val="clear"/>
+            <w:tcMar>
+              <w:top w:type="dxa" w:w="110"/>
+              <w:left w:type="dxa" w:w="130"/>
+              <w:bottom w:type="dxa" w:w="110"/>
+              <w:right w:type="dxa" w:w="130"/>
+            </w:tcMar>
+          </w:tcPr>
+          <w:p>
+            <w:pPr>
+              <w:spacing w:after="0" w:before="0" w:line="250"/>
+            </w:pPr>
+            <w:r>
+              <w:rPr>
+                <w:rFonts w:ascii="Inter" w:cs="Inter" w:eastAsia="Inter" w:hAnsi="Inter"/>
+                <w:b/>
+                <w:bCs/>
+                <w:color w:val="D4940A"/>
+                <w:sz w:val="18"/>
+                <w:szCs w:val="18"/>
+              </w:rPr>
+              <w:t xml:space="preserve">70 %</w:t>
+            </w:r>
+          </w:p>
+        </w:tc>
+        <w:tc>
+          <w:tcPr>
+            <w:tcW w:type="dxa" w:w="2300"/>
+            <w:shd w:fill="FFFFFF" w:color="auto" w:val="clear"/>
+            <w:tcMar>
+              <w:top w:type="dxa" w:w="110"/>
+              <w:left w:type="dxa" w:w="130"/>
+              <w:bottom w:type="dxa" w:w="110"/>
+              <w:right w:type="dxa" w:w="130"/>
+            </w:tcMar>
+          </w:tcPr>
+          <w:p>
+            <w:pPr>
+              <w:spacing w:after="0" w:before="0" w:line="250"/>
+            </w:pPr>
+            <w:r>
+              <w:rPr>
+                <w:rFonts w:ascii="Inter" w:cs="Inter" w:eastAsia="Inter" w:hAnsi="Inter"/>
+                <w:b/>
+                <w:bCs/>
+                <w:color w:val="009E8E"/>
+                <w:sz w:val="18"/>
+                <w:szCs w:val="18"/>
+              </w:rPr>
+              <w:t xml:space="preserve">70 % + artículo</w:t>
+            </w:r>
+          </w:p>
+        </w:tc>
+        <w:tc>
+          <w:tcPr>
+            <w:tcW w:type="dxa" w:w="2520"/>
+            <w:shd w:fill="FFFFFF" w:color="auto" w:val="clear"/>
+            <w:tcMar>
+              <w:top w:type="dxa" w:w="110"/>
+              <w:left w:type="dxa" w:w="130"/>
+              <w:bottom w:type="dxa" w:w="110"/>
+              <w:right w:type="dxa" w:w="130"/>
+            </w:tcMar>
+          </w:tcPr>
+          <w:p>
+            <w:pPr>
+              <w:spacing w:after="0" w:before="0" w:line="250"/>
+            </w:pPr>
+            <w:r>
+              <w:rPr>
+                <w:rFonts w:ascii="Inter" w:cs="Inter" w:eastAsia="Inter" w:hAnsi="Inter"/>
+                <w:color w:val="1A2F45"/>
+                <w:sz w:val="18"/>
+                <w:szCs w:val="18"/>
+              </w:rPr>
+              <w:t xml:space="preserve">Feed, y JSON-LD para el resto</w:t>
+            </w:r>
+          </w:p>
+        </w:tc>
+      </w:tr>
+    </w:tbl>
+    <w:p>
+      <w:pPr>
+        <w:spacing w:after="200" w:before="90"/>
+      </w:pPr>
+      <w:r>
+        <w:rPr>
+          <w:rFonts w:ascii="Inter" w:cs="Inter" w:eastAsia="Inter" w:hAnsi="Inter"/>
+          <w:i/>
+          <w:iCs/>
+          <w:color w:val="6B8CA5"/>
+          <w:sz w:val="16"/>
+          <w:szCs w:val="16"/>
+        </w:rPr>
+        <w:t xml:space="preserve">Las tres cabeceras de mayor difusión —las que más capacidad tienen de marcar agenda— pasan de no tener ninguna fecha fiable a tenerlas todas.</w:t>
+      </w:r>
+    </w:p>
+    <w:p>
+      <w:pPr>
+        <w:spacing w:after="140" w:before="0" w:line="288"/>
+      </w:pPr>
+      <w:r>
+        <w:rPr>
+          <w:rFonts w:ascii="Inter" w:cs="Inter" w:eastAsia="Inter" w:hAnsi="Inter"/>
+          <w:color w:val="1A2F45"/>
+          <w:sz w:val="21"/>
+          <w:szCs w:val="21"/>
+        </w:rPr>
+        <w:t xml:space="preserve">Igual de importante que la fecha es la columna </w:t>
       </w:r>
       <w:r>
         <w:rPr>
@@ -6276,16 +9142,16 @@
           <w:sz w:val="19"/>
           <w:szCs w:val="19"/>
         </w:rPr>
-        <w:t xml:space="preserve">datetime.now()</w:t>
-      </w:r>
-      <w:r>
-        <w:rPr>
-          <w:rFonts w:ascii="Inter" w:cs="Inter" w:eastAsia="Inter" w:hAnsi="Inter"/>
-          <w:color w:val="1A2F45"/>
-          <w:sz w:val="21"/>
-          <w:szCs w:val="21"/>
-        </w:rPr>
-        <w:t xml:space="preserve"> en el momento del raspado. Y hay un matiz aprovechable: la vía JSON-LD sí lee </w:t>
+        <w:t xml:space="preserve">fecha_pub_origen</w:t>
+      </w:r>
+      <w:r>
+        <w:rPr>
+          <w:rFonts w:ascii="Inter" w:cs="Inter" w:eastAsia="Inter" w:hAnsi="Inter"/>
+          <w:color w:val="1A2F45"/>
+          <w:sz w:val="21"/>
+          <w:szCs w:val="21"/>
+        </w:rPr>
+        <w:t xml:space="preserve">. Sin ella no se distingue una fecha real de la hora del raspado, y la primera edición describía tener que deducirlo por arqueología sobre </w:t>
       </w:r>
       <w:r>
         <w:rPr>
@@ -6294,16 +9160,16 @@
           <w:sz w:val="19"/>
           <w:szCs w:val="19"/>
         </w:rPr>
-        <w:t xml:space="preserve">datePublished</w:t>
-      </w:r>
-      <w:r>
-        <w:rPr>
-          <w:rFonts w:ascii="Inter" w:cs="Inter" w:eastAsia="Inter" w:hAnsi="Inter"/>
-          <w:color w:val="1A2F45"/>
-          <w:sz w:val="21"/>
-          <w:szCs w:val="21"/>
-        </w:rPr>
-        <w:t xml:space="preserve"> cuando el medio lo publica, de modo que una parte de las piezas de portada sí tiene fecha real. La procedencia queda registrada en </w:t>
+        <w:t xml:space="preserve">raw_json</w:t>
+      </w:r>
+      <w:r>
+        <w:rPr>
+          <w:rFonts w:ascii="Inter" w:cs="Inter" w:eastAsia="Inter" w:hAnsi="Inter"/>
+          <w:color w:val="1A2F45"/>
+          <w:sz w:val="21"/>
+          <w:szCs w:val="21"/>
+        </w:rPr>
+        <w:t xml:space="preserve">. La regla de análisis es ahora explícita: filtrar por </w:t>
       </w:r>
       <w:r>
         <w:rPr>
@@ -6312,16 +9178,51 @@
           <w:sz w:val="19"/>
           <w:szCs w:val="19"/>
         </w:rPr>
-        <w:t xml:space="preserve">raw_json</w:t>
-      </w:r>
-      <w:r>
-        <w:rPr>
-          <w:rFonts w:ascii="Inter" w:cs="Inter" w:eastAsia="Inter" w:hAnsi="Inter"/>
-          <w:color w:val="1A2F45"/>
-          <w:sz w:val="21"/>
-          <w:szCs w:val="21"/>
-        </w:rPr>
-        <w:t xml:space="preserve"> y permite discriminar hoy mismo:</w:t>
+        <w:t xml:space="preserve">fecha_pub_origen &lt;&gt; 'sintetica'</w:t>
+      </w:r>
+      <w:r>
+        <w:rPr>
+          <w:rFonts w:ascii="Inter" w:cs="Inter" w:eastAsia="Inter" w:hAnsi="Inter"/>
+          <w:color w:val="1A2F45"/>
+          <w:sz w:val="21"/>
+          <w:szCs w:val="21"/>
+        </w:rPr>
+        <w:t xml:space="preserve">, y excluir además </w:t>
+      </w:r>
+      <w:r>
+        <w:rPr>
+          <w:rFonts w:ascii="JetBrains Mono" w:cs="JetBrains Mono" w:eastAsia="JetBrains Mono" w:hAnsi="JetBrains Mono"/>
+          <w:color w:val="0F3460"/>
+          <w:sz w:val="19"/>
+          <w:szCs w:val="19"/>
+        </w:rPr>
+        <w:t xml:space="preserve">'url'</w:t>
+      </w:r>
+      <w:r>
+        <w:rPr>
+          <w:rFonts w:ascii="Inter" w:cs="Inter" w:eastAsia="Inter" w:hAnsi="Inter"/>
+          <w:color w:val="1A2F45"/>
+          <w:sz w:val="21"/>
+          <w:szCs w:val="21"/>
+        </w:rPr>
+        <w:t xml:space="preserve"> si se ordena dentro de una jornada, porque esa vía solo tiene precisión de día.</w:t>
+      </w:r>
+    </w:p>
+    <w:p>
+      <w:pPr>
+        <w:pStyle w:val="Heading3"/>
+        <w:spacing w:after="110" w:before="240"/>
+      </w:pPr>
+      <w:r>
+        <w:rPr>
+          <w:rFonts w:ascii="Space Grotesk" w:cs="Space Grotesk" w:eastAsia="Space Grotesk" w:hAnsi="Space Grotesk"/>
+          <w:b/>
+          <w:bCs/>
+          <w:color w:val="1A2F45"/>
+          <w:sz w:val="21"/>
+          <w:szCs w:val="21"/>
+        </w:rPr>
+        <w:t xml:space="preserve">Levantado · fecha_scrap ya no es la única referencia temporal</w:t>
       </w:r>
     </w:p>
     <w:tbl>
@@ -6329,7 +9230,7 @@
         <w:tblW w:type="dxa" w:w="9020"/>
         <w:tblBorders>
           <w:top w:val="none" w:color="FFFFFF" w:sz="0"/>
-          <w:left w:val="none" w:color="FFFFFF" w:sz="0"/>
+          <w:left w:val="single" w:color="D4940A" w:sz="24"/>
           <w:bottom w:val="none" w:color="FFFFFF" w:sz="0"/>
           <w:right w:val="none" w:color="FFFFFF" w:sz="0"/>
           <w:insideH w:val="none" w:color="FFFFFF" w:sz="0"/>
@@ -6343,196 +9244,101 @@
         <w:tc>
           <w:tcPr>
             <w:tcW w:type="dxa" w:w="9020"/>
-            <w:shd w:fill="0D1B2A" w:color="auto" w:val="clear"/>
-            <w:tcMar>
-              <w:top w:type="dxa" w:w="180"/>
-              <w:left w:type="dxa" w:w="220"/>
-              <w:bottom w:type="dxa" w:w="180"/>
-              <w:right w:type="dxa" w:w="200"/>
-            </w:tcMar>
-          </w:tcPr>
-          <w:p>
-            <w:pPr>
-              <w:spacing w:after="0" w:line="250"/>
-            </w:pPr>
+            <w:shd w:fill="F5F8FA" w:color="auto" w:val="clear"/>
+            <w:tcMar>
+              <w:top w:type="dxa" w:w="200"/>
+              <w:left w:type="dxa" w:w="260"/>
+              <w:bottom w:type="dxa" w:w="200"/>
+              <w:right w:type="dxa" w:w="240"/>
+            </w:tcMar>
+          </w:tcPr>
+          <w:p>
+            <w:pPr>
+              <w:spacing w:after="110"/>
+            </w:pPr>
+            <w:r>
+              <w:rPr>
+                <w:rFonts w:ascii="Space Grotesk" w:cs="Space Grotesk" w:eastAsia="Space Grotesk" w:hAnsi="Space Grotesk"/>
+                <w:b/>
+                <w:bCs/>
+                <w:caps/>
+                <w:color w:val="D4940A"/>
+                <w:spacing w:val="24"/>
+                <w:sz w:val="17"/>
+                <w:szCs w:val="17"/>
+              </w:rPr>
+              <w:t xml:space="preserve">La advertencia sigue vigente</w:t>
+            </w:r>
+          </w:p>
+          <w:p>
+            <w:pPr>
+              <w:spacing w:after="140" w:before="0" w:line="288"/>
+            </w:pPr>
+            <w:r>
+              <w:rPr>
+                <w:rFonts w:ascii="Inter" w:cs="Inter" w:eastAsia="Inter" w:hAnsi="Inter"/>
+                <w:color w:val="1A2F45"/>
+                <w:sz w:val="21"/>
+                <w:szCs w:val="21"/>
+              </w:rPr>
+              <w:t xml:space="preserve">Las cabeceras se recorren secuencialmente en cada tirada, en el orden fijo del diccionario de configuración. </w:t>
+            </w:r>
             <w:r>
               <w:rPr>
                 <w:rFonts w:ascii="JetBrains Mono" w:cs="JetBrains Mono" w:eastAsia="JetBrains Mono" w:hAnsi="JetBrains Mono"/>
-                <w:color w:val="6B8CA5"/>
-                <w:sz w:val="16"/>
-                <w:szCs w:val="16"/>
-              </w:rPr>
-              <w:t xml:space="preserve">-- Clasificación de la fiabilidad de la fecha de publicación</w:t>
-            </w:r>
-          </w:p>
-          <w:p>
-            <w:pPr>
-              <w:spacing w:after="0" w:line="250"/>
-            </w:pPr>
+                <w:color w:val="0F3460"/>
+                <w:sz w:val="19"/>
+                <w:szCs w:val="19"/>
+              </w:rPr>
+              <w:t xml:space="preserve">fecha_scrap</w:t>
+            </w:r>
+            <w:r>
+              <w:rPr>
+                <w:rFonts w:ascii="Inter" w:cs="Inter" w:eastAsia="Inter" w:hAnsi="Inter"/>
+                <w:color w:val="1A2F45"/>
+                <w:sz w:val="21"/>
+                <w:szCs w:val="21"/>
+              </w:rPr>
+              <w:t xml:space="preserve"> sigue codificando ese orden, no el de publicación, y un análisis de liderazgo construido sobre esa columna seguiría «descubriendo» que la primera cabecera del diccionario marca la agenda.</w:t>
+            </w:r>
+          </w:p>
+          <w:p>
+            <w:pPr>
+              <w:spacing w:after="0" w:before="0" w:line="288"/>
+            </w:pPr>
+            <w:r>
+              <w:rPr>
+                <w:rFonts w:ascii="Inter" w:cs="Inter" w:eastAsia="Inter" w:hAnsi="Inter"/>
+                <w:color w:val="1A2F45"/>
+                <w:sz w:val="21"/>
+                <w:szCs w:val="21"/>
+              </w:rPr>
+              <w:t xml:space="preserve">Lo que cambia es que ya no hace falta usarla: para eso está ahora </w:t>
+            </w:r>
             <w:r>
               <w:rPr>
                 <w:rFonts w:ascii="JetBrains Mono" w:cs="JetBrains Mono" w:eastAsia="JetBrains Mono" w:hAnsi="JetBrains Mono"/>
-                <w:color w:val="E0FAF7"/>
-                <w:sz w:val="16"/>
-                <w:szCs w:val="16"/>
-              </w:rPr>
-              <w:t xml:space="preserve">select</w:t>
-            </w:r>
-          </w:p>
-          <w:p>
-            <w:pPr>
-              <w:spacing w:after="0" w:line="250"/>
-            </w:pPr>
-            <w:r>
-              <w:rPr>
-                <w:rFonts w:ascii="JetBrains Mono" w:cs="JetBrains Mono" w:eastAsia="JetBrains Mono" w:hAnsi="JetBrains Mono"/>
-                <w:color w:val="E0FAF7"/>
-                <w:sz w:val="16"/>
-                <w:szCs w:val="16"/>
-              </w:rPr>
-              <w:t xml:space="preserve">  case</w:t>
-            </w:r>
-          </w:p>
-          <w:p>
-            <w:pPr>
-              <w:spacing w:after="0" w:line="250"/>
-            </w:pPr>
-            <w:r>
-              <w:rPr>
-                <w:rFonts w:ascii="JetBrains Mono" w:cs="JetBrains Mono" w:eastAsia="JetBrains Mono" w:hAnsi="JetBrains Mono"/>
-                <w:color w:val="E0FAF7"/>
-                <w:sz w:val="16"/>
-                <w:szCs w:val="16"/>
-              </w:rPr>
-              <w:t xml:space="preserve">    when fuente = 'rss'                        then 'fecha del feed'</w:t>
-            </w:r>
-          </w:p>
-          <w:p>
-            <w:pPr>
-              <w:spacing w:after="0" w:line="250"/>
-            </w:pPr>
-            <w:r>
-              <w:rPr>
-                <w:rFonts w:ascii="JetBrains Mono" w:cs="JetBrains Mono" w:eastAsia="JetBrains Mono" w:hAnsi="JetBrains Mono"/>
-                <w:color w:val="E0FAF7"/>
-                <w:sz w:val="16"/>
-                <w:szCs w:val="16"/>
-              </w:rPr>
-              <w:t xml:space="preserve">    when raw_json-&gt;&gt;'tipo' = 'NewsArticle'     then 'JSON-LD, posible fecha real'</w:t>
-            </w:r>
-          </w:p>
-          <w:p>
-            <w:pPr>
-              <w:spacing w:after="0" w:line="250"/>
-            </w:pPr>
-            <w:r>
-              <w:rPr>
-                <w:rFonts w:ascii="JetBrains Mono" w:cs="JetBrains Mono" w:eastAsia="JetBrains Mono" w:hAnsi="JetBrains Mono"/>
-                <w:color w:val="E0FAF7"/>
-                <w:sz w:val="16"/>
-                <w:szCs w:val="16"/>
-              </w:rPr>
-              <w:t xml:space="preserve">    else                                            'sintetica: hora de raspado'</w:t>
-            </w:r>
-          </w:p>
-          <w:p>
-            <w:pPr>
-              <w:spacing w:after="0" w:line="250"/>
-            </w:pPr>
-            <w:r>
-              <w:rPr>
-                <w:rFonts w:ascii="JetBrains Mono" w:cs="JetBrains Mono" w:eastAsia="JetBrains Mono" w:hAnsi="JetBrains Mono"/>
-                <w:color w:val="E0FAF7"/>
-                <w:sz w:val="16"/>
-                <w:szCs w:val="16"/>
-              </w:rPr>
-              <w:t xml:space="preserve">  end as fiabilidad,</w:t>
-            </w:r>
-          </w:p>
-          <w:p>
-            <w:pPr>
-              <w:spacing w:after="0" w:line="250"/>
-            </w:pPr>
-            <w:r>
-              <w:rPr>
-                <w:rFonts w:ascii="JetBrains Mono" w:cs="JetBrains Mono" w:eastAsia="JetBrains Mono" w:hAnsi="JetBrains Mono"/>
-                <w:color w:val="E0FAF7"/>
-                <w:sz w:val="16"/>
-                <w:szCs w:val="16"/>
-              </w:rPr>
-              <w:t xml:space="preserve">  count(*) as piezas</w:t>
-            </w:r>
-          </w:p>
-          <w:p>
-            <w:pPr>
-              <w:spacing w:after="0" w:line="250"/>
-            </w:pPr>
-            <w:r>
-              <w:rPr>
-                <w:rFonts w:ascii="JetBrains Mono" w:cs="JetBrains Mono" w:eastAsia="JetBrains Mono" w:hAnsi="JetBrains Mono"/>
-                <w:color w:val="E0FAF7"/>
-                <w:sz w:val="16"/>
-                <w:szCs w:val="16"/>
-              </w:rPr>
-              <w:t xml:space="preserve">from medios.noticias</w:t>
-            </w:r>
-          </w:p>
-          <w:p>
-            <w:pPr>
-              <w:spacing w:after="0" w:line="250"/>
-            </w:pPr>
-            <w:r>
-              <w:rPr>
-                <w:rFonts w:ascii="JetBrains Mono" w:cs="JetBrains Mono" w:eastAsia="JetBrains Mono" w:hAnsi="JetBrains Mono"/>
-                <w:color w:val="E0FAF7"/>
-                <w:sz w:val="16"/>
-                <w:szCs w:val="16"/>
-              </w:rPr>
-              <w:t xml:space="preserve">group by 1 order by 2 desc;</w:t>
+                <w:color w:val="0F3460"/>
+                <w:sz w:val="19"/>
+                <w:szCs w:val="19"/>
+              </w:rPr>
+              <w:t xml:space="preserve">fecha_pub</w:t>
+            </w:r>
+            <w:r>
+              <w:rPr>
+                <w:rFonts w:ascii="Inter" w:cs="Inter" w:eastAsia="Inter" w:hAnsi="Inter"/>
+                <w:b/>
+                <w:bCs/>
+                <w:color w:val="1A2F45"/>
+                <w:sz w:val="21"/>
+                <w:szCs w:val="21"/>
+              </w:rPr>
+              <w:t xml:space="preserve"> con su procedencia. La trampa no ha desaparecido, se ha vuelto evitable.</w:t>
             </w:r>
           </w:p>
         </w:tc>
       </w:tr>
     </w:tbl>
-    <w:p>
-      <w:pPr>
-        <w:spacing w:after="200"/>
-      </w:pPr>
-    </w:p>
-    <w:p>
-      <w:pPr>
-        <w:spacing w:after="140" w:before="0" w:line="288"/>
-      </w:pPr>
-      <w:r>
-        <w:rPr>
-          <w:rFonts w:ascii="Inter" w:cs="Inter" w:eastAsia="Inter" w:hAnsi="Inter"/>
-          <w:color w:val="1A2F45"/>
-          <w:sz w:val="21"/>
-          <w:szCs w:val="21"/>
-        </w:rPr>
-        <w:t xml:space="preserve">Solo 6 de las 14 cabeceras tienen feed: Canarias7, Diario de Avisos, Gomera Verde, Lancelot Digital, El Hierro Hoy y La Voz de Fuerteventura. </w:t>
-      </w:r>
-      <w:r>
-        <w:rPr>
-          <w:rFonts w:ascii="Inter" w:cs="Inter" w:eastAsia="Inter" w:hAnsi="Inter"/>
-          <w:b/>
-          <w:bCs/>
-          <w:color w:val="1A2F45"/>
-          <w:sz w:val="21"/>
-          <w:szCs w:val="21"/>
-        </w:rPr>
-        <w:t xml:space="preserve">Los tres diarios de mayor difusión del archipiélago —La Provincia, El Día y La Opinión— y Canarias Ahora están todos fuera de esa lista</w:t>
-      </w:r>
-      <w:r>
-        <w:rPr>
-          <w:rFonts w:ascii="Inter" w:cs="Inter" w:eastAsia="Inter" w:hAnsi="Inter"/>
-          <w:color w:val="1A2F45"/>
-          <w:sz w:val="21"/>
-          <w:szCs w:val="21"/>
-        </w:rPr>
-        <w:t xml:space="preserve">. Es decir: las cabeceras con más capacidad de marcar la agenda son precisamente las que carecen de marca temporal fiable.</w:t>
-      </w:r>
-    </w:p>
     <w:p>
       <w:pPr>
         <w:pStyle w:val="Heading3"/>
@@ -6547,7 +9353,80 @@
           <w:sz w:val="21"/>
           <w:szCs w:val="21"/>
         </w:rPr>
-        <w:t xml:space="preserve">Bloqueo 2 · fecha_scrap codifica el orden del raspador, no el de publicación</w:t>
+        <w:t xml:space="preserve">Levantado · Hay resolución intradiaria</w:t>
+      </w:r>
+    </w:p>
+    <w:p>
+      <w:pPr>
+        <w:spacing w:after="140" w:before="0" w:line="288"/>
+      </w:pPr>
+      <w:r>
+        <w:rPr>
+          <w:rFonts w:ascii="Inter" w:cs="Inter" w:eastAsia="Inter" w:hAnsi="Inter"/>
+          <w:color w:val="1A2F45"/>
+          <w:sz w:val="21"/>
+          <w:szCs w:val="21"/>
+        </w:rPr>
+        <w:t xml:space="preserve">El scraping pasa de una a cuatro tiradas diarias, cada seis horas. Eso da grano de seis horas a la permanencia en portada y permite ver las piezas que aparecen y desaparecen dentro del mismo ciclo, que antes eran sencillamente invisibles.</w:t>
+      </w:r>
+    </w:p>
+    <w:p>
+      <w:pPr>
+        <w:spacing w:after="140" w:before="0" w:line="288"/>
+      </w:pPr>
+      <w:r>
+        <w:rPr>
+          <w:rFonts w:ascii="Inter" w:cs="Inter" w:eastAsia="Inter" w:hAnsi="Inter"/>
+          <w:color w:val="1A2F45"/>
+          <w:sz w:val="21"/>
+          <w:szCs w:val="21"/>
+        </w:rPr>
+        <w:t xml:space="preserve">El coste está contenido porque lo que se multiplica por cuatro es el listado —una petición por cabecera—, no la descarga de artículos: el scraper consulta primero qué piezas ya están en el corpus y se las salta. Sin esa consulta la cuadruplicación habría sido real, porque en integración continua la base local arranca vacía en cada tirada.</w:t>
+      </w:r>
+    </w:p>
+    <w:p>
+      <w:pPr>
+        <w:pStyle w:val="Heading3"/>
+        <w:spacing w:after="110" w:before="240"/>
+      </w:pPr>
+      <w:r>
+        <w:rPr>
+          <w:rFonts w:ascii="Space Grotesk" w:cs="Space Grotesk" w:eastAsia="Space Grotesk" w:hAnsi="Space Grotesk"/>
+          <w:b/>
+          <w:bCs/>
+          <w:color w:val="1A2F45"/>
+          <w:sz w:val="21"/>
+          <w:szCs w:val="21"/>
+        </w:rPr>
+        <w:t xml:space="preserve">En pie · «Misma historia» no es «mismo tema»</w:t>
+      </w:r>
+    </w:p>
+    <w:p>
+      <w:pPr>
+        <w:spacing w:after="140" w:before="0" w:line="288"/>
+      </w:pPr>
+      <w:r>
+        <w:rPr>
+          <w:rFonts w:ascii="Inter" w:cs="Inter" w:eastAsia="Inter" w:hAnsi="Inter"/>
+          <w:color w:val="1A2F45"/>
+          <w:sz w:val="21"/>
+          <w:szCs w:val="21"/>
+        </w:rPr>
+        <w:t xml:space="preserve">Quince temas son una rejilla demasiado gruesa para identificar un acontecimiento: dos piezas sobre vivienda pueden referirse a hechos sin relación alguna. Establecer precedencia exige agrupar a nivel de historia, y eso no es un problema de instrumentación sino de método.</w:t>
+      </w:r>
+    </w:p>
+    <w:p>
+      <w:pPr>
+        <w:spacing w:after="140" w:before="0" w:line="288"/>
+      </w:pPr>
+      <w:r>
+        <w:rPr>
+          <w:rFonts w:ascii="Inter" w:cs="Inter" w:eastAsia="Inter" w:hAnsi="Inter"/>
+          <w:color w:val="1A2F45"/>
+          <w:sz w:val="21"/>
+          <w:szCs w:val="21"/>
+        </w:rPr>
+        <w:t xml:space="preserve">El procedimiento estándar es similitud del coseno sobre TF-IDF de titular y entradilla, o incrustaciones de frase, con un umbral calibrado a mano contra una muestra codificada y una ventana temporal de agrupamiento. Es trabajo de análisis, no de pipeline: puede hacerse íntegramente en R o Python sobre el corpus ya existente, sin tocar el scraper.</w:t>
       </w:r>
     </w:p>
     <w:tbl>
@@ -6555,7 +9434,7 @@
         <w:tblW w:type="dxa" w:w="9020"/>
         <w:tblBorders>
           <w:top w:val="none" w:color="FFFFFF" w:sz="0"/>
-          <w:left w:val="single" w:color="FF4757" w:sz="24"/>
+          <w:left w:val="single" w:color="00C8B4" w:sz="24"/>
           <w:bottom w:val="none" w:color="FFFFFF" w:sz="0"/>
           <w:right w:val="none" w:color="FFFFFF" w:sz="0"/>
           <w:insideH w:val="none" w:color="FFFFFF" w:sz="0"/>
@@ -6587,12 +9466,12 @@
                 <w:b/>
                 <w:bCs/>
                 <w:caps/>
-                <w:color w:val="FF4757"/>
+                <w:color w:val="00C8B4"/>
                 <w:spacing w:val="24"/>
                 <w:sz w:val="17"/>
                 <w:szCs w:val="17"/>
               </w:rPr>
-              <w:t xml:space="preserve">Advertencia crítica</w:t>
+              <w:t xml:space="preserve">Lo que ya se puede hacer</w:t>
             </w:r>
           </w:p>
           <w:p>
@@ -6606,17 +9485,13 @@
                 <w:sz w:val="21"/>
                 <w:szCs w:val="21"/>
               </w:rPr>
-              <w:t xml:space="preserve">Las cabeceras se recorren secuencialmente en una sola ejecución, en el orden fijo del diccionario de configuración: Canarias7 siempre primero, La Voz de Fuerteventura siempre última. Como </w:t>
-            </w:r>
-            <w:r>
-              <w:rPr>
-                <w:rFonts w:ascii="JetBrains Mono" w:cs="JetBrains Mono" w:eastAsia="JetBrains Mono" w:hAnsi="JetBrains Mono"/>
-                <w:color w:val="0F3460"/>
-                <w:sz w:val="19"/>
-                <w:szCs w:val="19"/>
-              </w:rPr>
-              <w:t xml:space="preserve">fecha_scrap</w:t>
-            </w:r>
+              <w:t xml:space="preserve">Con las fechas resueltas, un análisis de agenda inter-medios a escala diaria o semanal sobre las cuotas temáticas es viable hoy, mediante correlación cruzada desfasada, y sobre casi todo el universo en vez de sobre seis cabeceras.</w:t>
+            </w:r>
+          </w:p>
+          <w:p>
+            <w:pPr>
+              <w:spacing w:after="0" w:before="0" w:line="288"/>
+            </w:pPr>
             <w:r>
               <w:rPr>
                 <w:rFonts w:ascii="Inter" w:cs="Inter" w:eastAsia="Inter" w:hAnsi="Inter"/>
@@ -6624,121 +9499,32 @@
                 <w:sz w:val="21"/>
                 <w:szCs w:val="21"/>
               </w:rPr>
-              <w:t xml:space="preserve"> se asigna en el momento de la inserción, cualquier análisis de liderazgo temporal construido sobre esa columna «descubrirá» que Canarias7 marca la agenda.</w:t>
-            </w:r>
-          </w:p>
-          <w:p>
-            <w:pPr>
-              <w:spacing w:after="0" w:before="0" w:line="288"/>
-            </w:pPr>
-            <w:r>
-              <w:rPr>
-                <w:rFonts w:ascii="Inter" w:cs="Inter" w:eastAsia="Inter" w:hAnsi="Inter"/>
-                <w:b/>
-                <w:bCs/>
+              <w:t xml:space="preserve">Lo que sigue fuera de alcance es la precedencia a nivel de acontecimiento: quién dio primero </w:t>
+            </w:r>
+            <w:r>
+              <w:rPr>
+                <w:rFonts w:ascii="Inter" w:cs="Inter" w:eastAsia="Inter" w:hAnsi="Inter"/>
+                <w:i/>
+                <w:iCs/>
                 <w:color w:val="1A2F45"/>
                 <w:sz w:val="21"/>
                 <w:szCs w:val="21"/>
               </w:rPr>
-              <w:t xml:space="preserve">Sería un artefacto del orden de un diccionario de Python, no un hallazgo sobre el periodismo canario. Es el error más fácil de cometer con estos datos y el más difícil de detectar una vez publicado.</w:t>
+              <w:t xml:space="preserve">esta</w:t>
+            </w:r>
+            <w:r>
+              <w:rPr>
+                <w:rFonts w:ascii="Inter" w:cs="Inter" w:eastAsia="Inter" w:hAnsi="Inter"/>
+                <w:color w:val="1A2F45"/>
+                <w:sz w:val="21"/>
+                <w:szCs w:val="21"/>
+              </w:rPr>
+              <w:t xml:space="preserve"> noticia. Para eso hace falta el agrupamiento por historia, y conviene añadirlo a la hoja de ruta como el sexto cambio.</w:t>
             </w:r>
           </w:p>
         </w:tc>
       </w:tr>
     </w:tbl>
-    <w:p>
-      <w:pPr>
-        <w:pStyle w:val="Heading3"/>
-        <w:spacing w:after="110" w:before="240"/>
-      </w:pPr>
-      <w:r>
-        <w:rPr>
-          <w:rFonts w:ascii="Space Grotesk" w:cs="Space Grotesk" w:eastAsia="Space Grotesk" w:hAnsi="Space Grotesk"/>
-          <w:b/>
-          <w:bCs/>
-          <w:color w:val="1A2F45"/>
-          <w:sz w:val="21"/>
-          <w:szCs w:val="21"/>
-        </w:rPr>
-        <w:t xml:space="preserve">Bloqueo 3 · No hay resolución intradiaria</w:t>
-      </w:r>
-    </w:p>
-    <w:p>
-      <w:pPr>
-        <w:spacing w:after="140" w:before="0" w:line="288"/>
-      </w:pPr>
-      <w:r>
-        <w:rPr>
-          <w:rFonts w:ascii="Inter" w:cs="Inter" w:eastAsia="Inter" w:hAnsi="Inter"/>
-          <w:color w:val="1A2F45"/>
-          <w:sz w:val="21"/>
-          <w:szCs w:val="21"/>
-        </w:rPr>
-        <w:t xml:space="preserve">Una observación diaria no permite ordenar acontecimientos dentro del ciclo informativo. Aunque las marcas temporales fueran perfectas, el instrumento solo distinguiría precedencias de más de veinticuatro horas, que en el ciclo actual son la excepción.</w:t>
-      </w:r>
-    </w:p>
-    <w:p>
-      <w:pPr>
-        <w:pStyle w:val="Heading3"/>
-        <w:spacing w:after="110" w:before="240"/>
-      </w:pPr>
-      <w:r>
-        <w:rPr>
-          <w:rFonts w:ascii="Space Grotesk" w:cs="Space Grotesk" w:eastAsia="Space Grotesk" w:hAnsi="Space Grotesk"/>
-          <w:b/>
-          <w:bCs/>
-          <w:color w:val="1A2F45"/>
-          <w:sz w:val="21"/>
-          <w:szCs w:val="21"/>
-        </w:rPr>
-        <w:t xml:space="preserve">Bloqueo 4 · «Misma historia» no es «mismo tema»</w:t>
-      </w:r>
-    </w:p>
-    <w:p>
-      <w:pPr>
-        <w:spacing w:after="140" w:before="0" w:line="288"/>
-      </w:pPr>
-      <w:r>
-        <w:rPr>
-          <w:rFonts w:ascii="Inter" w:cs="Inter" w:eastAsia="Inter" w:hAnsi="Inter"/>
-          <w:color w:val="1A2F45"/>
-          <w:sz w:val="21"/>
-          <w:szCs w:val="21"/>
-        </w:rPr>
-        <w:t xml:space="preserve">Quince temas son una rejilla demasiado gruesa para identificar un acontecimiento. Dos piezas sobre vivienda pueden referirse a hechos sin relación. Establecer precedencia exige agrupar a nivel de historia: similitud del coseno sobre TF-IDF de titular y entradilla, o incrustaciones de frase, con un umbral calibrado a mano y una ventana temporal de agrupamiento.</w:t>
-      </w:r>
-    </w:p>
-    <w:p>
-      <w:pPr>
-        <w:pStyle w:val="Heading3"/>
-        <w:spacing w:after="110" w:before="240"/>
-      </w:pPr>
-      <w:r>
-        <w:rPr>
-          <w:rFonts w:ascii="Space Grotesk" w:cs="Space Grotesk" w:eastAsia="Space Grotesk" w:hAnsi="Space Grotesk"/>
-          <w:b/>
-          <w:bCs/>
-          <w:color w:val="1A2F45"/>
-          <w:sz w:val="21"/>
-          <w:szCs w:val="21"/>
-        </w:rPr>
-        <w:t xml:space="preserve">Lo que sí se puede hacer hoy</w:t>
-      </w:r>
-    </w:p>
-    <w:p>
-      <w:pPr>
-        <w:spacing w:after="140" w:before="0" w:line="288"/>
-      </w:pPr>
-      <w:r>
-        <w:rPr>
-          <w:rFonts w:ascii="Inter" w:cs="Inter" w:eastAsia="Inter" w:hAnsi="Inter"/>
-          <w:color w:val="1A2F45"/>
-          <w:sz w:val="21"/>
-          <w:szCs w:val="21"/>
-        </w:rPr>
-        <w:t xml:space="preserve">Un análisis de agenda inter-medios a escala semanal sobre la subserie de feed —las 6 cabeceras con fecha fiable—, mediante correlación cruzada desfasada entre sus cuotas temáticas. Es un diseño legítimo y publicable, siempre que se declare que el universo son seis cabeceras que excluyen a los tres diarios de mayor difusión, y que la unidad de precedencia es el tema semanal y no la historia.</w:t>
-      </w:r>
-    </w:p>
     <w:p>
       <w:pPr>
         <w:pStyle w:val="Heading1"/>
@@ -6778,7 +9564,7 @@
           <w:sz w:val="21"/>
           <w:szCs w:val="21"/>
         </w:rPr>
-        <w:t xml:space="preserve">Inventario ordenado por gravedad. Las tres primeras afectan a cualquier resultado que se publique con este corpus y deben declararse en la ficha técnica aunque se hayan corregido.</w:t>
+        <w:t xml:space="preserve">Inventario actualizado. Las cuatro primeras de la edición anterior están resueltas para el tramo nuevo del corpus, pero ninguna lo está retroactivamente, y esa asimetría es la primera amenaza de esta lista.</w:t>
       </w:r>
     </w:p>
     <w:p>
@@ -6796,7 +9582,7 @@
           <w:sz w:val="17"/>
           <w:szCs w:val="17"/>
         </w:rPr>
-        <w:t xml:space="preserve">Tabla 5.  </w:t>
+        <w:t xml:space="preserve">Tabla 7.  </w:t>
       </w:r>
       <w:r>
         <w:rPr>
@@ -6994,7 +9780,7 @@
                 <w:sz w:val="18"/>
                 <w:szCs w:val="18"/>
               </w:rPr>
-              <w:t xml:space="preserve">Ausencia de denominador: las piezas sin tema se eliminan en la ingesta</w:t>
+              <w:t xml:space="preserve">Discontinuidad del instrumento: los cinco cambios no son retroactivos</w:t>
             </w:r>
           </w:p>
         </w:tc>
@@ -7020,7 +9806,7 @@
                 <w:sz w:val="18"/>
                 <w:szCs w:val="18"/>
               </w:rPr>
-              <w:t xml:space="preserve">Impide toda medida de saliencia relativa a la producción de la cabecera. Las cuotas miden la agenda de ODESOCAN, no la del medio.</w:t>
+              <w:t xml:space="preserve">Una serie que cruce la fecha de cambio mide en parte el cambio del instrumento. El salto de volumen por cabecera no es un cambio en la prensa canaria.</w:t>
             </w:r>
           </w:p>
         </w:tc>
@@ -7102,7 +9888,7 @@
                 <w:sz w:val="18"/>
                 <w:szCs w:val="18"/>
               </w:rPr>
-              <w:t xml:space="preserve">Deriva del instrumento: las piezas se clasifican una sola vez y nunca se reetiquetan, mientras el diccionario de temas evoluciona</w:t>
+              <w:t xml:space="preserve">El tramo antiguo (16 mar – 6 sep 2026) no tiene denominador, ni permanencia, ni posición, y no puede tenerlos</w:t>
             </w:r>
           </w:p>
         </w:tc>
@@ -7128,7 +9914,7 @@
                 <w:sz w:val="18"/>
                 <w:szCs w:val="18"/>
               </w:rPr>
-              <w:t xml:space="preserve">Una serie temporal confunde el cambio real de agenda con el cambio del clasificador. Invalida toda comparación longitudinal.</w:t>
+              <w:t xml:space="preserve">Sobre él solo se sostiene lo que ya se sostenía: cuotas dentro de la agenda de ODESOCAN, convergencia y vocabulario. No saliencia relativa a la producción.</w:t>
             </w:r>
           </w:p>
         </w:tc>
@@ -7210,7 +9996,7 @@
                 <w:sz w:val="18"/>
                 <w:szCs w:val="18"/>
               </w:rPr>
-              <w:t xml:space="preserve">Marca temporal sintética en las piezas de portada; fecha_scrap refleja el orden del raspador</w:t>
+              <w:t xml:space="preserve">El corpus histórico está sin sellar: 13.428 piezas con clasificador_version a NULL</w:t>
             </w:r>
           </w:p>
         </w:tc>
@@ -7236,7 +10022,7 @@
                 <w:sz w:val="18"/>
                 <w:szCs w:val="18"/>
               </w:rPr>
-              <w:t xml:space="preserve">Invalida cualquier análisis de precedencia. Puede producir hallazgos falsos con apariencia sólida.</w:t>
+              <w:t xml:space="preserve">No se sabe con qué versión del clasificador se etiquetaron. Subsanable ejecutando la reclasificación, que además mide la deriva.</w:t>
             </w:r>
           </w:p>
         </w:tc>
@@ -7244,114 +10030,6 @@
           <w:tcPr>
             <w:tcW w:type="dxa" w:w="2000"/>
             <w:shd w:fill="FFFFFF" w:color="auto" w:val="clear"/>
-            <w:tcMar>
-              <w:top w:type="dxa" w:w="110"/>
-              <w:left w:type="dxa" w:w="130"/>
-              <w:bottom w:type="dxa" w:w="110"/>
-              <w:right w:type="dxa" w:w="130"/>
-            </w:tcMar>
-          </w:tcPr>
-          <w:p>
-            <w:pPr>
-              <w:spacing w:after="0" w:before="0" w:line="250"/>
-            </w:pPr>
-            <w:r>
-              <w:rPr>
-                <w:rFonts w:ascii="Inter" w:cs="Inter" w:eastAsia="Inter" w:hAnsi="Inter"/>
-                <w:b/>
-                <w:bCs/>
-                <w:color w:val="FF4757"/>
-                <w:sz w:val="18"/>
-                <w:szCs w:val="18"/>
-              </w:rPr>
-              <w:t xml:space="preserve">Crítica</w:t>
-            </w:r>
-          </w:p>
-        </w:tc>
-      </w:tr>
-      <w:tr>
-        <w:tc>
-          <w:tcPr>
-            <w:tcW w:type="dxa" w:w="520"/>
-            <w:shd w:fill="F5F8FA" w:color="auto" w:val="clear"/>
-            <w:tcMar>
-              <w:top w:type="dxa" w:w="110"/>
-              <w:left w:type="dxa" w:w="130"/>
-              <w:bottom w:type="dxa" w:w="110"/>
-              <w:right w:type="dxa" w:w="130"/>
-            </w:tcMar>
-          </w:tcPr>
-          <w:p>
-            <w:pPr>
-              <w:spacing w:after="0" w:before="0" w:line="250"/>
-            </w:pPr>
-            <w:r>
-              <w:rPr>
-                <w:rFonts w:ascii="Inter" w:cs="Inter" w:eastAsia="Inter" w:hAnsi="Inter"/>
-                <w:color w:val="1A2F45"/>
-                <w:sz w:val="18"/>
-                <w:szCs w:val="18"/>
-              </w:rPr>
-              <w:t xml:space="preserve">A4</w:t>
-            </w:r>
-          </w:p>
-        </w:tc>
-        <w:tc>
-          <w:tcPr>
-            <w:tcW w:type="dxa" w:w="2700"/>
-            <w:shd w:fill="F5F8FA" w:color="auto" w:val="clear"/>
-            <w:tcMar>
-              <w:top w:type="dxa" w:w="110"/>
-              <w:left w:type="dxa" w:w="130"/>
-              <w:bottom w:type="dxa" w:w="110"/>
-              <w:right w:type="dxa" w:w="130"/>
-            </w:tcMar>
-          </w:tcPr>
-          <w:p>
-            <w:pPr>
-              <w:spacing w:after="0" w:before="0" w:line="250"/>
-            </w:pPr>
-            <w:r>
-              <w:rPr>
-                <w:rFonts w:ascii="Inter" w:cs="Inter" w:eastAsia="Inter" w:hAnsi="Inter"/>
-                <w:color w:val="1A2F45"/>
-                <w:sz w:val="18"/>
-                <w:szCs w:val="18"/>
-              </w:rPr>
-              <w:t xml:space="preserve">Cuota de raspado desigual entre cabeceras (20–30)</w:t>
-            </w:r>
-          </w:p>
-        </w:tc>
-        <w:tc>
-          <w:tcPr>
-            <w:tcW w:type="dxa" w:w="3800"/>
-            <w:shd w:fill="F5F8FA" w:color="auto" w:val="clear"/>
-            <w:tcMar>
-              <w:top w:type="dxa" w:w="110"/>
-              <w:left w:type="dxa" w:w="130"/>
-              <w:bottom w:type="dxa" w:w="110"/>
-              <w:right w:type="dxa" w:w="130"/>
-            </w:tcMar>
-          </w:tcPr>
-          <w:p>
-            <w:pPr>
-              <w:spacing w:after="0" w:before="0" w:line="250"/>
-            </w:pPr>
-            <w:r>
-              <w:rPr>
-                <w:rFonts w:ascii="Inter" w:cs="Inter" w:eastAsia="Inter" w:hAnsi="Inter"/>
-                <w:color w:val="1A2F45"/>
-                <w:sz w:val="18"/>
-                <w:szCs w:val="18"/>
-              </w:rPr>
-              <w:t xml:space="preserve">Los volúmenes brutos no son comparables entre medios. Solo lo son las cuotas internas.</w:t>
-            </w:r>
-          </w:p>
-        </w:tc>
-        <w:tc>
-          <w:tcPr>
-            <w:tcW w:type="dxa" w:w="2000"/>
-            <w:shd w:fill="F5F8FA" w:color="auto" w:val="clear"/>
             <w:tcMar>
               <w:top w:type="dxa" w:w="110"/>
               <w:left w:type="dxa" w:w="130"/>
@@ -7381,85 +10059,85 @@
         <w:tc>
           <w:tcPr>
             <w:tcW w:type="dxa" w:w="520"/>
-            <w:shd w:fill="FFFFFF" w:color="auto" w:val="clear"/>
-            <w:tcMar>
-              <w:top w:type="dxa" w:w="110"/>
-              <w:left w:type="dxa" w:w="130"/>
-              <w:bottom w:type="dxa" w:w="110"/>
-              <w:right w:type="dxa" w:w="130"/>
-            </w:tcMar>
-          </w:tcPr>
-          <w:p>
-            <w:pPr>
-              <w:spacing w:after="0" w:before="0" w:line="250"/>
-            </w:pPr>
-            <w:r>
-              <w:rPr>
-                <w:rFonts w:ascii="Inter" w:cs="Inter" w:eastAsia="Inter" w:hAnsi="Inter"/>
-                <w:color w:val="1A2F45"/>
-                <w:sz w:val="18"/>
-                <w:szCs w:val="18"/>
-              </w:rPr>
-              <w:t xml:space="preserve">A5</w:t>
+            <w:shd w:fill="F5F8FA" w:color="auto" w:val="clear"/>
+            <w:tcMar>
+              <w:top w:type="dxa" w:w="110"/>
+              <w:left w:type="dxa" w:w="130"/>
+              <w:bottom w:type="dxa" w:w="110"/>
+              <w:right w:type="dxa" w:w="130"/>
+            </w:tcMar>
+          </w:tcPr>
+          <w:p>
+            <w:pPr>
+              <w:spacing w:after="0" w:before="0" w:line="250"/>
+            </w:pPr>
+            <w:r>
+              <w:rPr>
+                <w:rFonts w:ascii="Inter" w:cs="Inter" w:eastAsia="Inter" w:hAnsi="Inter"/>
+                <w:color w:val="1A2F45"/>
+                <w:sz w:val="18"/>
+                <w:szCs w:val="18"/>
+              </w:rPr>
+              <w:t xml:space="preserve">A4</w:t>
             </w:r>
           </w:p>
         </w:tc>
         <w:tc>
           <w:tcPr>
             <w:tcW w:type="dxa" w:w="2700"/>
-            <w:shd w:fill="FFFFFF" w:color="auto" w:val="clear"/>
-            <w:tcMar>
-              <w:top w:type="dxa" w:w="110"/>
-              <w:left w:type="dxa" w:w="130"/>
-              <w:bottom w:type="dxa" w:w="110"/>
-              <w:right w:type="dxa" w:w="130"/>
-            </w:tcMar>
-          </w:tcPr>
-          <w:p>
-            <w:pPr>
-              <w:spacing w:after="0" w:before="0" w:line="250"/>
-            </w:pPr>
-            <w:r>
-              <w:rPr>
-                <w:rFonts w:ascii="Inter" w:cs="Inter" w:eastAsia="Inter" w:hAnsi="Inter"/>
-                <w:color w:val="1A2F45"/>
-                <w:sz w:val="18"/>
-                <w:szCs w:val="18"/>
-              </w:rPr>
-              <w:t xml:space="preserve">Dos cabeceras con cero piezas históricas</w:t>
+            <w:shd w:fill="F5F8FA" w:color="auto" w:val="clear"/>
+            <w:tcMar>
+              <w:top w:type="dxa" w:w="110"/>
+              <w:left w:type="dxa" w:w="130"/>
+              <w:bottom w:type="dxa" w:w="110"/>
+              <w:right w:type="dxa" w:w="130"/>
+            </w:tcMar>
+          </w:tcPr>
+          <w:p>
+            <w:pPr>
+              <w:spacing w:after="0" w:before="0" w:line="250"/>
+            </w:pPr>
+            <w:r>
+              <w:rPr>
+                <w:rFonts w:ascii="Inter" w:cs="Inter" w:eastAsia="Inter" w:hAnsi="Inter"/>
+                <w:color w:val="1A2F45"/>
+                <w:sz w:val="18"/>
+                <w:szCs w:val="18"/>
+              </w:rPr>
+              <w:t xml:space="preserve">Las piezas de portada sin fecha en la URL solo obtienen fecha real si se descarga el artículo</w:t>
             </w:r>
           </w:p>
         </w:tc>
         <w:tc>
           <w:tcPr>
             <w:tcW w:type="dxa" w:w="3800"/>
-            <w:shd w:fill="FFFFFF" w:color="auto" w:val="clear"/>
-            <w:tcMar>
-              <w:top w:type="dxa" w:w="110"/>
-              <w:left w:type="dxa" w:w="130"/>
-              <w:bottom w:type="dxa" w:w="110"/>
-              <w:right w:type="dxa" w:w="130"/>
-            </w:tcMar>
-          </w:tcPr>
-          <w:p>
-            <w:pPr>
-              <w:spacing w:after="0" w:before="0" w:line="250"/>
-            </w:pPr>
-            <w:r>
-              <w:rPr>
-                <w:rFonts w:ascii="Inter" w:cs="Inter" w:eastAsia="Inter" w:hAnsi="Inter"/>
-                <w:color w:val="1A2F45"/>
-                <w:sz w:val="18"/>
-                <w:szCs w:val="18"/>
-              </w:rPr>
-              <w:t xml:space="preserve">El universo efectivo es 12, no 14. Declararlo o retirarlas de la configuración.</w:t>
+            <w:shd w:fill="F5F8FA" w:color="auto" w:val="clear"/>
+            <w:tcMar>
+              <w:top w:type="dxa" w:w="110"/>
+              <w:left w:type="dxa" w:w="130"/>
+              <w:bottom w:type="dxa" w:w="110"/>
+              <w:right w:type="dxa" w:w="130"/>
+            </w:tcMar>
+          </w:tcPr>
+          <w:p>
+            <w:pPr>
+              <w:spacing w:after="0" w:before="0" w:line="250"/>
+            </w:pPr>
+            <w:r>
+              <w:rPr>
+                <w:rFonts w:ascii="Inter" w:cs="Inter" w:eastAsia="Inter" w:hAnsi="Inter"/>
+                <w:color w:val="1A2F45"/>
+                <w:sz w:val="18"/>
+                <w:szCs w:val="18"/>
+              </w:rPr>
+              <w:t xml:space="preserve">Afecta sobre todo a Canarias7. Las piezas del denominador de esa cabecera se quedan con marca sintética; queda visible en fecha_pub_origen.</w:t>
             </w:r>
           </w:p>
         </w:tc>
         <w:tc>
           <w:tcPr>
             <w:tcW w:type="dxa" w:w="2000"/>
-            <w:shd w:fill="FFFFFF" w:color="auto" w:val="clear"/>
+            <w:shd w:fill="F5F8FA" w:color="auto" w:val="clear"/>
             <w:tcMar>
               <w:top w:type="dxa" w:w="110"/>
               <w:left w:type="dxa" w:w="130"/>
@@ -7489,85 +10167,85 @@
         <w:tc>
           <w:tcPr>
             <w:tcW w:type="dxa" w:w="520"/>
-            <w:shd w:fill="F5F8FA" w:color="auto" w:val="clear"/>
-            <w:tcMar>
-              <w:top w:type="dxa" w:w="110"/>
-              <w:left w:type="dxa" w:w="130"/>
-              <w:bottom w:type="dxa" w:w="110"/>
-              <w:right w:type="dxa" w:w="130"/>
-            </w:tcMar>
-          </w:tcPr>
-          <w:p>
-            <w:pPr>
-              <w:spacing w:after="0" w:before="0" w:line="250"/>
-            </w:pPr>
-            <w:r>
-              <w:rPr>
-                <w:rFonts w:ascii="Inter" w:cs="Inter" w:eastAsia="Inter" w:hAnsi="Inter"/>
-                <w:color w:val="1A2F45"/>
-                <w:sz w:val="18"/>
-                <w:szCs w:val="18"/>
-              </w:rPr>
-              <w:t xml:space="preserve">A6</w:t>
+            <w:shd w:fill="FFFFFF" w:color="auto" w:val="clear"/>
+            <w:tcMar>
+              <w:top w:type="dxa" w:w="110"/>
+              <w:left w:type="dxa" w:w="130"/>
+              <w:bottom w:type="dxa" w:w="110"/>
+              <w:right w:type="dxa" w:w="130"/>
+            </w:tcMar>
+          </w:tcPr>
+          <w:p>
+            <w:pPr>
+              <w:spacing w:after="0" w:before="0" w:line="250"/>
+            </w:pPr>
+            <w:r>
+              <w:rPr>
+                <w:rFonts w:ascii="Inter" w:cs="Inter" w:eastAsia="Inter" w:hAnsi="Inter"/>
+                <w:color w:val="1A2F45"/>
+                <w:sz w:val="18"/>
+                <w:szCs w:val="18"/>
+              </w:rPr>
+              <w:t xml:space="preserve">A5</w:t>
             </w:r>
           </w:p>
         </w:tc>
         <w:tc>
           <w:tcPr>
             <w:tcW w:type="dxa" w:w="2700"/>
-            <w:shd w:fill="F5F8FA" w:color="auto" w:val="clear"/>
-            <w:tcMar>
-              <w:top w:type="dxa" w:w="110"/>
-              <w:left w:type="dxa" w:w="130"/>
-              <w:bottom w:type="dxa" w:w="110"/>
-              <w:right w:type="dxa" w:w="130"/>
-            </w:tcMar>
-          </w:tcPr>
-          <w:p>
-            <w:pPr>
-              <w:spacing w:after="0" w:before="0" w:line="250"/>
-            </w:pPr>
-            <w:r>
-              <w:rPr>
-                <w:rFonts w:ascii="Inter" w:cs="Inter" w:eastAsia="Inter" w:hAnsi="Inter"/>
-                <w:color w:val="1A2F45"/>
-                <w:sz w:val="18"/>
-                <w:szCs w:val="18"/>
-              </w:rPr>
-              <w:t xml:space="preserve">Muestra de prominencia: una observación diaria de la parte superior de la portada</w:t>
+            <w:shd w:fill="FFFFFF" w:color="auto" w:val="clear"/>
+            <w:tcMar>
+              <w:top w:type="dxa" w:w="110"/>
+              <w:left w:type="dxa" w:w="130"/>
+              <w:bottom w:type="dxa" w:w="110"/>
+              <w:right w:type="dxa" w:w="130"/>
+            </w:tcMar>
+          </w:tcPr>
+          <w:p>
+            <w:pPr>
+              <w:spacing w:after="0" w:before="0" w:line="250"/>
+            </w:pPr>
+            <w:r>
+              <w:rPr>
+                <w:rFonts w:ascii="Inter" w:cs="Inter" w:eastAsia="Inter" w:hAnsi="Inter"/>
+                <w:color w:val="1A2F45"/>
+                <w:sz w:val="18"/>
+                <w:szCs w:val="18"/>
+              </w:rPr>
+              <w:t xml:space="preserve">Dos cabeceras con cero piezas históricas</w:t>
             </w:r>
           </w:p>
         </w:tc>
         <w:tc>
           <w:tcPr>
             <w:tcW w:type="dxa" w:w="3800"/>
-            <w:shd w:fill="F5F8FA" w:color="auto" w:val="clear"/>
-            <w:tcMar>
-              <w:top w:type="dxa" w:w="110"/>
-              <w:left w:type="dxa" w:w="130"/>
-              <w:bottom w:type="dxa" w:w="110"/>
-              <w:right w:type="dxa" w:w="130"/>
-            </w:tcMar>
-          </w:tcPr>
-          <w:p>
-            <w:pPr>
-              <w:spacing w:after="0" w:before="0" w:line="250"/>
-            </w:pPr>
-            <w:r>
-              <w:rPr>
-                <w:rFonts w:ascii="Inter" w:cs="Inter" w:eastAsia="Inter" w:hAnsi="Inter"/>
-                <w:color w:val="1A2F45"/>
-                <w:sz w:val="18"/>
-                <w:szCs w:val="18"/>
-              </w:rPr>
-              <w:t xml:space="preserve">Sesgo sistemático a favor de las historias persistentes. Atenúa la rotación real del ciclo.</w:t>
+            <w:shd w:fill="FFFFFF" w:color="auto" w:val="clear"/>
+            <w:tcMar>
+              <w:top w:type="dxa" w:w="110"/>
+              <w:left w:type="dxa" w:w="130"/>
+              <w:bottom w:type="dxa" w:w="110"/>
+              <w:right w:type="dxa" w:w="130"/>
+            </w:tcMar>
+          </w:tcPr>
+          <w:p>
+            <w:pPr>
+              <w:spacing w:after="0" w:before="0" w:line="250"/>
+            </w:pPr>
+            <w:r>
+              <w:rPr>
+                <w:rFonts w:ascii="Inter" w:cs="Inter" w:eastAsia="Inter" w:hAnsi="Inter"/>
+                <w:color w:val="1A2F45"/>
+                <w:sz w:val="18"/>
+                <w:szCs w:val="18"/>
+              </w:rPr>
+              <w:t xml:space="preserve">El universo efectivo es 15, no 17. Declararlo o retirarlas de la configuración.</w:t>
             </w:r>
           </w:p>
         </w:tc>
         <w:tc>
           <w:tcPr>
             <w:tcW w:type="dxa" w:w="2000"/>
-            <w:shd w:fill="F5F8FA" w:color="auto" w:val="clear"/>
+            <w:shd w:fill="FFFFFF" w:color="auto" w:val="clear"/>
             <w:tcMar>
               <w:top w:type="dxa" w:w="110"/>
               <w:left w:type="dxa" w:w="130"/>
@@ -7597,85 +10275,85 @@
         <w:tc>
           <w:tcPr>
             <w:tcW w:type="dxa" w:w="520"/>
-            <w:shd w:fill="FFFFFF" w:color="auto" w:val="clear"/>
-            <w:tcMar>
-              <w:top w:type="dxa" w:w="110"/>
-              <w:left w:type="dxa" w:w="130"/>
-              <w:bottom w:type="dxa" w:w="110"/>
-              <w:right w:type="dxa" w:w="130"/>
-            </w:tcMar>
-          </w:tcPr>
-          <w:p>
-            <w:pPr>
-              <w:spacing w:after="0" w:before="0" w:line="250"/>
-            </w:pPr>
-            <w:r>
-              <w:rPr>
-                <w:rFonts w:ascii="Inter" w:cs="Inter" w:eastAsia="Inter" w:hAnsi="Inter"/>
-                <w:color w:val="1A2F45"/>
-                <w:sz w:val="18"/>
-                <w:szCs w:val="18"/>
-              </w:rPr>
-              <w:t xml:space="preserve">A7</w:t>
+            <w:shd w:fill="F5F8FA" w:color="auto" w:val="clear"/>
+            <w:tcMar>
+              <w:top w:type="dxa" w:w="110"/>
+              <w:left w:type="dxa" w:w="130"/>
+              <w:bottom w:type="dxa" w:w="110"/>
+              <w:right w:type="dxa" w:w="130"/>
+            </w:tcMar>
+          </w:tcPr>
+          <w:p>
+            <w:pPr>
+              <w:spacing w:after="0" w:before="0" w:line="250"/>
+            </w:pPr>
+            <w:r>
+              <w:rPr>
+                <w:rFonts w:ascii="Inter" w:cs="Inter" w:eastAsia="Inter" w:hAnsi="Inter"/>
+                <w:color w:val="1A2F45"/>
+                <w:sz w:val="18"/>
+                <w:szCs w:val="18"/>
+              </w:rPr>
+              <w:t xml:space="preserve">A6</w:t>
             </w:r>
           </w:p>
         </w:tc>
         <w:tc>
           <w:tcPr>
             <w:tcW w:type="dxa" w:w="2700"/>
-            <w:shd w:fill="FFFFFF" w:color="auto" w:val="clear"/>
-            <w:tcMar>
-              <w:top w:type="dxa" w:w="110"/>
-              <w:left w:type="dxa" w:w="130"/>
-              <w:bottom w:type="dxa" w:w="110"/>
-              <w:right w:type="dxa" w:w="130"/>
-            </w:tcMar>
-          </w:tcPr>
-          <w:p>
-            <w:pPr>
-              <w:spacing w:after="0" w:before="0" w:line="250"/>
-            </w:pPr>
-            <w:r>
-              <w:rPr>
-                <w:rFonts w:ascii="Inter" w:cs="Inter" w:eastAsia="Inter" w:hAnsi="Inter"/>
-                <w:color w:val="1A2F45"/>
-                <w:sz w:val="18"/>
-                <w:szCs w:val="18"/>
-              </w:rPr>
-              <w:t xml:space="preserve">Cobertura parcial y truncada de texto_full</w:t>
+            <w:shd w:fill="F5F8FA" w:color="auto" w:val="clear"/>
+            <w:tcMar>
+              <w:top w:type="dxa" w:w="110"/>
+              <w:left w:type="dxa" w:w="130"/>
+              <w:bottom w:type="dxa" w:w="110"/>
+              <w:right w:type="dxa" w:w="130"/>
+            </w:tcMar>
+          </w:tcPr>
+          <w:p>
+            <w:pPr>
+              <w:spacing w:after="0" w:before="0" w:line="250"/>
+            </w:pPr>
+            <w:r>
+              <w:rPr>
+                <w:rFonts w:ascii="Inter" w:cs="Inter" w:eastAsia="Inter" w:hAnsi="Inter"/>
+                <w:color w:val="1A2F45"/>
+                <w:sz w:val="18"/>
+                <w:szCs w:val="18"/>
+              </w:rPr>
+              <w:t xml:space="preserve">Muestra de prominencia: la parte alta de la portada, cuatro veces al día</w:t>
             </w:r>
           </w:p>
         </w:tc>
         <w:tc>
           <w:tcPr>
             <w:tcW w:type="dxa" w:w="3800"/>
-            <w:shd w:fill="FFFFFF" w:color="auto" w:val="clear"/>
-            <w:tcMar>
-              <w:top w:type="dxa" w:w="110"/>
-              <w:left w:type="dxa" w:w="130"/>
-              <w:bottom w:type="dxa" w:w="110"/>
-              <w:right w:type="dxa" w:w="130"/>
-            </w:tcMar>
-          </w:tcPr>
-          <w:p>
-            <w:pPr>
-              <w:spacing w:after="0" w:before="0" w:line="250"/>
-            </w:pPr>
-            <w:r>
-              <w:rPr>
-                <w:rFonts w:ascii="Inter" w:cs="Inter" w:eastAsia="Inter" w:hAnsi="Inter"/>
-                <w:color w:val="1A2F45"/>
-                <w:sz w:val="18"/>
-                <w:szCs w:val="18"/>
-              </w:rPr>
-              <w:t xml:space="preserve">Condiciona el análisis de encuadre. Medir la cobertura por cabecera antes de comparar.</w:t>
+            <w:shd w:fill="F5F8FA" w:color="auto" w:val="clear"/>
+            <w:tcMar>
+              <w:top w:type="dxa" w:w="110"/>
+              <w:left w:type="dxa" w:w="130"/>
+              <w:bottom w:type="dxa" w:w="110"/>
+              <w:right w:type="dxa" w:w="130"/>
+            </w:tcMar>
+          </w:tcPr>
+          <w:p>
+            <w:pPr>
+              <w:spacing w:after="0" w:before="0" w:line="250"/>
+            </w:pPr>
+            <w:r>
+              <w:rPr>
+                <w:rFonts w:ascii="Inter" w:cs="Inter" w:eastAsia="Inter" w:hAnsi="Inter"/>
+                <w:color w:val="1A2F45"/>
+                <w:sz w:val="18"/>
+                <w:szCs w:val="18"/>
+              </w:rPr>
+              <w:t xml:space="preserve">Sesgo a favor de las historias persistentes, muy atenuado respecto a la observación diaria única, pero no eliminado.</w:t>
             </w:r>
           </w:p>
         </w:tc>
         <w:tc>
           <w:tcPr>
             <w:tcW w:type="dxa" w:w="2000"/>
-            <w:shd w:fill="FFFFFF" w:color="auto" w:val="clear"/>
+            <w:shd w:fill="F5F8FA" w:color="auto" w:val="clear"/>
             <w:tcMar>
               <w:top w:type="dxa" w:w="110"/>
               <w:left w:type="dxa" w:w="130"/>
@@ -7705,6 +10383,114 @@
         <w:tc>
           <w:tcPr>
             <w:tcW w:type="dxa" w:w="520"/>
+            <w:shd w:fill="FFFFFF" w:color="auto" w:val="clear"/>
+            <w:tcMar>
+              <w:top w:type="dxa" w:w="110"/>
+              <w:left w:type="dxa" w:w="130"/>
+              <w:bottom w:type="dxa" w:w="110"/>
+              <w:right w:type="dxa" w:w="130"/>
+            </w:tcMar>
+          </w:tcPr>
+          <w:p>
+            <w:pPr>
+              <w:spacing w:after="0" w:before="0" w:line="250"/>
+            </w:pPr>
+            <w:r>
+              <w:rPr>
+                <w:rFonts w:ascii="Inter" w:cs="Inter" w:eastAsia="Inter" w:hAnsi="Inter"/>
+                <w:color w:val="1A2F45"/>
+                <w:sz w:val="18"/>
+                <w:szCs w:val="18"/>
+              </w:rPr>
+              <w:t xml:space="preserve">A7</w:t>
+            </w:r>
+          </w:p>
+        </w:tc>
+        <w:tc>
+          <w:tcPr>
+            <w:tcW w:type="dxa" w:w="2700"/>
+            <w:shd w:fill="FFFFFF" w:color="auto" w:val="clear"/>
+            <w:tcMar>
+              <w:top w:type="dxa" w:w="110"/>
+              <w:left w:type="dxa" w:w="130"/>
+              <w:bottom w:type="dxa" w:w="110"/>
+              <w:right w:type="dxa" w:w="130"/>
+            </w:tcMar>
+          </w:tcPr>
+          <w:p>
+            <w:pPr>
+              <w:spacing w:after="0" w:before="0" w:line="250"/>
+            </w:pPr>
+            <w:r>
+              <w:rPr>
+                <w:rFonts w:ascii="Inter" w:cs="Inter" w:eastAsia="Inter" w:hAnsi="Inter"/>
+                <w:color w:val="1A2F45"/>
+                <w:sz w:val="18"/>
+                <w:szCs w:val="18"/>
+              </w:rPr>
+              <w:t xml:space="preserve">Cobertura de texto_full parcial (77 % del corpus) y truncada a 5.000 caracteres</w:t>
+            </w:r>
+          </w:p>
+        </w:tc>
+        <w:tc>
+          <w:tcPr>
+            <w:tcW w:type="dxa" w:w="3800"/>
+            <w:shd w:fill="FFFFFF" w:color="auto" w:val="clear"/>
+            <w:tcMar>
+              <w:top w:type="dxa" w:w="110"/>
+              <w:left w:type="dxa" w:w="130"/>
+              <w:bottom w:type="dxa" w:w="110"/>
+              <w:right w:type="dxa" w:w="130"/>
+            </w:tcMar>
+          </w:tcPr>
+          <w:p>
+            <w:pPr>
+              <w:spacing w:after="0" w:before="0" w:line="250"/>
+            </w:pPr>
+            <w:r>
+              <w:rPr>
+                <w:rFonts w:ascii="Inter" w:cs="Inter" w:eastAsia="Inter" w:hAnsi="Inter"/>
+                <w:color w:val="1A2F45"/>
+                <w:sz w:val="18"/>
+                <w:szCs w:val="18"/>
+              </w:rPr>
+              <w:t xml:space="preserve">Condiciona el análisis de encuadre. El presupuesto de 15 artículos por cabecera y tirada es ahora el único recorte del pipeline.</w:t>
+            </w:r>
+          </w:p>
+        </w:tc>
+        <w:tc>
+          <w:tcPr>
+            <w:tcW w:type="dxa" w:w="2000"/>
+            <w:shd w:fill="FFFFFF" w:color="auto" w:val="clear"/>
+            <w:tcMar>
+              <w:top w:type="dxa" w:w="110"/>
+              <w:left w:type="dxa" w:w="130"/>
+              <w:bottom w:type="dxa" w:w="110"/>
+              <w:right w:type="dxa" w:w="130"/>
+            </w:tcMar>
+          </w:tcPr>
+          <w:p>
+            <w:pPr>
+              <w:spacing w:after="0" w:before="0" w:line="250"/>
+            </w:pPr>
+            <w:r>
+              <w:rPr>
+                <w:rFonts w:ascii="Inter" w:cs="Inter" w:eastAsia="Inter" w:hAnsi="Inter"/>
+                <w:b/>
+                <w:bCs/>
+                <w:color w:val="D4940A"/>
+                <w:sz w:val="18"/>
+                <w:szCs w:val="18"/>
+              </w:rPr>
+              <w:t xml:space="preserve">Media</w:t>
+            </w:r>
+          </w:p>
+        </w:tc>
+      </w:tr>
+      <w:tr>
+        <w:tc>
+          <w:tcPr>
+            <w:tcW w:type="dxa" w:w="520"/>
             <w:shd w:fill="F5F8FA" w:color="auto" w:val="clear"/>
             <w:tcMar>
               <w:top w:type="dxa" w:w="110"/>
@@ -7750,7 +10536,7 @@
                 <w:sz w:val="18"/>
                 <w:szCs w:val="18"/>
               </w:rPr>
-              <w:t xml:space="preserve">robots.txt desactivado en la configuración del raspador</w:t>
+              <w:t xml:space="preserve">El crecimiento del corpus se ha multiplicado</w:t>
             </w:r>
           </w:p>
         </w:tc>
@@ -7776,7 +10562,7 @@
                 <w:sz w:val="18"/>
                 <w:szCs w:val="18"/>
               </w:rPr>
-              <w:t xml:space="preserve">No afecta a la validez estadística, pero sí a la publicabilidad: exige una declaración ética y jurídica explícita.</w:t>
+              <w:t xml:space="preserve">Del orden de 1.500 filas diarias de noticias más las observaciones. No es una amenaza a la validez sino a la continuidad: si la cuota de Supabase se agota, el pipeline falla en silencio.</w:t>
             </w:r>
           </w:p>
         </w:tc>
@@ -7784,6 +10570,114 @@
           <w:tcPr>
             <w:tcW w:type="dxa" w:w="2000"/>
             <w:shd w:fill="F5F8FA" w:color="auto" w:val="clear"/>
+            <w:tcMar>
+              <w:top w:type="dxa" w:w="110"/>
+              <w:left w:type="dxa" w:w="130"/>
+              <w:bottom w:type="dxa" w:w="110"/>
+              <w:right w:type="dxa" w:w="130"/>
+            </w:tcMar>
+          </w:tcPr>
+          <w:p>
+            <w:pPr>
+              <w:spacing w:after="0" w:before="0" w:line="250"/>
+            </w:pPr>
+            <w:r>
+              <w:rPr>
+                <w:rFonts w:ascii="Inter" w:cs="Inter" w:eastAsia="Inter" w:hAnsi="Inter"/>
+                <w:b/>
+                <w:bCs/>
+                <w:color w:val="D4940A"/>
+                <w:sz w:val="18"/>
+                <w:szCs w:val="18"/>
+              </w:rPr>
+              <w:t xml:space="preserve">Operativa</w:t>
+            </w:r>
+          </w:p>
+        </w:tc>
+      </w:tr>
+      <w:tr>
+        <w:tc>
+          <w:tcPr>
+            <w:tcW w:type="dxa" w:w="520"/>
+            <w:shd w:fill="FFFFFF" w:color="auto" w:val="clear"/>
+            <w:tcMar>
+              <w:top w:type="dxa" w:w="110"/>
+              <w:left w:type="dxa" w:w="130"/>
+              <w:bottom w:type="dxa" w:w="110"/>
+              <w:right w:type="dxa" w:w="130"/>
+            </w:tcMar>
+          </w:tcPr>
+          <w:p>
+            <w:pPr>
+              <w:spacing w:after="0" w:before="0" w:line="250"/>
+            </w:pPr>
+            <w:r>
+              <w:rPr>
+                <w:rFonts w:ascii="Inter" w:cs="Inter" w:eastAsia="Inter" w:hAnsi="Inter"/>
+                <w:color w:val="1A2F45"/>
+                <w:sz w:val="18"/>
+                <w:szCs w:val="18"/>
+              </w:rPr>
+              <w:t xml:space="preserve">A9</w:t>
+            </w:r>
+          </w:p>
+        </w:tc>
+        <w:tc>
+          <w:tcPr>
+            <w:tcW w:type="dxa" w:w="2700"/>
+            <w:shd w:fill="FFFFFF" w:color="auto" w:val="clear"/>
+            <w:tcMar>
+              <w:top w:type="dxa" w:w="110"/>
+              <w:left w:type="dxa" w:w="130"/>
+              <w:bottom w:type="dxa" w:w="110"/>
+              <w:right w:type="dxa" w:w="130"/>
+            </w:tcMar>
+          </w:tcPr>
+          <w:p>
+            <w:pPr>
+              <w:spacing w:after="0" w:before="0" w:line="250"/>
+            </w:pPr>
+            <w:r>
+              <w:rPr>
+                <w:rFonts w:ascii="Inter" w:cs="Inter" w:eastAsia="Inter" w:hAnsi="Inter"/>
+                <w:color w:val="1A2F45"/>
+                <w:sz w:val="18"/>
+                <w:szCs w:val="18"/>
+              </w:rPr>
+              <w:t xml:space="preserve">robots.txt desactivado y rotación de doce user-agents de navegador</w:t>
+            </w:r>
+          </w:p>
+        </w:tc>
+        <w:tc>
+          <w:tcPr>
+            <w:tcW w:type="dxa" w:w="3800"/>
+            <w:shd w:fill="FFFFFF" w:color="auto" w:val="clear"/>
+            <w:tcMar>
+              <w:top w:type="dxa" w:w="110"/>
+              <w:left w:type="dxa" w:w="130"/>
+              <w:bottom w:type="dxa" w:w="110"/>
+              <w:right w:type="dxa" w:w="130"/>
+            </w:tcMar>
+          </w:tcPr>
+          <w:p>
+            <w:pPr>
+              <w:spacing w:after="0" w:before="0" w:line="250"/>
+            </w:pPr>
+            <w:r>
+              <w:rPr>
+                <w:rFonts w:ascii="Inter" w:cs="Inter" w:eastAsia="Inter" w:hAnsi="Inter"/>
+                <w:color w:val="1A2F45"/>
+                <w:sz w:val="18"/>
+                <w:szCs w:val="18"/>
+              </w:rPr>
+              <w:t xml:space="preserve">No afecta a la validez estadística, pero sí a la publicabilidad: «rotamos doce user-agents» es difícil de escribir en un apartado de método.</w:t>
+            </w:r>
+          </w:p>
+        </w:tc>
+        <w:tc>
+          <w:tcPr>
+            <w:tcW w:type="dxa" w:w="2000"/>
+            <w:shd w:fill="FFFFFF" w:color="auto" w:val="clear"/>
             <w:tcMar>
               <w:top w:type="dxa" w:w="110"/>
               <w:left w:type="dxa" w:w="130"/>
@@ -7826,7 +10720,7 @@
           <w:sz w:val="21"/>
           <w:szCs w:val="21"/>
         </w:rPr>
-        <w:t xml:space="preserve">Sobre A8 conviene ser explícito. La configuración desactiva el respeto a </w:t>
+        <w:t xml:space="preserve">Sobre A9 conviene decidir algo. La configuración desactiva el respeto a </w:t>
       </w:r>
       <w:r>
         <w:rPr>
@@ -7844,7 +10738,7 @@
           <w:sz w:val="21"/>
           <w:szCs w:val="21"/>
         </w:rPr>
-        <w:t xml:space="preserve"> con una justificación razonada —monitoreo académico, una ejecución diaria, menos tráfico que un lector humano— y mantiene pausas de cortesía deliberadas entre peticiones. Es una posición defendible, pero cualquier publicación derivada debería incluir una nota que declare la finalidad investigadora, la excepción de minería de textos y datos aplicable, el volumen real de peticiones y el hecho de que solo se almacenan titulares, entradillas y extractos, no reproducciones íntegras destinadas a difusión.</w:t>
+        <w:t xml:space="preserve"> con una justificación razonada y mantiene pausas de cortesía generosas, pero al pasar a cuatro tiradas diarias el volumen de peticiones se ha multiplicado, y la rotación de user-agents de navegador se lee como evasión de detección más que como investigación. La alternativa coherente con un observatorio que publica su metodología es identificarse con un agente propio y una dirección de contacto, asumiendo el riesgo de que alguna cabecera lo bloquee. Cualquier publicación derivada debería declarar la finalidad investigadora, la excepción de minería de textos y datos aplicable, el volumen real de peticiones y el hecho de que solo se almacenan titulares, entradillas y extractos.</w:t>
       </w:r>
     </w:p>
     <w:p>
@@ -7886,7 +10780,7 @@
           <w:sz w:val="21"/>
           <w:szCs w:val="21"/>
         </w:rPr>
-        <w:t xml:space="preserve">Cinco cambios en la infraestructura, ordenados por la razón entre lo que desbloquean y lo que cuestan. Los tres primeros son baratos y levantan las tres amenazas críticas.</w:t>
+        <w:t xml:space="preserve">Los cinco cambios que proponía la primera edición están aplicados, junto con dos correcciones que aparecieron al verificarlos. Queda un sexto que no figuraba en aquella lista y que es ahora el único obstáculo técnico para el capítulo 8.</w:t>
       </w:r>
     </w:p>
     <w:p>
@@ -7904,7 +10798,7 @@
           <w:sz w:val="17"/>
           <w:szCs w:val="17"/>
         </w:rPr>
-        <w:t xml:space="preserve">Tabla 6.  </w:t>
+        <w:t xml:space="preserve">Tabla 8.  </w:t>
       </w:r>
       <w:r>
         <w:rPr>
@@ -7915,7 +10809,7 @@
           <w:sz w:val="19"/>
           <w:szCs w:val="19"/>
         </w:rPr>
-        <w:t xml:space="preserve">Cambios propuestos, por relación beneficio/coste</w:t>
+        <w:t xml:space="preserve">Estado de la hoja de ruta</w:t>
       </w:r>
     </w:p>
     <w:tbl>
@@ -7933,8 +10827,8 @@
       <w:tblGrid>
         <w:gridCol w:w="520"/>
         <w:gridCol w:w="2900"/>
-        <w:gridCol w:w="2500"/>
-        <w:gridCol w:w="3100"/>
+        <w:gridCol w:w="1700"/>
+        <w:gridCol w:w="3900"/>
       </w:tblGrid>
       <w:tr>
         <w:trPr>
@@ -7998,7 +10892,7 @@
         </w:tc>
         <w:tc>
           <w:tcPr>
-            <w:tcW w:type="dxa" w:w="2500"/>
+            <w:tcW w:type="dxa" w:w="1700"/>
             <w:shd w:fill="0D1B2A" w:color="auto" w:val="clear"/>
             <w:tcMar>
               <w:top w:type="dxa" w:w="110"/>
@@ -8020,13 +10914,13 @@
                 <w:sz w:val="18"/>
                 <w:szCs w:val="18"/>
               </w:rPr>
-              <w:t xml:space="preserve">Dónde</w:t>
-            </w:r>
-          </w:p>
-        </w:tc>
-        <w:tc>
-          <w:tcPr>
-            <w:tcW w:type="dxa" w:w="3100"/>
+              <w:t xml:space="preserve">Estado</w:t>
+            </w:r>
+          </w:p>
+        </w:tc>
+        <w:tc>
+          <w:tcPr>
+            <w:tcW w:type="dxa" w:w="3900"/>
             <w:shd w:fill="0D1B2A" w:color="auto" w:val="clear"/>
             <w:tcMar>
               <w:top w:type="dxa" w:w="110"/>
@@ -8048,7 +10942,7 @@
                 <w:sz w:val="18"/>
                 <w:szCs w:val="18"/>
               </w:rPr>
-              <w:t xml:space="preserve">Qué desbloquea</w:t>
+              <w:t xml:space="preserve">Qué desbloqueó</w:t>
             </w:r>
           </w:p>
         </w:tc>
@@ -8104,82 +10998,14 @@
                 <w:sz w:val="18"/>
                 <w:szCs w:val="18"/>
               </w:rPr>
-              <w:t xml:space="preserve">Dejar de eliminar las piezas sin tema: almacenarlas con array vacío y filtrar en la consulta, no en la ingesta</w:t>
-            </w:r>
-          </w:p>
-        </w:tc>
-        <w:tc>
-          <w:tcPr>
-            <w:tcW w:type="dxa" w:w="2500"/>
+              <w:t xml:space="preserve">Conservar las piezas sin tema</w:t>
+            </w:r>
+          </w:p>
+        </w:tc>
+        <w:tc>
+          <w:tcPr>
+            <w:tcW w:type="dxa" w:w="1700"/>
             <w:shd w:fill="FFFFFF" w:color="auto" w:val="clear"/>
-            <w:tcMar>
-              <w:top w:type="dxa" w:w="110"/>
-              <w:left w:type="dxa" w:w="130"/>
-              <w:bottom w:type="dxa" w:w="110"/>
-              <w:right w:type="dxa" w:w="130"/>
-            </w:tcMar>
-          </w:tcPr>
-          <w:p>
-            <w:pPr>
-              <w:spacing w:after="0" w:before="0" w:line="250"/>
-            </w:pPr>
-            <w:r>
-              <w:rPr>
-                <w:rFonts w:ascii="JetBrains Mono" w:cs="JetBrains Mono" w:eastAsia="JetBrains Mono" w:hAnsi="JetBrains Mono"/>
-                <w:color w:val="1A2F45"/>
-                <w:sz w:val="16"/>
-                <w:szCs w:val="16"/>
-              </w:rPr>
-              <w:t xml:space="preserve">almacenamiento/sqlite.py</w:t>
-            </w:r>
-          </w:p>
-          <w:p>
-            <w:pPr>
-              <w:spacing w:after="0" w:before="60" w:line="250"/>
-            </w:pPr>
-            <w:r>
-              <w:rPr>
-                <w:rFonts w:ascii="JetBrains Mono" w:cs="JetBrains Mono" w:eastAsia="JetBrains Mono" w:hAnsi="JetBrains Mono"/>
-                <w:color w:val="1A2F45"/>
-                <w:sz w:val="16"/>
-                <w:szCs w:val="16"/>
-              </w:rPr>
-              <w:t xml:space="preserve">almacenamiento/postgres.py</w:t>
-            </w:r>
-          </w:p>
-        </w:tc>
-        <w:tc>
-          <w:tcPr>
-            <w:tcW w:type="dxa" w:w="3100"/>
-            <w:shd w:fill="FFFFFF" w:color="auto" w:val="clear"/>
-            <w:tcMar>
-              <w:top w:type="dxa" w:w="110"/>
-              <w:left w:type="dxa" w:w="130"/>
-              <w:bottom w:type="dxa" w:w="110"/>
-              <w:right w:type="dxa" w:w="130"/>
-            </w:tcMar>
-          </w:tcPr>
-          <w:p>
-            <w:pPr>
-              <w:spacing w:after="0" w:before="0" w:line="250"/>
-            </w:pPr>
-            <w:r>
-              <w:rPr>
-                <w:rFonts w:ascii="Inter" w:cs="Inter" w:eastAsia="Inter" w:hAnsi="Inter"/>
-                <w:color w:val="1A2F45"/>
-                <w:sz w:val="18"/>
-                <w:szCs w:val="18"/>
-              </w:rPr>
-              <w:t xml:space="preserve">El denominador. Todo el capítulo 4 pasa a «disponible». Levanta A1.</w:t>
-            </w:r>
-          </w:p>
-        </w:tc>
-      </w:tr>
-      <w:tr>
-        <w:tc>
-          <w:tcPr>
-            <w:tcW w:type="dxa" w:w="520"/>
-            <w:shd w:fill="F5F8FA" w:color="auto" w:val="clear"/>
             <w:tcMar>
               <w:top w:type="dxa" w:w="110"/>
               <w:left w:type="dxa" w:w="130"/>
@@ -8200,99 +11026,33 @@
                 <w:sz w:val="18"/>
                 <w:szCs w:val="18"/>
               </w:rPr>
-              <w:t xml:space="preserve">R2</w:t>
-            </w:r>
-          </w:p>
-        </w:tc>
-        <w:tc>
-          <w:tcPr>
-            <w:tcW w:type="dxa" w:w="2900"/>
-            <w:shd w:fill="F5F8FA" w:color="auto" w:val="clear"/>
-            <w:tcMar>
-              <w:top w:type="dxa" w:w="110"/>
-              <w:left w:type="dxa" w:w="130"/>
-              <w:bottom w:type="dxa" w:w="110"/>
-              <w:right w:type="dxa" w:w="130"/>
-            </w:tcMar>
-          </w:tcPr>
-          <w:p>
-            <w:pPr>
-              <w:spacing w:after="0" w:before="0" w:line="250"/>
-            </w:pPr>
-            <w:r>
-              <w:rPr>
-                <w:rFonts w:ascii="Inter" w:cs="Inter" w:eastAsia="Inter" w:hAnsi="Inter"/>
-                <w:color w:val="1A2F45"/>
-                <w:sz w:val="18"/>
-                <w:szCs w:val="18"/>
-              </w:rPr>
-              <w:t xml:space="preserve">Guardar la posición de la pieza en portada como columna explícita</w:t>
-            </w:r>
-          </w:p>
-        </w:tc>
-        <w:tc>
-          <w:tcPr>
-            <w:tcW w:type="dxa" w:w="2500"/>
-            <w:shd w:fill="F5F8FA" w:color="auto" w:val="clear"/>
-            <w:tcMar>
-              <w:top w:type="dxa" w:w="110"/>
-              <w:left w:type="dxa" w:w="130"/>
-              <w:bottom w:type="dxa" w:w="110"/>
-              <w:right w:type="dxa" w:w="130"/>
-            </w:tcMar>
-          </w:tcPr>
-          <w:p>
-            <w:pPr>
-              <w:spacing w:after="0" w:before="0" w:line="250"/>
-            </w:pPr>
-            <w:r>
-              <w:rPr>
-                <w:rFonts w:ascii="JetBrains Mono" w:cs="JetBrains Mono" w:eastAsia="JetBrains Mono" w:hAnsi="JetBrains Mono"/>
-                <w:color w:val="1A2F45"/>
-                <w:sz w:val="16"/>
-                <w:szCs w:val="16"/>
-              </w:rPr>
-              <w:t xml:space="preserve">recoleccion/orquestador.py</w:t>
-            </w:r>
-          </w:p>
-          <w:p>
-            <w:pPr>
-              <w:spacing w:after="0" w:before="60" w:line="250"/>
-            </w:pPr>
-            <w:r>
-              <w:rPr>
-                <w:rFonts w:ascii="JetBrains Mono" w:cs="JetBrains Mono" w:eastAsia="JetBrains Mono" w:hAnsi="JetBrains Mono"/>
-                <w:color w:val="1A2F45"/>
-                <w:sz w:val="16"/>
-                <w:szCs w:val="16"/>
-              </w:rPr>
-              <w:t xml:space="preserve">+ columna posicion</w:t>
-            </w:r>
-          </w:p>
-        </w:tc>
-        <w:tc>
-          <w:tcPr>
-            <w:tcW w:type="dxa" w:w="3100"/>
-            <w:shd w:fill="F5F8FA" w:color="auto" w:val="clear"/>
-            <w:tcMar>
-              <w:top w:type="dxa" w:w="110"/>
-              <w:left w:type="dxa" w:w="130"/>
-              <w:bottom w:type="dxa" w:w="110"/>
-              <w:right w:type="dxa" w:w="130"/>
-            </w:tcMar>
-          </w:tcPr>
-          <w:p>
-            <w:pPr>
-              <w:spacing w:after="0" w:before="0" w:line="250"/>
-            </w:pPr>
-            <w:r>
-              <w:rPr>
-                <w:rFonts w:ascii="Inter" w:cs="Inter" w:eastAsia="Inter" w:hAnsi="Inter"/>
-                <w:color w:val="1A2F45"/>
-                <w:sz w:val="18"/>
-                <w:szCs w:val="18"/>
-              </w:rPr>
-              <w:t xml:space="preserve">La prominencia, que es el mecanismo central de la saliencia. Hoy solo es recuperable de forma aproximada por el orden de id.</w:t>
+              <w:t xml:space="preserve">Aplicado</w:t>
+            </w:r>
+          </w:p>
+        </w:tc>
+        <w:tc>
+          <w:tcPr>
+            <w:tcW w:type="dxa" w:w="3900"/>
+            <w:shd w:fill="FFFFFF" w:color="auto" w:val="clear"/>
+            <w:tcMar>
+              <w:top w:type="dxa" w:w="110"/>
+              <w:left w:type="dxa" w:w="130"/>
+              <w:bottom w:type="dxa" w:w="110"/>
+              <w:right w:type="dxa" w:w="130"/>
+            </w:tcMar>
+          </w:tcPr>
+          <w:p>
+            <w:pPr>
+              <w:spacing w:after="0" w:before="0" w:line="250"/>
+            </w:pPr>
+            <w:r>
+              <w:rPr>
+                <w:rFonts w:ascii="Inter" w:cs="Inter" w:eastAsia="Inter" w:hAnsi="Inter"/>
+                <w:color w:val="1A2F45"/>
+                <w:sz w:val="18"/>
+                <w:szCs w:val="18"/>
+              </w:rPr>
+              <w:t xml:space="preserve">El denominador. Todo el capítulo 4.</w:t>
             </w:r>
           </w:p>
         </w:tc>
@@ -8301,7 +11061,7 @@
         <w:tc>
           <w:tcPr>
             <w:tcW w:type="dxa" w:w="520"/>
-            <w:shd w:fill="FFFFFF" w:color="auto" w:val="clear"/>
+            <w:shd w:fill="F5F8FA" w:color="auto" w:val="clear"/>
             <w:tcMar>
               <w:top w:type="dxa" w:w="110"/>
               <w:left w:type="dxa" w:w="130"/>
@@ -8322,6 +11082,116 @@
                 <w:sz w:val="18"/>
                 <w:szCs w:val="18"/>
               </w:rPr>
+              <w:t xml:space="preserve">R2</w:t>
+            </w:r>
+          </w:p>
+        </w:tc>
+        <w:tc>
+          <w:tcPr>
+            <w:tcW w:type="dxa" w:w="2900"/>
+            <w:shd w:fill="F5F8FA" w:color="auto" w:val="clear"/>
+            <w:tcMar>
+              <w:top w:type="dxa" w:w="110"/>
+              <w:left w:type="dxa" w:w="130"/>
+              <w:bottom w:type="dxa" w:w="110"/>
+              <w:right w:type="dxa" w:w="130"/>
+            </w:tcMar>
+          </w:tcPr>
+          <w:p>
+            <w:pPr>
+              <w:spacing w:after="0" w:before="0" w:line="250"/>
+            </w:pPr>
+            <w:r>
+              <w:rPr>
+                <w:rFonts w:ascii="Inter" w:cs="Inter" w:eastAsia="Inter" w:hAnsi="Inter"/>
+                <w:color w:val="1A2F45"/>
+                <w:sz w:val="18"/>
+                <w:szCs w:val="18"/>
+              </w:rPr>
+              <w:t xml:space="preserve">Registrar la posición en portada</w:t>
+            </w:r>
+          </w:p>
+        </w:tc>
+        <w:tc>
+          <w:tcPr>
+            <w:tcW w:type="dxa" w:w="1700"/>
+            <w:shd w:fill="F5F8FA" w:color="auto" w:val="clear"/>
+            <w:tcMar>
+              <w:top w:type="dxa" w:w="110"/>
+              <w:left w:type="dxa" w:w="130"/>
+              <w:bottom w:type="dxa" w:w="110"/>
+              <w:right w:type="dxa" w:w="130"/>
+            </w:tcMar>
+          </w:tcPr>
+          <w:p>
+            <w:pPr>
+              <w:spacing w:after="0" w:before="0" w:line="250"/>
+            </w:pPr>
+            <w:r>
+              <w:rPr>
+                <w:rFonts w:ascii="Inter" w:cs="Inter" w:eastAsia="Inter" w:hAnsi="Inter"/>
+                <w:b/>
+                <w:bCs/>
+                <w:color w:val="009E8E"/>
+                <w:sz w:val="18"/>
+                <w:szCs w:val="18"/>
+              </w:rPr>
+              <w:t xml:space="preserve">Aplicado</w:t>
+            </w:r>
+          </w:p>
+        </w:tc>
+        <w:tc>
+          <w:tcPr>
+            <w:tcW w:type="dxa" w:w="3900"/>
+            <w:shd w:fill="F5F8FA" w:color="auto" w:val="clear"/>
+            <w:tcMar>
+              <w:top w:type="dxa" w:w="110"/>
+              <w:left w:type="dxa" w:w="130"/>
+              <w:bottom w:type="dxa" w:w="110"/>
+              <w:right w:type="dxa" w:w="130"/>
+            </w:tcMar>
+          </w:tcPr>
+          <w:p>
+            <w:pPr>
+              <w:spacing w:after="0" w:before="0" w:line="250"/>
+            </w:pPr>
+            <w:r>
+              <w:rPr>
+                <w:rFonts w:ascii="Inter" w:cs="Inter" w:eastAsia="Inter" w:hAnsi="Inter"/>
+                <w:color w:val="1A2F45"/>
+                <w:sz w:val="18"/>
+                <w:szCs w:val="18"/>
+              </w:rPr>
+              <w:t xml:space="preserve">La prominencia. Quedó en la tabla de observaciones, no en noticias, porque la posición cambia cada día.</w:t>
+            </w:r>
+          </w:p>
+        </w:tc>
+      </w:tr>
+      <w:tr>
+        <w:tc>
+          <w:tcPr>
+            <w:tcW w:type="dxa" w:w="520"/>
+            <w:shd w:fill="FFFFFF" w:color="auto" w:val="clear"/>
+            <w:tcMar>
+              <w:top w:type="dxa" w:w="110"/>
+              <w:left w:type="dxa" w:w="130"/>
+              <w:bottom w:type="dxa" w:w="110"/>
+              <w:right w:type="dxa" w:w="130"/>
+            </w:tcMar>
+          </w:tcPr>
+          <w:p>
+            <w:pPr>
+              <w:spacing w:after="0" w:before="0" w:line="250"/>
+            </w:pPr>
+            <w:r>
+              <w:rPr>
+                <w:rFonts w:ascii="Inter" w:cs="Inter" w:eastAsia="Inter" w:hAnsi="Inter"/>
+                <w:b/>
+                <w:bCs/>
+                <w:color w:val="009E8E"/>
+                <w:sz w:val="18"/>
+                <w:szCs w:val="18"/>
+              </w:rPr>
               <w:t xml:space="preserve">R3</w:t>
             </w:r>
           </w:p>
@@ -8348,82 +11218,14 @@
                 <w:sz w:val="18"/>
                 <w:szCs w:val="18"/>
               </w:rPr>
-              <w:t xml:space="preserve">Registrar la versión del clasificador en cada pieza y añadir un script de reclasificación del corpus completo</w:t>
-            </w:r>
-          </w:p>
-        </w:tc>
-        <w:tc>
-          <w:tcPr>
-            <w:tcW w:type="dxa" w:w="2500"/>
+              <w:t xml:space="preserve">Versión del clasificador y reclasificación</w:t>
+            </w:r>
+          </w:p>
+        </w:tc>
+        <w:tc>
+          <w:tcPr>
+            <w:tcW w:type="dxa" w:w="1700"/>
             <w:shd w:fill="FFFFFF" w:color="auto" w:val="clear"/>
-            <w:tcMar>
-              <w:top w:type="dxa" w:w="110"/>
-              <w:left w:type="dxa" w:w="130"/>
-              <w:bottom w:type="dxa" w:w="110"/>
-              <w:right w:type="dxa" w:w="130"/>
-            </w:tcMar>
-          </w:tcPr>
-          <w:p>
-            <w:pPr>
-              <w:spacing w:after="0" w:before="0" w:line="250"/>
-            </w:pPr>
-            <w:r>
-              <w:rPr>
-                <w:rFonts w:ascii="JetBrains Mono" w:cs="JetBrains Mono" w:eastAsia="JetBrains Mono" w:hAnsi="JetBrains Mono"/>
-                <w:color w:val="1A2F45"/>
-                <w:sz w:val="16"/>
-                <w:szCs w:val="16"/>
-              </w:rPr>
-              <w:t xml:space="preserve">+ columna clasificador_version</w:t>
-            </w:r>
-          </w:p>
-          <w:p>
-            <w:pPr>
-              <w:spacing w:after="0" w:before="60" w:line="250"/>
-            </w:pPr>
-            <w:r>
-              <w:rPr>
-                <w:rFonts w:ascii="JetBrains Mono" w:cs="JetBrains Mono" w:eastAsia="JetBrains Mono" w:hAnsi="JetBrains Mono"/>
-                <w:color w:val="1A2F45"/>
-                <w:sz w:val="16"/>
-                <w:szCs w:val="16"/>
-              </w:rPr>
-              <w:t xml:space="preserve">+ bin/reclasificar.py</w:t>
-            </w:r>
-          </w:p>
-        </w:tc>
-        <w:tc>
-          <w:tcPr>
-            <w:tcW w:type="dxa" w:w="3100"/>
-            <w:shd w:fill="FFFFFF" w:color="auto" w:val="clear"/>
-            <w:tcMar>
-              <w:top w:type="dxa" w:w="110"/>
-              <w:left w:type="dxa" w:w="130"/>
-              <w:bottom w:type="dxa" w:w="110"/>
-              <w:right w:type="dxa" w:w="130"/>
-            </w:tcMar>
-          </w:tcPr>
-          <w:p>
-            <w:pPr>
-              <w:spacing w:after="0" w:before="0" w:line="250"/>
-            </w:pPr>
-            <w:r>
-              <w:rPr>
-                <w:rFonts w:ascii="Inter" w:cs="Inter" w:eastAsia="Inter" w:hAnsi="Inter"/>
-                <w:color w:val="1A2F45"/>
-                <w:sz w:val="18"/>
-                <w:szCs w:val="18"/>
-              </w:rPr>
-              <w:t xml:space="preserve">La comparabilidad longitudinal. Levanta A2.</w:t>
-            </w:r>
-          </w:p>
-        </w:tc>
-      </w:tr>
-      <w:tr>
-        <w:tc>
-          <w:tcPr>
-            <w:tcW w:type="dxa" w:w="520"/>
-            <w:shd w:fill="F5F8FA" w:color="auto" w:val="clear"/>
             <w:tcMar>
               <w:top w:type="dxa" w:w="110"/>
               <w:left w:type="dxa" w:w="130"/>
@@ -8444,6 +11246,62 @@
                 <w:sz w:val="18"/>
                 <w:szCs w:val="18"/>
               </w:rPr>
+              <w:t xml:space="preserve">Aplicado</w:t>
+            </w:r>
+          </w:p>
+        </w:tc>
+        <w:tc>
+          <w:tcPr>
+            <w:tcW w:type="dxa" w:w="3900"/>
+            <w:shd w:fill="FFFFFF" w:color="auto" w:val="clear"/>
+            <w:tcMar>
+              <w:top w:type="dxa" w:w="110"/>
+              <w:left w:type="dxa" w:w="130"/>
+              <w:bottom w:type="dxa" w:w="110"/>
+              <w:right w:type="dxa" w:w="130"/>
+            </w:tcMar>
+          </w:tcPr>
+          <w:p>
+            <w:pPr>
+              <w:spacing w:after="0" w:before="0" w:line="250"/>
+            </w:pPr>
+            <w:r>
+              <w:rPr>
+                <w:rFonts w:ascii="Inter" w:cs="Inter" w:eastAsia="Inter" w:hAnsi="Inter"/>
+                <w:color w:val="1A2F45"/>
+                <w:sz w:val="18"/>
+                <w:szCs w:val="18"/>
+              </w:rPr>
+              <w:t xml:space="preserve">La comparabilidad longitudinal. Falta ejecutarlo sobre el histórico.</w:t>
+            </w:r>
+          </w:p>
+        </w:tc>
+      </w:tr>
+      <w:tr>
+        <w:tc>
+          <w:tcPr>
+            <w:tcW w:type="dxa" w:w="520"/>
+            <w:shd w:fill="F5F8FA" w:color="auto" w:val="clear"/>
+            <w:tcMar>
+              <w:top w:type="dxa" w:w="110"/>
+              <w:left w:type="dxa" w:w="130"/>
+              <w:bottom w:type="dxa" w:w="110"/>
+              <w:right w:type="dxa" w:w="130"/>
+            </w:tcMar>
+          </w:tcPr>
+          <w:p>
+            <w:pPr>
+              <w:spacing w:after="0" w:before="0" w:line="250"/>
+            </w:pPr>
+            <w:r>
+              <w:rPr>
+                <w:rFonts w:ascii="Inter" w:cs="Inter" w:eastAsia="Inter" w:hAnsi="Inter"/>
+                <w:b/>
+                <w:bCs/>
+                <w:color w:val="009E8E"/>
+                <w:sz w:val="18"/>
+                <w:szCs w:val="18"/>
+              </w:rPr>
               <w:t xml:space="preserve">R4</w:t>
             </w:r>
           </w:p>
@@ -8470,13 +11328,13 @@
                 <w:sz w:val="18"/>
                 <w:szCs w:val="18"/>
               </w:rPr>
-              <w:t xml:space="preserve">Extraer la fecha real de publicación en las piezas de portada, desde JSON-LD o la etiqueta article:published_time</w:t>
-            </w:r>
-          </w:p>
-        </w:tc>
-        <w:tc>
-          <w:tcPr>
-            <w:tcW w:type="dxa" w:w="2500"/>
+              <w:t xml:space="preserve">Fecha de publicación real y su procedencia</w:t>
+            </w:r>
+          </w:p>
+        </w:tc>
+        <w:tc>
+          <w:tcPr>
+            <w:tcW w:type="dxa" w:w="1700"/>
             <w:shd w:fill="F5F8FA" w:color="auto" w:val="clear"/>
             <w:tcMar>
               <w:top w:type="dxa" w:w="110"/>
@@ -8491,18 +11349,20 @@
             </w:pPr>
             <w:r>
               <w:rPr>
-                <w:rFonts w:ascii="JetBrains Mono" w:cs="JetBrains Mono" w:eastAsia="JetBrains Mono" w:hAnsi="JetBrains Mono"/>
-                <w:color w:val="1A2F45"/>
-                <w:sz w:val="16"/>
-                <w:szCs w:val="16"/>
-              </w:rPr>
-              <w:t xml:space="preserve">recoleccion/articulo.py</w:t>
-            </w:r>
-          </w:p>
-        </w:tc>
-        <w:tc>
-          <w:tcPr>
-            <w:tcW w:type="dxa" w:w="3100"/>
+                <w:rFonts w:ascii="Inter" w:cs="Inter" w:eastAsia="Inter" w:hAnsi="Inter"/>
+                <w:b/>
+                <w:bCs/>
+                <w:color w:val="009E8E"/>
+                <w:sz w:val="18"/>
+                <w:szCs w:val="18"/>
+              </w:rPr>
+              <w:t xml:space="preserve">Aplicado</w:t>
+            </w:r>
+          </w:p>
+        </w:tc>
+        <w:tc>
+          <w:tcPr>
+            <w:tcW w:type="dxa" w:w="3900"/>
             <w:shd w:fill="F5F8FA" w:color="auto" w:val="clear"/>
             <w:tcMar>
               <w:top w:type="dxa" w:w="110"/>
@@ -8522,7 +11382,7 @@
                 <w:sz w:val="18"/>
                 <w:szCs w:val="18"/>
               </w:rPr>
-              <w:t xml:space="preserve">El análisis temporal para las 8 cabeceras sin feed. Levanta A3 parcialmente.</w:t>
+              <w:t xml:space="preserve">El análisis temporal para las cabeceras sin feed.</w:t>
             </w:r>
           </w:p>
         </w:tc>
@@ -8532,6 +11392,116 @@
           <w:tcPr>
             <w:tcW w:type="dxa" w:w="520"/>
             <w:shd w:fill="FFFFFF" w:color="auto" w:val="clear"/>
+            <w:tcMar>
+              <w:top w:type="dxa" w:w="110"/>
+              <w:left w:type="dxa" w:w="130"/>
+              <w:bottom w:type="dxa" w:w="110"/>
+              <w:right w:type="dxa" w:w="130"/>
+            </w:tcMar>
+          </w:tcPr>
+          <w:p>
+            <w:pPr>
+              <w:spacing w:after="0" w:before="0" w:line="250"/>
+            </w:pPr>
+            <w:r>
+              <w:rPr>
+                <w:rFonts w:ascii="Inter" w:cs="Inter" w:eastAsia="Inter" w:hAnsi="Inter"/>
+                <w:b/>
+                <w:bCs/>
+                <w:color w:val="009E8E"/>
+                <w:sz w:val="18"/>
+                <w:szCs w:val="18"/>
+              </w:rPr>
+              <w:t xml:space="preserve">R5</w:t>
+            </w:r>
+          </w:p>
+        </w:tc>
+        <w:tc>
+          <w:tcPr>
+            <w:tcW w:type="dxa" w:w="2900"/>
+            <w:shd w:fill="FFFFFF" w:color="auto" w:val="clear"/>
+            <w:tcMar>
+              <w:top w:type="dxa" w:w="110"/>
+              <w:left w:type="dxa" w:w="130"/>
+              <w:bottom w:type="dxa" w:w="110"/>
+              <w:right w:type="dxa" w:w="130"/>
+            </w:tcMar>
+          </w:tcPr>
+          <w:p>
+            <w:pPr>
+              <w:spacing w:after="0" w:before="0" w:line="250"/>
+            </w:pPr>
+            <w:r>
+              <w:rPr>
+                <w:rFonts w:ascii="Inter" w:cs="Inter" w:eastAsia="Inter" w:hAnsi="Inter"/>
+                <w:color w:val="1A2F45"/>
+                <w:sz w:val="18"/>
+                <w:szCs w:val="18"/>
+              </w:rPr>
+              <w:t xml:space="preserve">Cadencia sub-diaria y corte temporal del agregado</w:t>
+            </w:r>
+          </w:p>
+        </w:tc>
+        <w:tc>
+          <w:tcPr>
+            <w:tcW w:type="dxa" w:w="1700"/>
+            <w:shd w:fill="FFFFFF" w:color="auto" w:val="clear"/>
+            <w:tcMar>
+              <w:top w:type="dxa" w:w="110"/>
+              <w:left w:type="dxa" w:w="130"/>
+              <w:bottom w:type="dxa" w:w="110"/>
+              <w:right w:type="dxa" w:w="130"/>
+            </w:tcMar>
+          </w:tcPr>
+          <w:p>
+            <w:pPr>
+              <w:spacing w:after="0" w:before="0" w:line="250"/>
+            </w:pPr>
+            <w:r>
+              <w:rPr>
+                <w:rFonts w:ascii="Inter" w:cs="Inter" w:eastAsia="Inter" w:hAnsi="Inter"/>
+                <w:b/>
+                <w:bCs/>
+                <w:color w:val="009E8E"/>
+                <w:sz w:val="18"/>
+                <w:szCs w:val="18"/>
+              </w:rPr>
+              <w:t xml:space="preserve">Aplicado</w:t>
+            </w:r>
+          </w:p>
+        </w:tc>
+        <w:tc>
+          <w:tcPr>
+            <w:tcW w:type="dxa" w:w="3900"/>
+            <w:shd w:fill="FFFFFF" w:color="auto" w:val="clear"/>
+            <w:tcMar>
+              <w:top w:type="dxa" w:w="110"/>
+              <w:left w:type="dxa" w:w="130"/>
+              <w:bottom w:type="dxa" w:w="110"/>
+              <w:right w:type="dxa" w:w="130"/>
+            </w:tcMar>
+          </w:tcPr>
+          <w:p>
+            <w:pPr>
+              <w:spacing w:after="0" w:before="0" w:line="250"/>
+            </w:pPr>
+            <w:r>
+              <w:rPr>
+                <w:rFonts w:ascii="Inter" w:cs="Inter" w:eastAsia="Inter" w:hAnsi="Inter"/>
+                <w:color w:val="1A2F45"/>
+                <w:sz w:val="18"/>
+                <w:szCs w:val="18"/>
+              </w:rPr>
+              <w:t xml:space="preserve">La resolución intradiaria y las series de atributos.</w:t>
+            </w:r>
+          </w:p>
+        </w:tc>
+      </w:tr>
+      <w:tr>
+        <w:tc>
+          <w:tcPr>
+            <w:tcW w:type="dxa" w:w="520"/>
+            <w:shd w:fill="F5F8FA" w:color="auto" w:val="clear"/>
             <w:tcMar>
               <w:top w:type="dxa" w:w="110"/>
               <w:left w:type="dxa" w:w="130"/>
@@ -8552,99 +11522,87 @@
                 <w:sz w:val="18"/>
                 <w:szCs w:val="18"/>
               </w:rPr>
-              <w:t xml:space="preserve">R5</w:t>
+              <w:t xml:space="preserve">R6</w:t>
             </w:r>
           </w:p>
         </w:tc>
         <w:tc>
           <w:tcPr>
             <w:tcW w:type="dxa" w:w="2900"/>
-            <w:shd w:fill="FFFFFF" w:color="auto" w:val="clear"/>
-            <w:tcMar>
-              <w:top w:type="dxa" w:w="110"/>
-              <w:left w:type="dxa" w:w="130"/>
-              <w:bottom w:type="dxa" w:w="110"/>
-              <w:right w:type="dxa" w:w="130"/>
-            </w:tcMar>
-          </w:tcPr>
-          <w:p>
-            <w:pPr>
-              <w:spacing w:after="0" w:before="0" w:line="250"/>
-            </w:pPr>
-            <w:r>
-              <w:rPr>
-                <w:rFonts w:ascii="Inter" w:cs="Inter" w:eastAsia="Inter" w:hAnsi="Inter"/>
-                <w:color w:val="1A2F45"/>
-                <w:sz w:val="18"/>
-                <w:szCs w:val="18"/>
-              </w:rPr>
-              <w:t xml:space="preserve">Aumentar la cadencia a varias ejecuciones diarias y añadir corte temporal al agregado de la nube</w:t>
-            </w:r>
-          </w:p>
-        </w:tc>
-        <w:tc>
-          <w:tcPr>
-            <w:tcW w:type="dxa" w:w="2500"/>
-            <w:shd w:fill="FFFFFF" w:color="auto" w:val="clear"/>
-            <w:tcMar>
-              <w:top w:type="dxa" w:w="110"/>
-              <w:left w:type="dxa" w:w="130"/>
-              <w:bottom w:type="dxa" w:w="110"/>
-              <w:right w:type="dxa" w:w="130"/>
-            </w:tcMar>
-          </w:tcPr>
-          <w:p>
-            <w:pPr>
-              <w:spacing w:after="0" w:before="0" w:line="250"/>
-            </w:pPr>
-            <w:r>
-              <w:rPr>
-                <w:rFonts w:ascii="JetBrains Mono" w:cs="JetBrains Mono" w:eastAsia="JetBrains Mono" w:hAnsi="JetBrains Mono"/>
-                <w:color w:val="1A2F45"/>
-                <w:sz w:val="16"/>
-                <w:szCs w:val="16"/>
-              </w:rPr>
-              <w:t xml:space="preserve">.github/workflows/</w:t>
-            </w:r>
-          </w:p>
-          <w:p>
-            <w:pPr>
-              <w:spacing w:after="0" w:before="60" w:line="250"/>
-            </w:pPr>
-            <w:r>
-              <w:rPr>
-                <w:rFonts w:ascii="JetBrains Mono" w:cs="JetBrains Mono" w:eastAsia="JetBrains Mono" w:hAnsi="JetBrains Mono"/>
-                <w:color w:val="1A2F45"/>
-                <w:sz w:val="16"/>
-                <w:szCs w:val="16"/>
-              </w:rPr>
-              <w:t xml:space="preserve">agregados/wordcloud.py</w:t>
-            </w:r>
-          </w:p>
-        </w:tc>
-        <w:tc>
-          <w:tcPr>
-            <w:tcW w:type="dxa" w:w="3100"/>
-            <w:shd w:fill="FFFFFF" w:color="auto" w:val="clear"/>
-            <w:tcMar>
-              <w:top w:type="dxa" w:w="110"/>
-              <w:left w:type="dxa" w:w="130"/>
-              <w:bottom w:type="dxa" w:w="110"/>
-              <w:right w:type="dxa" w:w="130"/>
-            </w:tcMar>
-          </w:tcPr>
-          <w:p>
-            <w:pPr>
-              <w:spacing w:after="0" w:before="0" w:line="250"/>
-            </w:pPr>
-            <w:r>
-              <w:rPr>
-                <w:rFonts w:ascii="Inter" w:cs="Inter" w:eastAsia="Inter" w:hAnsi="Inter"/>
-                <w:color w:val="1A2F45"/>
-                <w:sz w:val="18"/>
-                <w:szCs w:val="18"/>
-              </w:rPr>
-              <w:t xml:space="preserve">La resolución intradiaria y las series de atributos. Con R4, habilita el capítulo 8.</w:t>
+            <w:shd w:fill="F5F8FA" w:color="auto" w:val="clear"/>
+            <w:tcMar>
+              <w:top w:type="dxa" w:w="110"/>
+              <w:left w:type="dxa" w:w="130"/>
+              <w:bottom w:type="dxa" w:w="110"/>
+              <w:right w:type="dxa" w:w="130"/>
+            </w:tcMar>
+          </w:tcPr>
+          <w:p>
+            <w:pPr>
+              <w:spacing w:after="0" w:before="0" w:line="250"/>
+            </w:pPr>
+            <w:r>
+              <w:rPr>
+                <w:rFonts w:ascii="Inter" w:cs="Inter" w:eastAsia="Inter" w:hAnsi="Inter"/>
+                <w:color w:val="1A2F45"/>
+                <w:sz w:val="18"/>
+                <w:szCs w:val="18"/>
+              </w:rPr>
+              <w:t xml:space="preserve">Agrupamiento de piezas por acontecimiento</w:t>
+            </w:r>
+          </w:p>
+        </w:tc>
+        <w:tc>
+          <w:tcPr>
+            <w:tcW w:type="dxa" w:w="1700"/>
+            <w:shd w:fill="F5F8FA" w:color="auto" w:val="clear"/>
+            <w:tcMar>
+              <w:top w:type="dxa" w:w="110"/>
+              <w:left w:type="dxa" w:w="130"/>
+              <w:bottom w:type="dxa" w:w="110"/>
+              <w:right w:type="dxa" w:w="130"/>
+            </w:tcMar>
+          </w:tcPr>
+          <w:p>
+            <w:pPr>
+              <w:spacing w:after="0" w:before="0" w:line="250"/>
+            </w:pPr>
+            <w:r>
+              <w:rPr>
+                <w:rFonts w:ascii="Inter" w:cs="Inter" w:eastAsia="Inter" w:hAnsi="Inter"/>
+                <w:b/>
+                <w:bCs/>
+                <w:color w:val="D4940A"/>
+                <w:sz w:val="18"/>
+                <w:szCs w:val="18"/>
+              </w:rPr>
+              <w:t xml:space="preserve">Pendiente</w:t>
+            </w:r>
+          </w:p>
+        </w:tc>
+        <w:tc>
+          <w:tcPr>
+            <w:tcW w:type="dxa" w:w="3900"/>
+            <w:shd w:fill="F5F8FA" w:color="auto" w:val="clear"/>
+            <w:tcMar>
+              <w:top w:type="dxa" w:w="110"/>
+              <w:left w:type="dxa" w:w="130"/>
+              <w:bottom w:type="dxa" w:w="110"/>
+              <w:right w:type="dxa" w:w="130"/>
+            </w:tcMar>
+          </w:tcPr>
+          <w:p>
+            <w:pPr>
+              <w:spacing w:after="0" w:before="0" w:line="250"/>
+            </w:pPr>
+            <w:r>
+              <w:rPr>
+                <w:rFonts w:ascii="Inter" w:cs="Inter" w:eastAsia="Inter" w:hAnsi="Inter"/>
+                <w:color w:val="1A2F45"/>
+                <w:sz w:val="18"/>
+                <w:szCs w:val="18"/>
+              </w:rPr>
+              <w:t xml:space="preserve">La precedencia a nivel de historia: quién dio primero esta noticia. Es trabajo de análisis, no de pipeline.</w:t>
             </w:r>
           </w:p>
         </w:tc>
@@ -8663,41 +11621,235 @@
           <w:sz w:val="16"/>
           <w:szCs w:val="16"/>
         </w:rPr>
-        <w:t xml:space="preserve">R1, R2 y R3 son cambios de pocas líneas cada uno. R4 exige extender el extractor existente, que ya lee JSON-LD para otros fines. R5 tiene coste de almacenamiento y de peticiones a los medios, y conviene sopesarlo frente a A8.</w:t>
-      </w:r>
-    </w:p>
-    <w:p>
-      <w:pPr>
-        <w:spacing w:after="140" w:before="0" w:line="288"/>
-      </w:pPr>
-      <w:r>
-        <w:rPr>
-          <w:rFonts w:ascii="Inter" w:cs="Inter" w:eastAsia="Inter" w:hAnsi="Inter"/>
-          <w:color w:val="1A2F45"/>
-          <w:sz w:val="21"/>
-          <w:szCs w:val="21"/>
-        </w:rPr>
-        <w:t xml:space="preserve">Queda una recomendación transversal que no es un cambio de código: </w:t>
-      </w:r>
-      <w:r>
-        <w:rPr>
-          <w:rFonts w:ascii="Inter" w:cs="Inter" w:eastAsia="Inter" w:hAnsi="Inter"/>
+        <w:t xml:space="preserve">R6 no figuraba en la primera edición: apareció al desglosar los cuatro bloqueos del capítulo 8, y es el único que no se resuelve tocando el scraper.</w:t>
+      </w:r>
+    </w:p>
+    <w:p>
+      <w:pPr>
+        <w:pStyle w:val="Heading3"/>
+        <w:spacing w:after="110" w:before="240"/>
+      </w:pPr>
+      <w:r>
+        <w:rPr>
+          <w:rFonts w:ascii="Space Grotesk" w:cs="Space Grotesk" w:eastAsia="Space Grotesk" w:hAnsi="Space Grotesk"/>
           <w:b/>
           <w:bCs/>
           <w:color w:val="1A2F45"/>
           <w:sz w:val="21"/>
           <w:szCs w:val="21"/>
         </w:rPr>
-        <w:t xml:space="preserve">versionar el esquema completo de la base</w:t>
-      </w:r>
-      <w:r>
-        <w:rPr>
-          <w:rFonts w:ascii="Inter" w:cs="Inter" w:eastAsia="Inter" w:hAnsi="Inter"/>
-          <w:color w:val="1A2F45"/>
-          <w:sz w:val="21"/>
-          <w:szCs w:val="21"/>
-        </w:rPr>
-        <w:t xml:space="preserve">. Hoy solo el SQL de la nube de palabras está en el repositorio; las tablas principales y la vista pública existen únicamente dentro del proyecto Supabase. Para un observatorio cuyo argumento es la reproducibilidad, es una laguna que conviene cerrar antes que las demás.</w:t>
+        <w:t xml:space="preserve">Dos correcciones que salieron al verificar</w:t>
+      </w:r>
+    </w:p>
+    <w:p>
+      <w:pPr>
+        <w:spacing w:after="140" w:before="0" w:line="288"/>
+      </w:pPr>
+      <w:r>
+        <w:rPr>
+          <w:rFonts w:ascii="Inter" w:cs="Inter" w:eastAsia="Inter" w:hAnsi="Inter"/>
+          <w:color w:val="1A2F45"/>
+          <w:sz w:val="21"/>
+          <w:szCs w:val="21"/>
+        </w:rPr>
+        <w:t xml:space="preserve">Ninguna estaba prevista, y ambas afectaban a la validez de lo que se estaba midiendo.</w:t>
+      </w:r>
+    </w:p>
+    <w:p>
+      <w:pPr>
+        <w:pStyle w:val="ListParagraph"/>
+        <w:numPr>
+          <w:ilvl w:val="0"/>
+          <w:numId w:val="2"/>
+        </w:numPr>
+        <w:spacing w:after="90" w:line="280"/>
+      </w:pPr>
+      <w:r>
+        <w:rPr>
+          <w:rFonts w:ascii="Inter" w:cs="Inter" w:eastAsia="Inter" w:hAnsi="Inter"/>
+          <w:b/>
+          <w:bCs/>
+          <w:color w:val="1A2F45"/>
+          <w:sz w:val="21"/>
+          <w:szCs w:val="21"/>
+        </w:rPr>
+        <w:t xml:space="preserve">Compresión brotli anunciada sin soporte. </w:t>
+      </w:r>
+      <w:r>
+        <w:rPr>
+          <w:rFonts w:ascii="Inter" w:cs="Inter" w:eastAsia="Inter" w:hAnsi="Inter"/>
+          <w:color w:val="1A2F45"/>
+          <w:sz w:val="21"/>
+          <w:szCs w:val="21"/>
+        </w:rPr>
+        <w:t xml:space="preserve">El cliente pedía `Accept-Encoding: br` sin tener la librería instalada, así que ante una respuesta comprimida devolvía binario sin descomprimir, que superaba el control de longitud mínima y se cacheaba como si fuera HTML. EFE Canarias rendía cero por este motivo, sin ningún error visible. Pudo estar afectando de forma intermitente a otras cabeceras.</w:t>
+      </w:r>
+    </w:p>
+    <w:p>
+      <w:pPr>
+        <w:pStyle w:val="ListParagraph"/>
+        <w:numPr>
+          <w:ilvl w:val="0"/>
+          <w:numId w:val="2"/>
+        </w:numPr>
+        <w:spacing w:after="90" w:line="280"/>
+      </w:pPr>
+      <w:r>
+        <w:rPr>
+          <w:rFonts w:ascii="Inter" w:cs="Inter" w:eastAsia="Inter" w:hAnsi="Inter"/>
+          <w:b/>
+          <w:bCs/>
+          <w:color w:val="1A2F45"/>
+          <w:sz w:val="21"/>
+          <w:szCs w:val="21"/>
+        </w:rPr>
+        <w:t xml:space="preserve">Listado de portada servido desde una caché de siete días. </w:t>
+      </w:r>
+      <w:r>
+        <w:rPr>
+          <w:rFonts w:ascii="Inter" w:cs="Inter" w:eastAsia="Inter" w:hAnsi="Inter"/>
+          <w:color w:val="1A2F45"/>
+          <w:sz w:val="21"/>
+          <w:szCs w:val="21"/>
+        </w:rPr>
+        <w:t xml:space="preserve">En integración continua no mordía porque el runner es efímero, pero en local habría fabricado permanencia falsa en la tabla de observaciones nada más crearla.</w:t>
+      </w:r>
+    </w:p>
+    <w:p>
+      <w:pPr>
+        <w:pStyle w:val="Heading3"/>
+        <w:spacing w:after="110" w:before="240"/>
+      </w:pPr>
+      <w:r>
+        <w:rPr>
+          <w:rFonts w:ascii="Space Grotesk" w:cs="Space Grotesk" w:eastAsia="Space Grotesk" w:hAnsi="Space Grotesk"/>
+          <w:b/>
+          <w:bCs/>
+          <w:color w:val="1A2F45"/>
+          <w:sz w:val="21"/>
+          <w:szCs w:val="21"/>
+        </w:rPr>
+        <w:t xml:space="preserve">Lo que queda por decidir</w:t>
+      </w:r>
+    </w:p>
+    <w:p>
+      <w:pPr>
+        <w:pStyle w:val="ListParagraph"/>
+        <w:numPr>
+          <w:ilvl w:val="0"/>
+          <w:numId w:val="2"/>
+        </w:numPr>
+        <w:spacing w:after="90" w:line="280"/>
+      </w:pPr>
+      <w:r>
+        <w:rPr>
+          <w:rFonts w:ascii="Inter" w:cs="Inter" w:eastAsia="Inter" w:hAnsi="Inter"/>
+          <w:b/>
+          <w:bCs/>
+          <w:color w:val="1A2F45"/>
+          <w:sz w:val="21"/>
+          <w:szCs w:val="21"/>
+        </w:rPr>
+        <w:t xml:space="preserve">Sellar el corpus histórico</w:t>
+      </w:r>
+      <w:r>
+        <w:rPr>
+          <w:rFonts w:ascii="Inter" w:cs="Inter" w:eastAsia="Inter" w:hAnsi="Inter"/>
+          <w:color w:val="1A2F45"/>
+          <w:sz w:val="21"/>
+          <w:szCs w:val="21"/>
+        </w:rPr>
+        <w:t xml:space="preserve"> con la reclasificación. Su modo en seco mide antes cuánta deriva hay, que es una cifra interesante por sí misma: dice cuánto se ha movido el instrumento desde marzo.</w:t>
+      </w:r>
+    </w:p>
+    <w:p>
+      <w:pPr>
+        <w:pStyle w:val="ListParagraph"/>
+        <w:numPr>
+          <w:ilvl w:val="0"/>
+          <w:numId w:val="2"/>
+        </w:numPr>
+        <w:spacing w:after="90" w:line="280"/>
+      </w:pPr>
+      <w:r>
+        <w:rPr>
+          <w:rFonts w:ascii="Inter" w:cs="Inter" w:eastAsia="Inter" w:hAnsi="Inter"/>
+          <w:b/>
+          <w:bCs/>
+          <w:color w:val="1A2F45"/>
+          <w:sz w:val="21"/>
+          <w:szCs w:val="21"/>
+        </w:rPr>
+        <w:t xml:space="preserve">El user-agent</w:t>
+      </w:r>
+      <w:r>
+        <w:rPr>
+          <w:rFonts w:ascii="Inter" w:cs="Inter" w:eastAsia="Inter" w:hAnsi="Inter"/>
+          <w:color w:val="1A2F45"/>
+          <w:sz w:val="21"/>
+          <w:szCs w:val="21"/>
+        </w:rPr>
+        <w:t xml:space="preserve">, que es una decisión editorial y no técnica (A9).</w:t>
+      </w:r>
+    </w:p>
+    <w:p>
+      <w:pPr>
+        <w:pStyle w:val="ListParagraph"/>
+        <w:numPr>
+          <w:ilvl w:val="0"/>
+          <w:numId w:val="2"/>
+        </w:numPr>
+        <w:spacing w:after="90" w:line="280"/>
+      </w:pPr>
+      <w:r>
+        <w:rPr>
+          <w:rFonts w:ascii="Inter" w:cs="Inter" w:eastAsia="Inter" w:hAnsi="Inter"/>
+          <w:b/>
+          <w:bCs/>
+          <w:color w:val="1A2F45"/>
+          <w:sz w:val="21"/>
+          <w:szCs w:val="21"/>
+        </w:rPr>
+        <w:t xml:space="preserve">Las dos cabeceras muertas</w:t>
+      </w:r>
+      <w:r>
+        <w:rPr>
+          <w:rFonts w:ascii="Inter" w:cs="Inter" w:eastAsia="Inter" w:hAnsi="Inter"/>
+          <w:color w:val="1A2F45"/>
+          <w:sz w:val="21"/>
+          <w:szCs w:val="21"/>
+        </w:rPr>
+        <w:t xml:space="preserve">: diagnosticarlas o retirarlas, para que el universo declarado y el efectivo coincidan.</w:t>
+      </w:r>
+    </w:p>
+    <w:p>
+      <w:pPr>
+        <w:pStyle w:val="ListParagraph"/>
+        <w:numPr>
+          <w:ilvl w:val="0"/>
+          <w:numId w:val="2"/>
+        </w:numPr>
+        <w:spacing w:after="90" w:line="280"/>
+      </w:pPr>
+      <w:r>
+        <w:rPr>
+          <w:rFonts w:ascii="Inter" w:cs="Inter" w:eastAsia="Inter" w:hAnsi="Inter"/>
+          <w:b/>
+          <w:bCs/>
+          <w:color w:val="1A2F45"/>
+          <w:sz w:val="21"/>
+          <w:szCs w:val="21"/>
+        </w:rPr>
+        <w:t xml:space="preserve">Una política de retención</w:t>
+      </w:r>
+      <w:r>
+        <w:rPr>
+          <w:rFonts w:ascii="Inter" w:cs="Inter" w:eastAsia="Inter" w:hAnsi="Inter"/>
+          <w:color w:val="1A2F45"/>
+          <w:sz w:val="21"/>
+          <w:szCs w:val="21"/>
+        </w:rPr>
+        <w:t xml:space="preserve"> para `texto_full` y para los meses antiguos del agregado, antes de que la cuota de almacenamiento obligue a improvisarla.</w:t>
       </w:r>
     </w:p>
     <w:p>
@@ -8777,7 +11929,7 @@
           <w:sz w:val="21"/>
           <w:szCs w:val="21"/>
         </w:rPr>
-        <w:t xml:space="preserve">Universo declarado (14) y universo efectivo (12), nombrando las cabeceras excluidas y el motivo.</w:t>
+        <w:t xml:space="preserve">Régimen de medida: si el análisis usa el tramo antiguo, el nuevo o ambos, y cómo se trata la discontinuidad del apartado 2.4.</w:t>
       </w:r>
     </w:p>
     <w:p>
@@ -8796,7 +11948,7 @@
           <w:sz w:val="21"/>
           <w:szCs w:val="21"/>
         </w:rPr>
-        <w:t xml:space="preserve">Cuota de raspado por cabecera, y advertencia de que los volúmenes brutos no son comparables entre medios.</w:t>
+        <w:t xml:space="preserve">Universo declarado (17) y universo efectivo (15), nombrando las cabeceras excluidas y el motivo.</w:t>
       </w:r>
     </w:p>
     <w:p>
@@ -8815,7 +11967,7 @@
           <w:sz w:val="21"/>
           <w:szCs w:val="21"/>
         </w:rPr>
-        <w:t xml:space="preserve">Naturaleza del denominador: agenda temática de ODESOCAN o producción total, según se haya aplicado R1.</w:t>
+        <w:t xml:space="preserve">Naturaleza del denominador: producción total de la cabecera, o agenda temática de ODESOCAN. Son dos cuotas distintas.</w:t>
       </w:r>
     </w:p>
     <w:p>
@@ -8853,7 +12005,7 @@
           <w:sz w:val="21"/>
           <w:szCs w:val="21"/>
         </w:rPr>
-        <w:t xml:space="preserve">Fiabilidad de la marca temporal, desglosada por procedencia (feed, JSON-LD, sintética).</w:t>
+        <w:t xml:space="preserve">Fiabilidad de la marca temporal, desglosada por `fecha_pub_origen`, distinguiendo las de precisión de día.</w:t>
       </w:r>
     </w:p>
     <w:p>
@@ -8872,7 +12024,7 @@
           <w:sz w:val="21"/>
           <w:szCs w:val="21"/>
         </w:rPr>
-        <w:t xml:space="preserve">Cobertura de texto completo por cabecera, si el análisis usa el cuerpo del artículo.</w:t>
+        <w:t xml:space="preserve">Si el análisis usa permanencia o posición: número de tiradas diarias en el periodo analizado, porque el grano depende de ello.</w:t>
       </w:r>
     </w:p>
     <w:p>
@@ -8891,7 +12043,7 @@
           <w:sz w:val="21"/>
           <w:szCs w:val="21"/>
         </w:rPr>
-        <w:t xml:space="preserve">Versión del diccionario de temas empleada, identificada por el commit del repositorio, y si el corpus fue reclasificado o arrastra etiquetas de versiones anteriores.</w:t>
+        <w:t xml:space="preserve">Cobertura de texto completo por cabecera, si el análisis usa el cuerpo del artículo.</w:t>
       </w:r>
     </w:p>
     <w:p>
@@ -8910,7 +12062,7 @@
           <w:sz w:val="21"/>
           <w:szCs w:val="21"/>
         </w:rPr>
-        <w:t xml:space="preserve">Para análisis de encuadre: libro de códigos completo, número de codificadores, tamaño de la submuestra de fiabilidad y α de Krippendorff obtenida.</w:t>
+        <w:t xml:space="preserve">Versión del clasificador (`clasificador_version`) presente en el corpus analizado, y si se reclasificó o se arrastran etiquetas de versiones anteriores.</w:t>
       </w:r>
     </w:p>
     <w:p>
@@ -8929,7 +12081,45 @@
           <w:sz w:val="21"/>
           <w:szCs w:val="21"/>
         </w:rPr>
-        <w:t xml:space="preserve">Declaración ética y jurídica sobre la recolección automatizada.</w:t>
+        <w:t xml:space="preserve">Para el segundo nivel de agenda: si se usa el acumulado o el corte mensual del agregado, y cuántos meses cubre.</w:t>
+      </w:r>
+    </w:p>
+    <w:p>
+      <w:pPr>
+        <w:pStyle w:val="ListParagraph"/>
+        <w:numPr>
+          <w:ilvl w:val="0"/>
+          <w:numId w:val="2"/>
+        </w:numPr>
+        <w:spacing w:after="80" w:line="280"/>
+      </w:pPr>
+      <w:r>
+        <w:rPr>
+          <w:rFonts w:ascii="Inter" w:cs="Inter" w:eastAsia="Inter" w:hAnsi="Inter"/>
+          <w:color w:val="1A2F45"/>
+          <w:sz w:val="21"/>
+          <w:szCs w:val="21"/>
+        </w:rPr>
+        <w:t xml:space="preserve">Para análisis de encuadre: libro de códigos completo, número de codificadores, tamaño de la submuestra de fiabilidad y α de Krippendorff obtenida.</w:t>
+      </w:r>
+    </w:p>
+    <w:p>
+      <w:pPr>
+        <w:pStyle w:val="ListParagraph"/>
+        <w:numPr>
+          <w:ilvl w:val="0"/>
+          <w:numId w:val="2"/>
+        </w:numPr>
+        <w:spacing w:after="80" w:line="280"/>
+      </w:pPr>
+      <w:r>
+        <w:rPr>
+          <w:rFonts w:ascii="Inter" w:cs="Inter" w:eastAsia="Inter" w:hAnsi="Inter"/>
+          <w:color w:val="1A2F45"/>
+          <w:sz w:val="21"/>
+          <w:szCs w:val="21"/>
+        </w:rPr>
+        <w:t xml:space="preserve">Declaración ética y jurídica sobre la recolección automatizada, incluido el volumen real de peticiones.</w:t>
       </w:r>
     </w:p>
     <w:p>
@@ -9212,6 +12402,21 @@
           <w:szCs w:val="19"/>
         </w:rPr>
         <w:t xml:space="preserve">ODESOCAN (2026). Anexo I · Arquitectura técnica del observatorio. Reproducción del índice técnico ARQUITECTURA.md del repositorio medios-odesocan.</w:t>
+      </w:r>
+    </w:p>
+    <w:p>
+      <w:pPr>
+        <w:spacing w:after="110" w:line="280"/>
+        <w:ind w:left="400" w:hanging="400"/>
+      </w:pPr>
+      <w:r>
+        <w:rPr>
+          <w:rFonts w:ascii="Inter" w:cs="Inter" w:eastAsia="Inter" w:hAnsi="Inter"/>
+          <w:color w:val="1A2F45"/>
+          <w:sz w:val="19"/>
+          <w:szCs w:val="19"/>
+        </w:rPr>
+        <w:t xml:space="preserve">ODESOCAN (2026). medios-odesocan: db/esquema.sql y db/wordcloud.sql. Esquema versionado de la base de datos del observatorio.</w:t>
       </w:r>
     </w:p>
     <w:p>
